--- a/ЕСПД_ДОКУМЕНТАЦИЯ/5. Спецификация.docx
+++ b/ЕСПД_ДОКУМЕНТАЦИЯ/5. Спецификация.docx
@@ -223,9 +223,21 @@
           <w:rFonts w:eastAsiaTheme="majorEastAsia"/>
           <w:b/>
           <w:bCs/>
-          <w:szCs w:val="32"/>
-        </w:rPr>
-      </w:pPr>
+          <w:sz w:val="28"/>
+          <w:szCs w:val="28"/>
+        </w:rPr>
+      </w:pPr>
+      <w:r>
+        <w:rPr>
+          <w:rStyle w:val="normaltextrun"/>
+          <w:rFonts w:eastAsiaTheme="majorEastAsia"/>
+          <w:b/>
+          <w:bCs/>
+          <w:sz w:val="28"/>
+          <w:szCs w:val="28"/>
+        </w:rPr>
+        <w:t>Проект базы данных для библиотечного сервиса</w:t>
+      </w:r>
     </w:p>
     <w:p>
       <w:pPr>
@@ -234,43 +246,13 @@
         <w:jc w:val="center"/>
         <w:textAlignment w:val="baseline"/>
         <w:rPr>
-          <w:sz w:val="28"/>
-          <w:szCs w:val="28"/>
-        </w:rPr>
-      </w:pPr>
-      <w:r>
-        <w:rPr>
           <w:rStyle w:val="normaltextrun"/>
           <w:rFonts w:eastAsiaTheme="majorEastAsia"/>
           <w:b/>
           <w:bCs/>
-          <w:sz w:val="28"/>
-          <w:szCs w:val="28"/>
-        </w:rPr>
-        <w:t xml:space="preserve">Интернет-магазин по продаже </w:t>
-      </w:r>
-      <w:r>
-        <w:rPr>
-          <w:rStyle w:val="normaltextrun"/>
-          <w:rFonts w:eastAsiaTheme="majorEastAsia"/>
-          <w:b/>
-          <w:bCs/>
-          <w:sz w:val="28"/>
-          <w:szCs w:val="28"/>
-        </w:rPr>
-        <w:t>сетевого оборудования</w:t>
-      </w:r>
-      <w:r>
-        <w:rPr>
-          <w:rStyle w:val="normaltextrun"/>
-          <w:rFonts w:eastAsiaTheme="majorEastAsia"/>
-          <w:b/>
-          <w:bCs/>
-          <w:sz w:val="28"/>
-          <w:szCs w:val="28"/>
-        </w:rPr>
-        <w:t xml:space="preserve"> </w:t>
-      </w:r>
+          <w:szCs w:val="32"/>
+        </w:rPr>
+      </w:pPr>
     </w:p>
     <w:p>
       <w:pPr>

--- a/ЕСПД_ДОКУМЕНТАЦИЯ/5. Спецификация.docx
+++ b/ЕСПД_ДОКУМЕНТАЦИЯ/5. Спецификация.docx
@@ -2,6 +2,30 @@
 <file path=word/document.xml><?xml version="1.0" encoding="utf-8"?>
 <w:document xmlns:wpc="http://schemas.microsoft.com/office/word/2010/wordprocessingCanvas" xmlns:cx="http://schemas.microsoft.com/office/drawing/2014/chartex" xmlns:cx1="http://schemas.microsoft.com/office/drawing/2015/9/8/chartex" xmlns:cx2="http://schemas.microsoft.com/office/drawing/2015/10/21/chartex" xmlns:cx3="http://schemas.microsoft.com/office/drawing/2016/5/9/chartex" xmlns:cx4="http://schemas.microsoft.com/office/drawing/2016/5/10/chartex" xmlns:cx5="http://schemas.microsoft.com/office/drawing/2016/5/11/chartex" xmlns:cx6="http://schemas.microsoft.com/office/drawing/2016/5/12/chartex" xmlns:cx7="http://schemas.microsoft.com/office/drawing/2016/5/13/chartex" xmlns:cx8="http://schemas.microsoft.com/office/drawing/2016/5/14/chartex" xmlns:mc="http://schemas.openxmlformats.org/markup-compatibility/2006" xmlns:aink="http://schemas.microsoft.com/office/drawing/2016/ink" xmlns:am3d="http://schemas.microsoft.com/office/drawing/2017/model3d" xmlns:o="urn:schemas-microsoft-com:office:office" xmlns:oel="http://schemas.microsoft.com/office/2019/extlst" xmlns:r="http://schemas.openxmlformats.org/officeDocument/2006/relationships" xmlns:m="http://schemas.openxmlformats.org/officeDocument/2006/math" xmlns:v="urn:schemas-microsoft-com:vml" xmlns:wp14="http://schemas.microsoft.com/office/word/2010/wordprocessingDrawing" xmlns:wp="http://schemas.openxmlformats.org/drawingml/2006/wordprocessingDrawing" xmlns:w10="urn:schemas-microsoft-com:office:word" xmlns:w="http://schemas.openxmlformats.org/wordprocessingml/2006/main" xmlns:w14="http://schemas.microsoft.com/office/word/2010/wordml" xmlns:w15="http://schemas.microsoft.com/office/word/2012/wordml" xmlns:w16cex="http://schemas.microsoft.com/office/word/2018/wordml/cex" xmlns:w16cid="http://schemas.microsoft.com/office/word/2016/wordml/cid" xmlns:w16="http://schemas.microsoft.com/office/word/2018/wordml" xmlns:w16sdtdh="http://schemas.microsoft.com/office/word/2020/wordml/sdtdatahash" xmlns:w16se="http://schemas.microsoft.com/office/word/2015/wordml/symex" xmlns:wpg="http://schemas.microsoft.com/office/word/2010/wordprocessingGroup" xmlns:wpi="http://schemas.microsoft.com/office/word/2010/wordprocessingInk" xmlns:wne="http://schemas.microsoft.com/office/word/2006/wordml" xmlns:wps="http://schemas.microsoft.com/office/word/2010/wordprocessingShape" mc:Ignorable="w14 w15 w16se w16cid w16 w16cex w16sdtdh wp14">
   <w:body>
+    <w:p>
+      <w:pPr>
+        <w:pStyle w:val="a0"/>
+        <w:rPr>
+          <w:rStyle w:val="normaltextrun"/>
+        </w:rPr>
+      </w:pPr>
+    </w:p>
+    <w:p>
+      <w:pPr>
+        <w:pStyle w:val="paragraph"/>
+        <w:spacing w:before="0" w:beforeAutospacing="0" w:after="0" w:afterAutospacing="0"/>
+        <w:jc w:val="center"/>
+        <w:textAlignment w:val="baseline"/>
+        <w:rPr>
+          <w:rStyle w:val="normaltextrun"/>
+          <w:rFonts w:eastAsiaTheme="majorEastAsia"/>
+          <w:b/>
+          <w:bCs/>
+          <w:szCs w:val="32"/>
+        </w:rPr>
+      </w:pPr>
+      <w:bookmarkStart w:id="0" w:name="_Hlk153822316"/>
+    </w:p>
     <w:p>
       <w:pPr>
         <w:pStyle w:val="paragraph"/>
@@ -227,17 +251,6 @@
           <w:szCs w:val="28"/>
         </w:rPr>
       </w:pPr>
-      <w:r>
-        <w:rPr>
-          <w:rStyle w:val="normaltextrun"/>
-          <w:rFonts w:eastAsiaTheme="majorEastAsia"/>
-          <w:b/>
-          <w:bCs/>
-          <w:sz w:val="28"/>
-          <w:szCs w:val="28"/>
-        </w:rPr>
-        <w:t>Проект базы данных для библиотечного сервиса</w:t>
-      </w:r>
     </w:p>
     <w:p>
       <w:pPr>
@@ -250,350 +263,344 @@
           <w:rFonts w:eastAsiaTheme="majorEastAsia"/>
           <w:b/>
           <w:bCs/>
+          <w:sz w:val="28"/>
+          <w:szCs w:val="28"/>
+        </w:rPr>
+      </w:pPr>
+      <w:r>
+        <w:rPr>
+          <w:rStyle w:val="normaltextrun"/>
+          <w:rFonts w:eastAsiaTheme="majorEastAsia"/>
+          <w:b/>
+          <w:bCs/>
+          <w:sz w:val="32"/>
           <w:szCs w:val="32"/>
         </w:rPr>
-      </w:pPr>
+        <w:t>Проект базы данных для библиотечного сервиса</w:t>
+      </w:r>
     </w:p>
     <w:p>
       <w:pPr>
-        <w:pStyle w:val="a4"/>
+        <w:pStyle w:val="paragraph"/>
+        <w:spacing w:before="0" w:beforeAutospacing="0" w:after="0" w:afterAutospacing="0" w:line="360" w:lineRule="auto"/>
+        <w:jc w:val="center"/>
+        <w:textAlignment w:val="baseline"/>
         <w:rPr>
           <w:sz w:val="28"/>
           <w:szCs w:val="28"/>
         </w:rPr>
       </w:pPr>
-      <w:r>
+    </w:p>
+    <w:p>
+      <w:pPr>
+        <w:pStyle w:val="paragraph"/>
+        <w:spacing w:before="0" w:beforeAutospacing="0" w:after="0" w:afterAutospacing="0" w:line="360" w:lineRule="auto"/>
+        <w:jc w:val="center"/>
+        <w:textAlignment w:val="baseline"/>
         <w:rPr>
           <w:sz w:val="28"/>
           <w:szCs w:val="28"/>
         </w:rPr>
-        <w:tab/>
+      </w:pPr>
+    </w:p>
+    <w:p>
+      <w:pPr>
+        <w:pStyle w:val="paragraph"/>
+        <w:spacing w:before="0" w:beforeAutospacing="0" w:after="0" w:afterAutospacing="0" w:line="360" w:lineRule="auto"/>
+        <w:jc w:val="center"/>
+        <w:textAlignment w:val="baseline"/>
+        <w:rPr>
+          <w:sz w:val="32"/>
+          <w:szCs w:val="32"/>
+        </w:rPr>
+      </w:pPr>
+      <w:r>
+        <w:rPr>
+          <w:rStyle w:val="normaltextrun"/>
+          <w:rFonts w:eastAsiaTheme="majorEastAsia"/>
+          <w:b/>
+          <w:bCs/>
+          <w:sz w:val="32"/>
+          <w:szCs w:val="32"/>
+        </w:rPr>
+        <w:t>СПЕЦИФИКАЦИЯ</w:t>
       </w:r>
     </w:p>
     <w:p>
       <w:pPr>
+        <w:spacing w:line="360" w:lineRule="auto"/>
         <w:jc w:val="center"/>
         <w:rPr>
-          <w:sz w:val="28"/>
-          <w:szCs w:val="28"/>
+          <w:b/>
+          <w:bCs/>
+          <w:sz w:val="32"/>
+          <w:szCs w:val="32"/>
         </w:rPr>
       </w:pPr>
       <w:r>
         <w:rPr>
           <w:b/>
-          <w:sz w:val="28"/>
-          <w:szCs w:val="28"/>
+          <w:bCs/>
+          <w:sz w:val="32"/>
+          <w:szCs w:val="32"/>
         </w:rPr>
-        <w:t>Спецификация</w:t>
+        <w:t>41287462.КП26.102360091</w:t>
       </w:r>
     </w:p>
     <w:p>
       <w:pPr>
+        <w:pStyle w:val="aa"/>
+        <w:jc w:val="center"/>
+        <w:rPr>
+          <w:szCs w:val="28"/>
+        </w:rPr>
+      </w:pPr>
+    </w:p>
+    <w:p>
+      <w:pPr>
+        <w:jc w:val="center"/>
+        <w:rPr>
+          <w:szCs w:val="28"/>
+        </w:rPr>
+      </w:pPr>
+    </w:p>
+    <w:p>
+      <w:pPr>
         <w:jc w:val="center"/>
         <w:rPr>
           <w:b/>
-          <w:sz w:val="28"/>
+          <w:bCs/>
           <w:szCs w:val="28"/>
         </w:rPr>
       </w:pPr>
+      <w:r>
+        <w:rPr>
+          <w:b/>
+          <w:bCs/>
+          <w:szCs w:val="28"/>
+        </w:rPr>
+        <w:t>Листов</w:t>
+      </w:r>
+      <w:r>
+        <w:rPr>
+          <w:b/>
+          <w:bCs/>
+          <w:szCs w:val="28"/>
+        </w:rPr>
+        <w:t xml:space="preserve"> </w:t>
+      </w:r>
+      <w:r>
+        <w:rPr>
+          <w:b/>
+          <w:bCs/>
+          <w:szCs w:val="28"/>
+        </w:rPr>
+        <w:t>2</w:t>
+      </w:r>
     </w:p>
     <w:p>
       <w:pPr>
         <w:jc w:val="center"/>
         <w:rPr>
           <w:b/>
-          <w:sz w:val="28"/>
           <w:szCs w:val="28"/>
         </w:rPr>
       </w:pPr>
     </w:p>
     <w:p>
       <w:pPr>
+        <w:spacing w:line="240" w:lineRule="auto"/>
+        <w:ind w:firstLine="709"/>
         <w:jc w:val="center"/>
         <w:rPr>
-          <w:color w:val="FF0000"/>
-          <w:sz w:val="28"/>
           <w:szCs w:val="28"/>
         </w:rPr>
       </w:pPr>
     </w:p>
     <w:p>
       <w:pPr>
+        <w:spacing w:line="240" w:lineRule="auto"/>
+        <w:ind w:firstLine="709"/>
         <w:jc w:val="center"/>
         <w:rPr>
-          <w:sz w:val="28"/>
           <w:szCs w:val="28"/>
         </w:rPr>
       </w:pPr>
-      <w:r>
+    </w:p>
+    <w:p>
+      <w:pPr>
+        <w:spacing w:line="240" w:lineRule="auto"/>
+        <w:ind w:firstLine="709"/>
+        <w:jc w:val="center"/>
         <w:rPr>
-          <w:sz w:val="28"/>
           <w:szCs w:val="28"/>
         </w:rPr>
-        <w:t xml:space="preserve">Листов </w:t>
-      </w:r>
+      </w:pPr>
     </w:p>
     <w:p>
       <w:pPr>
+        <w:spacing w:line="240" w:lineRule="auto"/>
+        <w:ind w:firstLine="709"/>
         <w:jc w:val="center"/>
         <w:rPr>
-          <w:b/>
-          <w:sz w:val="28"/>
           <w:szCs w:val="28"/>
         </w:rPr>
       </w:pPr>
     </w:p>
     <w:p>
       <w:pPr>
+        <w:spacing w:line="240" w:lineRule="auto"/>
+        <w:ind w:firstLine="709"/>
+        <w:jc w:val="center"/>
         <w:rPr>
-          <w:sz w:val="28"/>
           <w:szCs w:val="28"/>
         </w:rPr>
       </w:pPr>
     </w:p>
     <w:p>
       <w:pPr>
+        <w:spacing w:line="240" w:lineRule="auto"/>
+        <w:ind w:firstLine="709"/>
         <w:jc w:val="center"/>
         <w:rPr>
-          <w:sz w:val="28"/>
           <w:szCs w:val="28"/>
         </w:rPr>
       </w:pPr>
     </w:p>
     <w:p>
       <w:pPr>
+        <w:spacing w:line="240" w:lineRule="auto"/>
+        <w:ind w:firstLine="709"/>
         <w:jc w:val="center"/>
         <w:rPr>
-          <w:sz w:val="28"/>
           <w:szCs w:val="28"/>
         </w:rPr>
       </w:pPr>
     </w:p>
     <w:p>
       <w:pPr>
+        <w:spacing w:line="240" w:lineRule="auto"/>
+        <w:ind w:firstLine="709"/>
         <w:jc w:val="center"/>
         <w:rPr>
-          <w:sz w:val="28"/>
           <w:szCs w:val="28"/>
         </w:rPr>
       </w:pPr>
     </w:p>
     <w:p>
       <w:pPr>
-        <w:jc w:val="right"/>
+        <w:spacing w:line="240" w:lineRule="auto"/>
+        <w:ind w:firstLine="709"/>
+        <w:jc w:val="center"/>
+        <w:rPr>
+          <w:szCs w:val="28"/>
+        </w:rPr>
+      </w:pPr>
+    </w:p>
+    <w:p>
+      <w:pPr>
+        <w:spacing w:line="240" w:lineRule="auto"/>
+        <w:ind w:firstLine="709"/>
+        <w:jc w:val="center"/>
+        <w:rPr>
+          <w:szCs w:val="28"/>
+        </w:rPr>
+      </w:pPr>
+    </w:p>
+    <w:p>
+      <w:pPr>
+        <w:spacing w:line="240" w:lineRule="auto"/>
+        <w:ind w:firstLine="709"/>
+        <w:jc w:val="center"/>
+        <w:rPr>
+          <w:szCs w:val="28"/>
+        </w:rPr>
+      </w:pPr>
+    </w:p>
+    <w:p>
+      <w:pPr>
+        <w:spacing w:line="240" w:lineRule="auto"/>
+        <w:ind w:firstLine="709"/>
+        <w:jc w:val="center"/>
+        <w:rPr>
+          <w:szCs w:val="28"/>
+        </w:rPr>
+      </w:pPr>
+    </w:p>
+    <w:p>
+      <w:pPr>
+        <w:spacing w:line="240" w:lineRule="auto"/>
+        <w:ind w:firstLine="709"/>
+        <w:jc w:val="center"/>
+        <w:rPr>
+          <w:szCs w:val="28"/>
+        </w:rPr>
+      </w:pPr>
+    </w:p>
+    <w:p>
+      <w:pPr>
+        <w:spacing w:line="240" w:lineRule="auto"/>
+        <w:ind w:firstLine="709"/>
+        <w:jc w:val="center"/>
+        <w:rPr>
+          <w:szCs w:val="28"/>
+        </w:rPr>
+      </w:pPr>
+    </w:p>
+    <w:p>
+      <w:pPr>
+        <w:spacing w:line="240" w:lineRule="auto"/>
+        <w:ind w:firstLine="709"/>
+        <w:jc w:val="center"/>
+        <w:rPr>
+          <w:szCs w:val="28"/>
+        </w:rPr>
+      </w:pPr>
+    </w:p>
+    <w:bookmarkEnd w:id="0"/>
+    <w:p>
+      <w:pPr>
+        <w:spacing w:line="360" w:lineRule="auto"/>
+        <w:ind w:firstLine="709"/>
+        <w:jc w:val="both"/>
         <w:rPr>
           <w:b/>
-          <w:sz w:val="28"/>
           <w:szCs w:val="28"/>
         </w:rPr>
       </w:pPr>
-    </w:p>
-    <w:p>
-      <w:pPr>
-        <w:rPr>
-          <w:sz w:val="28"/>
-          <w:szCs w:val="28"/>
-        </w:rPr>
-      </w:pPr>
-    </w:p>
-    <w:p>
-      <w:pPr>
-        <w:jc w:val="both"/>
-        <w:rPr>
-          <w:sz w:val="28"/>
-          <w:szCs w:val="28"/>
-        </w:rPr>
-      </w:pPr>
-    </w:p>
-    <w:p>
-      <w:pPr>
-        <w:jc w:val="both"/>
-        <w:rPr>
-          <w:sz w:val="28"/>
-          <w:szCs w:val="28"/>
-        </w:rPr>
-      </w:pPr>
-    </w:p>
-    <w:p>
-      <w:pPr>
-        <w:jc w:val="both"/>
-        <w:rPr>
-          <w:sz w:val="28"/>
-          <w:szCs w:val="28"/>
-        </w:rPr>
-      </w:pPr>
-    </w:p>
-    <w:p>
-      <w:pPr>
-        <w:jc w:val="both"/>
-        <w:rPr>
-          <w:sz w:val="28"/>
-          <w:szCs w:val="28"/>
-        </w:rPr>
-      </w:pPr>
-    </w:p>
-    <w:p>
-      <w:pPr>
-        <w:jc w:val="both"/>
-        <w:rPr>
-          <w:sz w:val="28"/>
-          <w:szCs w:val="28"/>
-        </w:rPr>
-      </w:pPr>
-    </w:p>
-    <w:p>
-      <w:pPr>
-        <w:jc w:val="both"/>
-        <w:rPr>
-          <w:sz w:val="28"/>
-          <w:szCs w:val="28"/>
-        </w:rPr>
-      </w:pPr>
-    </w:p>
-    <w:p>
-      <w:pPr>
-        <w:jc w:val="both"/>
-        <w:rPr>
-          <w:sz w:val="28"/>
-          <w:szCs w:val="28"/>
-        </w:rPr>
-      </w:pPr>
-    </w:p>
-    <w:p>
-      <w:pPr>
-        <w:jc w:val="both"/>
-        <w:rPr>
-          <w:sz w:val="28"/>
-          <w:szCs w:val="28"/>
-        </w:rPr>
-      </w:pPr>
-    </w:p>
-    <w:p>
-      <w:pPr>
-        <w:jc w:val="both"/>
-        <w:rPr>
-          <w:sz w:val="28"/>
-          <w:szCs w:val="28"/>
-        </w:rPr>
-      </w:pPr>
-    </w:p>
-    <w:p>
-      <w:pPr>
-        <w:jc w:val="both"/>
-        <w:rPr>
-          <w:sz w:val="28"/>
-          <w:szCs w:val="28"/>
-        </w:rPr>
-      </w:pPr>
-    </w:p>
-    <w:p>
-      <w:pPr>
-        <w:jc w:val="both"/>
-        <w:rPr>
-          <w:sz w:val="28"/>
-          <w:szCs w:val="28"/>
-        </w:rPr>
-      </w:pPr>
-    </w:p>
-    <w:p>
-      <w:pPr>
-        <w:jc w:val="both"/>
-        <w:rPr>
-          <w:sz w:val="28"/>
-          <w:szCs w:val="28"/>
-        </w:rPr>
-      </w:pPr>
-    </w:p>
-    <w:p>
-      <w:pPr>
-        <w:jc w:val="both"/>
-        <w:rPr>
-          <w:sz w:val="28"/>
-          <w:szCs w:val="28"/>
-        </w:rPr>
-      </w:pPr>
-    </w:p>
-    <w:p>
-      <w:pPr>
-        <w:jc w:val="both"/>
-        <w:rPr>
-          <w:sz w:val="28"/>
-          <w:szCs w:val="28"/>
-        </w:rPr>
-      </w:pPr>
-    </w:p>
-    <w:p>
-      <w:pPr>
-        <w:jc w:val="both"/>
-        <w:rPr>
-          <w:sz w:val="28"/>
-          <w:szCs w:val="28"/>
-        </w:rPr>
-      </w:pPr>
-    </w:p>
-    <w:p>
-      <w:pPr>
-        <w:rPr>
-          <w:sz w:val="28"/>
-          <w:szCs w:val="28"/>
-        </w:rPr>
-      </w:pPr>
-    </w:p>
-    <w:p>
-      <w:pPr>
-        <w:jc w:val="center"/>
-        <w:rPr>
-          <w:sz w:val="28"/>
-          <w:szCs w:val="28"/>
-        </w:rPr>
-      </w:pPr>
+      <w:r>
+        <w:br w:type="page"/>
+      </w:r>
     </w:p>
     <w:tbl>
       <w:tblPr>
-        <w:tblW w:w="9356" w:type="dxa"/>
-        <w:tblInd w:w="109" w:type="dxa"/>
-        <w:tblLayout w:type="fixed"/>
+        <w:tblStyle w:val="af0"/>
+        <w:tblW w:w="0" w:type="auto"/>
+        <w:tblInd w:w="-176" w:type="dxa"/>
         <w:tblLook w:val="04A0" w:firstRow="1" w:lastRow="0" w:firstColumn="1" w:lastColumn="0" w:noHBand="0" w:noVBand="1"/>
       </w:tblPr>
       <w:tblGrid>
-        <w:gridCol w:w="3827"/>
-        <w:gridCol w:w="2551"/>
-        <w:gridCol w:w="2978"/>
+        <w:gridCol w:w="4083"/>
+        <w:gridCol w:w="3700"/>
+        <w:gridCol w:w="1964"/>
       </w:tblGrid>
       <w:tr>
-        <w:trPr>
-          <w:trHeight w:val="964"/>
-        </w:trPr>
         <w:tc>
           <w:tcPr>
-            <w:tcW w:w="3827" w:type="dxa"/>
-            <w:tcBorders>
-              <w:top w:val="single" w:sz="4" w:space="0" w:color="000000"/>
-              <w:left w:val="single" w:sz="4" w:space="0" w:color="000000"/>
-              <w:bottom w:val="single" w:sz="4" w:space="0" w:color="000000"/>
-              <w:right w:val="single" w:sz="4" w:space="0" w:color="000000"/>
-            </w:tcBorders>
-            <w:shd w:val="clear" w:color="auto" w:fill="auto"/>
-            <w:vAlign w:val="center"/>
+            <w:tcW w:w="4083" w:type="dxa"/>
           </w:tcPr>
           <w:p>
             <w:pPr>
-              <w:widowControl w:val="0"/>
-              <w:tabs>
-                <w:tab w:val="left" w:pos="0"/>
-              </w:tabs>
-              <w:spacing w:before="100" w:after="100" w:line="360" w:lineRule="auto"/>
+              <w:pStyle w:val="a0"/>
+              <w:spacing w:line="240" w:lineRule="auto"/>
               <w:jc w:val="center"/>
-              <w:textAlignment w:val="baseline"/>
-              <w:rPr>
-                <w:b/>
-                <w:sz w:val="28"/>
+              <w:rPr>
+                <w:szCs w:val="28"/>
               </w:rPr>
             </w:pPr>
             <w:r>
               <w:rPr>
-                <w:b/>
-                <w:sz w:val="28"/>
+                <w:szCs w:val="28"/>
               </w:rPr>
               <w:lastRenderedPageBreak/>
               <w:t>Обозначение</w:t>
@@ -602,34 +609,20 @@
         </w:tc>
         <w:tc>
           <w:tcPr>
-            <w:tcW w:w="2551" w:type="dxa"/>
-            <w:tcBorders>
-              <w:top w:val="single" w:sz="4" w:space="0" w:color="000000"/>
-              <w:left w:val="single" w:sz="4" w:space="0" w:color="000000"/>
-              <w:bottom w:val="single" w:sz="4" w:space="0" w:color="000000"/>
-              <w:right w:val="single" w:sz="4" w:space="0" w:color="000000"/>
-            </w:tcBorders>
-            <w:shd w:val="clear" w:color="auto" w:fill="auto"/>
-            <w:vAlign w:val="center"/>
+            <w:tcW w:w="3700" w:type="dxa"/>
           </w:tcPr>
           <w:p>
             <w:pPr>
-              <w:widowControl w:val="0"/>
-              <w:tabs>
-                <w:tab w:val="left" w:pos="0"/>
-              </w:tabs>
-              <w:spacing w:before="100" w:after="100" w:line="360" w:lineRule="auto"/>
+              <w:pStyle w:val="a0"/>
+              <w:spacing w:line="240" w:lineRule="auto"/>
               <w:jc w:val="center"/>
-              <w:textAlignment w:val="baseline"/>
-              <w:rPr>
-                <w:b/>
-                <w:sz w:val="28"/>
+              <w:rPr>
+                <w:szCs w:val="28"/>
               </w:rPr>
             </w:pPr>
             <w:r>
               <w:rPr>
-                <w:b/>
-                <w:sz w:val="28"/>
+                <w:szCs w:val="28"/>
               </w:rPr>
               <w:t>Наименование</w:t>
             </w:r>
@@ -637,48 +630,1474 @@
         </w:tc>
         <w:tc>
           <w:tcPr>
-            <w:tcW w:w="2978" w:type="dxa"/>
-            <w:tcBorders>
-              <w:top w:val="single" w:sz="4" w:space="0" w:color="000000"/>
-              <w:left w:val="single" w:sz="4" w:space="0" w:color="000000"/>
-              <w:bottom w:val="single" w:sz="4" w:space="0" w:color="000000"/>
-              <w:right w:val="single" w:sz="4" w:space="0" w:color="000000"/>
-            </w:tcBorders>
-            <w:shd w:val="clear" w:color="auto" w:fill="auto"/>
-            <w:vAlign w:val="center"/>
+            <w:tcW w:w="1964" w:type="dxa"/>
           </w:tcPr>
           <w:p>
             <w:pPr>
-              <w:widowControl w:val="0"/>
-              <w:tabs>
-                <w:tab w:val="left" w:pos="0"/>
-              </w:tabs>
-              <w:spacing w:before="100" w:after="100" w:line="360" w:lineRule="auto"/>
+              <w:pStyle w:val="a0"/>
+              <w:spacing w:line="240" w:lineRule="auto"/>
               <w:jc w:val="center"/>
-              <w:textAlignment w:val="baseline"/>
-              <w:rPr>
-                <w:b/>
-                <w:sz w:val="28"/>
+              <w:rPr>
+                <w:szCs w:val="28"/>
               </w:rPr>
             </w:pPr>
             <w:r>
               <w:rPr>
-                <w:b/>
-                <w:sz w:val="28"/>
+                <w:szCs w:val="28"/>
               </w:rPr>
               <w:t>Примечание</w:t>
             </w:r>
           </w:p>
         </w:tc>
       </w:tr>
+      <w:tr>
+        <w:tc>
+          <w:tcPr>
+            <w:tcW w:w="4083" w:type="dxa"/>
+          </w:tcPr>
+          <w:p>
+            <w:pPr>
+              <w:pStyle w:val="a0"/>
+              <w:spacing w:line="240" w:lineRule="auto"/>
+              <w:jc w:val="center"/>
+              <w:rPr>
+                <w:sz w:val="24"/>
+              </w:rPr>
+            </w:pPr>
+          </w:p>
+        </w:tc>
+        <w:tc>
+          <w:tcPr>
+            <w:tcW w:w="3700" w:type="dxa"/>
+          </w:tcPr>
+          <w:p>
+            <w:pPr>
+              <w:pStyle w:val="a0"/>
+              <w:spacing w:line="240" w:lineRule="auto"/>
+              <w:jc w:val="center"/>
+              <w:rPr>
+                <w:sz w:val="24"/>
+                <w:u w:val="single"/>
+              </w:rPr>
+            </w:pPr>
+            <w:r>
+              <w:rPr>
+                <w:sz w:val="24"/>
+                <w:u w:val="single"/>
+              </w:rPr>
+              <w:t>Документация</w:t>
+            </w:r>
+          </w:p>
+        </w:tc>
+        <w:tc>
+          <w:tcPr>
+            <w:tcW w:w="1964" w:type="dxa"/>
+          </w:tcPr>
+          <w:p>
+            <w:pPr>
+              <w:pStyle w:val="a0"/>
+              <w:spacing w:line="240" w:lineRule="auto"/>
+              <w:jc w:val="center"/>
+              <w:rPr>
+                <w:sz w:val="24"/>
+              </w:rPr>
+            </w:pPr>
+          </w:p>
+        </w:tc>
+      </w:tr>
+      <w:tr>
+        <w:tc>
+          <w:tcPr>
+            <w:tcW w:w="4083" w:type="dxa"/>
+          </w:tcPr>
+          <w:p>
+            <w:pPr>
+              <w:pStyle w:val="a0"/>
+              <w:spacing w:line="240" w:lineRule="auto"/>
+              <w:rPr>
+                <w:sz w:val="24"/>
+              </w:rPr>
+            </w:pPr>
+            <w:r>
+              <w:rPr>
+                <w:sz w:val="24"/>
+              </w:rPr>
+              <w:t>41287462.КП26.102360091 13</w:t>
+            </w:r>
+          </w:p>
+        </w:tc>
+        <w:tc>
+          <w:tcPr>
+            <w:tcW w:w="3700" w:type="dxa"/>
+          </w:tcPr>
+          <w:p>
+            <w:pPr>
+              <w:pStyle w:val="a0"/>
+              <w:spacing w:line="240" w:lineRule="auto"/>
+              <w:rPr>
+                <w:sz w:val="24"/>
+              </w:rPr>
+            </w:pPr>
+            <w:r>
+              <w:rPr>
+                <w:rStyle w:val="normaltextrun"/>
+                <w:rFonts w:eastAsiaTheme="majorEastAsia"/>
+                <w:sz w:val="24"/>
+              </w:rPr>
+              <w:t xml:space="preserve">Проект базы данных для </w:t>
+            </w:r>
+          </w:p>
+        </w:tc>
+        <w:tc>
+          <w:tcPr>
+            <w:tcW w:w="1964" w:type="dxa"/>
+          </w:tcPr>
+          <w:p>
+            <w:pPr>
+              <w:pStyle w:val="a0"/>
+              <w:spacing w:line="240" w:lineRule="auto"/>
+              <w:rPr>
+                <w:sz w:val="24"/>
+              </w:rPr>
+            </w:pPr>
+          </w:p>
+        </w:tc>
+      </w:tr>
+      <w:tr>
+        <w:tc>
+          <w:tcPr>
+            <w:tcW w:w="4083" w:type="dxa"/>
+          </w:tcPr>
+          <w:p>
+            <w:pPr>
+              <w:pStyle w:val="a0"/>
+              <w:spacing w:line="240" w:lineRule="auto"/>
+              <w:rPr>
+                <w:sz w:val="24"/>
+              </w:rPr>
+            </w:pPr>
+          </w:p>
+        </w:tc>
+        <w:tc>
+          <w:tcPr>
+            <w:tcW w:w="3700" w:type="dxa"/>
+          </w:tcPr>
+          <w:p>
+            <w:pPr>
+              <w:pStyle w:val="a0"/>
+              <w:spacing w:line="240" w:lineRule="auto"/>
+              <w:rPr>
+                <w:sz w:val="24"/>
+              </w:rPr>
+            </w:pPr>
+            <w:r>
+              <w:rPr>
+                <w:rStyle w:val="normaltextrun"/>
+                <w:rFonts w:eastAsiaTheme="majorEastAsia"/>
+                <w:sz w:val="24"/>
+              </w:rPr>
+              <w:t>библиотечного сервиса</w:t>
+            </w:r>
+            <w:r>
+              <w:rPr>
+                <w:rStyle w:val="normaltextrun"/>
+                <w:rFonts w:eastAsiaTheme="majorEastAsia"/>
+                <w:sz w:val="24"/>
+              </w:rPr>
+              <w:t>.</w:t>
+            </w:r>
+          </w:p>
+        </w:tc>
+        <w:tc>
+          <w:tcPr>
+            <w:tcW w:w="1964" w:type="dxa"/>
+          </w:tcPr>
+          <w:p>
+            <w:pPr>
+              <w:pStyle w:val="a0"/>
+              <w:spacing w:line="240" w:lineRule="auto"/>
+              <w:rPr>
+                <w:sz w:val="24"/>
+              </w:rPr>
+            </w:pPr>
+          </w:p>
+        </w:tc>
+      </w:tr>
+      <w:tr>
+        <w:tc>
+          <w:tcPr>
+            <w:tcW w:w="4083" w:type="dxa"/>
+          </w:tcPr>
+          <w:p>
+            <w:pPr>
+              <w:pStyle w:val="a0"/>
+              <w:spacing w:line="240" w:lineRule="auto"/>
+              <w:rPr>
+                <w:sz w:val="24"/>
+              </w:rPr>
+            </w:pPr>
+          </w:p>
+        </w:tc>
+        <w:tc>
+          <w:tcPr>
+            <w:tcW w:w="3700" w:type="dxa"/>
+          </w:tcPr>
+          <w:p>
+            <w:pPr>
+              <w:pStyle w:val="a0"/>
+              <w:spacing w:line="240" w:lineRule="auto"/>
+              <w:rPr>
+                <w:sz w:val="24"/>
+              </w:rPr>
+            </w:pPr>
+            <w:r>
+              <w:rPr>
+                <w:sz w:val="24"/>
+              </w:rPr>
+              <w:t>Описание программы</w:t>
+            </w:r>
+          </w:p>
+        </w:tc>
+        <w:tc>
+          <w:tcPr>
+            <w:tcW w:w="1964" w:type="dxa"/>
+          </w:tcPr>
+          <w:p>
+            <w:pPr>
+              <w:pStyle w:val="a0"/>
+              <w:spacing w:line="240" w:lineRule="auto"/>
+              <w:rPr>
+                <w:sz w:val="24"/>
+              </w:rPr>
+            </w:pPr>
+          </w:p>
+        </w:tc>
+      </w:tr>
+      <w:tr>
+        <w:tc>
+          <w:tcPr>
+            <w:tcW w:w="4083" w:type="dxa"/>
+          </w:tcPr>
+          <w:p>
+            <w:pPr>
+              <w:pStyle w:val="a0"/>
+              <w:spacing w:line="240" w:lineRule="auto"/>
+              <w:rPr>
+                <w:sz w:val="24"/>
+              </w:rPr>
+            </w:pPr>
+            <w:r>
+              <w:rPr>
+                <w:sz w:val="24"/>
+              </w:rPr>
+              <w:t xml:space="preserve">41287462.КП26.102360091 </w:t>
+            </w:r>
+            <w:proofErr w:type="gramStart"/>
+            <w:r>
+              <w:rPr>
+                <w:sz w:val="24"/>
+              </w:rPr>
+              <w:t>12.М</w:t>
+            </w:r>
+            <w:proofErr w:type="gramEnd"/>
+          </w:p>
+        </w:tc>
+        <w:tc>
+          <w:tcPr>
+            <w:tcW w:w="3700" w:type="dxa"/>
+          </w:tcPr>
+          <w:p>
+            <w:pPr>
+              <w:pStyle w:val="a0"/>
+              <w:spacing w:line="240" w:lineRule="auto"/>
+              <w:rPr>
+                <w:sz w:val="24"/>
+              </w:rPr>
+            </w:pPr>
+            <w:r>
+              <w:rPr>
+                <w:sz w:val="24"/>
+              </w:rPr>
+              <w:t xml:space="preserve">Проект базы данных для </w:t>
+            </w:r>
+          </w:p>
+        </w:tc>
+        <w:tc>
+          <w:tcPr>
+            <w:tcW w:w="1964" w:type="dxa"/>
+          </w:tcPr>
+          <w:p>
+            <w:pPr>
+              <w:pStyle w:val="a0"/>
+              <w:spacing w:line="240" w:lineRule="auto"/>
+              <w:rPr>
+                <w:sz w:val="24"/>
+              </w:rPr>
+            </w:pPr>
+          </w:p>
+        </w:tc>
+      </w:tr>
+      <w:tr>
+        <w:tc>
+          <w:tcPr>
+            <w:tcW w:w="4083" w:type="dxa"/>
+          </w:tcPr>
+          <w:p>
+            <w:pPr>
+              <w:pStyle w:val="a0"/>
+              <w:spacing w:line="240" w:lineRule="auto"/>
+              <w:rPr>
+                <w:sz w:val="24"/>
+              </w:rPr>
+            </w:pPr>
+          </w:p>
+        </w:tc>
+        <w:tc>
+          <w:tcPr>
+            <w:tcW w:w="3700" w:type="dxa"/>
+          </w:tcPr>
+          <w:p>
+            <w:pPr>
+              <w:pStyle w:val="a0"/>
+              <w:spacing w:line="240" w:lineRule="auto"/>
+              <w:rPr>
+                <w:sz w:val="24"/>
+              </w:rPr>
+            </w:pPr>
+            <w:r>
+              <w:rPr>
+                <w:sz w:val="24"/>
+              </w:rPr>
+              <w:t xml:space="preserve">библиотечного сервиса. </w:t>
+            </w:r>
+          </w:p>
+        </w:tc>
+        <w:tc>
+          <w:tcPr>
+            <w:tcW w:w="1964" w:type="dxa"/>
+          </w:tcPr>
+          <w:p>
+            <w:pPr>
+              <w:pStyle w:val="a0"/>
+              <w:spacing w:line="240" w:lineRule="auto"/>
+              <w:rPr>
+                <w:sz w:val="24"/>
+              </w:rPr>
+            </w:pPr>
+          </w:p>
+        </w:tc>
+      </w:tr>
+      <w:tr>
+        <w:tc>
+          <w:tcPr>
+            <w:tcW w:w="4083" w:type="dxa"/>
+          </w:tcPr>
+          <w:p>
+            <w:pPr>
+              <w:pStyle w:val="a0"/>
+              <w:spacing w:line="240" w:lineRule="auto"/>
+              <w:rPr>
+                <w:sz w:val="24"/>
+              </w:rPr>
+            </w:pPr>
+          </w:p>
+        </w:tc>
+        <w:tc>
+          <w:tcPr>
+            <w:tcW w:w="3700" w:type="dxa"/>
+          </w:tcPr>
+          <w:p>
+            <w:pPr>
+              <w:pStyle w:val="a0"/>
+              <w:spacing w:line="240" w:lineRule="auto"/>
+              <w:rPr>
+                <w:sz w:val="24"/>
+              </w:rPr>
+            </w:pPr>
+            <w:r>
+              <w:rPr>
+                <w:sz w:val="24"/>
+              </w:rPr>
+              <w:t>Текст программы</w:t>
+            </w:r>
+          </w:p>
+        </w:tc>
+        <w:tc>
+          <w:tcPr>
+            <w:tcW w:w="1964" w:type="dxa"/>
+          </w:tcPr>
+          <w:p>
+            <w:pPr>
+              <w:pStyle w:val="a0"/>
+              <w:spacing w:line="240" w:lineRule="auto"/>
+              <w:rPr>
+                <w:sz w:val="24"/>
+              </w:rPr>
+            </w:pPr>
+          </w:p>
+        </w:tc>
+      </w:tr>
+      <w:tr>
+        <w:tc>
+          <w:tcPr>
+            <w:tcW w:w="4083" w:type="dxa"/>
+          </w:tcPr>
+          <w:p>
+            <w:pPr>
+              <w:pStyle w:val="a0"/>
+              <w:spacing w:line="240" w:lineRule="auto"/>
+              <w:rPr>
+                <w:sz w:val="24"/>
+              </w:rPr>
+            </w:pPr>
+            <w:r>
+              <w:rPr>
+                <w:sz w:val="24"/>
+              </w:rPr>
+              <w:t>41287462.КП26.102360091 32</w:t>
+            </w:r>
+          </w:p>
+        </w:tc>
+        <w:tc>
+          <w:tcPr>
+            <w:tcW w:w="3700" w:type="dxa"/>
+          </w:tcPr>
+          <w:p>
+            <w:pPr>
+              <w:pStyle w:val="a0"/>
+              <w:spacing w:line="240" w:lineRule="auto"/>
+              <w:rPr>
+                <w:sz w:val="24"/>
+              </w:rPr>
+            </w:pPr>
+            <w:r>
+              <w:rPr>
+                <w:sz w:val="24"/>
+              </w:rPr>
+              <w:t xml:space="preserve">Проект базы данных для </w:t>
+            </w:r>
+          </w:p>
+        </w:tc>
+        <w:tc>
+          <w:tcPr>
+            <w:tcW w:w="1964" w:type="dxa"/>
+          </w:tcPr>
+          <w:p>
+            <w:pPr>
+              <w:pStyle w:val="a0"/>
+              <w:spacing w:line="240" w:lineRule="auto"/>
+              <w:rPr>
+                <w:sz w:val="24"/>
+              </w:rPr>
+            </w:pPr>
+          </w:p>
+        </w:tc>
+      </w:tr>
+      <w:tr>
+        <w:tc>
+          <w:tcPr>
+            <w:tcW w:w="4083" w:type="dxa"/>
+          </w:tcPr>
+          <w:p>
+            <w:pPr>
+              <w:pStyle w:val="a0"/>
+              <w:spacing w:line="240" w:lineRule="auto"/>
+              <w:rPr>
+                <w:sz w:val="24"/>
+              </w:rPr>
+            </w:pPr>
+          </w:p>
+        </w:tc>
+        <w:tc>
+          <w:tcPr>
+            <w:tcW w:w="3700" w:type="dxa"/>
+          </w:tcPr>
+          <w:p>
+            <w:pPr>
+              <w:pStyle w:val="a0"/>
+              <w:spacing w:line="240" w:lineRule="auto"/>
+              <w:rPr>
+                <w:sz w:val="24"/>
+              </w:rPr>
+            </w:pPr>
+            <w:r>
+              <w:rPr>
+                <w:sz w:val="24"/>
+              </w:rPr>
+              <w:t xml:space="preserve">библиотечного сервиса. </w:t>
+            </w:r>
+          </w:p>
+        </w:tc>
+        <w:tc>
+          <w:tcPr>
+            <w:tcW w:w="1964" w:type="dxa"/>
+          </w:tcPr>
+          <w:p>
+            <w:pPr>
+              <w:pStyle w:val="a0"/>
+              <w:spacing w:line="240" w:lineRule="auto"/>
+              <w:rPr>
+                <w:sz w:val="24"/>
+              </w:rPr>
+            </w:pPr>
+          </w:p>
+        </w:tc>
+      </w:tr>
+      <w:tr>
+        <w:tc>
+          <w:tcPr>
+            <w:tcW w:w="4083" w:type="dxa"/>
+          </w:tcPr>
+          <w:p>
+            <w:pPr>
+              <w:pStyle w:val="a0"/>
+              <w:spacing w:line="240" w:lineRule="auto"/>
+              <w:rPr>
+                <w:sz w:val="24"/>
+              </w:rPr>
+            </w:pPr>
+          </w:p>
+        </w:tc>
+        <w:tc>
+          <w:tcPr>
+            <w:tcW w:w="3700" w:type="dxa"/>
+          </w:tcPr>
+          <w:p>
+            <w:pPr>
+              <w:pStyle w:val="a0"/>
+              <w:spacing w:line="240" w:lineRule="auto"/>
+              <w:rPr>
+                <w:sz w:val="24"/>
+              </w:rPr>
+            </w:pPr>
+            <w:r>
+              <w:rPr>
+                <w:sz w:val="24"/>
+              </w:rPr>
+              <w:t>Р</w:t>
+            </w:r>
+            <w:bookmarkStart w:id="1" w:name="_Hlk229937279"/>
+            <w:r>
+              <w:rPr>
+                <w:sz w:val="24"/>
+              </w:rPr>
+              <w:t>уководство администратора</w:t>
+            </w:r>
+            <w:bookmarkEnd w:id="1"/>
+          </w:p>
+        </w:tc>
+        <w:tc>
+          <w:tcPr>
+            <w:tcW w:w="1964" w:type="dxa"/>
+          </w:tcPr>
+          <w:p>
+            <w:pPr>
+              <w:pStyle w:val="a0"/>
+              <w:spacing w:line="240" w:lineRule="auto"/>
+              <w:rPr>
+                <w:sz w:val="24"/>
+              </w:rPr>
+            </w:pPr>
+          </w:p>
+        </w:tc>
+      </w:tr>
+      <w:tr>
+        <w:tc>
+          <w:tcPr>
+            <w:tcW w:w="4083" w:type="dxa"/>
+          </w:tcPr>
+          <w:p>
+            <w:pPr>
+              <w:pStyle w:val="a0"/>
+              <w:spacing w:line="240" w:lineRule="auto"/>
+              <w:rPr>
+                <w:sz w:val="24"/>
+              </w:rPr>
+            </w:pPr>
+          </w:p>
+        </w:tc>
+        <w:tc>
+          <w:tcPr>
+            <w:tcW w:w="3700" w:type="dxa"/>
+          </w:tcPr>
+          <w:p>
+            <w:pPr>
+              <w:pStyle w:val="a0"/>
+              <w:spacing w:line="240" w:lineRule="auto"/>
+              <w:rPr>
+                <w:sz w:val="24"/>
+              </w:rPr>
+            </w:pPr>
+          </w:p>
+        </w:tc>
+        <w:tc>
+          <w:tcPr>
+            <w:tcW w:w="1964" w:type="dxa"/>
+          </w:tcPr>
+          <w:p>
+            <w:pPr>
+              <w:pStyle w:val="a0"/>
+              <w:spacing w:line="240" w:lineRule="auto"/>
+              <w:rPr>
+                <w:sz w:val="24"/>
+              </w:rPr>
+            </w:pPr>
+          </w:p>
+        </w:tc>
+      </w:tr>
+      <w:tr>
+        <w:tc>
+          <w:tcPr>
+            <w:tcW w:w="4083" w:type="dxa"/>
+          </w:tcPr>
+          <w:p>
+            <w:pPr>
+              <w:pStyle w:val="a0"/>
+              <w:spacing w:line="240" w:lineRule="auto"/>
+              <w:rPr>
+                <w:sz w:val="24"/>
+              </w:rPr>
+            </w:pPr>
+          </w:p>
+        </w:tc>
+        <w:tc>
+          <w:tcPr>
+            <w:tcW w:w="3700" w:type="dxa"/>
+          </w:tcPr>
+          <w:p>
+            <w:pPr>
+              <w:pStyle w:val="a0"/>
+              <w:spacing w:line="240" w:lineRule="auto"/>
+              <w:rPr>
+                <w:sz w:val="24"/>
+              </w:rPr>
+            </w:pPr>
+          </w:p>
+        </w:tc>
+        <w:tc>
+          <w:tcPr>
+            <w:tcW w:w="1964" w:type="dxa"/>
+          </w:tcPr>
+          <w:p>
+            <w:pPr>
+              <w:pStyle w:val="a0"/>
+              <w:spacing w:line="240" w:lineRule="auto"/>
+              <w:rPr>
+                <w:sz w:val="24"/>
+              </w:rPr>
+            </w:pPr>
+          </w:p>
+        </w:tc>
+      </w:tr>
+      <w:tr>
+        <w:tc>
+          <w:tcPr>
+            <w:tcW w:w="4083" w:type="dxa"/>
+          </w:tcPr>
+          <w:p>
+            <w:pPr>
+              <w:pStyle w:val="a0"/>
+              <w:spacing w:line="240" w:lineRule="auto"/>
+              <w:rPr>
+                <w:sz w:val="24"/>
+              </w:rPr>
+            </w:pPr>
+          </w:p>
+        </w:tc>
+        <w:tc>
+          <w:tcPr>
+            <w:tcW w:w="3700" w:type="dxa"/>
+          </w:tcPr>
+          <w:p>
+            <w:pPr>
+              <w:pStyle w:val="a0"/>
+              <w:spacing w:line="240" w:lineRule="auto"/>
+              <w:rPr>
+                <w:sz w:val="24"/>
+              </w:rPr>
+            </w:pPr>
+          </w:p>
+        </w:tc>
+        <w:tc>
+          <w:tcPr>
+            <w:tcW w:w="1964" w:type="dxa"/>
+          </w:tcPr>
+          <w:p>
+            <w:pPr>
+              <w:pStyle w:val="a0"/>
+              <w:spacing w:line="240" w:lineRule="auto"/>
+              <w:rPr>
+                <w:sz w:val="24"/>
+              </w:rPr>
+            </w:pPr>
+          </w:p>
+        </w:tc>
+      </w:tr>
+      <w:tr>
+        <w:tc>
+          <w:tcPr>
+            <w:tcW w:w="4083" w:type="dxa"/>
+          </w:tcPr>
+          <w:p>
+            <w:pPr>
+              <w:pStyle w:val="a0"/>
+              <w:spacing w:line="240" w:lineRule="auto"/>
+              <w:rPr>
+                <w:sz w:val="24"/>
+              </w:rPr>
+            </w:pPr>
+          </w:p>
+        </w:tc>
+        <w:tc>
+          <w:tcPr>
+            <w:tcW w:w="3700" w:type="dxa"/>
+          </w:tcPr>
+          <w:p>
+            <w:pPr>
+              <w:pStyle w:val="a0"/>
+              <w:spacing w:line="240" w:lineRule="auto"/>
+              <w:rPr>
+                <w:sz w:val="24"/>
+              </w:rPr>
+            </w:pPr>
+          </w:p>
+        </w:tc>
+        <w:tc>
+          <w:tcPr>
+            <w:tcW w:w="1964" w:type="dxa"/>
+          </w:tcPr>
+          <w:p>
+            <w:pPr>
+              <w:pStyle w:val="a0"/>
+              <w:spacing w:line="240" w:lineRule="auto"/>
+              <w:rPr>
+                <w:sz w:val="24"/>
+              </w:rPr>
+            </w:pPr>
+          </w:p>
+        </w:tc>
+      </w:tr>
+      <w:tr>
+        <w:tc>
+          <w:tcPr>
+            <w:tcW w:w="4083" w:type="dxa"/>
+          </w:tcPr>
+          <w:p>
+            <w:pPr>
+              <w:pStyle w:val="a0"/>
+              <w:spacing w:line="240" w:lineRule="auto"/>
+              <w:rPr>
+                <w:sz w:val="24"/>
+              </w:rPr>
+            </w:pPr>
+          </w:p>
+        </w:tc>
+        <w:tc>
+          <w:tcPr>
+            <w:tcW w:w="3700" w:type="dxa"/>
+          </w:tcPr>
+          <w:p>
+            <w:pPr>
+              <w:pStyle w:val="a0"/>
+              <w:spacing w:line="240" w:lineRule="auto"/>
+              <w:rPr>
+                <w:sz w:val="24"/>
+              </w:rPr>
+            </w:pPr>
+          </w:p>
+        </w:tc>
+        <w:tc>
+          <w:tcPr>
+            <w:tcW w:w="1964" w:type="dxa"/>
+          </w:tcPr>
+          <w:p>
+            <w:pPr>
+              <w:pStyle w:val="a0"/>
+              <w:spacing w:line="240" w:lineRule="auto"/>
+              <w:rPr>
+                <w:sz w:val="24"/>
+              </w:rPr>
+            </w:pPr>
+          </w:p>
+        </w:tc>
+      </w:tr>
+      <w:tr>
+        <w:tc>
+          <w:tcPr>
+            <w:tcW w:w="4083" w:type="dxa"/>
+          </w:tcPr>
+          <w:p>
+            <w:pPr>
+              <w:pStyle w:val="a0"/>
+              <w:spacing w:line="240" w:lineRule="auto"/>
+              <w:rPr>
+                <w:sz w:val="24"/>
+              </w:rPr>
+            </w:pPr>
+          </w:p>
+        </w:tc>
+        <w:tc>
+          <w:tcPr>
+            <w:tcW w:w="3700" w:type="dxa"/>
+          </w:tcPr>
+          <w:p>
+            <w:pPr>
+              <w:pStyle w:val="a0"/>
+              <w:spacing w:line="240" w:lineRule="auto"/>
+              <w:rPr>
+                <w:sz w:val="24"/>
+              </w:rPr>
+            </w:pPr>
+          </w:p>
+        </w:tc>
+        <w:tc>
+          <w:tcPr>
+            <w:tcW w:w="1964" w:type="dxa"/>
+          </w:tcPr>
+          <w:p>
+            <w:pPr>
+              <w:pStyle w:val="a0"/>
+              <w:spacing w:line="240" w:lineRule="auto"/>
+              <w:rPr>
+                <w:sz w:val="24"/>
+              </w:rPr>
+            </w:pPr>
+          </w:p>
+        </w:tc>
+      </w:tr>
+      <w:tr>
+        <w:tc>
+          <w:tcPr>
+            <w:tcW w:w="4083" w:type="dxa"/>
+          </w:tcPr>
+          <w:p>
+            <w:pPr>
+              <w:pStyle w:val="a0"/>
+              <w:spacing w:line="240" w:lineRule="auto"/>
+              <w:rPr>
+                <w:sz w:val="24"/>
+              </w:rPr>
+            </w:pPr>
+          </w:p>
+        </w:tc>
+        <w:tc>
+          <w:tcPr>
+            <w:tcW w:w="3700" w:type="dxa"/>
+          </w:tcPr>
+          <w:p>
+            <w:pPr>
+              <w:pStyle w:val="a0"/>
+              <w:spacing w:line="240" w:lineRule="auto"/>
+              <w:rPr>
+                <w:sz w:val="24"/>
+              </w:rPr>
+            </w:pPr>
+          </w:p>
+        </w:tc>
+        <w:tc>
+          <w:tcPr>
+            <w:tcW w:w="1964" w:type="dxa"/>
+          </w:tcPr>
+          <w:p>
+            <w:pPr>
+              <w:pStyle w:val="a0"/>
+              <w:spacing w:line="240" w:lineRule="auto"/>
+              <w:rPr>
+                <w:sz w:val="24"/>
+              </w:rPr>
+            </w:pPr>
+          </w:p>
+        </w:tc>
+      </w:tr>
+      <w:tr>
+        <w:tc>
+          <w:tcPr>
+            <w:tcW w:w="4083" w:type="dxa"/>
+          </w:tcPr>
+          <w:p>
+            <w:pPr>
+              <w:pStyle w:val="a0"/>
+              <w:spacing w:line="240" w:lineRule="auto"/>
+              <w:rPr>
+                <w:sz w:val="24"/>
+              </w:rPr>
+            </w:pPr>
+          </w:p>
+        </w:tc>
+        <w:tc>
+          <w:tcPr>
+            <w:tcW w:w="3700" w:type="dxa"/>
+          </w:tcPr>
+          <w:p>
+            <w:pPr>
+              <w:pStyle w:val="a0"/>
+              <w:spacing w:line="240" w:lineRule="auto"/>
+              <w:rPr>
+                <w:sz w:val="24"/>
+              </w:rPr>
+            </w:pPr>
+          </w:p>
+        </w:tc>
+        <w:tc>
+          <w:tcPr>
+            <w:tcW w:w="1964" w:type="dxa"/>
+          </w:tcPr>
+          <w:p>
+            <w:pPr>
+              <w:pStyle w:val="a0"/>
+              <w:spacing w:line="240" w:lineRule="auto"/>
+              <w:rPr>
+                <w:sz w:val="24"/>
+              </w:rPr>
+            </w:pPr>
+          </w:p>
+        </w:tc>
+      </w:tr>
+      <w:tr>
+        <w:tc>
+          <w:tcPr>
+            <w:tcW w:w="4083" w:type="dxa"/>
+          </w:tcPr>
+          <w:p>
+            <w:pPr>
+              <w:pStyle w:val="a0"/>
+              <w:spacing w:line="240" w:lineRule="auto"/>
+              <w:rPr>
+                <w:sz w:val="24"/>
+              </w:rPr>
+            </w:pPr>
+          </w:p>
+        </w:tc>
+        <w:tc>
+          <w:tcPr>
+            <w:tcW w:w="3700" w:type="dxa"/>
+          </w:tcPr>
+          <w:p>
+            <w:pPr>
+              <w:pStyle w:val="a0"/>
+              <w:spacing w:line="240" w:lineRule="auto"/>
+              <w:rPr>
+                <w:sz w:val="24"/>
+              </w:rPr>
+            </w:pPr>
+          </w:p>
+        </w:tc>
+        <w:tc>
+          <w:tcPr>
+            <w:tcW w:w="1964" w:type="dxa"/>
+          </w:tcPr>
+          <w:p>
+            <w:pPr>
+              <w:pStyle w:val="a0"/>
+              <w:spacing w:line="240" w:lineRule="auto"/>
+              <w:rPr>
+                <w:sz w:val="24"/>
+              </w:rPr>
+            </w:pPr>
+          </w:p>
+        </w:tc>
+      </w:tr>
+      <w:tr>
+        <w:tc>
+          <w:tcPr>
+            <w:tcW w:w="4083" w:type="dxa"/>
+          </w:tcPr>
+          <w:p>
+            <w:pPr>
+              <w:pStyle w:val="a0"/>
+              <w:spacing w:line="240" w:lineRule="auto"/>
+              <w:rPr>
+                <w:sz w:val="24"/>
+              </w:rPr>
+            </w:pPr>
+          </w:p>
+        </w:tc>
+        <w:tc>
+          <w:tcPr>
+            <w:tcW w:w="3700" w:type="dxa"/>
+          </w:tcPr>
+          <w:p>
+            <w:pPr>
+              <w:pStyle w:val="a0"/>
+              <w:spacing w:line="240" w:lineRule="auto"/>
+              <w:rPr>
+                <w:sz w:val="24"/>
+              </w:rPr>
+            </w:pPr>
+          </w:p>
+        </w:tc>
+        <w:tc>
+          <w:tcPr>
+            <w:tcW w:w="1964" w:type="dxa"/>
+          </w:tcPr>
+          <w:p>
+            <w:pPr>
+              <w:pStyle w:val="a0"/>
+              <w:spacing w:line="240" w:lineRule="auto"/>
+              <w:rPr>
+                <w:sz w:val="24"/>
+              </w:rPr>
+            </w:pPr>
+          </w:p>
+        </w:tc>
+      </w:tr>
+      <w:tr>
+        <w:tc>
+          <w:tcPr>
+            <w:tcW w:w="4083" w:type="dxa"/>
+          </w:tcPr>
+          <w:p>
+            <w:pPr>
+              <w:pStyle w:val="a0"/>
+              <w:spacing w:line="240" w:lineRule="auto"/>
+              <w:rPr>
+                <w:sz w:val="24"/>
+              </w:rPr>
+            </w:pPr>
+          </w:p>
+        </w:tc>
+        <w:tc>
+          <w:tcPr>
+            <w:tcW w:w="3700" w:type="dxa"/>
+          </w:tcPr>
+          <w:p>
+            <w:pPr>
+              <w:pStyle w:val="a0"/>
+              <w:spacing w:line="240" w:lineRule="auto"/>
+              <w:rPr>
+                <w:sz w:val="24"/>
+              </w:rPr>
+            </w:pPr>
+          </w:p>
+        </w:tc>
+        <w:tc>
+          <w:tcPr>
+            <w:tcW w:w="1964" w:type="dxa"/>
+          </w:tcPr>
+          <w:p>
+            <w:pPr>
+              <w:pStyle w:val="a0"/>
+              <w:spacing w:line="240" w:lineRule="auto"/>
+              <w:rPr>
+                <w:sz w:val="24"/>
+              </w:rPr>
+            </w:pPr>
+          </w:p>
+        </w:tc>
+      </w:tr>
+      <w:tr>
+        <w:tc>
+          <w:tcPr>
+            <w:tcW w:w="4083" w:type="dxa"/>
+          </w:tcPr>
+          <w:p>
+            <w:pPr>
+              <w:pStyle w:val="a0"/>
+              <w:spacing w:line="240" w:lineRule="auto"/>
+              <w:rPr>
+                <w:sz w:val="24"/>
+              </w:rPr>
+            </w:pPr>
+          </w:p>
+        </w:tc>
+        <w:tc>
+          <w:tcPr>
+            <w:tcW w:w="3700" w:type="dxa"/>
+          </w:tcPr>
+          <w:p>
+            <w:pPr>
+              <w:pStyle w:val="a0"/>
+              <w:spacing w:line="240" w:lineRule="auto"/>
+              <w:rPr>
+                <w:sz w:val="24"/>
+              </w:rPr>
+            </w:pPr>
+          </w:p>
+        </w:tc>
+        <w:tc>
+          <w:tcPr>
+            <w:tcW w:w="1964" w:type="dxa"/>
+          </w:tcPr>
+          <w:p>
+            <w:pPr>
+              <w:pStyle w:val="a0"/>
+              <w:spacing w:line="240" w:lineRule="auto"/>
+              <w:rPr>
+                <w:sz w:val="24"/>
+              </w:rPr>
+            </w:pPr>
+          </w:p>
+        </w:tc>
+      </w:tr>
+      <w:tr>
+        <w:tc>
+          <w:tcPr>
+            <w:tcW w:w="4083" w:type="dxa"/>
+          </w:tcPr>
+          <w:p>
+            <w:pPr>
+              <w:pStyle w:val="a0"/>
+              <w:spacing w:line="240" w:lineRule="auto"/>
+              <w:rPr>
+                <w:sz w:val="24"/>
+              </w:rPr>
+            </w:pPr>
+          </w:p>
+        </w:tc>
+        <w:tc>
+          <w:tcPr>
+            <w:tcW w:w="3700" w:type="dxa"/>
+          </w:tcPr>
+          <w:p>
+            <w:pPr>
+              <w:pStyle w:val="a0"/>
+              <w:spacing w:line="240" w:lineRule="auto"/>
+              <w:rPr>
+                <w:sz w:val="24"/>
+              </w:rPr>
+            </w:pPr>
+          </w:p>
+        </w:tc>
+        <w:tc>
+          <w:tcPr>
+            <w:tcW w:w="1964" w:type="dxa"/>
+          </w:tcPr>
+          <w:p>
+            <w:pPr>
+              <w:pStyle w:val="a0"/>
+              <w:spacing w:line="240" w:lineRule="auto"/>
+              <w:rPr>
+                <w:sz w:val="24"/>
+              </w:rPr>
+            </w:pPr>
+          </w:p>
+        </w:tc>
+      </w:tr>
+      <w:tr>
+        <w:tc>
+          <w:tcPr>
+            <w:tcW w:w="4083" w:type="dxa"/>
+          </w:tcPr>
+          <w:p>
+            <w:pPr>
+              <w:pStyle w:val="a0"/>
+              <w:spacing w:line="240" w:lineRule="auto"/>
+              <w:rPr>
+                <w:sz w:val="24"/>
+              </w:rPr>
+            </w:pPr>
+          </w:p>
+        </w:tc>
+        <w:tc>
+          <w:tcPr>
+            <w:tcW w:w="3700" w:type="dxa"/>
+          </w:tcPr>
+          <w:p>
+            <w:pPr>
+              <w:pStyle w:val="a0"/>
+              <w:spacing w:line="240" w:lineRule="auto"/>
+              <w:rPr>
+                <w:sz w:val="24"/>
+              </w:rPr>
+            </w:pPr>
+          </w:p>
+        </w:tc>
+        <w:tc>
+          <w:tcPr>
+            <w:tcW w:w="1964" w:type="dxa"/>
+          </w:tcPr>
+          <w:p>
+            <w:pPr>
+              <w:pStyle w:val="a0"/>
+              <w:spacing w:line="240" w:lineRule="auto"/>
+              <w:rPr>
+                <w:sz w:val="24"/>
+              </w:rPr>
+            </w:pPr>
+          </w:p>
+        </w:tc>
+      </w:tr>
+      <w:tr>
+        <w:tc>
+          <w:tcPr>
+            <w:tcW w:w="4083" w:type="dxa"/>
+          </w:tcPr>
+          <w:p>
+            <w:pPr>
+              <w:pStyle w:val="a0"/>
+              <w:spacing w:line="240" w:lineRule="auto"/>
+              <w:rPr>
+                <w:sz w:val="24"/>
+              </w:rPr>
+            </w:pPr>
+          </w:p>
+        </w:tc>
+        <w:tc>
+          <w:tcPr>
+            <w:tcW w:w="3700" w:type="dxa"/>
+          </w:tcPr>
+          <w:p>
+            <w:pPr>
+              <w:pStyle w:val="a0"/>
+              <w:spacing w:line="240" w:lineRule="auto"/>
+              <w:rPr>
+                <w:sz w:val="24"/>
+              </w:rPr>
+            </w:pPr>
+          </w:p>
+        </w:tc>
+        <w:tc>
+          <w:tcPr>
+            <w:tcW w:w="1964" w:type="dxa"/>
+          </w:tcPr>
+          <w:p>
+            <w:pPr>
+              <w:pStyle w:val="a0"/>
+              <w:spacing w:line="240" w:lineRule="auto"/>
+              <w:rPr>
+                <w:sz w:val="24"/>
+              </w:rPr>
+            </w:pPr>
+          </w:p>
+        </w:tc>
+      </w:tr>
+      <w:tr>
+        <w:tc>
+          <w:tcPr>
+            <w:tcW w:w="4083" w:type="dxa"/>
+          </w:tcPr>
+          <w:p>
+            <w:pPr>
+              <w:pStyle w:val="a0"/>
+              <w:spacing w:line="240" w:lineRule="auto"/>
+              <w:rPr>
+                <w:sz w:val="24"/>
+              </w:rPr>
+            </w:pPr>
+          </w:p>
+        </w:tc>
+        <w:tc>
+          <w:tcPr>
+            <w:tcW w:w="3700" w:type="dxa"/>
+          </w:tcPr>
+          <w:p>
+            <w:pPr>
+              <w:pStyle w:val="a0"/>
+              <w:spacing w:line="240" w:lineRule="auto"/>
+              <w:rPr>
+                <w:sz w:val="24"/>
+              </w:rPr>
+            </w:pPr>
+          </w:p>
+        </w:tc>
+        <w:tc>
+          <w:tcPr>
+            <w:tcW w:w="1964" w:type="dxa"/>
+          </w:tcPr>
+          <w:p>
+            <w:pPr>
+              <w:pStyle w:val="a0"/>
+              <w:spacing w:line="240" w:lineRule="auto"/>
+              <w:rPr>
+                <w:sz w:val="24"/>
+              </w:rPr>
+            </w:pPr>
+          </w:p>
+        </w:tc>
+      </w:tr>
+      <w:tr>
+        <w:tc>
+          <w:tcPr>
+            <w:tcW w:w="4083" w:type="dxa"/>
+          </w:tcPr>
+          <w:p>
+            <w:pPr>
+              <w:pStyle w:val="a0"/>
+              <w:spacing w:line="240" w:lineRule="auto"/>
+              <w:rPr>
+                <w:sz w:val="24"/>
+              </w:rPr>
+            </w:pPr>
+          </w:p>
+        </w:tc>
+        <w:tc>
+          <w:tcPr>
+            <w:tcW w:w="3700" w:type="dxa"/>
+          </w:tcPr>
+          <w:p>
+            <w:pPr>
+              <w:pStyle w:val="a0"/>
+              <w:spacing w:line="240" w:lineRule="auto"/>
+              <w:rPr>
+                <w:sz w:val="24"/>
+              </w:rPr>
+            </w:pPr>
+          </w:p>
+        </w:tc>
+        <w:tc>
+          <w:tcPr>
+            <w:tcW w:w="1964" w:type="dxa"/>
+          </w:tcPr>
+          <w:p>
+            <w:pPr>
+              <w:pStyle w:val="a0"/>
+              <w:spacing w:line="240" w:lineRule="auto"/>
+              <w:rPr>
+                <w:sz w:val="24"/>
+              </w:rPr>
+            </w:pPr>
+          </w:p>
+        </w:tc>
+      </w:tr>
+      <w:tr>
+        <w:tc>
+          <w:tcPr>
+            <w:tcW w:w="4083" w:type="dxa"/>
+          </w:tcPr>
+          <w:p>
+            <w:pPr>
+              <w:pStyle w:val="a0"/>
+              <w:spacing w:line="240" w:lineRule="auto"/>
+              <w:rPr>
+                <w:sz w:val="24"/>
+              </w:rPr>
+            </w:pPr>
+          </w:p>
+        </w:tc>
+        <w:tc>
+          <w:tcPr>
+            <w:tcW w:w="3700" w:type="dxa"/>
+          </w:tcPr>
+          <w:p>
+            <w:pPr>
+              <w:pStyle w:val="a0"/>
+              <w:spacing w:line="240" w:lineRule="auto"/>
+              <w:rPr>
+                <w:sz w:val="24"/>
+              </w:rPr>
+            </w:pPr>
+          </w:p>
+        </w:tc>
+        <w:tc>
+          <w:tcPr>
+            <w:tcW w:w="1964" w:type="dxa"/>
+          </w:tcPr>
+          <w:p>
+            <w:pPr>
+              <w:pStyle w:val="a0"/>
+              <w:spacing w:line="240" w:lineRule="auto"/>
+              <w:rPr>
+                <w:sz w:val="24"/>
+              </w:rPr>
+            </w:pPr>
+          </w:p>
+        </w:tc>
+      </w:tr>
+      <w:tr>
+        <w:tc>
+          <w:tcPr>
+            <w:tcW w:w="4083" w:type="dxa"/>
+          </w:tcPr>
+          <w:p>
+            <w:pPr>
+              <w:pStyle w:val="a0"/>
+              <w:spacing w:line="240" w:lineRule="auto"/>
+              <w:rPr>
+                <w:sz w:val="24"/>
+              </w:rPr>
+            </w:pPr>
+          </w:p>
+        </w:tc>
+        <w:tc>
+          <w:tcPr>
+            <w:tcW w:w="3700" w:type="dxa"/>
+          </w:tcPr>
+          <w:p>
+            <w:pPr>
+              <w:pStyle w:val="a0"/>
+              <w:spacing w:line="240" w:lineRule="auto"/>
+              <w:rPr>
+                <w:sz w:val="24"/>
+              </w:rPr>
+            </w:pPr>
+          </w:p>
+        </w:tc>
+        <w:tc>
+          <w:tcPr>
+            <w:tcW w:w="1964" w:type="dxa"/>
+          </w:tcPr>
+          <w:p>
+            <w:pPr>
+              <w:pStyle w:val="a0"/>
+              <w:spacing w:line="240" w:lineRule="auto"/>
+              <w:rPr>
+                <w:sz w:val="24"/>
+              </w:rPr>
+            </w:pPr>
+          </w:p>
+        </w:tc>
+      </w:tr>
+      <w:tr>
+        <w:tc>
+          <w:tcPr>
+            <w:tcW w:w="4083" w:type="dxa"/>
+          </w:tcPr>
+          <w:p>
+            <w:pPr>
+              <w:pStyle w:val="a0"/>
+              <w:spacing w:line="240" w:lineRule="auto"/>
+              <w:rPr>
+                <w:sz w:val="24"/>
+              </w:rPr>
+            </w:pPr>
+          </w:p>
+        </w:tc>
+        <w:tc>
+          <w:tcPr>
+            <w:tcW w:w="3700" w:type="dxa"/>
+          </w:tcPr>
+          <w:p>
+            <w:pPr>
+              <w:pStyle w:val="a0"/>
+              <w:spacing w:line="240" w:lineRule="auto"/>
+              <w:rPr>
+                <w:sz w:val="24"/>
+              </w:rPr>
+            </w:pPr>
+          </w:p>
+        </w:tc>
+        <w:tc>
+          <w:tcPr>
+            <w:tcW w:w="1964" w:type="dxa"/>
+          </w:tcPr>
+          <w:p>
+            <w:pPr>
+              <w:pStyle w:val="a0"/>
+              <w:spacing w:line="240" w:lineRule="auto"/>
+              <w:rPr>
+                <w:sz w:val="24"/>
+              </w:rPr>
+            </w:pPr>
+          </w:p>
+        </w:tc>
+      </w:tr>
     </w:tbl>
-    <w:p/>
+    <w:p>
+      <w:pPr>
+        <w:spacing w:line="360" w:lineRule="auto"/>
+        <w:ind w:firstLine="709"/>
+        <w:jc w:val="both"/>
+        <w:rPr>
+          <w:b/>
+          <w:szCs w:val="28"/>
+        </w:rPr>
+      </w:pPr>
+    </w:p>
     <w:sectPr>
-      <w:headerReference w:type="default" r:id="rId7"/>
       <w:footerReference w:type="default" r:id="rId8"/>
       <w:footerReference w:type="first" r:id="rId9"/>
       <w:pgSz w:w="11906" w:h="16838"/>
-      <w:pgMar w:top="1134" w:right="850" w:bottom="1134" w:left="1701" w:header="708" w:footer="0" w:gutter="0"/>
+      <w:pgMar w:top="1134" w:right="850" w:bottom="1134" w:left="1701" w:header="708" w:footer="708" w:gutter="0"/>
       <w:cols w:space="720"/>
       <w:formProt w:val="0"/>
       <w:titlePg/>
@@ -717,18 +2136,35 @@
 <w:ftr xmlns:wpc="http://schemas.microsoft.com/office/word/2010/wordprocessingCanvas" xmlns:cx="http://schemas.microsoft.com/office/drawing/2014/chartex" xmlns:cx1="http://schemas.microsoft.com/office/drawing/2015/9/8/chartex" xmlns:cx2="http://schemas.microsoft.com/office/drawing/2015/10/21/chartex" xmlns:cx3="http://schemas.microsoft.com/office/drawing/2016/5/9/chartex" xmlns:cx4="http://schemas.microsoft.com/office/drawing/2016/5/10/chartex" xmlns:cx5="http://schemas.microsoft.com/office/drawing/2016/5/11/chartex" xmlns:cx6="http://schemas.microsoft.com/office/drawing/2016/5/12/chartex" xmlns:cx7="http://schemas.microsoft.com/office/drawing/2016/5/13/chartex" xmlns:cx8="http://schemas.microsoft.com/office/drawing/2016/5/14/chartex" xmlns:mc="http://schemas.openxmlformats.org/markup-compatibility/2006" xmlns:aink="http://schemas.microsoft.com/office/drawing/2016/ink" xmlns:am3d="http://schemas.microsoft.com/office/drawing/2017/model3d" xmlns:o="urn:schemas-microsoft-com:office:office" xmlns:oel="http://schemas.microsoft.com/office/2019/extlst" xmlns:r="http://schemas.openxmlformats.org/officeDocument/2006/relationships" xmlns:m="http://schemas.openxmlformats.org/officeDocument/2006/math" xmlns:v="urn:schemas-microsoft-com:vml" xmlns:wp14="http://schemas.microsoft.com/office/word/2010/wordprocessingDrawing" xmlns:wp="http://schemas.openxmlformats.org/drawingml/2006/wordprocessingDrawing" xmlns:w10="urn:schemas-microsoft-com:office:word" xmlns:w="http://schemas.openxmlformats.org/wordprocessingml/2006/main" xmlns:w14="http://schemas.microsoft.com/office/word/2010/wordml" xmlns:w15="http://schemas.microsoft.com/office/word/2012/wordml" xmlns:w16cex="http://schemas.microsoft.com/office/word/2018/wordml/cex" xmlns:w16cid="http://schemas.microsoft.com/office/word/2016/wordml/cid" xmlns:w16="http://schemas.microsoft.com/office/word/2018/wordml" xmlns:w16sdtdh="http://schemas.microsoft.com/office/word/2020/wordml/sdtdatahash" xmlns:w16se="http://schemas.microsoft.com/office/word/2015/wordml/symex" xmlns:wpg="http://schemas.microsoft.com/office/word/2010/wordprocessingGroup" xmlns:wpi="http://schemas.microsoft.com/office/word/2010/wordprocessingInk" xmlns:wne="http://schemas.microsoft.com/office/word/2006/wordml" xmlns:wps="http://schemas.microsoft.com/office/word/2010/wordprocessingShape" mc:Ignorable="w14 w15 w16se w16cid w16 w16cex w16sdtdh wp14">
   <w:p>
     <w:pPr>
-      <w:pStyle w:val="a8"/>
+      <w:pStyle w:val="ad"/>
       <w:jc w:val="center"/>
     </w:pPr>
-    <w:r>
-      <w:t>3</w:t>
-    </w:r>
   </w:p>
   <w:p>
     <w:pPr>
-      <w:pStyle w:val="a8"/>
-      <w:jc w:val="center"/>
+      <w:pStyle w:val="ad"/>
     </w:pPr>
+    <w:r>
+      <w:tab/>
+    </w:r>
+    <w:r>
+      <w:fldChar w:fldCharType="begin"/>
+    </w:r>
+    <w:r>
+      <w:instrText>PAGE</w:instrText>
+    </w:r>
+    <w:r>
+      <w:fldChar w:fldCharType="separate"/>
+    </w:r>
+    <w:r>
+      <w:rPr>
+        <w:noProof/>
+      </w:rPr>
+      <w:t>2</w:t>
+    </w:r>
+    <w:r>
+      <w:fldChar w:fldCharType="end"/>
+    </w:r>
   </w:p>
 </w:ftr>
 </file>
@@ -737,23 +2173,20 @@
 <w:ftr xmlns:wpc="http://schemas.microsoft.com/office/word/2010/wordprocessingCanvas" xmlns:cx="http://schemas.microsoft.com/office/drawing/2014/chartex" xmlns:cx1="http://schemas.microsoft.com/office/drawing/2015/9/8/chartex" xmlns:cx2="http://schemas.microsoft.com/office/drawing/2015/10/21/chartex" xmlns:cx3="http://schemas.microsoft.com/office/drawing/2016/5/9/chartex" xmlns:cx4="http://schemas.microsoft.com/office/drawing/2016/5/10/chartex" xmlns:cx5="http://schemas.microsoft.com/office/drawing/2016/5/11/chartex" xmlns:cx6="http://schemas.microsoft.com/office/drawing/2016/5/12/chartex" xmlns:cx7="http://schemas.microsoft.com/office/drawing/2016/5/13/chartex" xmlns:cx8="http://schemas.microsoft.com/office/drawing/2016/5/14/chartex" xmlns:mc="http://schemas.openxmlformats.org/markup-compatibility/2006" xmlns:aink="http://schemas.microsoft.com/office/drawing/2016/ink" xmlns:am3d="http://schemas.microsoft.com/office/drawing/2017/model3d" xmlns:o="urn:schemas-microsoft-com:office:office" xmlns:oel="http://schemas.microsoft.com/office/2019/extlst" xmlns:r="http://schemas.openxmlformats.org/officeDocument/2006/relationships" xmlns:m="http://schemas.openxmlformats.org/officeDocument/2006/math" xmlns:v="urn:schemas-microsoft-com:vml" xmlns:wp14="http://schemas.microsoft.com/office/word/2010/wordprocessingDrawing" xmlns:wp="http://schemas.openxmlformats.org/drawingml/2006/wordprocessingDrawing" xmlns:w10="urn:schemas-microsoft-com:office:word" xmlns:w="http://schemas.openxmlformats.org/wordprocessingml/2006/main" xmlns:w14="http://schemas.microsoft.com/office/word/2010/wordml" xmlns:w15="http://schemas.microsoft.com/office/word/2012/wordml" xmlns:w16cex="http://schemas.microsoft.com/office/word/2018/wordml/cex" xmlns:w16cid="http://schemas.microsoft.com/office/word/2016/wordml/cid" xmlns:w16="http://schemas.microsoft.com/office/word/2018/wordml" xmlns:w16sdtdh="http://schemas.microsoft.com/office/word/2020/wordml/sdtdatahash" xmlns:w16se="http://schemas.microsoft.com/office/word/2015/wordml/symex" xmlns:wpg="http://schemas.microsoft.com/office/word/2010/wordprocessingGroup" xmlns:wpi="http://schemas.microsoft.com/office/word/2010/wordprocessingInk" xmlns:wne="http://schemas.microsoft.com/office/word/2006/wordml" xmlns:wps="http://schemas.microsoft.com/office/word/2010/wordprocessingShape" mc:Ignorable="w14 w15 w16se w16cid w16 w16cex w16sdtdh wp14">
   <w:p>
     <w:pPr>
-      <w:pStyle w:val="a8"/>
+      <w:spacing w:line="240" w:lineRule="auto"/>
       <w:jc w:val="center"/>
       <w:rPr>
-        <w:sz w:val="28"/>
         <w:szCs w:val="28"/>
       </w:rPr>
     </w:pPr>
     <w:r>
       <w:rPr>
-        <w:sz w:val="28"/>
         <w:szCs w:val="28"/>
       </w:rPr>
       <w:t>Курган 202</w:t>
     </w:r>
     <w:r>
       <w:rPr>
-        <w:sz w:val="28"/>
         <w:szCs w:val="28"/>
       </w:rPr>
       <w:t>6</w:t>
@@ -761,18 +2194,7 @@
   </w:p>
   <w:p>
     <w:pPr>
-      <w:pStyle w:val="a8"/>
-      <w:jc w:val="center"/>
-      <w:rPr>
-        <w:sz w:val="28"/>
-        <w:szCs w:val="28"/>
-      </w:rPr>
-    </w:pPr>
-  </w:p>
-  <w:p>
-    <w:pPr>
-      <w:pStyle w:val="a8"/>
-      <w:jc w:val="center"/>
+      <w:pStyle w:val="ad"/>
     </w:pPr>
   </w:p>
 </w:ftr>
@@ -803,15 +2225,5568 @@
 </w:footnotes>
 </file>
 
-<file path=word/header1.xml><?xml version="1.0" encoding="utf-8"?>
-<w:hdr xmlns:wpc="http://schemas.microsoft.com/office/word/2010/wordprocessingCanvas" xmlns:cx="http://schemas.microsoft.com/office/drawing/2014/chartex" xmlns:cx1="http://schemas.microsoft.com/office/drawing/2015/9/8/chartex" xmlns:cx2="http://schemas.microsoft.com/office/drawing/2015/10/21/chartex" xmlns:cx3="http://schemas.microsoft.com/office/drawing/2016/5/9/chartex" xmlns:cx4="http://schemas.microsoft.com/office/drawing/2016/5/10/chartex" xmlns:cx5="http://schemas.microsoft.com/office/drawing/2016/5/11/chartex" xmlns:cx6="http://schemas.microsoft.com/office/drawing/2016/5/12/chartex" xmlns:cx7="http://schemas.microsoft.com/office/drawing/2016/5/13/chartex" xmlns:cx8="http://schemas.microsoft.com/office/drawing/2016/5/14/chartex" xmlns:mc="http://schemas.openxmlformats.org/markup-compatibility/2006" xmlns:aink="http://schemas.microsoft.com/office/drawing/2016/ink" xmlns:am3d="http://schemas.microsoft.com/office/drawing/2017/model3d" xmlns:o="urn:schemas-microsoft-com:office:office" xmlns:oel="http://schemas.microsoft.com/office/2019/extlst" xmlns:r="http://schemas.openxmlformats.org/officeDocument/2006/relationships" xmlns:m="http://schemas.openxmlformats.org/officeDocument/2006/math" xmlns:v="urn:schemas-microsoft-com:vml" xmlns:wp14="http://schemas.microsoft.com/office/word/2010/wordprocessingDrawing" xmlns:wp="http://schemas.openxmlformats.org/drawingml/2006/wordprocessingDrawing" xmlns:w10="urn:schemas-microsoft-com:office:word" xmlns:w="http://schemas.openxmlformats.org/wordprocessingml/2006/main" xmlns:w14="http://schemas.microsoft.com/office/word/2010/wordml" xmlns:w15="http://schemas.microsoft.com/office/word/2012/wordml" xmlns:w16cex="http://schemas.microsoft.com/office/word/2018/wordml/cex" xmlns:w16cid="http://schemas.microsoft.com/office/word/2016/wordml/cid" xmlns:w16="http://schemas.microsoft.com/office/word/2018/wordml" xmlns:w16sdtdh="http://schemas.microsoft.com/office/word/2020/wordml/sdtdatahash" xmlns:w16se="http://schemas.microsoft.com/office/word/2015/wordml/symex" xmlns:wpg="http://schemas.microsoft.com/office/word/2010/wordprocessingGroup" xmlns:wpi="http://schemas.microsoft.com/office/word/2010/wordprocessingInk" xmlns:wne="http://schemas.microsoft.com/office/word/2006/wordml" xmlns:wps="http://schemas.microsoft.com/office/word/2010/wordprocessingShape" mc:Ignorable="w14 w15 w16se w16cid w16 w16cex w16sdtdh wp14">
-  <w:p>
-    <w:pPr>
-      <w:pStyle w:val="a4"/>
-      <w:jc w:val="center"/>
-    </w:pPr>
-  </w:p>
-</w:hdr>
+<file path=word/numbering.xml><?xml version="1.0" encoding="utf-8"?>
+<w:numbering xmlns:wpc="http://schemas.microsoft.com/office/word/2010/wordprocessingCanvas" xmlns:cx="http://schemas.microsoft.com/office/drawing/2014/chartex" xmlns:cx1="http://schemas.microsoft.com/office/drawing/2015/9/8/chartex" xmlns:cx2="http://schemas.microsoft.com/office/drawing/2015/10/21/chartex" xmlns:cx3="http://schemas.microsoft.com/office/drawing/2016/5/9/chartex" xmlns:cx4="http://schemas.microsoft.com/office/drawing/2016/5/10/chartex" xmlns:cx5="http://schemas.microsoft.com/office/drawing/2016/5/11/chartex" xmlns:cx6="http://schemas.microsoft.com/office/drawing/2016/5/12/chartex" xmlns:cx7="http://schemas.microsoft.com/office/drawing/2016/5/13/chartex" xmlns:cx8="http://schemas.microsoft.com/office/drawing/2016/5/14/chartex" xmlns:mc="http://schemas.openxmlformats.org/markup-compatibility/2006" xmlns:aink="http://schemas.microsoft.com/office/drawing/2016/ink" xmlns:am3d="http://schemas.microsoft.com/office/drawing/2017/model3d" xmlns:o="urn:schemas-microsoft-com:office:office" xmlns:oel="http://schemas.microsoft.com/office/2019/extlst" xmlns:r="http://schemas.openxmlformats.org/officeDocument/2006/relationships" xmlns:m="http://schemas.openxmlformats.org/officeDocument/2006/math" xmlns:v="urn:schemas-microsoft-com:vml" xmlns:wp14="http://schemas.microsoft.com/office/word/2010/wordprocessingDrawing" xmlns:wp="http://schemas.openxmlformats.org/drawingml/2006/wordprocessingDrawing" xmlns:w10="urn:schemas-microsoft-com:office:word" xmlns:w="http://schemas.openxmlformats.org/wordprocessingml/2006/main" xmlns:w14="http://schemas.microsoft.com/office/word/2010/wordml" xmlns:w15="http://schemas.microsoft.com/office/word/2012/wordml" xmlns:w16cex="http://schemas.microsoft.com/office/word/2018/wordml/cex" xmlns:w16cid="http://schemas.microsoft.com/office/word/2016/wordml/cid" xmlns:w16="http://schemas.microsoft.com/office/word/2018/wordml" xmlns:w16sdtdh="http://schemas.microsoft.com/office/word/2020/wordml/sdtdatahash" xmlns:w16se="http://schemas.microsoft.com/office/word/2015/wordml/symex" xmlns:wpg="http://schemas.microsoft.com/office/word/2010/wordprocessingGroup" xmlns:wpi="http://schemas.microsoft.com/office/word/2010/wordprocessingInk" xmlns:wne="http://schemas.microsoft.com/office/word/2006/wordml" xmlns:wps="http://schemas.microsoft.com/office/word/2010/wordprocessingShape" mc:Ignorable="w14 w15 w16se w16cid w16 w16cex w16sdtdh wp14">
+  <w:abstractNum w:abstractNumId="0" w15:restartNumberingAfterBreak="0">
+    <w:nsid w:val="009E4F35"/>
+    <w:multiLevelType w:val="hybridMultilevel"/>
+    <w:tmpl w:val="BAC46D52"/>
+    <w:lvl w:ilvl="0" w:tplc="025E25B4">
+      <w:start w:val="1"/>
+      <w:numFmt w:val="bullet"/>
+      <w:lvlText w:val=""/>
+      <w:lvlJc w:val="left"/>
+      <w:pPr>
+        <w:ind w:left="720" w:hanging="360"/>
+      </w:pPr>
+      <w:rPr>
+        <w:rFonts w:ascii="Symbol" w:hAnsi="Symbol" w:hint="default"/>
+      </w:rPr>
+    </w:lvl>
+    <w:lvl w:ilvl="1" w:tplc="04190003" w:tentative="1">
+      <w:start w:val="1"/>
+      <w:numFmt w:val="bullet"/>
+      <w:lvlText w:val="o"/>
+      <w:lvlJc w:val="left"/>
+      <w:pPr>
+        <w:ind w:left="1440" w:hanging="360"/>
+      </w:pPr>
+      <w:rPr>
+        <w:rFonts w:ascii="Courier New" w:hAnsi="Courier New" w:cs="Courier New" w:hint="default"/>
+      </w:rPr>
+    </w:lvl>
+    <w:lvl w:ilvl="2" w:tplc="04190005" w:tentative="1">
+      <w:start w:val="1"/>
+      <w:numFmt w:val="bullet"/>
+      <w:lvlText w:val=""/>
+      <w:lvlJc w:val="left"/>
+      <w:pPr>
+        <w:ind w:left="2160" w:hanging="360"/>
+      </w:pPr>
+      <w:rPr>
+        <w:rFonts w:ascii="Wingdings" w:hAnsi="Wingdings" w:hint="default"/>
+      </w:rPr>
+    </w:lvl>
+    <w:lvl w:ilvl="3" w:tplc="04190001" w:tentative="1">
+      <w:start w:val="1"/>
+      <w:numFmt w:val="bullet"/>
+      <w:lvlText w:val=""/>
+      <w:lvlJc w:val="left"/>
+      <w:pPr>
+        <w:ind w:left="2880" w:hanging="360"/>
+      </w:pPr>
+      <w:rPr>
+        <w:rFonts w:ascii="Symbol" w:hAnsi="Symbol" w:hint="default"/>
+      </w:rPr>
+    </w:lvl>
+    <w:lvl w:ilvl="4" w:tplc="04190003" w:tentative="1">
+      <w:start w:val="1"/>
+      <w:numFmt w:val="bullet"/>
+      <w:lvlText w:val="o"/>
+      <w:lvlJc w:val="left"/>
+      <w:pPr>
+        <w:ind w:left="3600" w:hanging="360"/>
+      </w:pPr>
+      <w:rPr>
+        <w:rFonts w:ascii="Courier New" w:hAnsi="Courier New" w:cs="Courier New" w:hint="default"/>
+      </w:rPr>
+    </w:lvl>
+    <w:lvl w:ilvl="5" w:tplc="04190005" w:tentative="1">
+      <w:start w:val="1"/>
+      <w:numFmt w:val="bullet"/>
+      <w:lvlText w:val=""/>
+      <w:lvlJc w:val="left"/>
+      <w:pPr>
+        <w:ind w:left="4320" w:hanging="360"/>
+      </w:pPr>
+      <w:rPr>
+        <w:rFonts w:ascii="Wingdings" w:hAnsi="Wingdings" w:hint="default"/>
+      </w:rPr>
+    </w:lvl>
+    <w:lvl w:ilvl="6" w:tplc="04190001" w:tentative="1">
+      <w:start w:val="1"/>
+      <w:numFmt w:val="bullet"/>
+      <w:lvlText w:val=""/>
+      <w:lvlJc w:val="left"/>
+      <w:pPr>
+        <w:ind w:left="5040" w:hanging="360"/>
+      </w:pPr>
+      <w:rPr>
+        <w:rFonts w:ascii="Symbol" w:hAnsi="Symbol" w:hint="default"/>
+      </w:rPr>
+    </w:lvl>
+    <w:lvl w:ilvl="7" w:tplc="04190003" w:tentative="1">
+      <w:start w:val="1"/>
+      <w:numFmt w:val="bullet"/>
+      <w:lvlText w:val="o"/>
+      <w:lvlJc w:val="left"/>
+      <w:pPr>
+        <w:ind w:left="5760" w:hanging="360"/>
+      </w:pPr>
+      <w:rPr>
+        <w:rFonts w:ascii="Courier New" w:hAnsi="Courier New" w:cs="Courier New" w:hint="default"/>
+      </w:rPr>
+    </w:lvl>
+    <w:lvl w:ilvl="8" w:tplc="04190005" w:tentative="1">
+      <w:start w:val="1"/>
+      <w:numFmt w:val="bullet"/>
+      <w:lvlText w:val=""/>
+      <w:lvlJc w:val="left"/>
+      <w:pPr>
+        <w:ind w:left="6480" w:hanging="360"/>
+      </w:pPr>
+      <w:rPr>
+        <w:rFonts w:ascii="Wingdings" w:hAnsi="Wingdings" w:hint="default"/>
+      </w:rPr>
+    </w:lvl>
+  </w:abstractNum>
+  <w:abstractNum w:abstractNumId="1" w15:restartNumberingAfterBreak="0">
+    <w:nsid w:val="036D15CF"/>
+    <w:multiLevelType w:val="hybridMultilevel"/>
+    <w:tmpl w:val="C9C292C2"/>
+    <w:lvl w:ilvl="0" w:tplc="025E25B4">
+      <w:start w:val="1"/>
+      <w:numFmt w:val="bullet"/>
+      <w:lvlText w:val=""/>
+      <w:lvlJc w:val="left"/>
+      <w:pPr>
+        <w:ind w:left="720" w:hanging="360"/>
+      </w:pPr>
+      <w:rPr>
+        <w:rFonts w:ascii="Symbol" w:hAnsi="Symbol" w:hint="default"/>
+      </w:rPr>
+    </w:lvl>
+    <w:lvl w:ilvl="1" w:tplc="04190003" w:tentative="1">
+      <w:start w:val="1"/>
+      <w:numFmt w:val="bullet"/>
+      <w:lvlText w:val="o"/>
+      <w:lvlJc w:val="left"/>
+      <w:pPr>
+        <w:ind w:left="1440" w:hanging="360"/>
+      </w:pPr>
+      <w:rPr>
+        <w:rFonts w:ascii="Courier New" w:hAnsi="Courier New" w:cs="Courier New" w:hint="default"/>
+      </w:rPr>
+    </w:lvl>
+    <w:lvl w:ilvl="2" w:tplc="04190005" w:tentative="1">
+      <w:start w:val="1"/>
+      <w:numFmt w:val="bullet"/>
+      <w:lvlText w:val=""/>
+      <w:lvlJc w:val="left"/>
+      <w:pPr>
+        <w:ind w:left="2160" w:hanging="360"/>
+      </w:pPr>
+      <w:rPr>
+        <w:rFonts w:ascii="Wingdings" w:hAnsi="Wingdings" w:hint="default"/>
+      </w:rPr>
+    </w:lvl>
+    <w:lvl w:ilvl="3" w:tplc="04190001" w:tentative="1">
+      <w:start w:val="1"/>
+      <w:numFmt w:val="bullet"/>
+      <w:lvlText w:val=""/>
+      <w:lvlJc w:val="left"/>
+      <w:pPr>
+        <w:ind w:left="2880" w:hanging="360"/>
+      </w:pPr>
+      <w:rPr>
+        <w:rFonts w:ascii="Symbol" w:hAnsi="Symbol" w:hint="default"/>
+      </w:rPr>
+    </w:lvl>
+    <w:lvl w:ilvl="4" w:tplc="04190003" w:tentative="1">
+      <w:start w:val="1"/>
+      <w:numFmt w:val="bullet"/>
+      <w:lvlText w:val="o"/>
+      <w:lvlJc w:val="left"/>
+      <w:pPr>
+        <w:ind w:left="3600" w:hanging="360"/>
+      </w:pPr>
+      <w:rPr>
+        <w:rFonts w:ascii="Courier New" w:hAnsi="Courier New" w:cs="Courier New" w:hint="default"/>
+      </w:rPr>
+    </w:lvl>
+    <w:lvl w:ilvl="5" w:tplc="04190005" w:tentative="1">
+      <w:start w:val="1"/>
+      <w:numFmt w:val="bullet"/>
+      <w:lvlText w:val=""/>
+      <w:lvlJc w:val="left"/>
+      <w:pPr>
+        <w:ind w:left="4320" w:hanging="360"/>
+      </w:pPr>
+      <w:rPr>
+        <w:rFonts w:ascii="Wingdings" w:hAnsi="Wingdings" w:hint="default"/>
+      </w:rPr>
+    </w:lvl>
+    <w:lvl w:ilvl="6" w:tplc="04190001" w:tentative="1">
+      <w:start w:val="1"/>
+      <w:numFmt w:val="bullet"/>
+      <w:lvlText w:val=""/>
+      <w:lvlJc w:val="left"/>
+      <w:pPr>
+        <w:ind w:left="5040" w:hanging="360"/>
+      </w:pPr>
+      <w:rPr>
+        <w:rFonts w:ascii="Symbol" w:hAnsi="Symbol" w:hint="default"/>
+      </w:rPr>
+    </w:lvl>
+    <w:lvl w:ilvl="7" w:tplc="04190003" w:tentative="1">
+      <w:start w:val="1"/>
+      <w:numFmt w:val="bullet"/>
+      <w:lvlText w:val="o"/>
+      <w:lvlJc w:val="left"/>
+      <w:pPr>
+        <w:ind w:left="5760" w:hanging="360"/>
+      </w:pPr>
+      <w:rPr>
+        <w:rFonts w:ascii="Courier New" w:hAnsi="Courier New" w:cs="Courier New" w:hint="default"/>
+      </w:rPr>
+    </w:lvl>
+    <w:lvl w:ilvl="8" w:tplc="04190005" w:tentative="1">
+      <w:start w:val="1"/>
+      <w:numFmt w:val="bullet"/>
+      <w:lvlText w:val=""/>
+      <w:lvlJc w:val="left"/>
+      <w:pPr>
+        <w:ind w:left="6480" w:hanging="360"/>
+      </w:pPr>
+      <w:rPr>
+        <w:rFonts w:ascii="Wingdings" w:hAnsi="Wingdings" w:hint="default"/>
+      </w:rPr>
+    </w:lvl>
+  </w:abstractNum>
+  <w:abstractNum w:abstractNumId="2" w15:restartNumberingAfterBreak="0">
+    <w:nsid w:val="04B6737E"/>
+    <w:multiLevelType w:val="hybridMultilevel"/>
+    <w:tmpl w:val="CFD234D4"/>
+    <w:lvl w:ilvl="0" w:tplc="025E25B4">
+      <w:start w:val="1"/>
+      <w:numFmt w:val="bullet"/>
+      <w:lvlText w:val=""/>
+      <w:lvlJc w:val="left"/>
+      <w:pPr>
+        <w:ind w:left="720" w:hanging="360"/>
+      </w:pPr>
+      <w:rPr>
+        <w:rFonts w:ascii="Symbol" w:hAnsi="Symbol" w:hint="default"/>
+      </w:rPr>
+    </w:lvl>
+    <w:lvl w:ilvl="1" w:tplc="04190003" w:tentative="1">
+      <w:start w:val="1"/>
+      <w:numFmt w:val="bullet"/>
+      <w:lvlText w:val="o"/>
+      <w:lvlJc w:val="left"/>
+      <w:pPr>
+        <w:ind w:left="1440" w:hanging="360"/>
+      </w:pPr>
+      <w:rPr>
+        <w:rFonts w:ascii="Courier New" w:hAnsi="Courier New" w:cs="Courier New" w:hint="default"/>
+      </w:rPr>
+    </w:lvl>
+    <w:lvl w:ilvl="2" w:tplc="04190005" w:tentative="1">
+      <w:start w:val="1"/>
+      <w:numFmt w:val="bullet"/>
+      <w:lvlText w:val=""/>
+      <w:lvlJc w:val="left"/>
+      <w:pPr>
+        <w:ind w:left="2160" w:hanging="360"/>
+      </w:pPr>
+      <w:rPr>
+        <w:rFonts w:ascii="Wingdings" w:hAnsi="Wingdings" w:hint="default"/>
+      </w:rPr>
+    </w:lvl>
+    <w:lvl w:ilvl="3" w:tplc="04190001" w:tentative="1">
+      <w:start w:val="1"/>
+      <w:numFmt w:val="bullet"/>
+      <w:lvlText w:val=""/>
+      <w:lvlJc w:val="left"/>
+      <w:pPr>
+        <w:ind w:left="2880" w:hanging="360"/>
+      </w:pPr>
+      <w:rPr>
+        <w:rFonts w:ascii="Symbol" w:hAnsi="Symbol" w:hint="default"/>
+      </w:rPr>
+    </w:lvl>
+    <w:lvl w:ilvl="4" w:tplc="04190003" w:tentative="1">
+      <w:start w:val="1"/>
+      <w:numFmt w:val="bullet"/>
+      <w:lvlText w:val="o"/>
+      <w:lvlJc w:val="left"/>
+      <w:pPr>
+        <w:ind w:left="3600" w:hanging="360"/>
+      </w:pPr>
+      <w:rPr>
+        <w:rFonts w:ascii="Courier New" w:hAnsi="Courier New" w:cs="Courier New" w:hint="default"/>
+      </w:rPr>
+    </w:lvl>
+    <w:lvl w:ilvl="5" w:tplc="04190005" w:tentative="1">
+      <w:start w:val="1"/>
+      <w:numFmt w:val="bullet"/>
+      <w:lvlText w:val=""/>
+      <w:lvlJc w:val="left"/>
+      <w:pPr>
+        <w:ind w:left="4320" w:hanging="360"/>
+      </w:pPr>
+      <w:rPr>
+        <w:rFonts w:ascii="Wingdings" w:hAnsi="Wingdings" w:hint="default"/>
+      </w:rPr>
+    </w:lvl>
+    <w:lvl w:ilvl="6" w:tplc="04190001" w:tentative="1">
+      <w:start w:val="1"/>
+      <w:numFmt w:val="bullet"/>
+      <w:lvlText w:val=""/>
+      <w:lvlJc w:val="left"/>
+      <w:pPr>
+        <w:ind w:left="5040" w:hanging="360"/>
+      </w:pPr>
+      <w:rPr>
+        <w:rFonts w:ascii="Symbol" w:hAnsi="Symbol" w:hint="default"/>
+      </w:rPr>
+    </w:lvl>
+    <w:lvl w:ilvl="7" w:tplc="04190003" w:tentative="1">
+      <w:start w:val="1"/>
+      <w:numFmt w:val="bullet"/>
+      <w:lvlText w:val="o"/>
+      <w:lvlJc w:val="left"/>
+      <w:pPr>
+        <w:ind w:left="5760" w:hanging="360"/>
+      </w:pPr>
+      <w:rPr>
+        <w:rFonts w:ascii="Courier New" w:hAnsi="Courier New" w:cs="Courier New" w:hint="default"/>
+      </w:rPr>
+    </w:lvl>
+    <w:lvl w:ilvl="8" w:tplc="04190005" w:tentative="1">
+      <w:start w:val="1"/>
+      <w:numFmt w:val="bullet"/>
+      <w:lvlText w:val=""/>
+      <w:lvlJc w:val="left"/>
+      <w:pPr>
+        <w:ind w:left="6480" w:hanging="360"/>
+      </w:pPr>
+      <w:rPr>
+        <w:rFonts w:ascii="Wingdings" w:hAnsi="Wingdings" w:hint="default"/>
+      </w:rPr>
+    </w:lvl>
+  </w:abstractNum>
+  <w:abstractNum w:abstractNumId="3" w15:restartNumberingAfterBreak="0">
+    <w:nsid w:val="057C25BB"/>
+    <w:multiLevelType w:val="hybridMultilevel"/>
+    <w:tmpl w:val="7A8CC878"/>
+    <w:lvl w:ilvl="0" w:tplc="E3F6E87A">
+      <w:start w:val="1"/>
+      <w:numFmt w:val="bullet"/>
+      <w:lvlText w:val=""/>
+      <w:lvlJc w:val="left"/>
+      <w:pPr>
+        <w:ind w:left="720" w:hanging="360"/>
+      </w:pPr>
+      <w:rPr>
+        <w:rFonts w:ascii="Symbol" w:hAnsi="Symbol" w:hint="default"/>
+      </w:rPr>
+    </w:lvl>
+    <w:lvl w:ilvl="1" w:tplc="04190003" w:tentative="1">
+      <w:start w:val="1"/>
+      <w:numFmt w:val="bullet"/>
+      <w:lvlText w:val="o"/>
+      <w:lvlJc w:val="left"/>
+      <w:pPr>
+        <w:ind w:left="1440" w:hanging="360"/>
+      </w:pPr>
+      <w:rPr>
+        <w:rFonts w:ascii="Courier New" w:hAnsi="Courier New" w:cs="Courier New" w:hint="default"/>
+      </w:rPr>
+    </w:lvl>
+    <w:lvl w:ilvl="2" w:tplc="04190005" w:tentative="1">
+      <w:start w:val="1"/>
+      <w:numFmt w:val="bullet"/>
+      <w:lvlText w:val=""/>
+      <w:lvlJc w:val="left"/>
+      <w:pPr>
+        <w:ind w:left="2160" w:hanging="360"/>
+      </w:pPr>
+      <w:rPr>
+        <w:rFonts w:ascii="Wingdings" w:hAnsi="Wingdings" w:hint="default"/>
+      </w:rPr>
+    </w:lvl>
+    <w:lvl w:ilvl="3" w:tplc="04190001" w:tentative="1">
+      <w:start w:val="1"/>
+      <w:numFmt w:val="bullet"/>
+      <w:lvlText w:val=""/>
+      <w:lvlJc w:val="left"/>
+      <w:pPr>
+        <w:ind w:left="2880" w:hanging="360"/>
+      </w:pPr>
+      <w:rPr>
+        <w:rFonts w:ascii="Symbol" w:hAnsi="Symbol" w:hint="default"/>
+      </w:rPr>
+    </w:lvl>
+    <w:lvl w:ilvl="4" w:tplc="04190003" w:tentative="1">
+      <w:start w:val="1"/>
+      <w:numFmt w:val="bullet"/>
+      <w:lvlText w:val="o"/>
+      <w:lvlJc w:val="left"/>
+      <w:pPr>
+        <w:ind w:left="3600" w:hanging="360"/>
+      </w:pPr>
+      <w:rPr>
+        <w:rFonts w:ascii="Courier New" w:hAnsi="Courier New" w:cs="Courier New" w:hint="default"/>
+      </w:rPr>
+    </w:lvl>
+    <w:lvl w:ilvl="5" w:tplc="04190005" w:tentative="1">
+      <w:start w:val="1"/>
+      <w:numFmt w:val="bullet"/>
+      <w:lvlText w:val=""/>
+      <w:lvlJc w:val="left"/>
+      <w:pPr>
+        <w:ind w:left="4320" w:hanging="360"/>
+      </w:pPr>
+      <w:rPr>
+        <w:rFonts w:ascii="Wingdings" w:hAnsi="Wingdings" w:hint="default"/>
+      </w:rPr>
+    </w:lvl>
+    <w:lvl w:ilvl="6" w:tplc="04190001" w:tentative="1">
+      <w:start w:val="1"/>
+      <w:numFmt w:val="bullet"/>
+      <w:lvlText w:val=""/>
+      <w:lvlJc w:val="left"/>
+      <w:pPr>
+        <w:ind w:left="5040" w:hanging="360"/>
+      </w:pPr>
+      <w:rPr>
+        <w:rFonts w:ascii="Symbol" w:hAnsi="Symbol" w:hint="default"/>
+      </w:rPr>
+    </w:lvl>
+    <w:lvl w:ilvl="7" w:tplc="04190003" w:tentative="1">
+      <w:start w:val="1"/>
+      <w:numFmt w:val="bullet"/>
+      <w:lvlText w:val="o"/>
+      <w:lvlJc w:val="left"/>
+      <w:pPr>
+        <w:ind w:left="5760" w:hanging="360"/>
+      </w:pPr>
+      <w:rPr>
+        <w:rFonts w:ascii="Courier New" w:hAnsi="Courier New" w:cs="Courier New" w:hint="default"/>
+      </w:rPr>
+    </w:lvl>
+    <w:lvl w:ilvl="8" w:tplc="04190005" w:tentative="1">
+      <w:start w:val="1"/>
+      <w:numFmt w:val="bullet"/>
+      <w:lvlText w:val=""/>
+      <w:lvlJc w:val="left"/>
+      <w:pPr>
+        <w:ind w:left="6480" w:hanging="360"/>
+      </w:pPr>
+      <w:rPr>
+        <w:rFonts w:ascii="Wingdings" w:hAnsi="Wingdings" w:hint="default"/>
+      </w:rPr>
+    </w:lvl>
+  </w:abstractNum>
+  <w:abstractNum w:abstractNumId="4" w15:restartNumberingAfterBreak="0">
+    <w:nsid w:val="09CA4AB5"/>
+    <w:multiLevelType w:val="hybridMultilevel"/>
+    <w:tmpl w:val="A89CEED2"/>
+    <w:lvl w:ilvl="0" w:tplc="E3F6E87A">
+      <w:start w:val="1"/>
+      <w:numFmt w:val="bullet"/>
+      <w:lvlText w:val=""/>
+      <w:lvlJc w:val="left"/>
+      <w:pPr>
+        <w:ind w:left="720" w:hanging="360"/>
+      </w:pPr>
+      <w:rPr>
+        <w:rFonts w:ascii="Symbol" w:hAnsi="Symbol" w:hint="default"/>
+      </w:rPr>
+    </w:lvl>
+    <w:lvl w:ilvl="1" w:tplc="04190003" w:tentative="1">
+      <w:start w:val="1"/>
+      <w:numFmt w:val="bullet"/>
+      <w:lvlText w:val="o"/>
+      <w:lvlJc w:val="left"/>
+      <w:pPr>
+        <w:ind w:left="1440" w:hanging="360"/>
+      </w:pPr>
+      <w:rPr>
+        <w:rFonts w:ascii="Courier New" w:hAnsi="Courier New" w:cs="Courier New" w:hint="default"/>
+      </w:rPr>
+    </w:lvl>
+    <w:lvl w:ilvl="2" w:tplc="04190005" w:tentative="1">
+      <w:start w:val="1"/>
+      <w:numFmt w:val="bullet"/>
+      <w:lvlText w:val=""/>
+      <w:lvlJc w:val="left"/>
+      <w:pPr>
+        <w:ind w:left="2160" w:hanging="360"/>
+      </w:pPr>
+      <w:rPr>
+        <w:rFonts w:ascii="Wingdings" w:hAnsi="Wingdings" w:hint="default"/>
+      </w:rPr>
+    </w:lvl>
+    <w:lvl w:ilvl="3" w:tplc="04190001" w:tentative="1">
+      <w:start w:val="1"/>
+      <w:numFmt w:val="bullet"/>
+      <w:lvlText w:val=""/>
+      <w:lvlJc w:val="left"/>
+      <w:pPr>
+        <w:ind w:left="2880" w:hanging="360"/>
+      </w:pPr>
+      <w:rPr>
+        <w:rFonts w:ascii="Symbol" w:hAnsi="Symbol" w:hint="default"/>
+      </w:rPr>
+    </w:lvl>
+    <w:lvl w:ilvl="4" w:tplc="04190003" w:tentative="1">
+      <w:start w:val="1"/>
+      <w:numFmt w:val="bullet"/>
+      <w:lvlText w:val="o"/>
+      <w:lvlJc w:val="left"/>
+      <w:pPr>
+        <w:ind w:left="3600" w:hanging="360"/>
+      </w:pPr>
+      <w:rPr>
+        <w:rFonts w:ascii="Courier New" w:hAnsi="Courier New" w:cs="Courier New" w:hint="default"/>
+      </w:rPr>
+    </w:lvl>
+    <w:lvl w:ilvl="5" w:tplc="04190005" w:tentative="1">
+      <w:start w:val="1"/>
+      <w:numFmt w:val="bullet"/>
+      <w:lvlText w:val=""/>
+      <w:lvlJc w:val="left"/>
+      <w:pPr>
+        <w:ind w:left="4320" w:hanging="360"/>
+      </w:pPr>
+      <w:rPr>
+        <w:rFonts w:ascii="Wingdings" w:hAnsi="Wingdings" w:hint="default"/>
+      </w:rPr>
+    </w:lvl>
+    <w:lvl w:ilvl="6" w:tplc="04190001" w:tentative="1">
+      <w:start w:val="1"/>
+      <w:numFmt w:val="bullet"/>
+      <w:lvlText w:val=""/>
+      <w:lvlJc w:val="left"/>
+      <w:pPr>
+        <w:ind w:left="5040" w:hanging="360"/>
+      </w:pPr>
+      <w:rPr>
+        <w:rFonts w:ascii="Symbol" w:hAnsi="Symbol" w:hint="default"/>
+      </w:rPr>
+    </w:lvl>
+    <w:lvl w:ilvl="7" w:tplc="04190003" w:tentative="1">
+      <w:start w:val="1"/>
+      <w:numFmt w:val="bullet"/>
+      <w:lvlText w:val="o"/>
+      <w:lvlJc w:val="left"/>
+      <w:pPr>
+        <w:ind w:left="5760" w:hanging="360"/>
+      </w:pPr>
+      <w:rPr>
+        <w:rFonts w:ascii="Courier New" w:hAnsi="Courier New" w:cs="Courier New" w:hint="default"/>
+      </w:rPr>
+    </w:lvl>
+    <w:lvl w:ilvl="8" w:tplc="04190005" w:tentative="1">
+      <w:start w:val="1"/>
+      <w:numFmt w:val="bullet"/>
+      <w:lvlText w:val=""/>
+      <w:lvlJc w:val="left"/>
+      <w:pPr>
+        <w:ind w:left="6480" w:hanging="360"/>
+      </w:pPr>
+      <w:rPr>
+        <w:rFonts w:ascii="Wingdings" w:hAnsi="Wingdings" w:hint="default"/>
+      </w:rPr>
+    </w:lvl>
+  </w:abstractNum>
+  <w:abstractNum w:abstractNumId="5" w15:restartNumberingAfterBreak="0">
+    <w:nsid w:val="15522133"/>
+    <w:multiLevelType w:val="hybridMultilevel"/>
+    <w:tmpl w:val="5140665E"/>
+    <w:lvl w:ilvl="0" w:tplc="025E25B4">
+      <w:start w:val="1"/>
+      <w:numFmt w:val="bullet"/>
+      <w:lvlText w:val=""/>
+      <w:lvlJc w:val="left"/>
+      <w:pPr>
+        <w:ind w:left="720" w:hanging="360"/>
+      </w:pPr>
+      <w:rPr>
+        <w:rFonts w:ascii="Symbol" w:hAnsi="Symbol" w:hint="default"/>
+      </w:rPr>
+    </w:lvl>
+    <w:lvl w:ilvl="1" w:tplc="FFFFFFFF" w:tentative="1">
+      <w:start w:val="1"/>
+      <w:numFmt w:val="bullet"/>
+      <w:lvlText w:val="o"/>
+      <w:lvlJc w:val="left"/>
+      <w:pPr>
+        <w:ind w:left="1440" w:hanging="360"/>
+      </w:pPr>
+      <w:rPr>
+        <w:rFonts w:ascii="Courier New" w:hAnsi="Courier New" w:cs="Courier New" w:hint="default"/>
+      </w:rPr>
+    </w:lvl>
+    <w:lvl w:ilvl="2" w:tplc="FFFFFFFF" w:tentative="1">
+      <w:start w:val="1"/>
+      <w:numFmt w:val="bullet"/>
+      <w:lvlText w:val=""/>
+      <w:lvlJc w:val="left"/>
+      <w:pPr>
+        <w:ind w:left="2160" w:hanging="360"/>
+      </w:pPr>
+      <w:rPr>
+        <w:rFonts w:ascii="Wingdings" w:hAnsi="Wingdings" w:hint="default"/>
+      </w:rPr>
+    </w:lvl>
+    <w:lvl w:ilvl="3" w:tplc="FFFFFFFF" w:tentative="1">
+      <w:start w:val="1"/>
+      <w:numFmt w:val="bullet"/>
+      <w:lvlText w:val=""/>
+      <w:lvlJc w:val="left"/>
+      <w:pPr>
+        <w:ind w:left="2880" w:hanging="360"/>
+      </w:pPr>
+      <w:rPr>
+        <w:rFonts w:ascii="Symbol" w:hAnsi="Symbol" w:hint="default"/>
+      </w:rPr>
+    </w:lvl>
+    <w:lvl w:ilvl="4" w:tplc="FFFFFFFF" w:tentative="1">
+      <w:start w:val="1"/>
+      <w:numFmt w:val="bullet"/>
+      <w:lvlText w:val="o"/>
+      <w:lvlJc w:val="left"/>
+      <w:pPr>
+        <w:ind w:left="3600" w:hanging="360"/>
+      </w:pPr>
+      <w:rPr>
+        <w:rFonts w:ascii="Courier New" w:hAnsi="Courier New" w:cs="Courier New" w:hint="default"/>
+      </w:rPr>
+    </w:lvl>
+    <w:lvl w:ilvl="5" w:tplc="FFFFFFFF" w:tentative="1">
+      <w:start w:val="1"/>
+      <w:numFmt w:val="bullet"/>
+      <w:lvlText w:val=""/>
+      <w:lvlJc w:val="left"/>
+      <w:pPr>
+        <w:ind w:left="4320" w:hanging="360"/>
+      </w:pPr>
+      <w:rPr>
+        <w:rFonts w:ascii="Wingdings" w:hAnsi="Wingdings" w:hint="default"/>
+      </w:rPr>
+    </w:lvl>
+    <w:lvl w:ilvl="6" w:tplc="FFFFFFFF" w:tentative="1">
+      <w:start w:val="1"/>
+      <w:numFmt w:val="bullet"/>
+      <w:lvlText w:val=""/>
+      <w:lvlJc w:val="left"/>
+      <w:pPr>
+        <w:ind w:left="5040" w:hanging="360"/>
+      </w:pPr>
+      <w:rPr>
+        <w:rFonts w:ascii="Symbol" w:hAnsi="Symbol" w:hint="default"/>
+      </w:rPr>
+    </w:lvl>
+    <w:lvl w:ilvl="7" w:tplc="FFFFFFFF" w:tentative="1">
+      <w:start w:val="1"/>
+      <w:numFmt w:val="bullet"/>
+      <w:lvlText w:val="o"/>
+      <w:lvlJc w:val="left"/>
+      <w:pPr>
+        <w:ind w:left="5760" w:hanging="360"/>
+      </w:pPr>
+      <w:rPr>
+        <w:rFonts w:ascii="Courier New" w:hAnsi="Courier New" w:cs="Courier New" w:hint="default"/>
+      </w:rPr>
+    </w:lvl>
+    <w:lvl w:ilvl="8" w:tplc="FFFFFFFF" w:tentative="1">
+      <w:start w:val="1"/>
+      <w:numFmt w:val="bullet"/>
+      <w:lvlText w:val=""/>
+      <w:lvlJc w:val="left"/>
+      <w:pPr>
+        <w:ind w:left="6480" w:hanging="360"/>
+      </w:pPr>
+      <w:rPr>
+        <w:rFonts w:ascii="Wingdings" w:hAnsi="Wingdings" w:hint="default"/>
+      </w:rPr>
+    </w:lvl>
+  </w:abstractNum>
+  <w:abstractNum w:abstractNumId="6" w15:restartNumberingAfterBreak="0">
+    <w:nsid w:val="16282D1D"/>
+    <w:multiLevelType w:val="hybridMultilevel"/>
+    <w:tmpl w:val="DC52CEEE"/>
+    <w:lvl w:ilvl="0" w:tplc="E3F6E87A">
+      <w:start w:val="1"/>
+      <w:numFmt w:val="bullet"/>
+      <w:lvlText w:val=""/>
+      <w:lvlJc w:val="left"/>
+      <w:pPr>
+        <w:ind w:left="720" w:hanging="360"/>
+      </w:pPr>
+      <w:rPr>
+        <w:rFonts w:ascii="Symbol" w:hAnsi="Symbol" w:hint="default"/>
+      </w:rPr>
+    </w:lvl>
+    <w:lvl w:ilvl="1" w:tplc="04190003" w:tentative="1">
+      <w:start w:val="1"/>
+      <w:numFmt w:val="bullet"/>
+      <w:lvlText w:val="o"/>
+      <w:lvlJc w:val="left"/>
+      <w:pPr>
+        <w:ind w:left="1440" w:hanging="360"/>
+      </w:pPr>
+      <w:rPr>
+        <w:rFonts w:ascii="Courier New" w:hAnsi="Courier New" w:cs="Courier New" w:hint="default"/>
+      </w:rPr>
+    </w:lvl>
+    <w:lvl w:ilvl="2" w:tplc="04190005" w:tentative="1">
+      <w:start w:val="1"/>
+      <w:numFmt w:val="bullet"/>
+      <w:lvlText w:val=""/>
+      <w:lvlJc w:val="left"/>
+      <w:pPr>
+        <w:ind w:left="2160" w:hanging="360"/>
+      </w:pPr>
+      <w:rPr>
+        <w:rFonts w:ascii="Wingdings" w:hAnsi="Wingdings" w:hint="default"/>
+      </w:rPr>
+    </w:lvl>
+    <w:lvl w:ilvl="3" w:tplc="04190001" w:tentative="1">
+      <w:start w:val="1"/>
+      <w:numFmt w:val="bullet"/>
+      <w:lvlText w:val=""/>
+      <w:lvlJc w:val="left"/>
+      <w:pPr>
+        <w:ind w:left="2880" w:hanging="360"/>
+      </w:pPr>
+      <w:rPr>
+        <w:rFonts w:ascii="Symbol" w:hAnsi="Symbol" w:hint="default"/>
+      </w:rPr>
+    </w:lvl>
+    <w:lvl w:ilvl="4" w:tplc="04190003" w:tentative="1">
+      <w:start w:val="1"/>
+      <w:numFmt w:val="bullet"/>
+      <w:lvlText w:val="o"/>
+      <w:lvlJc w:val="left"/>
+      <w:pPr>
+        <w:ind w:left="3600" w:hanging="360"/>
+      </w:pPr>
+      <w:rPr>
+        <w:rFonts w:ascii="Courier New" w:hAnsi="Courier New" w:cs="Courier New" w:hint="default"/>
+      </w:rPr>
+    </w:lvl>
+    <w:lvl w:ilvl="5" w:tplc="04190005" w:tentative="1">
+      <w:start w:val="1"/>
+      <w:numFmt w:val="bullet"/>
+      <w:lvlText w:val=""/>
+      <w:lvlJc w:val="left"/>
+      <w:pPr>
+        <w:ind w:left="4320" w:hanging="360"/>
+      </w:pPr>
+      <w:rPr>
+        <w:rFonts w:ascii="Wingdings" w:hAnsi="Wingdings" w:hint="default"/>
+      </w:rPr>
+    </w:lvl>
+    <w:lvl w:ilvl="6" w:tplc="04190001" w:tentative="1">
+      <w:start w:val="1"/>
+      <w:numFmt w:val="bullet"/>
+      <w:lvlText w:val=""/>
+      <w:lvlJc w:val="left"/>
+      <w:pPr>
+        <w:ind w:left="5040" w:hanging="360"/>
+      </w:pPr>
+      <w:rPr>
+        <w:rFonts w:ascii="Symbol" w:hAnsi="Symbol" w:hint="default"/>
+      </w:rPr>
+    </w:lvl>
+    <w:lvl w:ilvl="7" w:tplc="04190003" w:tentative="1">
+      <w:start w:val="1"/>
+      <w:numFmt w:val="bullet"/>
+      <w:lvlText w:val="o"/>
+      <w:lvlJc w:val="left"/>
+      <w:pPr>
+        <w:ind w:left="5760" w:hanging="360"/>
+      </w:pPr>
+      <w:rPr>
+        <w:rFonts w:ascii="Courier New" w:hAnsi="Courier New" w:cs="Courier New" w:hint="default"/>
+      </w:rPr>
+    </w:lvl>
+    <w:lvl w:ilvl="8" w:tplc="04190005" w:tentative="1">
+      <w:start w:val="1"/>
+      <w:numFmt w:val="bullet"/>
+      <w:lvlText w:val=""/>
+      <w:lvlJc w:val="left"/>
+      <w:pPr>
+        <w:ind w:left="6480" w:hanging="360"/>
+      </w:pPr>
+      <w:rPr>
+        <w:rFonts w:ascii="Wingdings" w:hAnsi="Wingdings" w:hint="default"/>
+      </w:rPr>
+    </w:lvl>
+  </w:abstractNum>
+  <w:abstractNum w:abstractNumId="7" w15:restartNumberingAfterBreak="0">
+    <w:nsid w:val="18884F41"/>
+    <w:multiLevelType w:val="hybridMultilevel"/>
+    <w:tmpl w:val="6518D8D8"/>
+    <w:lvl w:ilvl="0" w:tplc="E3F6E87A">
+      <w:start w:val="1"/>
+      <w:numFmt w:val="bullet"/>
+      <w:lvlText w:val=""/>
+      <w:lvlJc w:val="left"/>
+      <w:pPr>
+        <w:ind w:left="720" w:hanging="360"/>
+      </w:pPr>
+      <w:rPr>
+        <w:rFonts w:ascii="Symbol" w:hAnsi="Symbol" w:hint="default"/>
+      </w:rPr>
+    </w:lvl>
+    <w:lvl w:ilvl="1" w:tplc="04190003" w:tentative="1">
+      <w:start w:val="1"/>
+      <w:numFmt w:val="bullet"/>
+      <w:lvlText w:val="o"/>
+      <w:lvlJc w:val="left"/>
+      <w:pPr>
+        <w:ind w:left="1440" w:hanging="360"/>
+      </w:pPr>
+      <w:rPr>
+        <w:rFonts w:ascii="Courier New" w:hAnsi="Courier New" w:cs="Courier New" w:hint="default"/>
+      </w:rPr>
+    </w:lvl>
+    <w:lvl w:ilvl="2" w:tplc="04190005" w:tentative="1">
+      <w:start w:val="1"/>
+      <w:numFmt w:val="bullet"/>
+      <w:lvlText w:val=""/>
+      <w:lvlJc w:val="left"/>
+      <w:pPr>
+        <w:ind w:left="2160" w:hanging="360"/>
+      </w:pPr>
+      <w:rPr>
+        <w:rFonts w:ascii="Wingdings" w:hAnsi="Wingdings" w:hint="default"/>
+      </w:rPr>
+    </w:lvl>
+    <w:lvl w:ilvl="3" w:tplc="04190001" w:tentative="1">
+      <w:start w:val="1"/>
+      <w:numFmt w:val="bullet"/>
+      <w:lvlText w:val=""/>
+      <w:lvlJc w:val="left"/>
+      <w:pPr>
+        <w:ind w:left="2880" w:hanging="360"/>
+      </w:pPr>
+      <w:rPr>
+        <w:rFonts w:ascii="Symbol" w:hAnsi="Symbol" w:hint="default"/>
+      </w:rPr>
+    </w:lvl>
+    <w:lvl w:ilvl="4" w:tplc="04190003" w:tentative="1">
+      <w:start w:val="1"/>
+      <w:numFmt w:val="bullet"/>
+      <w:lvlText w:val="o"/>
+      <w:lvlJc w:val="left"/>
+      <w:pPr>
+        <w:ind w:left="3600" w:hanging="360"/>
+      </w:pPr>
+      <w:rPr>
+        <w:rFonts w:ascii="Courier New" w:hAnsi="Courier New" w:cs="Courier New" w:hint="default"/>
+      </w:rPr>
+    </w:lvl>
+    <w:lvl w:ilvl="5" w:tplc="04190005" w:tentative="1">
+      <w:start w:val="1"/>
+      <w:numFmt w:val="bullet"/>
+      <w:lvlText w:val=""/>
+      <w:lvlJc w:val="left"/>
+      <w:pPr>
+        <w:ind w:left="4320" w:hanging="360"/>
+      </w:pPr>
+      <w:rPr>
+        <w:rFonts w:ascii="Wingdings" w:hAnsi="Wingdings" w:hint="default"/>
+      </w:rPr>
+    </w:lvl>
+    <w:lvl w:ilvl="6" w:tplc="04190001" w:tentative="1">
+      <w:start w:val="1"/>
+      <w:numFmt w:val="bullet"/>
+      <w:lvlText w:val=""/>
+      <w:lvlJc w:val="left"/>
+      <w:pPr>
+        <w:ind w:left="5040" w:hanging="360"/>
+      </w:pPr>
+      <w:rPr>
+        <w:rFonts w:ascii="Symbol" w:hAnsi="Symbol" w:hint="default"/>
+      </w:rPr>
+    </w:lvl>
+    <w:lvl w:ilvl="7" w:tplc="04190003" w:tentative="1">
+      <w:start w:val="1"/>
+      <w:numFmt w:val="bullet"/>
+      <w:lvlText w:val="o"/>
+      <w:lvlJc w:val="left"/>
+      <w:pPr>
+        <w:ind w:left="5760" w:hanging="360"/>
+      </w:pPr>
+      <w:rPr>
+        <w:rFonts w:ascii="Courier New" w:hAnsi="Courier New" w:cs="Courier New" w:hint="default"/>
+      </w:rPr>
+    </w:lvl>
+    <w:lvl w:ilvl="8" w:tplc="04190005" w:tentative="1">
+      <w:start w:val="1"/>
+      <w:numFmt w:val="bullet"/>
+      <w:lvlText w:val=""/>
+      <w:lvlJc w:val="left"/>
+      <w:pPr>
+        <w:ind w:left="6480" w:hanging="360"/>
+      </w:pPr>
+      <w:rPr>
+        <w:rFonts w:ascii="Wingdings" w:hAnsi="Wingdings" w:hint="default"/>
+      </w:rPr>
+    </w:lvl>
+  </w:abstractNum>
+  <w:abstractNum w:abstractNumId="8" w15:restartNumberingAfterBreak="0">
+    <w:nsid w:val="19267650"/>
+    <w:multiLevelType w:val="hybridMultilevel"/>
+    <w:tmpl w:val="5B2C1CBA"/>
+    <w:lvl w:ilvl="0" w:tplc="E3F6E87A">
+      <w:start w:val="1"/>
+      <w:numFmt w:val="bullet"/>
+      <w:lvlText w:val=""/>
+      <w:lvlJc w:val="left"/>
+      <w:pPr>
+        <w:ind w:left="720" w:hanging="360"/>
+      </w:pPr>
+      <w:rPr>
+        <w:rFonts w:ascii="Symbol" w:hAnsi="Symbol" w:hint="default"/>
+      </w:rPr>
+    </w:lvl>
+    <w:lvl w:ilvl="1" w:tplc="04190003" w:tentative="1">
+      <w:start w:val="1"/>
+      <w:numFmt w:val="bullet"/>
+      <w:lvlText w:val="o"/>
+      <w:lvlJc w:val="left"/>
+      <w:pPr>
+        <w:ind w:left="1440" w:hanging="360"/>
+      </w:pPr>
+      <w:rPr>
+        <w:rFonts w:ascii="Courier New" w:hAnsi="Courier New" w:cs="Courier New" w:hint="default"/>
+      </w:rPr>
+    </w:lvl>
+    <w:lvl w:ilvl="2" w:tplc="04190005" w:tentative="1">
+      <w:start w:val="1"/>
+      <w:numFmt w:val="bullet"/>
+      <w:lvlText w:val=""/>
+      <w:lvlJc w:val="left"/>
+      <w:pPr>
+        <w:ind w:left="2160" w:hanging="360"/>
+      </w:pPr>
+      <w:rPr>
+        <w:rFonts w:ascii="Wingdings" w:hAnsi="Wingdings" w:hint="default"/>
+      </w:rPr>
+    </w:lvl>
+    <w:lvl w:ilvl="3" w:tplc="04190001" w:tentative="1">
+      <w:start w:val="1"/>
+      <w:numFmt w:val="bullet"/>
+      <w:lvlText w:val=""/>
+      <w:lvlJc w:val="left"/>
+      <w:pPr>
+        <w:ind w:left="2880" w:hanging="360"/>
+      </w:pPr>
+      <w:rPr>
+        <w:rFonts w:ascii="Symbol" w:hAnsi="Symbol" w:hint="default"/>
+      </w:rPr>
+    </w:lvl>
+    <w:lvl w:ilvl="4" w:tplc="04190003" w:tentative="1">
+      <w:start w:val="1"/>
+      <w:numFmt w:val="bullet"/>
+      <w:lvlText w:val="o"/>
+      <w:lvlJc w:val="left"/>
+      <w:pPr>
+        <w:ind w:left="3600" w:hanging="360"/>
+      </w:pPr>
+      <w:rPr>
+        <w:rFonts w:ascii="Courier New" w:hAnsi="Courier New" w:cs="Courier New" w:hint="default"/>
+      </w:rPr>
+    </w:lvl>
+    <w:lvl w:ilvl="5" w:tplc="04190005" w:tentative="1">
+      <w:start w:val="1"/>
+      <w:numFmt w:val="bullet"/>
+      <w:lvlText w:val=""/>
+      <w:lvlJc w:val="left"/>
+      <w:pPr>
+        <w:ind w:left="4320" w:hanging="360"/>
+      </w:pPr>
+      <w:rPr>
+        <w:rFonts w:ascii="Wingdings" w:hAnsi="Wingdings" w:hint="default"/>
+      </w:rPr>
+    </w:lvl>
+    <w:lvl w:ilvl="6" w:tplc="04190001" w:tentative="1">
+      <w:start w:val="1"/>
+      <w:numFmt w:val="bullet"/>
+      <w:lvlText w:val=""/>
+      <w:lvlJc w:val="left"/>
+      <w:pPr>
+        <w:ind w:left="5040" w:hanging="360"/>
+      </w:pPr>
+      <w:rPr>
+        <w:rFonts w:ascii="Symbol" w:hAnsi="Symbol" w:hint="default"/>
+      </w:rPr>
+    </w:lvl>
+    <w:lvl w:ilvl="7" w:tplc="04190003" w:tentative="1">
+      <w:start w:val="1"/>
+      <w:numFmt w:val="bullet"/>
+      <w:lvlText w:val="o"/>
+      <w:lvlJc w:val="left"/>
+      <w:pPr>
+        <w:ind w:left="5760" w:hanging="360"/>
+      </w:pPr>
+      <w:rPr>
+        <w:rFonts w:ascii="Courier New" w:hAnsi="Courier New" w:cs="Courier New" w:hint="default"/>
+      </w:rPr>
+    </w:lvl>
+    <w:lvl w:ilvl="8" w:tplc="04190005" w:tentative="1">
+      <w:start w:val="1"/>
+      <w:numFmt w:val="bullet"/>
+      <w:lvlText w:val=""/>
+      <w:lvlJc w:val="left"/>
+      <w:pPr>
+        <w:ind w:left="6480" w:hanging="360"/>
+      </w:pPr>
+      <w:rPr>
+        <w:rFonts w:ascii="Wingdings" w:hAnsi="Wingdings" w:hint="default"/>
+      </w:rPr>
+    </w:lvl>
+  </w:abstractNum>
+  <w:abstractNum w:abstractNumId="9" w15:restartNumberingAfterBreak="0">
+    <w:nsid w:val="1CA05697"/>
+    <w:multiLevelType w:val="hybridMultilevel"/>
+    <w:tmpl w:val="433A6B80"/>
+    <w:lvl w:ilvl="0" w:tplc="E3F6E87A">
+      <w:start w:val="1"/>
+      <w:numFmt w:val="bullet"/>
+      <w:lvlText w:val=""/>
+      <w:lvlJc w:val="left"/>
+      <w:pPr>
+        <w:ind w:left="720" w:hanging="360"/>
+      </w:pPr>
+      <w:rPr>
+        <w:rFonts w:ascii="Symbol" w:hAnsi="Symbol" w:hint="default"/>
+      </w:rPr>
+    </w:lvl>
+    <w:lvl w:ilvl="1" w:tplc="04190003" w:tentative="1">
+      <w:start w:val="1"/>
+      <w:numFmt w:val="bullet"/>
+      <w:lvlText w:val="o"/>
+      <w:lvlJc w:val="left"/>
+      <w:pPr>
+        <w:ind w:left="1440" w:hanging="360"/>
+      </w:pPr>
+      <w:rPr>
+        <w:rFonts w:ascii="Courier New" w:hAnsi="Courier New" w:cs="Courier New" w:hint="default"/>
+      </w:rPr>
+    </w:lvl>
+    <w:lvl w:ilvl="2" w:tplc="04190005" w:tentative="1">
+      <w:start w:val="1"/>
+      <w:numFmt w:val="bullet"/>
+      <w:lvlText w:val=""/>
+      <w:lvlJc w:val="left"/>
+      <w:pPr>
+        <w:ind w:left="2160" w:hanging="360"/>
+      </w:pPr>
+      <w:rPr>
+        <w:rFonts w:ascii="Wingdings" w:hAnsi="Wingdings" w:hint="default"/>
+      </w:rPr>
+    </w:lvl>
+    <w:lvl w:ilvl="3" w:tplc="04190001" w:tentative="1">
+      <w:start w:val="1"/>
+      <w:numFmt w:val="bullet"/>
+      <w:lvlText w:val=""/>
+      <w:lvlJc w:val="left"/>
+      <w:pPr>
+        <w:ind w:left="2880" w:hanging="360"/>
+      </w:pPr>
+      <w:rPr>
+        <w:rFonts w:ascii="Symbol" w:hAnsi="Symbol" w:hint="default"/>
+      </w:rPr>
+    </w:lvl>
+    <w:lvl w:ilvl="4" w:tplc="04190003" w:tentative="1">
+      <w:start w:val="1"/>
+      <w:numFmt w:val="bullet"/>
+      <w:lvlText w:val="o"/>
+      <w:lvlJc w:val="left"/>
+      <w:pPr>
+        <w:ind w:left="3600" w:hanging="360"/>
+      </w:pPr>
+      <w:rPr>
+        <w:rFonts w:ascii="Courier New" w:hAnsi="Courier New" w:cs="Courier New" w:hint="default"/>
+      </w:rPr>
+    </w:lvl>
+    <w:lvl w:ilvl="5" w:tplc="04190005" w:tentative="1">
+      <w:start w:val="1"/>
+      <w:numFmt w:val="bullet"/>
+      <w:lvlText w:val=""/>
+      <w:lvlJc w:val="left"/>
+      <w:pPr>
+        <w:ind w:left="4320" w:hanging="360"/>
+      </w:pPr>
+      <w:rPr>
+        <w:rFonts w:ascii="Wingdings" w:hAnsi="Wingdings" w:hint="default"/>
+      </w:rPr>
+    </w:lvl>
+    <w:lvl w:ilvl="6" w:tplc="04190001" w:tentative="1">
+      <w:start w:val="1"/>
+      <w:numFmt w:val="bullet"/>
+      <w:lvlText w:val=""/>
+      <w:lvlJc w:val="left"/>
+      <w:pPr>
+        <w:ind w:left="5040" w:hanging="360"/>
+      </w:pPr>
+      <w:rPr>
+        <w:rFonts w:ascii="Symbol" w:hAnsi="Symbol" w:hint="default"/>
+      </w:rPr>
+    </w:lvl>
+    <w:lvl w:ilvl="7" w:tplc="04190003" w:tentative="1">
+      <w:start w:val="1"/>
+      <w:numFmt w:val="bullet"/>
+      <w:lvlText w:val="o"/>
+      <w:lvlJc w:val="left"/>
+      <w:pPr>
+        <w:ind w:left="5760" w:hanging="360"/>
+      </w:pPr>
+      <w:rPr>
+        <w:rFonts w:ascii="Courier New" w:hAnsi="Courier New" w:cs="Courier New" w:hint="default"/>
+      </w:rPr>
+    </w:lvl>
+    <w:lvl w:ilvl="8" w:tplc="04190005" w:tentative="1">
+      <w:start w:val="1"/>
+      <w:numFmt w:val="bullet"/>
+      <w:lvlText w:val=""/>
+      <w:lvlJc w:val="left"/>
+      <w:pPr>
+        <w:ind w:left="6480" w:hanging="360"/>
+      </w:pPr>
+      <w:rPr>
+        <w:rFonts w:ascii="Wingdings" w:hAnsi="Wingdings" w:hint="default"/>
+      </w:rPr>
+    </w:lvl>
+  </w:abstractNum>
+  <w:abstractNum w:abstractNumId="10" w15:restartNumberingAfterBreak="0">
+    <w:nsid w:val="1D9479C1"/>
+    <w:multiLevelType w:val="hybridMultilevel"/>
+    <w:tmpl w:val="252C7128"/>
+    <w:lvl w:ilvl="0" w:tplc="025E25B4">
+      <w:start w:val="1"/>
+      <w:numFmt w:val="bullet"/>
+      <w:lvlText w:val=""/>
+      <w:lvlJc w:val="left"/>
+      <w:pPr>
+        <w:ind w:left="720" w:hanging="360"/>
+      </w:pPr>
+      <w:rPr>
+        <w:rFonts w:ascii="Symbol" w:hAnsi="Symbol" w:hint="default"/>
+      </w:rPr>
+    </w:lvl>
+    <w:lvl w:ilvl="1" w:tplc="04190003" w:tentative="1">
+      <w:start w:val="1"/>
+      <w:numFmt w:val="bullet"/>
+      <w:lvlText w:val="o"/>
+      <w:lvlJc w:val="left"/>
+      <w:pPr>
+        <w:ind w:left="1440" w:hanging="360"/>
+      </w:pPr>
+      <w:rPr>
+        <w:rFonts w:ascii="Courier New" w:hAnsi="Courier New" w:cs="Courier New" w:hint="default"/>
+      </w:rPr>
+    </w:lvl>
+    <w:lvl w:ilvl="2" w:tplc="04190005" w:tentative="1">
+      <w:start w:val="1"/>
+      <w:numFmt w:val="bullet"/>
+      <w:lvlText w:val=""/>
+      <w:lvlJc w:val="left"/>
+      <w:pPr>
+        <w:ind w:left="2160" w:hanging="360"/>
+      </w:pPr>
+      <w:rPr>
+        <w:rFonts w:ascii="Wingdings" w:hAnsi="Wingdings" w:hint="default"/>
+      </w:rPr>
+    </w:lvl>
+    <w:lvl w:ilvl="3" w:tplc="04190001" w:tentative="1">
+      <w:start w:val="1"/>
+      <w:numFmt w:val="bullet"/>
+      <w:lvlText w:val=""/>
+      <w:lvlJc w:val="left"/>
+      <w:pPr>
+        <w:ind w:left="2880" w:hanging="360"/>
+      </w:pPr>
+      <w:rPr>
+        <w:rFonts w:ascii="Symbol" w:hAnsi="Symbol" w:hint="default"/>
+      </w:rPr>
+    </w:lvl>
+    <w:lvl w:ilvl="4" w:tplc="04190003" w:tentative="1">
+      <w:start w:val="1"/>
+      <w:numFmt w:val="bullet"/>
+      <w:lvlText w:val="o"/>
+      <w:lvlJc w:val="left"/>
+      <w:pPr>
+        <w:ind w:left="3600" w:hanging="360"/>
+      </w:pPr>
+      <w:rPr>
+        <w:rFonts w:ascii="Courier New" w:hAnsi="Courier New" w:cs="Courier New" w:hint="default"/>
+      </w:rPr>
+    </w:lvl>
+    <w:lvl w:ilvl="5" w:tplc="04190005" w:tentative="1">
+      <w:start w:val="1"/>
+      <w:numFmt w:val="bullet"/>
+      <w:lvlText w:val=""/>
+      <w:lvlJc w:val="left"/>
+      <w:pPr>
+        <w:ind w:left="4320" w:hanging="360"/>
+      </w:pPr>
+      <w:rPr>
+        <w:rFonts w:ascii="Wingdings" w:hAnsi="Wingdings" w:hint="default"/>
+      </w:rPr>
+    </w:lvl>
+    <w:lvl w:ilvl="6" w:tplc="04190001" w:tentative="1">
+      <w:start w:val="1"/>
+      <w:numFmt w:val="bullet"/>
+      <w:lvlText w:val=""/>
+      <w:lvlJc w:val="left"/>
+      <w:pPr>
+        <w:ind w:left="5040" w:hanging="360"/>
+      </w:pPr>
+      <w:rPr>
+        <w:rFonts w:ascii="Symbol" w:hAnsi="Symbol" w:hint="default"/>
+      </w:rPr>
+    </w:lvl>
+    <w:lvl w:ilvl="7" w:tplc="04190003" w:tentative="1">
+      <w:start w:val="1"/>
+      <w:numFmt w:val="bullet"/>
+      <w:lvlText w:val="o"/>
+      <w:lvlJc w:val="left"/>
+      <w:pPr>
+        <w:ind w:left="5760" w:hanging="360"/>
+      </w:pPr>
+      <w:rPr>
+        <w:rFonts w:ascii="Courier New" w:hAnsi="Courier New" w:cs="Courier New" w:hint="default"/>
+      </w:rPr>
+    </w:lvl>
+    <w:lvl w:ilvl="8" w:tplc="04190005" w:tentative="1">
+      <w:start w:val="1"/>
+      <w:numFmt w:val="bullet"/>
+      <w:lvlText w:val=""/>
+      <w:lvlJc w:val="left"/>
+      <w:pPr>
+        <w:ind w:left="6480" w:hanging="360"/>
+      </w:pPr>
+      <w:rPr>
+        <w:rFonts w:ascii="Wingdings" w:hAnsi="Wingdings" w:hint="default"/>
+      </w:rPr>
+    </w:lvl>
+  </w:abstractNum>
+  <w:abstractNum w:abstractNumId="11" w15:restartNumberingAfterBreak="0">
+    <w:nsid w:val="1FD265A0"/>
+    <w:multiLevelType w:val="hybridMultilevel"/>
+    <w:tmpl w:val="E4E0E2F6"/>
+    <w:lvl w:ilvl="0" w:tplc="025E25B4">
+      <w:start w:val="1"/>
+      <w:numFmt w:val="bullet"/>
+      <w:lvlText w:val=""/>
+      <w:lvlJc w:val="left"/>
+      <w:pPr>
+        <w:ind w:left="720" w:hanging="360"/>
+      </w:pPr>
+      <w:rPr>
+        <w:rFonts w:ascii="Symbol" w:hAnsi="Symbol" w:hint="default"/>
+      </w:rPr>
+    </w:lvl>
+    <w:lvl w:ilvl="1" w:tplc="04190003" w:tentative="1">
+      <w:start w:val="1"/>
+      <w:numFmt w:val="bullet"/>
+      <w:lvlText w:val="o"/>
+      <w:lvlJc w:val="left"/>
+      <w:pPr>
+        <w:ind w:left="1440" w:hanging="360"/>
+      </w:pPr>
+      <w:rPr>
+        <w:rFonts w:ascii="Courier New" w:hAnsi="Courier New" w:cs="Courier New" w:hint="default"/>
+      </w:rPr>
+    </w:lvl>
+    <w:lvl w:ilvl="2" w:tplc="04190005" w:tentative="1">
+      <w:start w:val="1"/>
+      <w:numFmt w:val="bullet"/>
+      <w:lvlText w:val=""/>
+      <w:lvlJc w:val="left"/>
+      <w:pPr>
+        <w:ind w:left="2160" w:hanging="360"/>
+      </w:pPr>
+      <w:rPr>
+        <w:rFonts w:ascii="Wingdings" w:hAnsi="Wingdings" w:hint="default"/>
+      </w:rPr>
+    </w:lvl>
+    <w:lvl w:ilvl="3" w:tplc="04190001" w:tentative="1">
+      <w:start w:val="1"/>
+      <w:numFmt w:val="bullet"/>
+      <w:lvlText w:val=""/>
+      <w:lvlJc w:val="left"/>
+      <w:pPr>
+        <w:ind w:left="2880" w:hanging="360"/>
+      </w:pPr>
+      <w:rPr>
+        <w:rFonts w:ascii="Symbol" w:hAnsi="Symbol" w:hint="default"/>
+      </w:rPr>
+    </w:lvl>
+    <w:lvl w:ilvl="4" w:tplc="04190003" w:tentative="1">
+      <w:start w:val="1"/>
+      <w:numFmt w:val="bullet"/>
+      <w:lvlText w:val="o"/>
+      <w:lvlJc w:val="left"/>
+      <w:pPr>
+        <w:ind w:left="3600" w:hanging="360"/>
+      </w:pPr>
+      <w:rPr>
+        <w:rFonts w:ascii="Courier New" w:hAnsi="Courier New" w:cs="Courier New" w:hint="default"/>
+      </w:rPr>
+    </w:lvl>
+    <w:lvl w:ilvl="5" w:tplc="04190005" w:tentative="1">
+      <w:start w:val="1"/>
+      <w:numFmt w:val="bullet"/>
+      <w:lvlText w:val=""/>
+      <w:lvlJc w:val="left"/>
+      <w:pPr>
+        <w:ind w:left="4320" w:hanging="360"/>
+      </w:pPr>
+      <w:rPr>
+        <w:rFonts w:ascii="Wingdings" w:hAnsi="Wingdings" w:hint="default"/>
+      </w:rPr>
+    </w:lvl>
+    <w:lvl w:ilvl="6" w:tplc="04190001" w:tentative="1">
+      <w:start w:val="1"/>
+      <w:numFmt w:val="bullet"/>
+      <w:lvlText w:val=""/>
+      <w:lvlJc w:val="left"/>
+      <w:pPr>
+        <w:ind w:left="5040" w:hanging="360"/>
+      </w:pPr>
+      <w:rPr>
+        <w:rFonts w:ascii="Symbol" w:hAnsi="Symbol" w:hint="default"/>
+      </w:rPr>
+    </w:lvl>
+    <w:lvl w:ilvl="7" w:tplc="04190003" w:tentative="1">
+      <w:start w:val="1"/>
+      <w:numFmt w:val="bullet"/>
+      <w:lvlText w:val="o"/>
+      <w:lvlJc w:val="left"/>
+      <w:pPr>
+        <w:ind w:left="5760" w:hanging="360"/>
+      </w:pPr>
+      <w:rPr>
+        <w:rFonts w:ascii="Courier New" w:hAnsi="Courier New" w:cs="Courier New" w:hint="default"/>
+      </w:rPr>
+    </w:lvl>
+    <w:lvl w:ilvl="8" w:tplc="04190005" w:tentative="1">
+      <w:start w:val="1"/>
+      <w:numFmt w:val="bullet"/>
+      <w:lvlText w:val=""/>
+      <w:lvlJc w:val="left"/>
+      <w:pPr>
+        <w:ind w:left="6480" w:hanging="360"/>
+      </w:pPr>
+      <w:rPr>
+        <w:rFonts w:ascii="Wingdings" w:hAnsi="Wingdings" w:hint="default"/>
+      </w:rPr>
+    </w:lvl>
+  </w:abstractNum>
+  <w:abstractNum w:abstractNumId="12" w15:restartNumberingAfterBreak="0">
+    <w:nsid w:val="203664F4"/>
+    <w:multiLevelType w:val="hybridMultilevel"/>
+    <w:tmpl w:val="C67E74BC"/>
+    <w:lvl w:ilvl="0" w:tplc="025E25B4">
+      <w:start w:val="1"/>
+      <w:numFmt w:val="bullet"/>
+      <w:lvlText w:val=""/>
+      <w:lvlJc w:val="left"/>
+      <w:pPr>
+        <w:ind w:left="720" w:hanging="360"/>
+      </w:pPr>
+      <w:rPr>
+        <w:rFonts w:ascii="Symbol" w:hAnsi="Symbol" w:hint="default"/>
+      </w:rPr>
+    </w:lvl>
+    <w:lvl w:ilvl="1" w:tplc="FFFFFFFF" w:tentative="1">
+      <w:start w:val="1"/>
+      <w:numFmt w:val="bullet"/>
+      <w:lvlText w:val="o"/>
+      <w:lvlJc w:val="left"/>
+      <w:pPr>
+        <w:ind w:left="1440" w:hanging="360"/>
+      </w:pPr>
+      <w:rPr>
+        <w:rFonts w:ascii="Courier New" w:hAnsi="Courier New" w:cs="Courier New" w:hint="default"/>
+      </w:rPr>
+    </w:lvl>
+    <w:lvl w:ilvl="2" w:tplc="FFFFFFFF" w:tentative="1">
+      <w:start w:val="1"/>
+      <w:numFmt w:val="bullet"/>
+      <w:lvlText w:val=""/>
+      <w:lvlJc w:val="left"/>
+      <w:pPr>
+        <w:ind w:left="2160" w:hanging="360"/>
+      </w:pPr>
+      <w:rPr>
+        <w:rFonts w:ascii="Wingdings" w:hAnsi="Wingdings" w:hint="default"/>
+      </w:rPr>
+    </w:lvl>
+    <w:lvl w:ilvl="3" w:tplc="FFFFFFFF" w:tentative="1">
+      <w:start w:val="1"/>
+      <w:numFmt w:val="bullet"/>
+      <w:lvlText w:val=""/>
+      <w:lvlJc w:val="left"/>
+      <w:pPr>
+        <w:ind w:left="2880" w:hanging="360"/>
+      </w:pPr>
+      <w:rPr>
+        <w:rFonts w:ascii="Symbol" w:hAnsi="Symbol" w:hint="default"/>
+      </w:rPr>
+    </w:lvl>
+    <w:lvl w:ilvl="4" w:tplc="FFFFFFFF" w:tentative="1">
+      <w:start w:val="1"/>
+      <w:numFmt w:val="bullet"/>
+      <w:lvlText w:val="o"/>
+      <w:lvlJc w:val="left"/>
+      <w:pPr>
+        <w:ind w:left="3600" w:hanging="360"/>
+      </w:pPr>
+      <w:rPr>
+        <w:rFonts w:ascii="Courier New" w:hAnsi="Courier New" w:cs="Courier New" w:hint="default"/>
+      </w:rPr>
+    </w:lvl>
+    <w:lvl w:ilvl="5" w:tplc="FFFFFFFF" w:tentative="1">
+      <w:start w:val="1"/>
+      <w:numFmt w:val="bullet"/>
+      <w:lvlText w:val=""/>
+      <w:lvlJc w:val="left"/>
+      <w:pPr>
+        <w:ind w:left="4320" w:hanging="360"/>
+      </w:pPr>
+      <w:rPr>
+        <w:rFonts w:ascii="Wingdings" w:hAnsi="Wingdings" w:hint="default"/>
+      </w:rPr>
+    </w:lvl>
+    <w:lvl w:ilvl="6" w:tplc="FFFFFFFF" w:tentative="1">
+      <w:start w:val="1"/>
+      <w:numFmt w:val="bullet"/>
+      <w:lvlText w:val=""/>
+      <w:lvlJc w:val="left"/>
+      <w:pPr>
+        <w:ind w:left="5040" w:hanging="360"/>
+      </w:pPr>
+      <w:rPr>
+        <w:rFonts w:ascii="Symbol" w:hAnsi="Symbol" w:hint="default"/>
+      </w:rPr>
+    </w:lvl>
+    <w:lvl w:ilvl="7" w:tplc="FFFFFFFF" w:tentative="1">
+      <w:start w:val="1"/>
+      <w:numFmt w:val="bullet"/>
+      <w:lvlText w:val="o"/>
+      <w:lvlJc w:val="left"/>
+      <w:pPr>
+        <w:ind w:left="5760" w:hanging="360"/>
+      </w:pPr>
+      <w:rPr>
+        <w:rFonts w:ascii="Courier New" w:hAnsi="Courier New" w:cs="Courier New" w:hint="default"/>
+      </w:rPr>
+    </w:lvl>
+    <w:lvl w:ilvl="8" w:tplc="FFFFFFFF" w:tentative="1">
+      <w:start w:val="1"/>
+      <w:numFmt w:val="bullet"/>
+      <w:lvlText w:val=""/>
+      <w:lvlJc w:val="left"/>
+      <w:pPr>
+        <w:ind w:left="6480" w:hanging="360"/>
+      </w:pPr>
+      <w:rPr>
+        <w:rFonts w:ascii="Wingdings" w:hAnsi="Wingdings" w:hint="default"/>
+      </w:rPr>
+    </w:lvl>
+  </w:abstractNum>
+  <w:abstractNum w:abstractNumId="13" w15:restartNumberingAfterBreak="0">
+    <w:nsid w:val="20BD261C"/>
+    <w:multiLevelType w:val="hybridMultilevel"/>
+    <w:tmpl w:val="94609160"/>
+    <w:lvl w:ilvl="0" w:tplc="025E25B4">
+      <w:start w:val="1"/>
+      <w:numFmt w:val="bullet"/>
+      <w:lvlText w:val=""/>
+      <w:lvlJc w:val="left"/>
+      <w:pPr>
+        <w:ind w:left="720" w:hanging="360"/>
+      </w:pPr>
+      <w:rPr>
+        <w:rFonts w:ascii="Symbol" w:hAnsi="Symbol" w:hint="default"/>
+      </w:rPr>
+    </w:lvl>
+    <w:lvl w:ilvl="1" w:tplc="04190003" w:tentative="1">
+      <w:start w:val="1"/>
+      <w:numFmt w:val="bullet"/>
+      <w:lvlText w:val="o"/>
+      <w:lvlJc w:val="left"/>
+      <w:pPr>
+        <w:ind w:left="1440" w:hanging="360"/>
+      </w:pPr>
+      <w:rPr>
+        <w:rFonts w:ascii="Courier New" w:hAnsi="Courier New" w:cs="Courier New" w:hint="default"/>
+      </w:rPr>
+    </w:lvl>
+    <w:lvl w:ilvl="2" w:tplc="04190005" w:tentative="1">
+      <w:start w:val="1"/>
+      <w:numFmt w:val="bullet"/>
+      <w:lvlText w:val=""/>
+      <w:lvlJc w:val="left"/>
+      <w:pPr>
+        <w:ind w:left="2160" w:hanging="360"/>
+      </w:pPr>
+      <w:rPr>
+        <w:rFonts w:ascii="Wingdings" w:hAnsi="Wingdings" w:hint="default"/>
+      </w:rPr>
+    </w:lvl>
+    <w:lvl w:ilvl="3" w:tplc="04190001" w:tentative="1">
+      <w:start w:val="1"/>
+      <w:numFmt w:val="bullet"/>
+      <w:lvlText w:val=""/>
+      <w:lvlJc w:val="left"/>
+      <w:pPr>
+        <w:ind w:left="2880" w:hanging="360"/>
+      </w:pPr>
+      <w:rPr>
+        <w:rFonts w:ascii="Symbol" w:hAnsi="Symbol" w:hint="default"/>
+      </w:rPr>
+    </w:lvl>
+    <w:lvl w:ilvl="4" w:tplc="04190003" w:tentative="1">
+      <w:start w:val="1"/>
+      <w:numFmt w:val="bullet"/>
+      <w:lvlText w:val="o"/>
+      <w:lvlJc w:val="left"/>
+      <w:pPr>
+        <w:ind w:left="3600" w:hanging="360"/>
+      </w:pPr>
+      <w:rPr>
+        <w:rFonts w:ascii="Courier New" w:hAnsi="Courier New" w:cs="Courier New" w:hint="default"/>
+      </w:rPr>
+    </w:lvl>
+    <w:lvl w:ilvl="5" w:tplc="04190005" w:tentative="1">
+      <w:start w:val="1"/>
+      <w:numFmt w:val="bullet"/>
+      <w:lvlText w:val=""/>
+      <w:lvlJc w:val="left"/>
+      <w:pPr>
+        <w:ind w:left="4320" w:hanging="360"/>
+      </w:pPr>
+      <w:rPr>
+        <w:rFonts w:ascii="Wingdings" w:hAnsi="Wingdings" w:hint="default"/>
+      </w:rPr>
+    </w:lvl>
+    <w:lvl w:ilvl="6" w:tplc="04190001" w:tentative="1">
+      <w:start w:val="1"/>
+      <w:numFmt w:val="bullet"/>
+      <w:lvlText w:val=""/>
+      <w:lvlJc w:val="left"/>
+      <w:pPr>
+        <w:ind w:left="5040" w:hanging="360"/>
+      </w:pPr>
+      <w:rPr>
+        <w:rFonts w:ascii="Symbol" w:hAnsi="Symbol" w:hint="default"/>
+      </w:rPr>
+    </w:lvl>
+    <w:lvl w:ilvl="7" w:tplc="04190003" w:tentative="1">
+      <w:start w:val="1"/>
+      <w:numFmt w:val="bullet"/>
+      <w:lvlText w:val="o"/>
+      <w:lvlJc w:val="left"/>
+      <w:pPr>
+        <w:ind w:left="5760" w:hanging="360"/>
+      </w:pPr>
+      <w:rPr>
+        <w:rFonts w:ascii="Courier New" w:hAnsi="Courier New" w:cs="Courier New" w:hint="default"/>
+      </w:rPr>
+    </w:lvl>
+    <w:lvl w:ilvl="8" w:tplc="04190005" w:tentative="1">
+      <w:start w:val="1"/>
+      <w:numFmt w:val="bullet"/>
+      <w:lvlText w:val=""/>
+      <w:lvlJc w:val="left"/>
+      <w:pPr>
+        <w:ind w:left="6480" w:hanging="360"/>
+      </w:pPr>
+      <w:rPr>
+        <w:rFonts w:ascii="Wingdings" w:hAnsi="Wingdings" w:hint="default"/>
+      </w:rPr>
+    </w:lvl>
+  </w:abstractNum>
+  <w:abstractNum w:abstractNumId="14" w15:restartNumberingAfterBreak="0">
+    <w:nsid w:val="24311AAB"/>
+    <w:multiLevelType w:val="hybridMultilevel"/>
+    <w:tmpl w:val="91224A8C"/>
+    <w:lvl w:ilvl="0" w:tplc="025E25B4">
+      <w:start w:val="1"/>
+      <w:numFmt w:val="bullet"/>
+      <w:lvlText w:val=""/>
+      <w:lvlJc w:val="left"/>
+      <w:pPr>
+        <w:ind w:left="720" w:hanging="360"/>
+      </w:pPr>
+      <w:rPr>
+        <w:rFonts w:ascii="Symbol" w:hAnsi="Symbol" w:hint="default"/>
+      </w:rPr>
+    </w:lvl>
+    <w:lvl w:ilvl="1" w:tplc="04190003" w:tentative="1">
+      <w:start w:val="1"/>
+      <w:numFmt w:val="bullet"/>
+      <w:lvlText w:val="o"/>
+      <w:lvlJc w:val="left"/>
+      <w:pPr>
+        <w:ind w:left="1440" w:hanging="360"/>
+      </w:pPr>
+      <w:rPr>
+        <w:rFonts w:ascii="Courier New" w:hAnsi="Courier New" w:cs="Courier New" w:hint="default"/>
+      </w:rPr>
+    </w:lvl>
+    <w:lvl w:ilvl="2" w:tplc="04190005" w:tentative="1">
+      <w:start w:val="1"/>
+      <w:numFmt w:val="bullet"/>
+      <w:lvlText w:val=""/>
+      <w:lvlJc w:val="left"/>
+      <w:pPr>
+        <w:ind w:left="2160" w:hanging="360"/>
+      </w:pPr>
+      <w:rPr>
+        <w:rFonts w:ascii="Wingdings" w:hAnsi="Wingdings" w:hint="default"/>
+      </w:rPr>
+    </w:lvl>
+    <w:lvl w:ilvl="3" w:tplc="04190001" w:tentative="1">
+      <w:start w:val="1"/>
+      <w:numFmt w:val="bullet"/>
+      <w:lvlText w:val=""/>
+      <w:lvlJc w:val="left"/>
+      <w:pPr>
+        <w:ind w:left="2880" w:hanging="360"/>
+      </w:pPr>
+      <w:rPr>
+        <w:rFonts w:ascii="Symbol" w:hAnsi="Symbol" w:hint="default"/>
+      </w:rPr>
+    </w:lvl>
+    <w:lvl w:ilvl="4" w:tplc="04190003" w:tentative="1">
+      <w:start w:val="1"/>
+      <w:numFmt w:val="bullet"/>
+      <w:lvlText w:val="o"/>
+      <w:lvlJc w:val="left"/>
+      <w:pPr>
+        <w:ind w:left="3600" w:hanging="360"/>
+      </w:pPr>
+      <w:rPr>
+        <w:rFonts w:ascii="Courier New" w:hAnsi="Courier New" w:cs="Courier New" w:hint="default"/>
+      </w:rPr>
+    </w:lvl>
+    <w:lvl w:ilvl="5" w:tplc="04190005" w:tentative="1">
+      <w:start w:val="1"/>
+      <w:numFmt w:val="bullet"/>
+      <w:lvlText w:val=""/>
+      <w:lvlJc w:val="left"/>
+      <w:pPr>
+        <w:ind w:left="4320" w:hanging="360"/>
+      </w:pPr>
+      <w:rPr>
+        <w:rFonts w:ascii="Wingdings" w:hAnsi="Wingdings" w:hint="default"/>
+      </w:rPr>
+    </w:lvl>
+    <w:lvl w:ilvl="6" w:tplc="04190001" w:tentative="1">
+      <w:start w:val="1"/>
+      <w:numFmt w:val="bullet"/>
+      <w:lvlText w:val=""/>
+      <w:lvlJc w:val="left"/>
+      <w:pPr>
+        <w:ind w:left="5040" w:hanging="360"/>
+      </w:pPr>
+      <w:rPr>
+        <w:rFonts w:ascii="Symbol" w:hAnsi="Symbol" w:hint="default"/>
+      </w:rPr>
+    </w:lvl>
+    <w:lvl w:ilvl="7" w:tplc="04190003" w:tentative="1">
+      <w:start w:val="1"/>
+      <w:numFmt w:val="bullet"/>
+      <w:lvlText w:val="o"/>
+      <w:lvlJc w:val="left"/>
+      <w:pPr>
+        <w:ind w:left="5760" w:hanging="360"/>
+      </w:pPr>
+      <w:rPr>
+        <w:rFonts w:ascii="Courier New" w:hAnsi="Courier New" w:cs="Courier New" w:hint="default"/>
+      </w:rPr>
+    </w:lvl>
+    <w:lvl w:ilvl="8" w:tplc="04190005" w:tentative="1">
+      <w:start w:val="1"/>
+      <w:numFmt w:val="bullet"/>
+      <w:lvlText w:val=""/>
+      <w:lvlJc w:val="left"/>
+      <w:pPr>
+        <w:ind w:left="6480" w:hanging="360"/>
+      </w:pPr>
+      <w:rPr>
+        <w:rFonts w:ascii="Wingdings" w:hAnsi="Wingdings" w:hint="default"/>
+      </w:rPr>
+    </w:lvl>
+  </w:abstractNum>
+  <w:abstractNum w:abstractNumId="15" w15:restartNumberingAfterBreak="0">
+    <w:nsid w:val="26DB4999"/>
+    <w:multiLevelType w:val="hybridMultilevel"/>
+    <w:tmpl w:val="6C16F002"/>
+    <w:lvl w:ilvl="0" w:tplc="E3F6E87A">
+      <w:start w:val="1"/>
+      <w:numFmt w:val="bullet"/>
+      <w:lvlText w:val=""/>
+      <w:lvlJc w:val="left"/>
+      <w:pPr>
+        <w:ind w:left="720" w:hanging="360"/>
+      </w:pPr>
+      <w:rPr>
+        <w:rFonts w:ascii="Symbol" w:hAnsi="Symbol" w:hint="default"/>
+      </w:rPr>
+    </w:lvl>
+    <w:lvl w:ilvl="1" w:tplc="04190003" w:tentative="1">
+      <w:start w:val="1"/>
+      <w:numFmt w:val="bullet"/>
+      <w:lvlText w:val="o"/>
+      <w:lvlJc w:val="left"/>
+      <w:pPr>
+        <w:ind w:left="1440" w:hanging="360"/>
+      </w:pPr>
+      <w:rPr>
+        <w:rFonts w:ascii="Courier New" w:hAnsi="Courier New" w:cs="Courier New" w:hint="default"/>
+      </w:rPr>
+    </w:lvl>
+    <w:lvl w:ilvl="2" w:tplc="04190005" w:tentative="1">
+      <w:start w:val="1"/>
+      <w:numFmt w:val="bullet"/>
+      <w:lvlText w:val=""/>
+      <w:lvlJc w:val="left"/>
+      <w:pPr>
+        <w:ind w:left="2160" w:hanging="360"/>
+      </w:pPr>
+      <w:rPr>
+        <w:rFonts w:ascii="Wingdings" w:hAnsi="Wingdings" w:hint="default"/>
+      </w:rPr>
+    </w:lvl>
+    <w:lvl w:ilvl="3" w:tplc="04190001" w:tentative="1">
+      <w:start w:val="1"/>
+      <w:numFmt w:val="bullet"/>
+      <w:lvlText w:val=""/>
+      <w:lvlJc w:val="left"/>
+      <w:pPr>
+        <w:ind w:left="2880" w:hanging="360"/>
+      </w:pPr>
+      <w:rPr>
+        <w:rFonts w:ascii="Symbol" w:hAnsi="Symbol" w:hint="default"/>
+      </w:rPr>
+    </w:lvl>
+    <w:lvl w:ilvl="4" w:tplc="04190003" w:tentative="1">
+      <w:start w:val="1"/>
+      <w:numFmt w:val="bullet"/>
+      <w:lvlText w:val="o"/>
+      <w:lvlJc w:val="left"/>
+      <w:pPr>
+        <w:ind w:left="3600" w:hanging="360"/>
+      </w:pPr>
+      <w:rPr>
+        <w:rFonts w:ascii="Courier New" w:hAnsi="Courier New" w:cs="Courier New" w:hint="default"/>
+      </w:rPr>
+    </w:lvl>
+    <w:lvl w:ilvl="5" w:tplc="04190005" w:tentative="1">
+      <w:start w:val="1"/>
+      <w:numFmt w:val="bullet"/>
+      <w:lvlText w:val=""/>
+      <w:lvlJc w:val="left"/>
+      <w:pPr>
+        <w:ind w:left="4320" w:hanging="360"/>
+      </w:pPr>
+      <w:rPr>
+        <w:rFonts w:ascii="Wingdings" w:hAnsi="Wingdings" w:hint="default"/>
+      </w:rPr>
+    </w:lvl>
+    <w:lvl w:ilvl="6" w:tplc="04190001" w:tentative="1">
+      <w:start w:val="1"/>
+      <w:numFmt w:val="bullet"/>
+      <w:lvlText w:val=""/>
+      <w:lvlJc w:val="left"/>
+      <w:pPr>
+        <w:ind w:left="5040" w:hanging="360"/>
+      </w:pPr>
+      <w:rPr>
+        <w:rFonts w:ascii="Symbol" w:hAnsi="Symbol" w:hint="default"/>
+      </w:rPr>
+    </w:lvl>
+    <w:lvl w:ilvl="7" w:tplc="04190003" w:tentative="1">
+      <w:start w:val="1"/>
+      <w:numFmt w:val="bullet"/>
+      <w:lvlText w:val="o"/>
+      <w:lvlJc w:val="left"/>
+      <w:pPr>
+        <w:ind w:left="5760" w:hanging="360"/>
+      </w:pPr>
+      <w:rPr>
+        <w:rFonts w:ascii="Courier New" w:hAnsi="Courier New" w:cs="Courier New" w:hint="default"/>
+      </w:rPr>
+    </w:lvl>
+    <w:lvl w:ilvl="8" w:tplc="04190005" w:tentative="1">
+      <w:start w:val="1"/>
+      <w:numFmt w:val="bullet"/>
+      <w:lvlText w:val=""/>
+      <w:lvlJc w:val="left"/>
+      <w:pPr>
+        <w:ind w:left="6480" w:hanging="360"/>
+      </w:pPr>
+      <w:rPr>
+        <w:rFonts w:ascii="Wingdings" w:hAnsi="Wingdings" w:hint="default"/>
+      </w:rPr>
+    </w:lvl>
+  </w:abstractNum>
+  <w:abstractNum w:abstractNumId="16" w15:restartNumberingAfterBreak="0">
+    <w:nsid w:val="28DB1899"/>
+    <w:multiLevelType w:val="hybridMultilevel"/>
+    <w:tmpl w:val="DDAE068E"/>
+    <w:lvl w:ilvl="0" w:tplc="FE84907A">
+      <w:start w:val="1"/>
+      <w:numFmt w:val="bullet"/>
+      <w:lvlText w:val=""/>
+      <w:lvlJc w:val="left"/>
+      <w:pPr>
+        <w:ind w:left="720" w:hanging="360"/>
+      </w:pPr>
+      <w:rPr>
+        <w:rFonts w:ascii="Symbol" w:hAnsi="Symbol" w:hint="default"/>
+      </w:rPr>
+    </w:lvl>
+    <w:lvl w:ilvl="1" w:tplc="FFFFFFFF" w:tentative="1">
+      <w:start w:val="1"/>
+      <w:numFmt w:val="bullet"/>
+      <w:lvlText w:val="o"/>
+      <w:lvlJc w:val="left"/>
+      <w:pPr>
+        <w:ind w:left="1440" w:hanging="360"/>
+      </w:pPr>
+      <w:rPr>
+        <w:rFonts w:ascii="Courier New" w:hAnsi="Courier New" w:cs="Courier New" w:hint="default"/>
+      </w:rPr>
+    </w:lvl>
+    <w:lvl w:ilvl="2" w:tplc="FFFFFFFF" w:tentative="1">
+      <w:start w:val="1"/>
+      <w:numFmt w:val="bullet"/>
+      <w:lvlText w:val=""/>
+      <w:lvlJc w:val="left"/>
+      <w:pPr>
+        <w:ind w:left="2160" w:hanging="360"/>
+      </w:pPr>
+      <w:rPr>
+        <w:rFonts w:ascii="Wingdings" w:hAnsi="Wingdings" w:hint="default"/>
+      </w:rPr>
+    </w:lvl>
+    <w:lvl w:ilvl="3" w:tplc="FFFFFFFF" w:tentative="1">
+      <w:start w:val="1"/>
+      <w:numFmt w:val="bullet"/>
+      <w:lvlText w:val=""/>
+      <w:lvlJc w:val="left"/>
+      <w:pPr>
+        <w:ind w:left="2880" w:hanging="360"/>
+      </w:pPr>
+      <w:rPr>
+        <w:rFonts w:ascii="Symbol" w:hAnsi="Symbol" w:hint="default"/>
+      </w:rPr>
+    </w:lvl>
+    <w:lvl w:ilvl="4" w:tplc="FFFFFFFF" w:tentative="1">
+      <w:start w:val="1"/>
+      <w:numFmt w:val="bullet"/>
+      <w:lvlText w:val="o"/>
+      <w:lvlJc w:val="left"/>
+      <w:pPr>
+        <w:ind w:left="3600" w:hanging="360"/>
+      </w:pPr>
+      <w:rPr>
+        <w:rFonts w:ascii="Courier New" w:hAnsi="Courier New" w:cs="Courier New" w:hint="default"/>
+      </w:rPr>
+    </w:lvl>
+    <w:lvl w:ilvl="5" w:tplc="FFFFFFFF" w:tentative="1">
+      <w:start w:val="1"/>
+      <w:numFmt w:val="bullet"/>
+      <w:lvlText w:val=""/>
+      <w:lvlJc w:val="left"/>
+      <w:pPr>
+        <w:ind w:left="4320" w:hanging="360"/>
+      </w:pPr>
+      <w:rPr>
+        <w:rFonts w:ascii="Wingdings" w:hAnsi="Wingdings" w:hint="default"/>
+      </w:rPr>
+    </w:lvl>
+    <w:lvl w:ilvl="6" w:tplc="FFFFFFFF" w:tentative="1">
+      <w:start w:val="1"/>
+      <w:numFmt w:val="bullet"/>
+      <w:lvlText w:val=""/>
+      <w:lvlJc w:val="left"/>
+      <w:pPr>
+        <w:ind w:left="5040" w:hanging="360"/>
+      </w:pPr>
+      <w:rPr>
+        <w:rFonts w:ascii="Symbol" w:hAnsi="Symbol" w:hint="default"/>
+      </w:rPr>
+    </w:lvl>
+    <w:lvl w:ilvl="7" w:tplc="FFFFFFFF" w:tentative="1">
+      <w:start w:val="1"/>
+      <w:numFmt w:val="bullet"/>
+      <w:lvlText w:val="o"/>
+      <w:lvlJc w:val="left"/>
+      <w:pPr>
+        <w:ind w:left="5760" w:hanging="360"/>
+      </w:pPr>
+      <w:rPr>
+        <w:rFonts w:ascii="Courier New" w:hAnsi="Courier New" w:cs="Courier New" w:hint="default"/>
+      </w:rPr>
+    </w:lvl>
+    <w:lvl w:ilvl="8" w:tplc="FFFFFFFF" w:tentative="1">
+      <w:start w:val="1"/>
+      <w:numFmt w:val="bullet"/>
+      <w:lvlText w:val=""/>
+      <w:lvlJc w:val="left"/>
+      <w:pPr>
+        <w:ind w:left="6480" w:hanging="360"/>
+      </w:pPr>
+      <w:rPr>
+        <w:rFonts w:ascii="Wingdings" w:hAnsi="Wingdings" w:hint="default"/>
+      </w:rPr>
+    </w:lvl>
+  </w:abstractNum>
+  <w:abstractNum w:abstractNumId="17" w15:restartNumberingAfterBreak="0">
+    <w:nsid w:val="2DDE687F"/>
+    <w:multiLevelType w:val="hybridMultilevel"/>
+    <w:tmpl w:val="1728AC8A"/>
+    <w:lvl w:ilvl="0" w:tplc="025E25B4">
+      <w:start w:val="1"/>
+      <w:numFmt w:val="bullet"/>
+      <w:lvlText w:val=""/>
+      <w:lvlJc w:val="left"/>
+      <w:pPr>
+        <w:ind w:left="720" w:hanging="360"/>
+      </w:pPr>
+      <w:rPr>
+        <w:rFonts w:ascii="Symbol" w:hAnsi="Symbol" w:hint="default"/>
+      </w:rPr>
+    </w:lvl>
+    <w:lvl w:ilvl="1" w:tplc="04190003" w:tentative="1">
+      <w:start w:val="1"/>
+      <w:numFmt w:val="bullet"/>
+      <w:lvlText w:val="o"/>
+      <w:lvlJc w:val="left"/>
+      <w:pPr>
+        <w:ind w:left="1440" w:hanging="360"/>
+      </w:pPr>
+      <w:rPr>
+        <w:rFonts w:ascii="Courier New" w:hAnsi="Courier New" w:cs="Courier New" w:hint="default"/>
+      </w:rPr>
+    </w:lvl>
+    <w:lvl w:ilvl="2" w:tplc="04190005" w:tentative="1">
+      <w:start w:val="1"/>
+      <w:numFmt w:val="bullet"/>
+      <w:lvlText w:val=""/>
+      <w:lvlJc w:val="left"/>
+      <w:pPr>
+        <w:ind w:left="2160" w:hanging="360"/>
+      </w:pPr>
+      <w:rPr>
+        <w:rFonts w:ascii="Wingdings" w:hAnsi="Wingdings" w:hint="default"/>
+      </w:rPr>
+    </w:lvl>
+    <w:lvl w:ilvl="3" w:tplc="04190001" w:tentative="1">
+      <w:start w:val="1"/>
+      <w:numFmt w:val="bullet"/>
+      <w:lvlText w:val=""/>
+      <w:lvlJc w:val="left"/>
+      <w:pPr>
+        <w:ind w:left="2880" w:hanging="360"/>
+      </w:pPr>
+      <w:rPr>
+        <w:rFonts w:ascii="Symbol" w:hAnsi="Symbol" w:hint="default"/>
+      </w:rPr>
+    </w:lvl>
+    <w:lvl w:ilvl="4" w:tplc="04190003" w:tentative="1">
+      <w:start w:val="1"/>
+      <w:numFmt w:val="bullet"/>
+      <w:lvlText w:val="o"/>
+      <w:lvlJc w:val="left"/>
+      <w:pPr>
+        <w:ind w:left="3600" w:hanging="360"/>
+      </w:pPr>
+      <w:rPr>
+        <w:rFonts w:ascii="Courier New" w:hAnsi="Courier New" w:cs="Courier New" w:hint="default"/>
+      </w:rPr>
+    </w:lvl>
+    <w:lvl w:ilvl="5" w:tplc="04190005" w:tentative="1">
+      <w:start w:val="1"/>
+      <w:numFmt w:val="bullet"/>
+      <w:lvlText w:val=""/>
+      <w:lvlJc w:val="left"/>
+      <w:pPr>
+        <w:ind w:left="4320" w:hanging="360"/>
+      </w:pPr>
+      <w:rPr>
+        <w:rFonts w:ascii="Wingdings" w:hAnsi="Wingdings" w:hint="default"/>
+      </w:rPr>
+    </w:lvl>
+    <w:lvl w:ilvl="6" w:tplc="04190001" w:tentative="1">
+      <w:start w:val="1"/>
+      <w:numFmt w:val="bullet"/>
+      <w:lvlText w:val=""/>
+      <w:lvlJc w:val="left"/>
+      <w:pPr>
+        <w:ind w:left="5040" w:hanging="360"/>
+      </w:pPr>
+      <w:rPr>
+        <w:rFonts w:ascii="Symbol" w:hAnsi="Symbol" w:hint="default"/>
+      </w:rPr>
+    </w:lvl>
+    <w:lvl w:ilvl="7" w:tplc="04190003" w:tentative="1">
+      <w:start w:val="1"/>
+      <w:numFmt w:val="bullet"/>
+      <w:lvlText w:val="o"/>
+      <w:lvlJc w:val="left"/>
+      <w:pPr>
+        <w:ind w:left="5760" w:hanging="360"/>
+      </w:pPr>
+      <w:rPr>
+        <w:rFonts w:ascii="Courier New" w:hAnsi="Courier New" w:cs="Courier New" w:hint="default"/>
+      </w:rPr>
+    </w:lvl>
+    <w:lvl w:ilvl="8" w:tplc="04190005" w:tentative="1">
+      <w:start w:val="1"/>
+      <w:numFmt w:val="bullet"/>
+      <w:lvlText w:val=""/>
+      <w:lvlJc w:val="left"/>
+      <w:pPr>
+        <w:ind w:left="6480" w:hanging="360"/>
+      </w:pPr>
+      <w:rPr>
+        <w:rFonts w:ascii="Wingdings" w:hAnsi="Wingdings" w:hint="default"/>
+      </w:rPr>
+    </w:lvl>
+  </w:abstractNum>
+  <w:abstractNum w:abstractNumId="18" w15:restartNumberingAfterBreak="0">
+    <w:nsid w:val="2DF96CFD"/>
+    <w:multiLevelType w:val="hybridMultilevel"/>
+    <w:tmpl w:val="DCF64860"/>
+    <w:lvl w:ilvl="0" w:tplc="E3F6E87A">
+      <w:start w:val="1"/>
+      <w:numFmt w:val="bullet"/>
+      <w:lvlText w:val=""/>
+      <w:lvlJc w:val="left"/>
+      <w:pPr>
+        <w:ind w:left="720" w:hanging="360"/>
+      </w:pPr>
+      <w:rPr>
+        <w:rFonts w:ascii="Symbol" w:hAnsi="Symbol" w:hint="default"/>
+      </w:rPr>
+    </w:lvl>
+    <w:lvl w:ilvl="1" w:tplc="04190003" w:tentative="1">
+      <w:start w:val="1"/>
+      <w:numFmt w:val="bullet"/>
+      <w:lvlText w:val="o"/>
+      <w:lvlJc w:val="left"/>
+      <w:pPr>
+        <w:ind w:left="1440" w:hanging="360"/>
+      </w:pPr>
+      <w:rPr>
+        <w:rFonts w:ascii="Courier New" w:hAnsi="Courier New" w:cs="Courier New" w:hint="default"/>
+      </w:rPr>
+    </w:lvl>
+    <w:lvl w:ilvl="2" w:tplc="04190005" w:tentative="1">
+      <w:start w:val="1"/>
+      <w:numFmt w:val="bullet"/>
+      <w:lvlText w:val=""/>
+      <w:lvlJc w:val="left"/>
+      <w:pPr>
+        <w:ind w:left="2160" w:hanging="360"/>
+      </w:pPr>
+      <w:rPr>
+        <w:rFonts w:ascii="Wingdings" w:hAnsi="Wingdings" w:hint="default"/>
+      </w:rPr>
+    </w:lvl>
+    <w:lvl w:ilvl="3" w:tplc="04190001" w:tentative="1">
+      <w:start w:val="1"/>
+      <w:numFmt w:val="bullet"/>
+      <w:lvlText w:val=""/>
+      <w:lvlJc w:val="left"/>
+      <w:pPr>
+        <w:ind w:left="2880" w:hanging="360"/>
+      </w:pPr>
+      <w:rPr>
+        <w:rFonts w:ascii="Symbol" w:hAnsi="Symbol" w:hint="default"/>
+      </w:rPr>
+    </w:lvl>
+    <w:lvl w:ilvl="4" w:tplc="04190003" w:tentative="1">
+      <w:start w:val="1"/>
+      <w:numFmt w:val="bullet"/>
+      <w:lvlText w:val="o"/>
+      <w:lvlJc w:val="left"/>
+      <w:pPr>
+        <w:ind w:left="3600" w:hanging="360"/>
+      </w:pPr>
+      <w:rPr>
+        <w:rFonts w:ascii="Courier New" w:hAnsi="Courier New" w:cs="Courier New" w:hint="default"/>
+      </w:rPr>
+    </w:lvl>
+    <w:lvl w:ilvl="5" w:tplc="04190005" w:tentative="1">
+      <w:start w:val="1"/>
+      <w:numFmt w:val="bullet"/>
+      <w:lvlText w:val=""/>
+      <w:lvlJc w:val="left"/>
+      <w:pPr>
+        <w:ind w:left="4320" w:hanging="360"/>
+      </w:pPr>
+      <w:rPr>
+        <w:rFonts w:ascii="Wingdings" w:hAnsi="Wingdings" w:hint="default"/>
+      </w:rPr>
+    </w:lvl>
+    <w:lvl w:ilvl="6" w:tplc="04190001" w:tentative="1">
+      <w:start w:val="1"/>
+      <w:numFmt w:val="bullet"/>
+      <w:lvlText w:val=""/>
+      <w:lvlJc w:val="left"/>
+      <w:pPr>
+        <w:ind w:left="5040" w:hanging="360"/>
+      </w:pPr>
+      <w:rPr>
+        <w:rFonts w:ascii="Symbol" w:hAnsi="Symbol" w:hint="default"/>
+      </w:rPr>
+    </w:lvl>
+    <w:lvl w:ilvl="7" w:tplc="04190003" w:tentative="1">
+      <w:start w:val="1"/>
+      <w:numFmt w:val="bullet"/>
+      <w:lvlText w:val="o"/>
+      <w:lvlJc w:val="left"/>
+      <w:pPr>
+        <w:ind w:left="5760" w:hanging="360"/>
+      </w:pPr>
+      <w:rPr>
+        <w:rFonts w:ascii="Courier New" w:hAnsi="Courier New" w:cs="Courier New" w:hint="default"/>
+      </w:rPr>
+    </w:lvl>
+    <w:lvl w:ilvl="8" w:tplc="04190005" w:tentative="1">
+      <w:start w:val="1"/>
+      <w:numFmt w:val="bullet"/>
+      <w:lvlText w:val=""/>
+      <w:lvlJc w:val="left"/>
+      <w:pPr>
+        <w:ind w:left="6480" w:hanging="360"/>
+      </w:pPr>
+      <w:rPr>
+        <w:rFonts w:ascii="Wingdings" w:hAnsi="Wingdings" w:hint="default"/>
+      </w:rPr>
+    </w:lvl>
+  </w:abstractNum>
+  <w:abstractNum w:abstractNumId="19" w15:restartNumberingAfterBreak="0">
+    <w:nsid w:val="2F354CC2"/>
+    <w:multiLevelType w:val="hybridMultilevel"/>
+    <w:tmpl w:val="E600329A"/>
+    <w:lvl w:ilvl="0" w:tplc="E3F6E87A">
+      <w:start w:val="1"/>
+      <w:numFmt w:val="bullet"/>
+      <w:lvlText w:val=""/>
+      <w:lvlJc w:val="left"/>
+      <w:pPr>
+        <w:ind w:left="720" w:hanging="360"/>
+      </w:pPr>
+      <w:rPr>
+        <w:rFonts w:ascii="Symbol" w:hAnsi="Symbol" w:hint="default"/>
+      </w:rPr>
+    </w:lvl>
+    <w:lvl w:ilvl="1" w:tplc="04190003" w:tentative="1">
+      <w:start w:val="1"/>
+      <w:numFmt w:val="bullet"/>
+      <w:lvlText w:val="o"/>
+      <w:lvlJc w:val="left"/>
+      <w:pPr>
+        <w:ind w:left="1440" w:hanging="360"/>
+      </w:pPr>
+      <w:rPr>
+        <w:rFonts w:ascii="Courier New" w:hAnsi="Courier New" w:cs="Courier New" w:hint="default"/>
+      </w:rPr>
+    </w:lvl>
+    <w:lvl w:ilvl="2" w:tplc="04190005" w:tentative="1">
+      <w:start w:val="1"/>
+      <w:numFmt w:val="bullet"/>
+      <w:lvlText w:val=""/>
+      <w:lvlJc w:val="left"/>
+      <w:pPr>
+        <w:ind w:left="2160" w:hanging="360"/>
+      </w:pPr>
+      <w:rPr>
+        <w:rFonts w:ascii="Wingdings" w:hAnsi="Wingdings" w:hint="default"/>
+      </w:rPr>
+    </w:lvl>
+    <w:lvl w:ilvl="3" w:tplc="04190001" w:tentative="1">
+      <w:start w:val="1"/>
+      <w:numFmt w:val="bullet"/>
+      <w:lvlText w:val=""/>
+      <w:lvlJc w:val="left"/>
+      <w:pPr>
+        <w:ind w:left="2880" w:hanging="360"/>
+      </w:pPr>
+      <w:rPr>
+        <w:rFonts w:ascii="Symbol" w:hAnsi="Symbol" w:hint="default"/>
+      </w:rPr>
+    </w:lvl>
+    <w:lvl w:ilvl="4" w:tplc="04190003" w:tentative="1">
+      <w:start w:val="1"/>
+      <w:numFmt w:val="bullet"/>
+      <w:lvlText w:val="o"/>
+      <w:lvlJc w:val="left"/>
+      <w:pPr>
+        <w:ind w:left="3600" w:hanging="360"/>
+      </w:pPr>
+      <w:rPr>
+        <w:rFonts w:ascii="Courier New" w:hAnsi="Courier New" w:cs="Courier New" w:hint="default"/>
+      </w:rPr>
+    </w:lvl>
+    <w:lvl w:ilvl="5" w:tplc="04190005" w:tentative="1">
+      <w:start w:val="1"/>
+      <w:numFmt w:val="bullet"/>
+      <w:lvlText w:val=""/>
+      <w:lvlJc w:val="left"/>
+      <w:pPr>
+        <w:ind w:left="4320" w:hanging="360"/>
+      </w:pPr>
+      <w:rPr>
+        <w:rFonts w:ascii="Wingdings" w:hAnsi="Wingdings" w:hint="default"/>
+      </w:rPr>
+    </w:lvl>
+    <w:lvl w:ilvl="6" w:tplc="04190001" w:tentative="1">
+      <w:start w:val="1"/>
+      <w:numFmt w:val="bullet"/>
+      <w:lvlText w:val=""/>
+      <w:lvlJc w:val="left"/>
+      <w:pPr>
+        <w:ind w:left="5040" w:hanging="360"/>
+      </w:pPr>
+      <w:rPr>
+        <w:rFonts w:ascii="Symbol" w:hAnsi="Symbol" w:hint="default"/>
+      </w:rPr>
+    </w:lvl>
+    <w:lvl w:ilvl="7" w:tplc="04190003" w:tentative="1">
+      <w:start w:val="1"/>
+      <w:numFmt w:val="bullet"/>
+      <w:lvlText w:val="o"/>
+      <w:lvlJc w:val="left"/>
+      <w:pPr>
+        <w:ind w:left="5760" w:hanging="360"/>
+      </w:pPr>
+      <w:rPr>
+        <w:rFonts w:ascii="Courier New" w:hAnsi="Courier New" w:cs="Courier New" w:hint="default"/>
+      </w:rPr>
+    </w:lvl>
+    <w:lvl w:ilvl="8" w:tplc="04190005" w:tentative="1">
+      <w:start w:val="1"/>
+      <w:numFmt w:val="bullet"/>
+      <w:lvlText w:val=""/>
+      <w:lvlJc w:val="left"/>
+      <w:pPr>
+        <w:ind w:left="6480" w:hanging="360"/>
+      </w:pPr>
+      <w:rPr>
+        <w:rFonts w:ascii="Wingdings" w:hAnsi="Wingdings" w:hint="default"/>
+      </w:rPr>
+    </w:lvl>
+  </w:abstractNum>
+  <w:abstractNum w:abstractNumId="20" w15:restartNumberingAfterBreak="0">
+    <w:nsid w:val="2F8A7324"/>
+    <w:multiLevelType w:val="hybridMultilevel"/>
+    <w:tmpl w:val="6648402E"/>
+    <w:lvl w:ilvl="0" w:tplc="025E25B4">
+      <w:start w:val="1"/>
+      <w:numFmt w:val="bullet"/>
+      <w:lvlText w:val=""/>
+      <w:lvlJc w:val="left"/>
+      <w:pPr>
+        <w:ind w:left="720" w:hanging="360"/>
+      </w:pPr>
+      <w:rPr>
+        <w:rFonts w:ascii="Symbol" w:hAnsi="Symbol" w:hint="default"/>
+      </w:rPr>
+    </w:lvl>
+    <w:lvl w:ilvl="1" w:tplc="04190003" w:tentative="1">
+      <w:start w:val="1"/>
+      <w:numFmt w:val="bullet"/>
+      <w:lvlText w:val="o"/>
+      <w:lvlJc w:val="left"/>
+      <w:pPr>
+        <w:ind w:left="1440" w:hanging="360"/>
+      </w:pPr>
+      <w:rPr>
+        <w:rFonts w:ascii="Courier New" w:hAnsi="Courier New" w:cs="Courier New" w:hint="default"/>
+      </w:rPr>
+    </w:lvl>
+    <w:lvl w:ilvl="2" w:tplc="04190005" w:tentative="1">
+      <w:start w:val="1"/>
+      <w:numFmt w:val="bullet"/>
+      <w:lvlText w:val=""/>
+      <w:lvlJc w:val="left"/>
+      <w:pPr>
+        <w:ind w:left="2160" w:hanging="360"/>
+      </w:pPr>
+      <w:rPr>
+        <w:rFonts w:ascii="Wingdings" w:hAnsi="Wingdings" w:hint="default"/>
+      </w:rPr>
+    </w:lvl>
+    <w:lvl w:ilvl="3" w:tplc="04190001" w:tentative="1">
+      <w:start w:val="1"/>
+      <w:numFmt w:val="bullet"/>
+      <w:lvlText w:val=""/>
+      <w:lvlJc w:val="left"/>
+      <w:pPr>
+        <w:ind w:left="2880" w:hanging="360"/>
+      </w:pPr>
+      <w:rPr>
+        <w:rFonts w:ascii="Symbol" w:hAnsi="Symbol" w:hint="default"/>
+      </w:rPr>
+    </w:lvl>
+    <w:lvl w:ilvl="4" w:tplc="04190003" w:tentative="1">
+      <w:start w:val="1"/>
+      <w:numFmt w:val="bullet"/>
+      <w:lvlText w:val="o"/>
+      <w:lvlJc w:val="left"/>
+      <w:pPr>
+        <w:ind w:left="3600" w:hanging="360"/>
+      </w:pPr>
+      <w:rPr>
+        <w:rFonts w:ascii="Courier New" w:hAnsi="Courier New" w:cs="Courier New" w:hint="default"/>
+      </w:rPr>
+    </w:lvl>
+    <w:lvl w:ilvl="5" w:tplc="04190005" w:tentative="1">
+      <w:start w:val="1"/>
+      <w:numFmt w:val="bullet"/>
+      <w:lvlText w:val=""/>
+      <w:lvlJc w:val="left"/>
+      <w:pPr>
+        <w:ind w:left="4320" w:hanging="360"/>
+      </w:pPr>
+      <w:rPr>
+        <w:rFonts w:ascii="Wingdings" w:hAnsi="Wingdings" w:hint="default"/>
+      </w:rPr>
+    </w:lvl>
+    <w:lvl w:ilvl="6" w:tplc="04190001" w:tentative="1">
+      <w:start w:val="1"/>
+      <w:numFmt w:val="bullet"/>
+      <w:lvlText w:val=""/>
+      <w:lvlJc w:val="left"/>
+      <w:pPr>
+        <w:ind w:left="5040" w:hanging="360"/>
+      </w:pPr>
+      <w:rPr>
+        <w:rFonts w:ascii="Symbol" w:hAnsi="Symbol" w:hint="default"/>
+      </w:rPr>
+    </w:lvl>
+    <w:lvl w:ilvl="7" w:tplc="04190003" w:tentative="1">
+      <w:start w:val="1"/>
+      <w:numFmt w:val="bullet"/>
+      <w:lvlText w:val="o"/>
+      <w:lvlJc w:val="left"/>
+      <w:pPr>
+        <w:ind w:left="5760" w:hanging="360"/>
+      </w:pPr>
+      <w:rPr>
+        <w:rFonts w:ascii="Courier New" w:hAnsi="Courier New" w:cs="Courier New" w:hint="default"/>
+      </w:rPr>
+    </w:lvl>
+    <w:lvl w:ilvl="8" w:tplc="04190005" w:tentative="1">
+      <w:start w:val="1"/>
+      <w:numFmt w:val="bullet"/>
+      <w:lvlText w:val=""/>
+      <w:lvlJc w:val="left"/>
+      <w:pPr>
+        <w:ind w:left="6480" w:hanging="360"/>
+      </w:pPr>
+      <w:rPr>
+        <w:rFonts w:ascii="Wingdings" w:hAnsi="Wingdings" w:hint="default"/>
+      </w:rPr>
+    </w:lvl>
+  </w:abstractNum>
+  <w:abstractNum w:abstractNumId="21" w15:restartNumberingAfterBreak="0">
+    <w:nsid w:val="32EA060D"/>
+    <w:multiLevelType w:val="hybridMultilevel"/>
+    <w:tmpl w:val="579C5072"/>
+    <w:lvl w:ilvl="0" w:tplc="025E25B4">
+      <w:start w:val="1"/>
+      <w:numFmt w:val="bullet"/>
+      <w:lvlText w:val=""/>
+      <w:lvlJc w:val="left"/>
+      <w:pPr>
+        <w:ind w:left="720" w:hanging="360"/>
+      </w:pPr>
+      <w:rPr>
+        <w:rFonts w:ascii="Symbol" w:hAnsi="Symbol" w:hint="default"/>
+      </w:rPr>
+    </w:lvl>
+    <w:lvl w:ilvl="1" w:tplc="04190003" w:tentative="1">
+      <w:start w:val="1"/>
+      <w:numFmt w:val="bullet"/>
+      <w:lvlText w:val="o"/>
+      <w:lvlJc w:val="left"/>
+      <w:pPr>
+        <w:ind w:left="1440" w:hanging="360"/>
+      </w:pPr>
+      <w:rPr>
+        <w:rFonts w:ascii="Courier New" w:hAnsi="Courier New" w:cs="Courier New" w:hint="default"/>
+      </w:rPr>
+    </w:lvl>
+    <w:lvl w:ilvl="2" w:tplc="04190005" w:tentative="1">
+      <w:start w:val="1"/>
+      <w:numFmt w:val="bullet"/>
+      <w:lvlText w:val=""/>
+      <w:lvlJc w:val="left"/>
+      <w:pPr>
+        <w:ind w:left="2160" w:hanging="360"/>
+      </w:pPr>
+      <w:rPr>
+        <w:rFonts w:ascii="Wingdings" w:hAnsi="Wingdings" w:hint="default"/>
+      </w:rPr>
+    </w:lvl>
+    <w:lvl w:ilvl="3" w:tplc="04190001" w:tentative="1">
+      <w:start w:val="1"/>
+      <w:numFmt w:val="bullet"/>
+      <w:lvlText w:val=""/>
+      <w:lvlJc w:val="left"/>
+      <w:pPr>
+        <w:ind w:left="2880" w:hanging="360"/>
+      </w:pPr>
+      <w:rPr>
+        <w:rFonts w:ascii="Symbol" w:hAnsi="Symbol" w:hint="default"/>
+      </w:rPr>
+    </w:lvl>
+    <w:lvl w:ilvl="4" w:tplc="04190003" w:tentative="1">
+      <w:start w:val="1"/>
+      <w:numFmt w:val="bullet"/>
+      <w:lvlText w:val="o"/>
+      <w:lvlJc w:val="left"/>
+      <w:pPr>
+        <w:ind w:left="3600" w:hanging="360"/>
+      </w:pPr>
+      <w:rPr>
+        <w:rFonts w:ascii="Courier New" w:hAnsi="Courier New" w:cs="Courier New" w:hint="default"/>
+      </w:rPr>
+    </w:lvl>
+    <w:lvl w:ilvl="5" w:tplc="04190005" w:tentative="1">
+      <w:start w:val="1"/>
+      <w:numFmt w:val="bullet"/>
+      <w:lvlText w:val=""/>
+      <w:lvlJc w:val="left"/>
+      <w:pPr>
+        <w:ind w:left="4320" w:hanging="360"/>
+      </w:pPr>
+      <w:rPr>
+        <w:rFonts w:ascii="Wingdings" w:hAnsi="Wingdings" w:hint="default"/>
+      </w:rPr>
+    </w:lvl>
+    <w:lvl w:ilvl="6" w:tplc="04190001" w:tentative="1">
+      <w:start w:val="1"/>
+      <w:numFmt w:val="bullet"/>
+      <w:lvlText w:val=""/>
+      <w:lvlJc w:val="left"/>
+      <w:pPr>
+        <w:ind w:left="5040" w:hanging="360"/>
+      </w:pPr>
+      <w:rPr>
+        <w:rFonts w:ascii="Symbol" w:hAnsi="Symbol" w:hint="default"/>
+      </w:rPr>
+    </w:lvl>
+    <w:lvl w:ilvl="7" w:tplc="04190003" w:tentative="1">
+      <w:start w:val="1"/>
+      <w:numFmt w:val="bullet"/>
+      <w:lvlText w:val="o"/>
+      <w:lvlJc w:val="left"/>
+      <w:pPr>
+        <w:ind w:left="5760" w:hanging="360"/>
+      </w:pPr>
+      <w:rPr>
+        <w:rFonts w:ascii="Courier New" w:hAnsi="Courier New" w:cs="Courier New" w:hint="default"/>
+      </w:rPr>
+    </w:lvl>
+    <w:lvl w:ilvl="8" w:tplc="04190005" w:tentative="1">
+      <w:start w:val="1"/>
+      <w:numFmt w:val="bullet"/>
+      <w:lvlText w:val=""/>
+      <w:lvlJc w:val="left"/>
+      <w:pPr>
+        <w:ind w:left="6480" w:hanging="360"/>
+      </w:pPr>
+      <w:rPr>
+        <w:rFonts w:ascii="Wingdings" w:hAnsi="Wingdings" w:hint="default"/>
+      </w:rPr>
+    </w:lvl>
+  </w:abstractNum>
+  <w:abstractNum w:abstractNumId="22" w15:restartNumberingAfterBreak="0">
+    <w:nsid w:val="33562BAE"/>
+    <w:multiLevelType w:val="hybridMultilevel"/>
+    <w:tmpl w:val="E6AAB44E"/>
+    <w:lvl w:ilvl="0" w:tplc="E3F6E87A">
+      <w:start w:val="1"/>
+      <w:numFmt w:val="bullet"/>
+      <w:lvlText w:val=""/>
+      <w:lvlJc w:val="left"/>
+      <w:pPr>
+        <w:ind w:left="720" w:hanging="360"/>
+      </w:pPr>
+      <w:rPr>
+        <w:rFonts w:ascii="Symbol" w:hAnsi="Symbol" w:hint="default"/>
+      </w:rPr>
+    </w:lvl>
+    <w:lvl w:ilvl="1" w:tplc="04190003" w:tentative="1">
+      <w:start w:val="1"/>
+      <w:numFmt w:val="bullet"/>
+      <w:lvlText w:val="o"/>
+      <w:lvlJc w:val="left"/>
+      <w:pPr>
+        <w:ind w:left="1440" w:hanging="360"/>
+      </w:pPr>
+      <w:rPr>
+        <w:rFonts w:ascii="Courier New" w:hAnsi="Courier New" w:cs="Courier New" w:hint="default"/>
+      </w:rPr>
+    </w:lvl>
+    <w:lvl w:ilvl="2" w:tplc="04190005" w:tentative="1">
+      <w:start w:val="1"/>
+      <w:numFmt w:val="bullet"/>
+      <w:lvlText w:val=""/>
+      <w:lvlJc w:val="left"/>
+      <w:pPr>
+        <w:ind w:left="2160" w:hanging="360"/>
+      </w:pPr>
+      <w:rPr>
+        <w:rFonts w:ascii="Wingdings" w:hAnsi="Wingdings" w:hint="default"/>
+      </w:rPr>
+    </w:lvl>
+    <w:lvl w:ilvl="3" w:tplc="04190001" w:tentative="1">
+      <w:start w:val="1"/>
+      <w:numFmt w:val="bullet"/>
+      <w:lvlText w:val=""/>
+      <w:lvlJc w:val="left"/>
+      <w:pPr>
+        <w:ind w:left="2880" w:hanging="360"/>
+      </w:pPr>
+      <w:rPr>
+        <w:rFonts w:ascii="Symbol" w:hAnsi="Symbol" w:hint="default"/>
+      </w:rPr>
+    </w:lvl>
+    <w:lvl w:ilvl="4" w:tplc="04190003" w:tentative="1">
+      <w:start w:val="1"/>
+      <w:numFmt w:val="bullet"/>
+      <w:lvlText w:val="o"/>
+      <w:lvlJc w:val="left"/>
+      <w:pPr>
+        <w:ind w:left="3600" w:hanging="360"/>
+      </w:pPr>
+      <w:rPr>
+        <w:rFonts w:ascii="Courier New" w:hAnsi="Courier New" w:cs="Courier New" w:hint="default"/>
+      </w:rPr>
+    </w:lvl>
+    <w:lvl w:ilvl="5" w:tplc="04190005" w:tentative="1">
+      <w:start w:val="1"/>
+      <w:numFmt w:val="bullet"/>
+      <w:lvlText w:val=""/>
+      <w:lvlJc w:val="left"/>
+      <w:pPr>
+        <w:ind w:left="4320" w:hanging="360"/>
+      </w:pPr>
+      <w:rPr>
+        <w:rFonts w:ascii="Wingdings" w:hAnsi="Wingdings" w:hint="default"/>
+      </w:rPr>
+    </w:lvl>
+    <w:lvl w:ilvl="6" w:tplc="04190001" w:tentative="1">
+      <w:start w:val="1"/>
+      <w:numFmt w:val="bullet"/>
+      <w:lvlText w:val=""/>
+      <w:lvlJc w:val="left"/>
+      <w:pPr>
+        <w:ind w:left="5040" w:hanging="360"/>
+      </w:pPr>
+      <w:rPr>
+        <w:rFonts w:ascii="Symbol" w:hAnsi="Symbol" w:hint="default"/>
+      </w:rPr>
+    </w:lvl>
+    <w:lvl w:ilvl="7" w:tplc="04190003" w:tentative="1">
+      <w:start w:val="1"/>
+      <w:numFmt w:val="bullet"/>
+      <w:lvlText w:val="o"/>
+      <w:lvlJc w:val="left"/>
+      <w:pPr>
+        <w:ind w:left="5760" w:hanging="360"/>
+      </w:pPr>
+      <w:rPr>
+        <w:rFonts w:ascii="Courier New" w:hAnsi="Courier New" w:cs="Courier New" w:hint="default"/>
+      </w:rPr>
+    </w:lvl>
+    <w:lvl w:ilvl="8" w:tplc="04190005" w:tentative="1">
+      <w:start w:val="1"/>
+      <w:numFmt w:val="bullet"/>
+      <w:lvlText w:val=""/>
+      <w:lvlJc w:val="left"/>
+      <w:pPr>
+        <w:ind w:left="6480" w:hanging="360"/>
+      </w:pPr>
+      <w:rPr>
+        <w:rFonts w:ascii="Wingdings" w:hAnsi="Wingdings" w:hint="default"/>
+      </w:rPr>
+    </w:lvl>
+  </w:abstractNum>
+  <w:abstractNum w:abstractNumId="23" w15:restartNumberingAfterBreak="0">
+    <w:nsid w:val="38277CDD"/>
+    <w:multiLevelType w:val="hybridMultilevel"/>
+    <w:tmpl w:val="0A4A0758"/>
+    <w:lvl w:ilvl="0" w:tplc="E3F6E87A">
+      <w:start w:val="1"/>
+      <w:numFmt w:val="bullet"/>
+      <w:lvlText w:val=""/>
+      <w:lvlJc w:val="left"/>
+      <w:pPr>
+        <w:ind w:left="720" w:hanging="360"/>
+      </w:pPr>
+      <w:rPr>
+        <w:rFonts w:ascii="Symbol" w:hAnsi="Symbol" w:hint="default"/>
+      </w:rPr>
+    </w:lvl>
+    <w:lvl w:ilvl="1" w:tplc="04190003" w:tentative="1">
+      <w:start w:val="1"/>
+      <w:numFmt w:val="bullet"/>
+      <w:lvlText w:val="o"/>
+      <w:lvlJc w:val="left"/>
+      <w:pPr>
+        <w:ind w:left="1440" w:hanging="360"/>
+      </w:pPr>
+      <w:rPr>
+        <w:rFonts w:ascii="Courier New" w:hAnsi="Courier New" w:cs="Courier New" w:hint="default"/>
+      </w:rPr>
+    </w:lvl>
+    <w:lvl w:ilvl="2" w:tplc="04190005" w:tentative="1">
+      <w:start w:val="1"/>
+      <w:numFmt w:val="bullet"/>
+      <w:lvlText w:val=""/>
+      <w:lvlJc w:val="left"/>
+      <w:pPr>
+        <w:ind w:left="2160" w:hanging="360"/>
+      </w:pPr>
+      <w:rPr>
+        <w:rFonts w:ascii="Wingdings" w:hAnsi="Wingdings" w:hint="default"/>
+      </w:rPr>
+    </w:lvl>
+    <w:lvl w:ilvl="3" w:tplc="04190001" w:tentative="1">
+      <w:start w:val="1"/>
+      <w:numFmt w:val="bullet"/>
+      <w:lvlText w:val=""/>
+      <w:lvlJc w:val="left"/>
+      <w:pPr>
+        <w:ind w:left="2880" w:hanging="360"/>
+      </w:pPr>
+      <w:rPr>
+        <w:rFonts w:ascii="Symbol" w:hAnsi="Symbol" w:hint="default"/>
+      </w:rPr>
+    </w:lvl>
+    <w:lvl w:ilvl="4" w:tplc="04190003" w:tentative="1">
+      <w:start w:val="1"/>
+      <w:numFmt w:val="bullet"/>
+      <w:lvlText w:val="o"/>
+      <w:lvlJc w:val="left"/>
+      <w:pPr>
+        <w:ind w:left="3600" w:hanging="360"/>
+      </w:pPr>
+      <w:rPr>
+        <w:rFonts w:ascii="Courier New" w:hAnsi="Courier New" w:cs="Courier New" w:hint="default"/>
+      </w:rPr>
+    </w:lvl>
+    <w:lvl w:ilvl="5" w:tplc="04190005" w:tentative="1">
+      <w:start w:val="1"/>
+      <w:numFmt w:val="bullet"/>
+      <w:lvlText w:val=""/>
+      <w:lvlJc w:val="left"/>
+      <w:pPr>
+        <w:ind w:left="4320" w:hanging="360"/>
+      </w:pPr>
+      <w:rPr>
+        <w:rFonts w:ascii="Wingdings" w:hAnsi="Wingdings" w:hint="default"/>
+      </w:rPr>
+    </w:lvl>
+    <w:lvl w:ilvl="6" w:tplc="04190001" w:tentative="1">
+      <w:start w:val="1"/>
+      <w:numFmt w:val="bullet"/>
+      <w:lvlText w:val=""/>
+      <w:lvlJc w:val="left"/>
+      <w:pPr>
+        <w:ind w:left="5040" w:hanging="360"/>
+      </w:pPr>
+      <w:rPr>
+        <w:rFonts w:ascii="Symbol" w:hAnsi="Symbol" w:hint="default"/>
+      </w:rPr>
+    </w:lvl>
+    <w:lvl w:ilvl="7" w:tplc="04190003" w:tentative="1">
+      <w:start w:val="1"/>
+      <w:numFmt w:val="bullet"/>
+      <w:lvlText w:val="o"/>
+      <w:lvlJc w:val="left"/>
+      <w:pPr>
+        <w:ind w:left="5760" w:hanging="360"/>
+      </w:pPr>
+      <w:rPr>
+        <w:rFonts w:ascii="Courier New" w:hAnsi="Courier New" w:cs="Courier New" w:hint="default"/>
+      </w:rPr>
+    </w:lvl>
+    <w:lvl w:ilvl="8" w:tplc="04190005" w:tentative="1">
+      <w:start w:val="1"/>
+      <w:numFmt w:val="bullet"/>
+      <w:lvlText w:val=""/>
+      <w:lvlJc w:val="left"/>
+      <w:pPr>
+        <w:ind w:left="6480" w:hanging="360"/>
+      </w:pPr>
+      <w:rPr>
+        <w:rFonts w:ascii="Wingdings" w:hAnsi="Wingdings" w:hint="default"/>
+      </w:rPr>
+    </w:lvl>
+  </w:abstractNum>
+  <w:abstractNum w:abstractNumId="24" w15:restartNumberingAfterBreak="0">
+    <w:nsid w:val="3C9D149B"/>
+    <w:multiLevelType w:val="multilevel"/>
+    <w:tmpl w:val="8020DE18"/>
+    <w:lvl w:ilvl="0">
+      <w:start w:val="1"/>
+      <w:numFmt w:val="bullet"/>
+      <w:lvlText w:val=""/>
+      <w:lvlJc w:val="left"/>
+      <w:pPr>
+        <w:tabs>
+          <w:tab w:val="num" w:pos="720"/>
+        </w:tabs>
+        <w:ind w:left="720" w:hanging="360"/>
+      </w:pPr>
+      <w:rPr>
+        <w:rFonts w:ascii="Symbol" w:hAnsi="Symbol" w:hint="default"/>
+        <w:sz w:val="28"/>
+        <w:szCs w:val="30"/>
+      </w:rPr>
+    </w:lvl>
+    <w:lvl w:ilvl="1" w:tentative="1">
+      <w:start w:val="1"/>
+      <w:numFmt w:val="bullet"/>
+      <w:lvlText w:val="o"/>
+      <w:lvlJc w:val="left"/>
+      <w:pPr>
+        <w:tabs>
+          <w:tab w:val="num" w:pos="1440"/>
+        </w:tabs>
+        <w:ind w:left="1440" w:hanging="360"/>
+      </w:pPr>
+      <w:rPr>
+        <w:rFonts w:ascii="Courier New" w:hAnsi="Courier New" w:hint="default"/>
+        <w:sz w:val="20"/>
+      </w:rPr>
+    </w:lvl>
+    <w:lvl w:ilvl="2" w:tentative="1">
+      <w:start w:val="1"/>
+      <w:numFmt w:val="bullet"/>
+      <w:lvlText w:val=""/>
+      <w:lvlJc w:val="left"/>
+      <w:pPr>
+        <w:tabs>
+          <w:tab w:val="num" w:pos="2160"/>
+        </w:tabs>
+        <w:ind w:left="2160" w:hanging="360"/>
+      </w:pPr>
+      <w:rPr>
+        <w:rFonts w:ascii="Wingdings" w:hAnsi="Wingdings" w:hint="default"/>
+        <w:sz w:val="20"/>
+      </w:rPr>
+    </w:lvl>
+    <w:lvl w:ilvl="3" w:tentative="1">
+      <w:start w:val="1"/>
+      <w:numFmt w:val="bullet"/>
+      <w:lvlText w:val=""/>
+      <w:lvlJc w:val="left"/>
+      <w:pPr>
+        <w:tabs>
+          <w:tab w:val="num" w:pos="2880"/>
+        </w:tabs>
+        <w:ind w:left="2880" w:hanging="360"/>
+      </w:pPr>
+      <w:rPr>
+        <w:rFonts w:ascii="Wingdings" w:hAnsi="Wingdings" w:hint="default"/>
+        <w:sz w:val="20"/>
+      </w:rPr>
+    </w:lvl>
+    <w:lvl w:ilvl="4" w:tentative="1">
+      <w:start w:val="1"/>
+      <w:numFmt w:val="bullet"/>
+      <w:lvlText w:val=""/>
+      <w:lvlJc w:val="left"/>
+      <w:pPr>
+        <w:tabs>
+          <w:tab w:val="num" w:pos="3600"/>
+        </w:tabs>
+        <w:ind w:left="3600" w:hanging="360"/>
+      </w:pPr>
+      <w:rPr>
+        <w:rFonts w:ascii="Wingdings" w:hAnsi="Wingdings" w:hint="default"/>
+        <w:sz w:val="20"/>
+      </w:rPr>
+    </w:lvl>
+    <w:lvl w:ilvl="5" w:tentative="1">
+      <w:start w:val="1"/>
+      <w:numFmt w:val="bullet"/>
+      <w:lvlText w:val=""/>
+      <w:lvlJc w:val="left"/>
+      <w:pPr>
+        <w:tabs>
+          <w:tab w:val="num" w:pos="4320"/>
+        </w:tabs>
+        <w:ind w:left="4320" w:hanging="360"/>
+      </w:pPr>
+      <w:rPr>
+        <w:rFonts w:ascii="Wingdings" w:hAnsi="Wingdings" w:hint="default"/>
+        <w:sz w:val="20"/>
+      </w:rPr>
+    </w:lvl>
+    <w:lvl w:ilvl="6" w:tentative="1">
+      <w:start w:val="1"/>
+      <w:numFmt w:val="bullet"/>
+      <w:lvlText w:val=""/>
+      <w:lvlJc w:val="left"/>
+      <w:pPr>
+        <w:tabs>
+          <w:tab w:val="num" w:pos="5040"/>
+        </w:tabs>
+        <w:ind w:left="5040" w:hanging="360"/>
+      </w:pPr>
+      <w:rPr>
+        <w:rFonts w:ascii="Wingdings" w:hAnsi="Wingdings" w:hint="default"/>
+        <w:sz w:val="20"/>
+      </w:rPr>
+    </w:lvl>
+    <w:lvl w:ilvl="7" w:tentative="1">
+      <w:start w:val="1"/>
+      <w:numFmt w:val="bullet"/>
+      <w:lvlText w:val=""/>
+      <w:lvlJc w:val="left"/>
+      <w:pPr>
+        <w:tabs>
+          <w:tab w:val="num" w:pos="5760"/>
+        </w:tabs>
+        <w:ind w:left="5760" w:hanging="360"/>
+      </w:pPr>
+      <w:rPr>
+        <w:rFonts w:ascii="Wingdings" w:hAnsi="Wingdings" w:hint="default"/>
+        <w:sz w:val="20"/>
+      </w:rPr>
+    </w:lvl>
+    <w:lvl w:ilvl="8" w:tentative="1">
+      <w:start w:val="1"/>
+      <w:numFmt w:val="bullet"/>
+      <w:lvlText w:val=""/>
+      <w:lvlJc w:val="left"/>
+      <w:pPr>
+        <w:tabs>
+          <w:tab w:val="num" w:pos="6480"/>
+        </w:tabs>
+        <w:ind w:left="6480" w:hanging="360"/>
+      </w:pPr>
+      <w:rPr>
+        <w:rFonts w:ascii="Wingdings" w:hAnsi="Wingdings" w:hint="default"/>
+        <w:sz w:val="20"/>
+      </w:rPr>
+    </w:lvl>
+  </w:abstractNum>
+  <w:abstractNum w:abstractNumId="25" w15:restartNumberingAfterBreak="0">
+    <w:nsid w:val="3F6A0A00"/>
+    <w:multiLevelType w:val="hybridMultilevel"/>
+    <w:tmpl w:val="B0F8A04C"/>
+    <w:lvl w:ilvl="0" w:tplc="025E25B4">
+      <w:start w:val="1"/>
+      <w:numFmt w:val="bullet"/>
+      <w:lvlText w:val=""/>
+      <w:lvlJc w:val="left"/>
+      <w:pPr>
+        <w:ind w:left="720" w:hanging="360"/>
+      </w:pPr>
+      <w:rPr>
+        <w:rFonts w:ascii="Symbol" w:hAnsi="Symbol" w:hint="default"/>
+      </w:rPr>
+    </w:lvl>
+    <w:lvl w:ilvl="1" w:tplc="04190003" w:tentative="1">
+      <w:start w:val="1"/>
+      <w:numFmt w:val="bullet"/>
+      <w:lvlText w:val="o"/>
+      <w:lvlJc w:val="left"/>
+      <w:pPr>
+        <w:ind w:left="1440" w:hanging="360"/>
+      </w:pPr>
+      <w:rPr>
+        <w:rFonts w:ascii="Courier New" w:hAnsi="Courier New" w:cs="Courier New" w:hint="default"/>
+      </w:rPr>
+    </w:lvl>
+    <w:lvl w:ilvl="2" w:tplc="04190005" w:tentative="1">
+      <w:start w:val="1"/>
+      <w:numFmt w:val="bullet"/>
+      <w:lvlText w:val=""/>
+      <w:lvlJc w:val="left"/>
+      <w:pPr>
+        <w:ind w:left="2160" w:hanging="360"/>
+      </w:pPr>
+      <w:rPr>
+        <w:rFonts w:ascii="Wingdings" w:hAnsi="Wingdings" w:hint="default"/>
+      </w:rPr>
+    </w:lvl>
+    <w:lvl w:ilvl="3" w:tplc="04190001" w:tentative="1">
+      <w:start w:val="1"/>
+      <w:numFmt w:val="bullet"/>
+      <w:lvlText w:val=""/>
+      <w:lvlJc w:val="left"/>
+      <w:pPr>
+        <w:ind w:left="2880" w:hanging="360"/>
+      </w:pPr>
+      <w:rPr>
+        <w:rFonts w:ascii="Symbol" w:hAnsi="Symbol" w:hint="default"/>
+      </w:rPr>
+    </w:lvl>
+    <w:lvl w:ilvl="4" w:tplc="04190003" w:tentative="1">
+      <w:start w:val="1"/>
+      <w:numFmt w:val="bullet"/>
+      <w:lvlText w:val="o"/>
+      <w:lvlJc w:val="left"/>
+      <w:pPr>
+        <w:ind w:left="3600" w:hanging="360"/>
+      </w:pPr>
+      <w:rPr>
+        <w:rFonts w:ascii="Courier New" w:hAnsi="Courier New" w:cs="Courier New" w:hint="default"/>
+      </w:rPr>
+    </w:lvl>
+    <w:lvl w:ilvl="5" w:tplc="04190005" w:tentative="1">
+      <w:start w:val="1"/>
+      <w:numFmt w:val="bullet"/>
+      <w:lvlText w:val=""/>
+      <w:lvlJc w:val="left"/>
+      <w:pPr>
+        <w:ind w:left="4320" w:hanging="360"/>
+      </w:pPr>
+      <w:rPr>
+        <w:rFonts w:ascii="Wingdings" w:hAnsi="Wingdings" w:hint="default"/>
+      </w:rPr>
+    </w:lvl>
+    <w:lvl w:ilvl="6" w:tplc="04190001" w:tentative="1">
+      <w:start w:val="1"/>
+      <w:numFmt w:val="bullet"/>
+      <w:lvlText w:val=""/>
+      <w:lvlJc w:val="left"/>
+      <w:pPr>
+        <w:ind w:left="5040" w:hanging="360"/>
+      </w:pPr>
+      <w:rPr>
+        <w:rFonts w:ascii="Symbol" w:hAnsi="Symbol" w:hint="default"/>
+      </w:rPr>
+    </w:lvl>
+    <w:lvl w:ilvl="7" w:tplc="04190003" w:tentative="1">
+      <w:start w:val="1"/>
+      <w:numFmt w:val="bullet"/>
+      <w:lvlText w:val="o"/>
+      <w:lvlJc w:val="left"/>
+      <w:pPr>
+        <w:ind w:left="5760" w:hanging="360"/>
+      </w:pPr>
+      <w:rPr>
+        <w:rFonts w:ascii="Courier New" w:hAnsi="Courier New" w:cs="Courier New" w:hint="default"/>
+      </w:rPr>
+    </w:lvl>
+    <w:lvl w:ilvl="8" w:tplc="04190005" w:tentative="1">
+      <w:start w:val="1"/>
+      <w:numFmt w:val="bullet"/>
+      <w:lvlText w:val=""/>
+      <w:lvlJc w:val="left"/>
+      <w:pPr>
+        <w:ind w:left="6480" w:hanging="360"/>
+      </w:pPr>
+      <w:rPr>
+        <w:rFonts w:ascii="Wingdings" w:hAnsi="Wingdings" w:hint="default"/>
+      </w:rPr>
+    </w:lvl>
+  </w:abstractNum>
+  <w:abstractNum w:abstractNumId="26" w15:restartNumberingAfterBreak="0">
+    <w:nsid w:val="3F932FE6"/>
+    <w:multiLevelType w:val="hybridMultilevel"/>
+    <w:tmpl w:val="74CC56A0"/>
+    <w:lvl w:ilvl="0" w:tplc="E3F6E87A">
+      <w:start w:val="1"/>
+      <w:numFmt w:val="bullet"/>
+      <w:lvlText w:val=""/>
+      <w:lvlJc w:val="left"/>
+      <w:pPr>
+        <w:ind w:left="720" w:hanging="360"/>
+      </w:pPr>
+      <w:rPr>
+        <w:rFonts w:ascii="Symbol" w:hAnsi="Symbol" w:hint="default"/>
+      </w:rPr>
+    </w:lvl>
+    <w:lvl w:ilvl="1" w:tplc="04190003" w:tentative="1">
+      <w:start w:val="1"/>
+      <w:numFmt w:val="bullet"/>
+      <w:lvlText w:val="o"/>
+      <w:lvlJc w:val="left"/>
+      <w:pPr>
+        <w:ind w:left="1440" w:hanging="360"/>
+      </w:pPr>
+      <w:rPr>
+        <w:rFonts w:ascii="Courier New" w:hAnsi="Courier New" w:cs="Courier New" w:hint="default"/>
+      </w:rPr>
+    </w:lvl>
+    <w:lvl w:ilvl="2" w:tplc="04190005" w:tentative="1">
+      <w:start w:val="1"/>
+      <w:numFmt w:val="bullet"/>
+      <w:lvlText w:val=""/>
+      <w:lvlJc w:val="left"/>
+      <w:pPr>
+        <w:ind w:left="2160" w:hanging="360"/>
+      </w:pPr>
+      <w:rPr>
+        <w:rFonts w:ascii="Wingdings" w:hAnsi="Wingdings" w:hint="default"/>
+      </w:rPr>
+    </w:lvl>
+    <w:lvl w:ilvl="3" w:tplc="04190001" w:tentative="1">
+      <w:start w:val="1"/>
+      <w:numFmt w:val="bullet"/>
+      <w:lvlText w:val=""/>
+      <w:lvlJc w:val="left"/>
+      <w:pPr>
+        <w:ind w:left="2880" w:hanging="360"/>
+      </w:pPr>
+      <w:rPr>
+        <w:rFonts w:ascii="Symbol" w:hAnsi="Symbol" w:hint="default"/>
+      </w:rPr>
+    </w:lvl>
+    <w:lvl w:ilvl="4" w:tplc="04190003" w:tentative="1">
+      <w:start w:val="1"/>
+      <w:numFmt w:val="bullet"/>
+      <w:lvlText w:val="o"/>
+      <w:lvlJc w:val="left"/>
+      <w:pPr>
+        <w:ind w:left="3600" w:hanging="360"/>
+      </w:pPr>
+      <w:rPr>
+        <w:rFonts w:ascii="Courier New" w:hAnsi="Courier New" w:cs="Courier New" w:hint="default"/>
+      </w:rPr>
+    </w:lvl>
+    <w:lvl w:ilvl="5" w:tplc="04190005" w:tentative="1">
+      <w:start w:val="1"/>
+      <w:numFmt w:val="bullet"/>
+      <w:lvlText w:val=""/>
+      <w:lvlJc w:val="left"/>
+      <w:pPr>
+        <w:ind w:left="4320" w:hanging="360"/>
+      </w:pPr>
+      <w:rPr>
+        <w:rFonts w:ascii="Wingdings" w:hAnsi="Wingdings" w:hint="default"/>
+      </w:rPr>
+    </w:lvl>
+    <w:lvl w:ilvl="6" w:tplc="04190001" w:tentative="1">
+      <w:start w:val="1"/>
+      <w:numFmt w:val="bullet"/>
+      <w:lvlText w:val=""/>
+      <w:lvlJc w:val="left"/>
+      <w:pPr>
+        <w:ind w:left="5040" w:hanging="360"/>
+      </w:pPr>
+      <w:rPr>
+        <w:rFonts w:ascii="Symbol" w:hAnsi="Symbol" w:hint="default"/>
+      </w:rPr>
+    </w:lvl>
+    <w:lvl w:ilvl="7" w:tplc="04190003" w:tentative="1">
+      <w:start w:val="1"/>
+      <w:numFmt w:val="bullet"/>
+      <w:lvlText w:val="o"/>
+      <w:lvlJc w:val="left"/>
+      <w:pPr>
+        <w:ind w:left="5760" w:hanging="360"/>
+      </w:pPr>
+      <w:rPr>
+        <w:rFonts w:ascii="Courier New" w:hAnsi="Courier New" w:cs="Courier New" w:hint="default"/>
+      </w:rPr>
+    </w:lvl>
+    <w:lvl w:ilvl="8" w:tplc="04190005" w:tentative="1">
+      <w:start w:val="1"/>
+      <w:numFmt w:val="bullet"/>
+      <w:lvlText w:val=""/>
+      <w:lvlJc w:val="left"/>
+      <w:pPr>
+        <w:ind w:left="6480" w:hanging="360"/>
+      </w:pPr>
+      <w:rPr>
+        <w:rFonts w:ascii="Wingdings" w:hAnsi="Wingdings" w:hint="default"/>
+      </w:rPr>
+    </w:lvl>
+  </w:abstractNum>
+  <w:abstractNum w:abstractNumId="27" w15:restartNumberingAfterBreak="0">
+    <w:nsid w:val="40287D68"/>
+    <w:multiLevelType w:val="hybridMultilevel"/>
+    <w:tmpl w:val="CAFEEA02"/>
+    <w:lvl w:ilvl="0" w:tplc="E3F6E87A">
+      <w:start w:val="1"/>
+      <w:numFmt w:val="bullet"/>
+      <w:lvlText w:val=""/>
+      <w:lvlJc w:val="left"/>
+      <w:pPr>
+        <w:ind w:left="720" w:hanging="360"/>
+      </w:pPr>
+      <w:rPr>
+        <w:rFonts w:ascii="Symbol" w:hAnsi="Symbol" w:hint="default"/>
+      </w:rPr>
+    </w:lvl>
+    <w:lvl w:ilvl="1" w:tplc="04190003" w:tentative="1">
+      <w:start w:val="1"/>
+      <w:numFmt w:val="bullet"/>
+      <w:lvlText w:val="o"/>
+      <w:lvlJc w:val="left"/>
+      <w:pPr>
+        <w:ind w:left="1440" w:hanging="360"/>
+      </w:pPr>
+      <w:rPr>
+        <w:rFonts w:ascii="Courier New" w:hAnsi="Courier New" w:cs="Courier New" w:hint="default"/>
+      </w:rPr>
+    </w:lvl>
+    <w:lvl w:ilvl="2" w:tplc="04190005" w:tentative="1">
+      <w:start w:val="1"/>
+      <w:numFmt w:val="bullet"/>
+      <w:lvlText w:val=""/>
+      <w:lvlJc w:val="left"/>
+      <w:pPr>
+        <w:ind w:left="2160" w:hanging="360"/>
+      </w:pPr>
+      <w:rPr>
+        <w:rFonts w:ascii="Wingdings" w:hAnsi="Wingdings" w:hint="default"/>
+      </w:rPr>
+    </w:lvl>
+    <w:lvl w:ilvl="3" w:tplc="04190001" w:tentative="1">
+      <w:start w:val="1"/>
+      <w:numFmt w:val="bullet"/>
+      <w:lvlText w:val=""/>
+      <w:lvlJc w:val="left"/>
+      <w:pPr>
+        <w:ind w:left="2880" w:hanging="360"/>
+      </w:pPr>
+      <w:rPr>
+        <w:rFonts w:ascii="Symbol" w:hAnsi="Symbol" w:hint="default"/>
+      </w:rPr>
+    </w:lvl>
+    <w:lvl w:ilvl="4" w:tplc="04190003" w:tentative="1">
+      <w:start w:val="1"/>
+      <w:numFmt w:val="bullet"/>
+      <w:lvlText w:val="o"/>
+      <w:lvlJc w:val="left"/>
+      <w:pPr>
+        <w:ind w:left="3600" w:hanging="360"/>
+      </w:pPr>
+      <w:rPr>
+        <w:rFonts w:ascii="Courier New" w:hAnsi="Courier New" w:cs="Courier New" w:hint="default"/>
+      </w:rPr>
+    </w:lvl>
+    <w:lvl w:ilvl="5" w:tplc="04190005" w:tentative="1">
+      <w:start w:val="1"/>
+      <w:numFmt w:val="bullet"/>
+      <w:lvlText w:val=""/>
+      <w:lvlJc w:val="left"/>
+      <w:pPr>
+        <w:ind w:left="4320" w:hanging="360"/>
+      </w:pPr>
+      <w:rPr>
+        <w:rFonts w:ascii="Wingdings" w:hAnsi="Wingdings" w:hint="default"/>
+      </w:rPr>
+    </w:lvl>
+    <w:lvl w:ilvl="6" w:tplc="04190001" w:tentative="1">
+      <w:start w:val="1"/>
+      <w:numFmt w:val="bullet"/>
+      <w:lvlText w:val=""/>
+      <w:lvlJc w:val="left"/>
+      <w:pPr>
+        <w:ind w:left="5040" w:hanging="360"/>
+      </w:pPr>
+      <w:rPr>
+        <w:rFonts w:ascii="Symbol" w:hAnsi="Symbol" w:hint="default"/>
+      </w:rPr>
+    </w:lvl>
+    <w:lvl w:ilvl="7" w:tplc="04190003" w:tentative="1">
+      <w:start w:val="1"/>
+      <w:numFmt w:val="bullet"/>
+      <w:lvlText w:val="o"/>
+      <w:lvlJc w:val="left"/>
+      <w:pPr>
+        <w:ind w:left="5760" w:hanging="360"/>
+      </w:pPr>
+      <w:rPr>
+        <w:rFonts w:ascii="Courier New" w:hAnsi="Courier New" w:cs="Courier New" w:hint="default"/>
+      </w:rPr>
+    </w:lvl>
+    <w:lvl w:ilvl="8" w:tplc="04190005" w:tentative="1">
+      <w:start w:val="1"/>
+      <w:numFmt w:val="bullet"/>
+      <w:lvlText w:val=""/>
+      <w:lvlJc w:val="left"/>
+      <w:pPr>
+        <w:ind w:left="6480" w:hanging="360"/>
+      </w:pPr>
+      <w:rPr>
+        <w:rFonts w:ascii="Wingdings" w:hAnsi="Wingdings" w:hint="default"/>
+      </w:rPr>
+    </w:lvl>
+  </w:abstractNum>
+  <w:abstractNum w:abstractNumId="28" w15:restartNumberingAfterBreak="0">
+    <w:nsid w:val="418A02CB"/>
+    <w:multiLevelType w:val="hybridMultilevel"/>
+    <w:tmpl w:val="84181880"/>
+    <w:lvl w:ilvl="0" w:tplc="04190001">
+      <w:start w:val="1"/>
+      <w:numFmt w:val="bullet"/>
+      <w:lvlText w:val=""/>
+      <w:lvlJc w:val="left"/>
+      <w:pPr>
+        <w:ind w:left="720" w:hanging="360"/>
+      </w:pPr>
+      <w:rPr>
+        <w:rFonts w:ascii="Symbol" w:hAnsi="Symbol" w:hint="default"/>
+      </w:rPr>
+    </w:lvl>
+    <w:lvl w:ilvl="1" w:tplc="04190003" w:tentative="1">
+      <w:start w:val="1"/>
+      <w:numFmt w:val="bullet"/>
+      <w:lvlText w:val="o"/>
+      <w:lvlJc w:val="left"/>
+      <w:pPr>
+        <w:ind w:left="1440" w:hanging="360"/>
+      </w:pPr>
+      <w:rPr>
+        <w:rFonts w:ascii="Courier New" w:hAnsi="Courier New" w:cs="Courier New" w:hint="default"/>
+      </w:rPr>
+    </w:lvl>
+    <w:lvl w:ilvl="2" w:tplc="04190005" w:tentative="1">
+      <w:start w:val="1"/>
+      <w:numFmt w:val="bullet"/>
+      <w:lvlText w:val=""/>
+      <w:lvlJc w:val="left"/>
+      <w:pPr>
+        <w:ind w:left="2160" w:hanging="360"/>
+      </w:pPr>
+      <w:rPr>
+        <w:rFonts w:ascii="Wingdings" w:hAnsi="Wingdings" w:hint="default"/>
+      </w:rPr>
+    </w:lvl>
+    <w:lvl w:ilvl="3" w:tplc="04190001" w:tentative="1">
+      <w:start w:val="1"/>
+      <w:numFmt w:val="bullet"/>
+      <w:lvlText w:val=""/>
+      <w:lvlJc w:val="left"/>
+      <w:pPr>
+        <w:ind w:left="2880" w:hanging="360"/>
+      </w:pPr>
+      <w:rPr>
+        <w:rFonts w:ascii="Symbol" w:hAnsi="Symbol" w:hint="default"/>
+      </w:rPr>
+    </w:lvl>
+    <w:lvl w:ilvl="4" w:tplc="04190003" w:tentative="1">
+      <w:start w:val="1"/>
+      <w:numFmt w:val="bullet"/>
+      <w:lvlText w:val="o"/>
+      <w:lvlJc w:val="left"/>
+      <w:pPr>
+        <w:ind w:left="3600" w:hanging="360"/>
+      </w:pPr>
+      <w:rPr>
+        <w:rFonts w:ascii="Courier New" w:hAnsi="Courier New" w:cs="Courier New" w:hint="default"/>
+      </w:rPr>
+    </w:lvl>
+    <w:lvl w:ilvl="5" w:tplc="04190005" w:tentative="1">
+      <w:start w:val="1"/>
+      <w:numFmt w:val="bullet"/>
+      <w:lvlText w:val=""/>
+      <w:lvlJc w:val="left"/>
+      <w:pPr>
+        <w:ind w:left="4320" w:hanging="360"/>
+      </w:pPr>
+      <w:rPr>
+        <w:rFonts w:ascii="Wingdings" w:hAnsi="Wingdings" w:hint="default"/>
+      </w:rPr>
+    </w:lvl>
+    <w:lvl w:ilvl="6" w:tplc="04190001" w:tentative="1">
+      <w:start w:val="1"/>
+      <w:numFmt w:val="bullet"/>
+      <w:lvlText w:val=""/>
+      <w:lvlJc w:val="left"/>
+      <w:pPr>
+        <w:ind w:left="5040" w:hanging="360"/>
+      </w:pPr>
+      <w:rPr>
+        <w:rFonts w:ascii="Symbol" w:hAnsi="Symbol" w:hint="default"/>
+      </w:rPr>
+    </w:lvl>
+    <w:lvl w:ilvl="7" w:tplc="04190003" w:tentative="1">
+      <w:start w:val="1"/>
+      <w:numFmt w:val="bullet"/>
+      <w:lvlText w:val="o"/>
+      <w:lvlJc w:val="left"/>
+      <w:pPr>
+        <w:ind w:left="5760" w:hanging="360"/>
+      </w:pPr>
+      <w:rPr>
+        <w:rFonts w:ascii="Courier New" w:hAnsi="Courier New" w:cs="Courier New" w:hint="default"/>
+      </w:rPr>
+    </w:lvl>
+    <w:lvl w:ilvl="8" w:tplc="04190005" w:tentative="1">
+      <w:start w:val="1"/>
+      <w:numFmt w:val="bullet"/>
+      <w:lvlText w:val=""/>
+      <w:lvlJc w:val="left"/>
+      <w:pPr>
+        <w:ind w:left="6480" w:hanging="360"/>
+      </w:pPr>
+      <w:rPr>
+        <w:rFonts w:ascii="Wingdings" w:hAnsi="Wingdings" w:hint="default"/>
+      </w:rPr>
+    </w:lvl>
+  </w:abstractNum>
+  <w:abstractNum w:abstractNumId="29" w15:restartNumberingAfterBreak="0">
+    <w:nsid w:val="41B17840"/>
+    <w:multiLevelType w:val="hybridMultilevel"/>
+    <w:tmpl w:val="18A61680"/>
+    <w:lvl w:ilvl="0" w:tplc="025E25B4">
+      <w:start w:val="1"/>
+      <w:numFmt w:val="bullet"/>
+      <w:lvlText w:val=""/>
+      <w:lvlJc w:val="left"/>
+      <w:pPr>
+        <w:ind w:left="720" w:hanging="360"/>
+      </w:pPr>
+      <w:rPr>
+        <w:rFonts w:ascii="Symbol" w:hAnsi="Symbol" w:hint="default"/>
+      </w:rPr>
+    </w:lvl>
+    <w:lvl w:ilvl="1" w:tplc="04190003" w:tentative="1">
+      <w:start w:val="1"/>
+      <w:numFmt w:val="bullet"/>
+      <w:lvlText w:val="o"/>
+      <w:lvlJc w:val="left"/>
+      <w:pPr>
+        <w:ind w:left="1440" w:hanging="360"/>
+      </w:pPr>
+      <w:rPr>
+        <w:rFonts w:ascii="Courier New" w:hAnsi="Courier New" w:cs="Courier New" w:hint="default"/>
+      </w:rPr>
+    </w:lvl>
+    <w:lvl w:ilvl="2" w:tplc="04190005" w:tentative="1">
+      <w:start w:val="1"/>
+      <w:numFmt w:val="bullet"/>
+      <w:lvlText w:val=""/>
+      <w:lvlJc w:val="left"/>
+      <w:pPr>
+        <w:ind w:left="2160" w:hanging="360"/>
+      </w:pPr>
+      <w:rPr>
+        <w:rFonts w:ascii="Wingdings" w:hAnsi="Wingdings" w:hint="default"/>
+      </w:rPr>
+    </w:lvl>
+    <w:lvl w:ilvl="3" w:tplc="04190001" w:tentative="1">
+      <w:start w:val="1"/>
+      <w:numFmt w:val="bullet"/>
+      <w:lvlText w:val=""/>
+      <w:lvlJc w:val="left"/>
+      <w:pPr>
+        <w:ind w:left="2880" w:hanging="360"/>
+      </w:pPr>
+      <w:rPr>
+        <w:rFonts w:ascii="Symbol" w:hAnsi="Symbol" w:hint="default"/>
+      </w:rPr>
+    </w:lvl>
+    <w:lvl w:ilvl="4" w:tplc="04190003" w:tentative="1">
+      <w:start w:val="1"/>
+      <w:numFmt w:val="bullet"/>
+      <w:lvlText w:val="o"/>
+      <w:lvlJc w:val="left"/>
+      <w:pPr>
+        <w:ind w:left="3600" w:hanging="360"/>
+      </w:pPr>
+      <w:rPr>
+        <w:rFonts w:ascii="Courier New" w:hAnsi="Courier New" w:cs="Courier New" w:hint="default"/>
+      </w:rPr>
+    </w:lvl>
+    <w:lvl w:ilvl="5" w:tplc="04190005" w:tentative="1">
+      <w:start w:val="1"/>
+      <w:numFmt w:val="bullet"/>
+      <w:lvlText w:val=""/>
+      <w:lvlJc w:val="left"/>
+      <w:pPr>
+        <w:ind w:left="4320" w:hanging="360"/>
+      </w:pPr>
+      <w:rPr>
+        <w:rFonts w:ascii="Wingdings" w:hAnsi="Wingdings" w:hint="default"/>
+      </w:rPr>
+    </w:lvl>
+    <w:lvl w:ilvl="6" w:tplc="04190001" w:tentative="1">
+      <w:start w:val="1"/>
+      <w:numFmt w:val="bullet"/>
+      <w:lvlText w:val=""/>
+      <w:lvlJc w:val="left"/>
+      <w:pPr>
+        <w:ind w:left="5040" w:hanging="360"/>
+      </w:pPr>
+      <w:rPr>
+        <w:rFonts w:ascii="Symbol" w:hAnsi="Symbol" w:hint="default"/>
+      </w:rPr>
+    </w:lvl>
+    <w:lvl w:ilvl="7" w:tplc="04190003" w:tentative="1">
+      <w:start w:val="1"/>
+      <w:numFmt w:val="bullet"/>
+      <w:lvlText w:val="o"/>
+      <w:lvlJc w:val="left"/>
+      <w:pPr>
+        <w:ind w:left="5760" w:hanging="360"/>
+      </w:pPr>
+      <w:rPr>
+        <w:rFonts w:ascii="Courier New" w:hAnsi="Courier New" w:cs="Courier New" w:hint="default"/>
+      </w:rPr>
+    </w:lvl>
+    <w:lvl w:ilvl="8" w:tplc="04190005" w:tentative="1">
+      <w:start w:val="1"/>
+      <w:numFmt w:val="bullet"/>
+      <w:lvlText w:val=""/>
+      <w:lvlJc w:val="left"/>
+      <w:pPr>
+        <w:ind w:left="6480" w:hanging="360"/>
+      </w:pPr>
+      <w:rPr>
+        <w:rFonts w:ascii="Wingdings" w:hAnsi="Wingdings" w:hint="default"/>
+      </w:rPr>
+    </w:lvl>
+  </w:abstractNum>
+  <w:abstractNum w:abstractNumId="30" w15:restartNumberingAfterBreak="0">
+    <w:nsid w:val="46AF6F82"/>
+    <w:multiLevelType w:val="multilevel"/>
+    <w:tmpl w:val="4BC8A5D6"/>
+    <w:lvl w:ilvl="0">
+      <w:start w:val="1"/>
+      <w:numFmt w:val="bullet"/>
+      <w:lvlText w:val=""/>
+      <w:lvlJc w:val="left"/>
+      <w:pPr>
+        <w:tabs>
+          <w:tab w:val="num" w:pos="720"/>
+        </w:tabs>
+        <w:ind w:left="720" w:hanging="360"/>
+      </w:pPr>
+      <w:rPr>
+        <w:rFonts w:ascii="Symbol" w:hAnsi="Symbol" w:hint="default"/>
+        <w:sz w:val="28"/>
+        <w:szCs w:val="28"/>
+      </w:rPr>
+    </w:lvl>
+    <w:lvl w:ilvl="1" w:tentative="1">
+      <w:start w:val="1"/>
+      <w:numFmt w:val="bullet"/>
+      <w:lvlText w:val="o"/>
+      <w:lvlJc w:val="left"/>
+      <w:pPr>
+        <w:tabs>
+          <w:tab w:val="num" w:pos="1440"/>
+        </w:tabs>
+        <w:ind w:left="1440" w:hanging="360"/>
+      </w:pPr>
+      <w:rPr>
+        <w:rFonts w:ascii="Courier New" w:hAnsi="Courier New" w:hint="default"/>
+        <w:sz w:val="20"/>
+      </w:rPr>
+    </w:lvl>
+    <w:lvl w:ilvl="2" w:tentative="1">
+      <w:start w:val="1"/>
+      <w:numFmt w:val="bullet"/>
+      <w:lvlText w:val=""/>
+      <w:lvlJc w:val="left"/>
+      <w:pPr>
+        <w:tabs>
+          <w:tab w:val="num" w:pos="2160"/>
+        </w:tabs>
+        <w:ind w:left="2160" w:hanging="360"/>
+      </w:pPr>
+      <w:rPr>
+        <w:rFonts w:ascii="Wingdings" w:hAnsi="Wingdings" w:hint="default"/>
+        <w:sz w:val="20"/>
+      </w:rPr>
+    </w:lvl>
+    <w:lvl w:ilvl="3" w:tentative="1">
+      <w:start w:val="1"/>
+      <w:numFmt w:val="bullet"/>
+      <w:lvlText w:val=""/>
+      <w:lvlJc w:val="left"/>
+      <w:pPr>
+        <w:tabs>
+          <w:tab w:val="num" w:pos="2880"/>
+        </w:tabs>
+        <w:ind w:left="2880" w:hanging="360"/>
+      </w:pPr>
+      <w:rPr>
+        <w:rFonts w:ascii="Wingdings" w:hAnsi="Wingdings" w:hint="default"/>
+        <w:sz w:val="20"/>
+      </w:rPr>
+    </w:lvl>
+    <w:lvl w:ilvl="4" w:tentative="1">
+      <w:start w:val="1"/>
+      <w:numFmt w:val="bullet"/>
+      <w:lvlText w:val=""/>
+      <w:lvlJc w:val="left"/>
+      <w:pPr>
+        <w:tabs>
+          <w:tab w:val="num" w:pos="3600"/>
+        </w:tabs>
+        <w:ind w:left="3600" w:hanging="360"/>
+      </w:pPr>
+      <w:rPr>
+        <w:rFonts w:ascii="Wingdings" w:hAnsi="Wingdings" w:hint="default"/>
+        <w:sz w:val="20"/>
+      </w:rPr>
+    </w:lvl>
+    <w:lvl w:ilvl="5" w:tentative="1">
+      <w:start w:val="1"/>
+      <w:numFmt w:val="bullet"/>
+      <w:lvlText w:val=""/>
+      <w:lvlJc w:val="left"/>
+      <w:pPr>
+        <w:tabs>
+          <w:tab w:val="num" w:pos="4320"/>
+        </w:tabs>
+        <w:ind w:left="4320" w:hanging="360"/>
+      </w:pPr>
+      <w:rPr>
+        <w:rFonts w:ascii="Wingdings" w:hAnsi="Wingdings" w:hint="default"/>
+        <w:sz w:val="20"/>
+      </w:rPr>
+    </w:lvl>
+    <w:lvl w:ilvl="6" w:tentative="1">
+      <w:start w:val="1"/>
+      <w:numFmt w:val="bullet"/>
+      <w:lvlText w:val=""/>
+      <w:lvlJc w:val="left"/>
+      <w:pPr>
+        <w:tabs>
+          <w:tab w:val="num" w:pos="5040"/>
+        </w:tabs>
+        <w:ind w:left="5040" w:hanging="360"/>
+      </w:pPr>
+      <w:rPr>
+        <w:rFonts w:ascii="Wingdings" w:hAnsi="Wingdings" w:hint="default"/>
+        <w:sz w:val="20"/>
+      </w:rPr>
+    </w:lvl>
+    <w:lvl w:ilvl="7" w:tentative="1">
+      <w:start w:val="1"/>
+      <w:numFmt w:val="bullet"/>
+      <w:lvlText w:val=""/>
+      <w:lvlJc w:val="left"/>
+      <w:pPr>
+        <w:tabs>
+          <w:tab w:val="num" w:pos="5760"/>
+        </w:tabs>
+        <w:ind w:left="5760" w:hanging="360"/>
+      </w:pPr>
+      <w:rPr>
+        <w:rFonts w:ascii="Wingdings" w:hAnsi="Wingdings" w:hint="default"/>
+        <w:sz w:val="20"/>
+      </w:rPr>
+    </w:lvl>
+    <w:lvl w:ilvl="8" w:tentative="1">
+      <w:start w:val="1"/>
+      <w:numFmt w:val="bullet"/>
+      <w:lvlText w:val=""/>
+      <w:lvlJc w:val="left"/>
+      <w:pPr>
+        <w:tabs>
+          <w:tab w:val="num" w:pos="6480"/>
+        </w:tabs>
+        <w:ind w:left="6480" w:hanging="360"/>
+      </w:pPr>
+      <w:rPr>
+        <w:rFonts w:ascii="Wingdings" w:hAnsi="Wingdings" w:hint="default"/>
+        <w:sz w:val="20"/>
+      </w:rPr>
+    </w:lvl>
+  </w:abstractNum>
+  <w:abstractNum w:abstractNumId="31" w15:restartNumberingAfterBreak="0">
+    <w:nsid w:val="4BAE221A"/>
+    <w:multiLevelType w:val="hybridMultilevel"/>
+    <w:tmpl w:val="BCC2DDB8"/>
+    <w:lvl w:ilvl="0" w:tplc="025E25B4">
+      <w:start w:val="1"/>
+      <w:numFmt w:val="bullet"/>
+      <w:lvlText w:val=""/>
+      <w:lvlJc w:val="left"/>
+      <w:pPr>
+        <w:ind w:left="720" w:hanging="360"/>
+      </w:pPr>
+      <w:rPr>
+        <w:rFonts w:ascii="Symbol" w:hAnsi="Symbol" w:hint="default"/>
+      </w:rPr>
+    </w:lvl>
+    <w:lvl w:ilvl="1" w:tplc="04190003" w:tentative="1">
+      <w:start w:val="1"/>
+      <w:numFmt w:val="bullet"/>
+      <w:lvlText w:val="o"/>
+      <w:lvlJc w:val="left"/>
+      <w:pPr>
+        <w:ind w:left="1440" w:hanging="360"/>
+      </w:pPr>
+      <w:rPr>
+        <w:rFonts w:ascii="Courier New" w:hAnsi="Courier New" w:cs="Courier New" w:hint="default"/>
+      </w:rPr>
+    </w:lvl>
+    <w:lvl w:ilvl="2" w:tplc="04190005" w:tentative="1">
+      <w:start w:val="1"/>
+      <w:numFmt w:val="bullet"/>
+      <w:lvlText w:val=""/>
+      <w:lvlJc w:val="left"/>
+      <w:pPr>
+        <w:ind w:left="2160" w:hanging="360"/>
+      </w:pPr>
+      <w:rPr>
+        <w:rFonts w:ascii="Wingdings" w:hAnsi="Wingdings" w:hint="default"/>
+      </w:rPr>
+    </w:lvl>
+    <w:lvl w:ilvl="3" w:tplc="04190001" w:tentative="1">
+      <w:start w:val="1"/>
+      <w:numFmt w:val="bullet"/>
+      <w:lvlText w:val=""/>
+      <w:lvlJc w:val="left"/>
+      <w:pPr>
+        <w:ind w:left="2880" w:hanging="360"/>
+      </w:pPr>
+      <w:rPr>
+        <w:rFonts w:ascii="Symbol" w:hAnsi="Symbol" w:hint="default"/>
+      </w:rPr>
+    </w:lvl>
+    <w:lvl w:ilvl="4" w:tplc="04190003" w:tentative="1">
+      <w:start w:val="1"/>
+      <w:numFmt w:val="bullet"/>
+      <w:lvlText w:val="o"/>
+      <w:lvlJc w:val="left"/>
+      <w:pPr>
+        <w:ind w:left="3600" w:hanging="360"/>
+      </w:pPr>
+      <w:rPr>
+        <w:rFonts w:ascii="Courier New" w:hAnsi="Courier New" w:cs="Courier New" w:hint="default"/>
+      </w:rPr>
+    </w:lvl>
+    <w:lvl w:ilvl="5" w:tplc="04190005" w:tentative="1">
+      <w:start w:val="1"/>
+      <w:numFmt w:val="bullet"/>
+      <w:lvlText w:val=""/>
+      <w:lvlJc w:val="left"/>
+      <w:pPr>
+        <w:ind w:left="4320" w:hanging="360"/>
+      </w:pPr>
+      <w:rPr>
+        <w:rFonts w:ascii="Wingdings" w:hAnsi="Wingdings" w:hint="default"/>
+      </w:rPr>
+    </w:lvl>
+    <w:lvl w:ilvl="6" w:tplc="04190001" w:tentative="1">
+      <w:start w:val="1"/>
+      <w:numFmt w:val="bullet"/>
+      <w:lvlText w:val=""/>
+      <w:lvlJc w:val="left"/>
+      <w:pPr>
+        <w:ind w:left="5040" w:hanging="360"/>
+      </w:pPr>
+      <w:rPr>
+        <w:rFonts w:ascii="Symbol" w:hAnsi="Symbol" w:hint="default"/>
+      </w:rPr>
+    </w:lvl>
+    <w:lvl w:ilvl="7" w:tplc="04190003" w:tentative="1">
+      <w:start w:val="1"/>
+      <w:numFmt w:val="bullet"/>
+      <w:lvlText w:val="o"/>
+      <w:lvlJc w:val="left"/>
+      <w:pPr>
+        <w:ind w:left="5760" w:hanging="360"/>
+      </w:pPr>
+      <w:rPr>
+        <w:rFonts w:ascii="Courier New" w:hAnsi="Courier New" w:cs="Courier New" w:hint="default"/>
+      </w:rPr>
+    </w:lvl>
+    <w:lvl w:ilvl="8" w:tplc="04190005" w:tentative="1">
+      <w:start w:val="1"/>
+      <w:numFmt w:val="bullet"/>
+      <w:lvlText w:val=""/>
+      <w:lvlJc w:val="left"/>
+      <w:pPr>
+        <w:ind w:left="6480" w:hanging="360"/>
+      </w:pPr>
+      <w:rPr>
+        <w:rFonts w:ascii="Wingdings" w:hAnsi="Wingdings" w:hint="default"/>
+      </w:rPr>
+    </w:lvl>
+  </w:abstractNum>
+  <w:abstractNum w:abstractNumId="32" w15:restartNumberingAfterBreak="0">
+    <w:nsid w:val="51CD6E00"/>
+    <w:multiLevelType w:val="hybridMultilevel"/>
+    <w:tmpl w:val="825472D6"/>
+    <w:lvl w:ilvl="0" w:tplc="025E25B4">
+      <w:start w:val="1"/>
+      <w:numFmt w:val="bullet"/>
+      <w:lvlText w:val=""/>
+      <w:lvlJc w:val="left"/>
+      <w:pPr>
+        <w:ind w:left="720" w:hanging="360"/>
+      </w:pPr>
+      <w:rPr>
+        <w:rFonts w:ascii="Symbol" w:hAnsi="Symbol" w:hint="default"/>
+      </w:rPr>
+    </w:lvl>
+    <w:lvl w:ilvl="1" w:tplc="04190003" w:tentative="1">
+      <w:start w:val="1"/>
+      <w:numFmt w:val="bullet"/>
+      <w:lvlText w:val="o"/>
+      <w:lvlJc w:val="left"/>
+      <w:pPr>
+        <w:ind w:left="1440" w:hanging="360"/>
+      </w:pPr>
+      <w:rPr>
+        <w:rFonts w:ascii="Courier New" w:hAnsi="Courier New" w:cs="Courier New" w:hint="default"/>
+      </w:rPr>
+    </w:lvl>
+    <w:lvl w:ilvl="2" w:tplc="04190005" w:tentative="1">
+      <w:start w:val="1"/>
+      <w:numFmt w:val="bullet"/>
+      <w:lvlText w:val=""/>
+      <w:lvlJc w:val="left"/>
+      <w:pPr>
+        <w:ind w:left="2160" w:hanging="360"/>
+      </w:pPr>
+      <w:rPr>
+        <w:rFonts w:ascii="Wingdings" w:hAnsi="Wingdings" w:hint="default"/>
+      </w:rPr>
+    </w:lvl>
+    <w:lvl w:ilvl="3" w:tplc="04190001" w:tentative="1">
+      <w:start w:val="1"/>
+      <w:numFmt w:val="bullet"/>
+      <w:lvlText w:val=""/>
+      <w:lvlJc w:val="left"/>
+      <w:pPr>
+        <w:ind w:left="2880" w:hanging="360"/>
+      </w:pPr>
+      <w:rPr>
+        <w:rFonts w:ascii="Symbol" w:hAnsi="Symbol" w:hint="default"/>
+      </w:rPr>
+    </w:lvl>
+    <w:lvl w:ilvl="4" w:tplc="04190003" w:tentative="1">
+      <w:start w:val="1"/>
+      <w:numFmt w:val="bullet"/>
+      <w:lvlText w:val="o"/>
+      <w:lvlJc w:val="left"/>
+      <w:pPr>
+        <w:ind w:left="3600" w:hanging="360"/>
+      </w:pPr>
+      <w:rPr>
+        <w:rFonts w:ascii="Courier New" w:hAnsi="Courier New" w:cs="Courier New" w:hint="default"/>
+      </w:rPr>
+    </w:lvl>
+    <w:lvl w:ilvl="5" w:tplc="04190005" w:tentative="1">
+      <w:start w:val="1"/>
+      <w:numFmt w:val="bullet"/>
+      <w:lvlText w:val=""/>
+      <w:lvlJc w:val="left"/>
+      <w:pPr>
+        <w:ind w:left="4320" w:hanging="360"/>
+      </w:pPr>
+      <w:rPr>
+        <w:rFonts w:ascii="Wingdings" w:hAnsi="Wingdings" w:hint="default"/>
+      </w:rPr>
+    </w:lvl>
+    <w:lvl w:ilvl="6" w:tplc="04190001" w:tentative="1">
+      <w:start w:val="1"/>
+      <w:numFmt w:val="bullet"/>
+      <w:lvlText w:val=""/>
+      <w:lvlJc w:val="left"/>
+      <w:pPr>
+        <w:ind w:left="5040" w:hanging="360"/>
+      </w:pPr>
+      <w:rPr>
+        <w:rFonts w:ascii="Symbol" w:hAnsi="Symbol" w:hint="default"/>
+      </w:rPr>
+    </w:lvl>
+    <w:lvl w:ilvl="7" w:tplc="04190003" w:tentative="1">
+      <w:start w:val="1"/>
+      <w:numFmt w:val="bullet"/>
+      <w:lvlText w:val="o"/>
+      <w:lvlJc w:val="left"/>
+      <w:pPr>
+        <w:ind w:left="5760" w:hanging="360"/>
+      </w:pPr>
+      <w:rPr>
+        <w:rFonts w:ascii="Courier New" w:hAnsi="Courier New" w:cs="Courier New" w:hint="default"/>
+      </w:rPr>
+    </w:lvl>
+    <w:lvl w:ilvl="8" w:tplc="04190005" w:tentative="1">
+      <w:start w:val="1"/>
+      <w:numFmt w:val="bullet"/>
+      <w:lvlText w:val=""/>
+      <w:lvlJc w:val="left"/>
+      <w:pPr>
+        <w:ind w:left="6480" w:hanging="360"/>
+      </w:pPr>
+      <w:rPr>
+        <w:rFonts w:ascii="Wingdings" w:hAnsi="Wingdings" w:hint="default"/>
+      </w:rPr>
+    </w:lvl>
+  </w:abstractNum>
+  <w:abstractNum w:abstractNumId="33" w15:restartNumberingAfterBreak="0">
+    <w:nsid w:val="54853A74"/>
+    <w:multiLevelType w:val="hybridMultilevel"/>
+    <w:tmpl w:val="824061BE"/>
+    <w:lvl w:ilvl="0" w:tplc="025E25B4">
+      <w:start w:val="1"/>
+      <w:numFmt w:val="bullet"/>
+      <w:lvlText w:val=""/>
+      <w:lvlJc w:val="left"/>
+      <w:pPr>
+        <w:ind w:left="720" w:hanging="360"/>
+      </w:pPr>
+      <w:rPr>
+        <w:rFonts w:ascii="Symbol" w:hAnsi="Symbol" w:hint="default"/>
+      </w:rPr>
+    </w:lvl>
+    <w:lvl w:ilvl="1" w:tplc="04190003" w:tentative="1">
+      <w:start w:val="1"/>
+      <w:numFmt w:val="bullet"/>
+      <w:lvlText w:val="o"/>
+      <w:lvlJc w:val="left"/>
+      <w:pPr>
+        <w:ind w:left="1440" w:hanging="360"/>
+      </w:pPr>
+      <w:rPr>
+        <w:rFonts w:ascii="Courier New" w:hAnsi="Courier New" w:cs="Courier New" w:hint="default"/>
+      </w:rPr>
+    </w:lvl>
+    <w:lvl w:ilvl="2" w:tplc="04190005" w:tentative="1">
+      <w:start w:val="1"/>
+      <w:numFmt w:val="bullet"/>
+      <w:lvlText w:val=""/>
+      <w:lvlJc w:val="left"/>
+      <w:pPr>
+        <w:ind w:left="2160" w:hanging="360"/>
+      </w:pPr>
+      <w:rPr>
+        <w:rFonts w:ascii="Wingdings" w:hAnsi="Wingdings" w:hint="default"/>
+      </w:rPr>
+    </w:lvl>
+    <w:lvl w:ilvl="3" w:tplc="04190001" w:tentative="1">
+      <w:start w:val="1"/>
+      <w:numFmt w:val="bullet"/>
+      <w:lvlText w:val=""/>
+      <w:lvlJc w:val="left"/>
+      <w:pPr>
+        <w:ind w:left="2880" w:hanging="360"/>
+      </w:pPr>
+      <w:rPr>
+        <w:rFonts w:ascii="Symbol" w:hAnsi="Symbol" w:hint="default"/>
+      </w:rPr>
+    </w:lvl>
+    <w:lvl w:ilvl="4" w:tplc="04190003" w:tentative="1">
+      <w:start w:val="1"/>
+      <w:numFmt w:val="bullet"/>
+      <w:lvlText w:val="o"/>
+      <w:lvlJc w:val="left"/>
+      <w:pPr>
+        <w:ind w:left="3600" w:hanging="360"/>
+      </w:pPr>
+      <w:rPr>
+        <w:rFonts w:ascii="Courier New" w:hAnsi="Courier New" w:cs="Courier New" w:hint="default"/>
+      </w:rPr>
+    </w:lvl>
+    <w:lvl w:ilvl="5" w:tplc="04190005" w:tentative="1">
+      <w:start w:val="1"/>
+      <w:numFmt w:val="bullet"/>
+      <w:lvlText w:val=""/>
+      <w:lvlJc w:val="left"/>
+      <w:pPr>
+        <w:ind w:left="4320" w:hanging="360"/>
+      </w:pPr>
+      <w:rPr>
+        <w:rFonts w:ascii="Wingdings" w:hAnsi="Wingdings" w:hint="default"/>
+      </w:rPr>
+    </w:lvl>
+    <w:lvl w:ilvl="6" w:tplc="04190001" w:tentative="1">
+      <w:start w:val="1"/>
+      <w:numFmt w:val="bullet"/>
+      <w:lvlText w:val=""/>
+      <w:lvlJc w:val="left"/>
+      <w:pPr>
+        <w:ind w:left="5040" w:hanging="360"/>
+      </w:pPr>
+      <w:rPr>
+        <w:rFonts w:ascii="Symbol" w:hAnsi="Symbol" w:hint="default"/>
+      </w:rPr>
+    </w:lvl>
+    <w:lvl w:ilvl="7" w:tplc="04190003" w:tentative="1">
+      <w:start w:val="1"/>
+      <w:numFmt w:val="bullet"/>
+      <w:lvlText w:val="o"/>
+      <w:lvlJc w:val="left"/>
+      <w:pPr>
+        <w:ind w:left="5760" w:hanging="360"/>
+      </w:pPr>
+      <w:rPr>
+        <w:rFonts w:ascii="Courier New" w:hAnsi="Courier New" w:cs="Courier New" w:hint="default"/>
+      </w:rPr>
+    </w:lvl>
+    <w:lvl w:ilvl="8" w:tplc="04190005" w:tentative="1">
+      <w:start w:val="1"/>
+      <w:numFmt w:val="bullet"/>
+      <w:lvlText w:val=""/>
+      <w:lvlJc w:val="left"/>
+      <w:pPr>
+        <w:ind w:left="6480" w:hanging="360"/>
+      </w:pPr>
+      <w:rPr>
+        <w:rFonts w:ascii="Wingdings" w:hAnsi="Wingdings" w:hint="default"/>
+      </w:rPr>
+    </w:lvl>
+  </w:abstractNum>
+  <w:abstractNum w:abstractNumId="34" w15:restartNumberingAfterBreak="0">
+    <w:nsid w:val="58197990"/>
+    <w:multiLevelType w:val="hybridMultilevel"/>
+    <w:tmpl w:val="D0106EC8"/>
+    <w:lvl w:ilvl="0" w:tplc="E3F6E87A">
+      <w:start w:val="1"/>
+      <w:numFmt w:val="bullet"/>
+      <w:lvlText w:val=""/>
+      <w:lvlJc w:val="left"/>
+      <w:pPr>
+        <w:ind w:left="720" w:hanging="360"/>
+      </w:pPr>
+      <w:rPr>
+        <w:rFonts w:ascii="Symbol" w:hAnsi="Symbol" w:hint="default"/>
+      </w:rPr>
+    </w:lvl>
+    <w:lvl w:ilvl="1" w:tplc="04190003" w:tentative="1">
+      <w:start w:val="1"/>
+      <w:numFmt w:val="bullet"/>
+      <w:lvlText w:val="o"/>
+      <w:lvlJc w:val="left"/>
+      <w:pPr>
+        <w:ind w:left="1440" w:hanging="360"/>
+      </w:pPr>
+      <w:rPr>
+        <w:rFonts w:ascii="Courier New" w:hAnsi="Courier New" w:cs="Courier New" w:hint="default"/>
+      </w:rPr>
+    </w:lvl>
+    <w:lvl w:ilvl="2" w:tplc="04190005" w:tentative="1">
+      <w:start w:val="1"/>
+      <w:numFmt w:val="bullet"/>
+      <w:lvlText w:val=""/>
+      <w:lvlJc w:val="left"/>
+      <w:pPr>
+        <w:ind w:left="2160" w:hanging="360"/>
+      </w:pPr>
+      <w:rPr>
+        <w:rFonts w:ascii="Wingdings" w:hAnsi="Wingdings" w:hint="default"/>
+      </w:rPr>
+    </w:lvl>
+    <w:lvl w:ilvl="3" w:tplc="04190001" w:tentative="1">
+      <w:start w:val="1"/>
+      <w:numFmt w:val="bullet"/>
+      <w:lvlText w:val=""/>
+      <w:lvlJc w:val="left"/>
+      <w:pPr>
+        <w:ind w:left="2880" w:hanging="360"/>
+      </w:pPr>
+      <w:rPr>
+        <w:rFonts w:ascii="Symbol" w:hAnsi="Symbol" w:hint="default"/>
+      </w:rPr>
+    </w:lvl>
+    <w:lvl w:ilvl="4" w:tplc="04190003" w:tentative="1">
+      <w:start w:val="1"/>
+      <w:numFmt w:val="bullet"/>
+      <w:lvlText w:val="o"/>
+      <w:lvlJc w:val="left"/>
+      <w:pPr>
+        <w:ind w:left="3600" w:hanging="360"/>
+      </w:pPr>
+      <w:rPr>
+        <w:rFonts w:ascii="Courier New" w:hAnsi="Courier New" w:cs="Courier New" w:hint="default"/>
+      </w:rPr>
+    </w:lvl>
+    <w:lvl w:ilvl="5" w:tplc="04190005" w:tentative="1">
+      <w:start w:val="1"/>
+      <w:numFmt w:val="bullet"/>
+      <w:lvlText w:val=""/>
+      <w:lvlJc w:val="left"/>
+      <w:pPr>
+        <w:ind w:left="4320" w:hanging="360"/>
+      </w:pPr>
+      <w:rPr>
+        <w:rFonts w:ascii="Wingdings" w:hAnsi="Wingdings" w:hint="default"/>
+      </w:rPr>
+    </w:lvl>
+    <w:lvl w:ilvl="6" w:tplc="04190001" w:tentative="1">
+      <w:start w:val="1"/>
+      <w:numFmt w:val="bullet"/>
+      <w:lvlText w:val=""/>
+      <w:lvlJc w:val="left"/>
+      <w:pPr>
+        <w:ind w:left="5040" w:hanging="360"/>
+      </w:pPr>
+      <w:rPr>
+        <w:rFonts w:ascii="Symbol" w:hAnsi="Symbol" w:hint="default"/>
+      </w:rPr>
+    </w:lvl>
+    <w:lvl w:ilvl="7" w:tplc="04190003" w:tentative="1">
+      <w:start w:val="1"/>
+      <w:numFmt w:val="bullet"/>
+      <w:lvlText w:val="o"/>
+      <w:lvlJc w:val="left"/>
+      <w:pPr>
+        <w:ind w:left="5760" w:hanging="360"/>
+      </w:pPr>
+      <w:rPr>
+        <w:rFonts w:ascii="Courier New" w:hAnsi="Courier New" w:cs="Courier New" w:hint="default"/>
+      </w:rPr>
+    </w:lvl>
+    <w:lvl w:ilvl="8" w:tplc="04190005" w:tentative="1">
+      <w:start w:val="1"/>
+      <w:numFmt w:val="bullet"/>
+      <w:lvlText w:val=""/>
+      <w:lvlJc w:val="left"/>
+      <w:pPr>
+        <w:ind w:left="6480" w:hanging="360"/>
+      </w:pPr>
+      <w:rPr>
+        <w:rFonts w:ascii="Wingdings" w:hAnsi="Wingdings" w:hint="default"/>
+      </w:rPr>
+    </w:lvl>
+  </w:abstractNum>
+  <w:abstractNum w:abstractNumId="35" w15:restartNumberingAfterBreak="0">
+    <w:nsid w:val="5921003E"/>
+    <w:multiLevelType w:val="hybridMultilevel"/>
+    <w:tmpl w:val="F822F2D6"/>
+    <w:lvl w:ilvl="0" w:tplc="025E25B4">
+      <w:start w:val="1"/>
+      <w:numFmt w:val="bullet"/>
+      <w:lvlText w:val=""/>
+      <w:lvlJc w:val="left"/>
+      <w:pPr>
+        <w:ind w:left="720" w:hanging="360"/>
+      </w:pPr>
+      <w:rPr>
+        <w:rFonts w:ascii="Symbol" w:hAnsi="Symbol" w:hint="default"/>
+      </w:rPr>
+    </w:lvl>
+    <w:lvl w:ilvl="1" w:tplc="04190003" w:tentative="1">
+      <w:start w:val="1"/>
+      <w:numFmt w:val="bullet"/>
+      <w:lvlText w:val="o"/>
+      <w:lvlJc w:val="left"/>
+      <w:pPr>
+        <w:ind w:left="1440" w:hanging="360"/>
+      </w:pPr>
+      <w:rPr>
+        <w:rFonts w:ascii="Courier New" w:hAnsi="Courier New" w:cs="Courier New" w:hint="default"/>
+      </w:rPr>
+    </w:lvl>
+    <w:lvl w:ilvl="2" w:tplc="04190005" w:tentative="1">
+      <w:start w:val="1"/>
+      <w:numFmt w:val="bullet"/>
+      <w:lvlText w:val=""/>
+      <w:lvlJc w:val="left"/>
+      <w:pPr>
+        <w:ind w:left="2160" w:hanging="360"/>
+      </w:pPr>
+      <w:rPr>
+        <w:rFonts w:ascii="Wingdings" w:hAnsi="Wingdings" w:hint="default"/>
+      </w:rPr>
+    </w:lvl>
+    <w:lvl w:ilvl="3" w:tplc="04190001" w:tentative="1">
+      <w:start w:val="1"/>
+      <w:numFmt w:val="bullet"/>
+      <w:lvlText w:val=""/>
+      <w:lvlJc w:val="left"/>
+      <w:pPr>
+        <w:ind w:left="2880" w:hanging="360"/>
+      </w:pPr>
+      <w:rPr>
+        <w:rFonts w:ascii="Symbol" w:hAnsi="Symbol" w:hint="default"/>
+      </w:rPr>
+    </w:lvl>
+    <w:lvl w:ilvl="4" w:tplc="04190003" w:tentative="1">
+      <w:start w:val="1"/>
+      <w:numFmt w:val="bullet"/>
+      <w:lvlText w:val="o"/>
+      <w:lvlJc w:val="left"/>
+      <w:pPr>
+        <w:ind w:left="3600" w:hanging="360"/>
+      </w:pPr>
+      <w:rPr>
+        <w:rFonts w:ascii="Courier New" w:hAnsi="Courier New" w:cs="Courier New" w:hint="default"/>
+      </w:rPr>
+    </w:lvl>
+    <w:lvl w:ilvl="5" w:tplc="04190005" w:tentative="1">
+      <w:start w:val="1"/>
+      <w:numFmt w:val="bullet"/>
+      <w:lvlText w:val=""/>
+      <w:lvlJc w:val="left"/>
+      <w:pPr>
+        <w:ind w:left="4320" w:hanging="360"/>
+      </w:pPr>
+      <w:rPr>
+        <w:rFonts w:ascii="Wingdings" w:hAnsi="Wingdings" w:hint="default"/>
+      </w:rPr>
+    </w:lvl>
+    <w:lvl w:ilvl="6" w:tplc="04190001" w:tentative="1">
+      <w:start w:val="1"/>
+      <w:numFmt w:val="bullet"/>
+      <w:lvlText w:val=""/>
+      <w:lvlJc w:val="left"/>
+      <w:pPr>
+        <w:ind w:left="5040" w:hanging="360"/>
+      </w:pPr>
+      <w:rPr>
+        <w:rFonts w:ascii="Symbol" w:hAnsi="Symbol" w:hint="default"/>
+      </w:rPr>
+    </w:lvl>
+    <w:lvl w:ilvl="7" w:tplc="04190003" w:tentative="1">
+      <w:start w:val="1"/>
+      <w:numFmt w:val="bullet"/>
+      <w:lvlText w:val="o"/>
+      <w:lvlJc w:val="left"/>
+      <w:pPr>
+        <w:ind w:left="5760" w:hanging="360"/>
+      </w:pPr>
+      <w:rPr>
+        <w:rFonts w:ascii="Courier New" w:hAnsi="Courier New" w:cs="Courier New" w:hint="default"/>
+      </w:rPr>
+    </w:lvl>
+    <w:lvl w:ilvl="8" w:tplc="04190005" w:tentative="1">
+      <w:start w:val="1"/>
+      <w:numFmt w:val="bullet"/>
+      <w:lvlText w:val=""/>
+      <w:lvlJc w:val="left"/>
+      <w:pPr>
+        <w:ind w:left="6480" w:hanging="360"/>
+      </w:pPr>
+      <w:rPr>
+        <w:rFonts w:ascii="Wingdings" w:hAnsi="Wingdings" w:hint="default"/>
+      </w:rPr>
+    </w:lvl>
+  </w:abstractNum>
+  <w:abstractNum w:abstractNumId="36" w15:restartNumberingAfterBreak="0">
+    <w:nsid w:val="5B063257"/>
+    <w:multiLevelType w:val="hybridMultilevel"/>
+    <w:tmpl w:val="F12A87FC"/>
+    <w:lvl w:ilvl="0" w:tplc="E3F6E87A">
+      <w:start w:val="1"/>
+      <w:numFmt w:val="bullet"/>
+      <w:lvlText w:val=""/>
+      <w:lvlJc w:val="left"/>
+      <w:pPr>
+        <w:ind w:left="720" w:hanging="360"/>
+      </w:pPr>
+      <w:rPr>
+        <w:rFonts w:ascii="Symbol" w:hAnsi="Symbol" w:hint="default"/>
+      </w:rPr>
+    </w:lvl>
+    <w:lvl w:ilvl="1" w:tplc="04190003" w:tentative="1">
+      <w:start w:val="1"/>
+      <w:numFmt w:val="bullet"/>
+      <w:lvlText w:val="o"/>
+      <w:lvlJc w:val="left"/>
+      <w:pPr>
+        <w:ind w:left="1440" w:hanging="360"/>
+      </w:pPr>
+      <w:rPr>
+        <w:rFonts w:ascii="Courier New" w:hAnsi="Courier New" w:cs="Courier New" w:hint="default"/>
+      </w:rPr>
+    </w:lvl>
+    <w:lvl w:ilvl="2" w:tplc="04190005" w:tentative="1">
+      <w:start w:val="1"/>
+      <w:numFmt w:val="bullet"/>
+      <w:lvlText w:val=""/>
+      <w:lvlJc w:val="left"/>
+      <w:pPr>
+        <w:ind w:left="2160" w:hanging="360"/>
+      </w:pPr>
+      <w:rPr>
+        <w:rFonts w:ascii="Wingdings" w:hAnsi="Wingdings" w:hint="default"/>
+      </w:rPr>
+    </w:lvl>
+    <w:lvl w:ilvl="3" w:tplc="04190001" w:tentative="1">
+      <w:start w:val="1"/>
+      <w:numFmt w:val="bullet"/>
+      <w:lvlText w:val=""/>
+      <w:lvlJc w:val="left"/>
+      <w:pPr>
+        <w:ind w:left="2880" w:hanging="360"/>
+      </w:pPr>
+      <w:rPr>
+        <w:rFonts w:ascii="Symbol" w:hAnsi="Symbol" w:hint="default"/>
+      </w:rPr>
+    </w:lvl>
+    <w:lvl w:ilvl="4" w:tplc="04190003" w:tentative="1">
+      <w:start w:val="1"/>
+      <w:numFmt w:val="bullet"/>
+      <w:lvlText w:val="o"/>
+      <w:lvlJc w:val="left"/>
+      <w:pPr>
+        <w:ind w:left="3600" w:hanging="360"/>
+      </w:pPr>
+      <w:rPr>
+        <w:rFonts w:ascii="Courier New" w:hAnsi="Courier New" w:cs="Courier New" w:hint="default"/>
+      </w:rPr>
+    </w:lvl>
+    <w:lvl w:ilvl="5" w:tplc="04190005" w:tentative="1">
+      <w:start w:val="1"/>
+      <w:numFmt w:val="bullet"/>
+      <w:lvlText w:val=""/>
+      <w:lvlJc w:val="left"/>
+      <w:pPr>
+        <w:ind w:left="4320" w:hanging="360"/>
+      </w:pPr>
+      <w:rPr>
+        <w:rFonts w:ascii="Wingdings" w:hAnsi="Wingdings" w:hint="default"/>
+      </w:rPr>
+    </w:lvl>
+    <w:lvl w:ilvl="6" w:tplc="04190001" w:tentative="1">
+      <w:start w:val="1"/>
+      <w:numFmt w:val="bullet"/>
+      <w:lvlText w:val=""/>
+      <w:lvlJc w:val="left"/>
+      <w:pPr>
+        <w:ind w:left="5040" w:hanging="360"/>
+      </w:pPr>
+      <w:rPr>
+        <w:rFonts w:ascii="Symbol" w:hAnsi="Symbol" w:hint="default"/>
+      </w:rPr>
+    </w:lvl>
+    <w:lvl w:ilvl="7" w:tplc="04190003" w:tentative="1">
+      <w:start w:val="1"/>
+      <w:numFmt w:val="bullet"/>
+      <w:lvlText w:val="o"/>
+      <w:lvlJc w:val="left"/>
+      <w:pPr>
+        <w:ind w:left="5760" w:hanging="360"/>
+      </w:pPr>
+      <w:rPr>
+        <w:rFonts w:ascii="Courier New" w:hAnsi="Courier New" w:cs="Courier New" w:hint="default"/>
+      </w:rPr>
+    </w:lvl>
+    <w:lvl w:ilvl="8" w:tplc="04190005" w:tentative="1">
+      <w:start w:val="1"/>
+      <w:numFmt w:val="bullet"/>
+      <w:lvlText w:val=""/>
+      <w:lvlJc w:val="left"/>
+      <w:pPr>
+        <w:ind w:left="6480" w:hanging="360"/>
+      </w:pPr>
+      <w:rPr>
+        <w:rFonts w:ascii="Wingdings" w:hAnsi="Wingdings" w:hint="default"/>
+      </w:rPr>
+    </w:lvl>
+  </w:abstractNum>
+  <w:abstractNum w:abstractNumId="37" w15:restartNumberingAfterBreak="0">
+    <w:nsid w:val="69CF0429"/>
+    <w:multiLevelType w:val="multilevel"/>
+    <w:tmpl w:val="8020DE18"/>
+    <w:lvl w:ilvl="0">
+      <w:start w:val="1"/>
+      <w:numFmt w:val="bullet"/>
+      <w:lvlText w:val=""/>
+      <w:lvlJc w:val="left"/>
+      <w:pPr>
+        <w:tabs>
+          <w:tab w:val="num" w:pos="720"/>
+        </w:tabs>
+        <w:ind w:left="720" w:hanging="360"/>
+      </w:pPr>
+      <w:rPr>
+        <w:rFonts w:ascii="Symbol" w:hAnsi="Symbol" w:hint="default"/>
+        <w:sz w:val="28"/>
+        <w:szCs w:val="30"/>
+      </w:rPr>
+    </w:lvl>
+    <w:lvl w:ilvl="1" w:tentative="1">
+      <w:start w:val="1"/>
+      <w:numFmt w:val="bullet"/>
+      <w:lvlText w:val="o"/>
+      <w:lvlJc w:val="left"/>
+      <w:pPr>
+        <w:tabs>
+          <w:tab w:val="num" w:pos="1440"/>
+        </w:tabs>
+        <w:ind w:left="1440" w:hanging="360"/>
+      </w:pPr>
+      <w:rPr>
+        <w:rFonts w:ascii="Courier New" w:hAnsi="Courier New" w:hint="default"/>
+        <w:sz w:val="20"/>
+      </w:rPr>
+    </w:lvl>
+    <w:lvl w:ilvl="2" w:tentative="1">
+      <w:start w:val="1"/>
+      <w:numFmt w:val="bullet"/>
+      <w:lvlText w:val=""/>
+      <w:lvlJc w:val="left"/>
+      <w:pPr>
+        <w:tabs>
+          <w:tab w:val="num" w:pos="2160"/>
+        </w:tabs>
+        <w:ind w:left="2160" w:hanging="360"/>
+      </w:pPr>
+      <w:rPr>
+        <w:rFonts w:ascii="Wingdings" w:hAnsi="Wingdings" w:hint="default"/>
+        <w:sz w:val="20"/>
+      </w:rPr>
+    </w:lvl>
+    <w:lvl w:ilvl="3" w:tentative="1">
+      <w:start w:val="1"/>
+      <w:numFmt w:val="bullet"/>
+      <w:lvlText w:val=""/>
+      <w:lvlJc w:val="left"/>
+      <w:pPr>
+        <w:tabs>
+          <w:tab w:val="num" w:pos="2880"/>
+        </w:tabs>
+        <w:ind w:left="2880" w:hanging="360"/>
+      </w:pPr>
+      <w:rPr>
+        <w:rFonts w:ascii="Wingdings" w:hAnsi="Wingdings" w:hint="default"/>
+        <w:sz w:val="20"/>
+      </w:rPr>
+    </w:lvl>
+    <w:lvl w:ilvl="4" w:tentative="1">
+      <w:start w:val="1"/>
+      <w:numFmt w:val="bullet"/>
+      <w:lvlText w:val=""/>
+      <w:lvlJc w:val="left"/>
+      <w:pPr>
+        <w:tabs>
+          <w:tab w:val="num" w:pos="3600"/>
+        </w:tabs>
+        <w:ind w:left="3600" w:hanging="360"/>
+      </w:pPr>
+      <w:rPr>
+        <w:rFonts w:ascii="Wingdings" w:hAnsi="Wingdings" w:hint="default"/>
+        <w:sz w:val="20"/>
+      </w:rPr>
+    </w:lvl>
+    <w:lvl w:ilvl="5" w:tentative="1">
+      <w:start w:val="1"/>
+      <w:numFmt w:val="bullet"/>
+      <w:lvlText w:val=""/>
+      <w:lvlJc w:val="left"/>
+      <w:pPr>
+        <w:tabs>
+          <w:tab w:val="num" w:pos="4320"/>
+        </w:tabs>
+        <w:ind w:left="4320" w:hanging="360"/>
+      </w:pPr>
+      <w:rPr>
+        <w:rFonts w:ascii="Wingdings" w:hAnsi="Wingdings" w:hint="default"/>
+        <w:sz w:val="20"/>
+      </w:rPr>
+    </w:lvl>
+    <w:lvl w:ilvl="6" w:tentative="1">
+      <w:start w:val="1"/>
+      <w:numFmt w:val="bullet"/>
+      <w:lvlText w:val=""/>
+      <w:lvlJc w:val="left"/>
+      <w:pPr>
+        <w:tabs>
+          <w:tab w:val="num" w:pos="5040"/>
+        </w:tabs>
+        <w:ind w:left="5040" w:hanging="360"/>
+      </w:pPr>
+      <w:rPr>
+        <w:rFonts w:ascii="Wingdings" w:hAnsi="Wingdings" w:hint="default"/>
+        <w:sz w:val="20"/>
+      </w:rPr>
+    </w:lvl>
+    <w:lvl w:ilvl="7" w:tentative="1">
+      <w:start w:val="1"/>
+      <w:numFmt w:val="bullet"/>
+      <w:lvlText w:val=""/>
+      <w:lvlJc w:val="left"/>
+      <w:pPr>
+        <w:tabs>
+          <w:tab w:val="num" w:pos="5760"/>
+        </w:tabs>
+        <w:ind w:left="5760" w:hanging="360"/>
+      </w:pPr>
+      <w:rPr>
+        <w:rFonts w:ascii="Wingdings" w:hAnsi="Wingdings" w:hint="default"/>
+        <w:sz w:val="20"/>
+      </w:rPr>
+    </w:lvl>
+    <w:lvl w:ilvl="8" w:tentative="1">
+      <w:start w:val="1"/>
+      <w:numFmt w:val="bullet"/>
+      <w:lvlText w:val=""/>
+      <w:lvlJc w:val="left"/>
+      <w:pPr>
+        <w:tabs>
+          <w:tab w:val="num" w:pos="6480"/>
+        </w:tabs>
+        <w:ind w:left="6480" w:hanging="360"/>
+      </w:pPr>
+      <w:rPr>
+        <w:rFonts w:ascii="Wingdings" w:hAnsi="Wingdings" w:hint="default"/>
+        <w:sz w:val="20"/>
+      </w:rPr>
+    </w:lvl>
+  </w:abstractNum>
+  <w:abstractNum w:abstractNumId="38" w15:restartNumberingAfterBreak="0">
+    <w:nsid w:val="6D477995"/>
+    <w:multiLevelType w:val="multilevel"/>
+    <w:tmpl w:val="8020DE18"/>
+    <w:lvl w:ilvl="0">
+      <w:start w:val="1"/>
+      <w:numFmt w:val="bullet"/>
+      <w:lvlText w:val=""/>
+      <w:lvlJc w:val="left"/>
+      <w:pPr>
+        <w:tabs>
+          <w:tab w:val="num" w:pos="720"/>
+        </w:tabs>
+        <w:ind w:left="720" w:hanging="360"/>
+      </w:pPr>
+      <w:rPr>
+        <w:rFonts w:ascii="Symbol" w:hAnsi="Symbol" w:hint="default"/>
+        <w:sz w:val="28"/>
+        <w:szCs w:val="30"/>
+      </w:rPr>
+    </w:lvl>
+    <w:lvl w:ilvl="1" w:tentative="1">
+      <w:start w:val="1"/>
+      <w:numFmt w:val="bullet"/>
+      <w:lvlText w:val="o"/>
+      <w:lvlJc w:val="left"/>
+      <w:pPr>
+        <w:tabs>
+          <w:tab w:val="num" w:pos="1440"/>
+        </w:tabs>
+        <w:ind w:left="1440" w:hanging="360"/>
+      </w:pPr>
+      <w:rPr>
+        <w:rFonts w:ascii="Courier New" w:hAnsi="Courier New" w:hint="default"/>
+        <w:sz w:val="20"/>
+      </w:rPr>
+    </w:lvl>
+    <w:lvl w:ilvl="2" w:tentative="1">
+      <w:start w:val="1"/>
+      <w:numFmt w:val="bullet"/>
+      <w:lvlText w:val=""/>
+      <w:lvlJc w:val="left"/>
+      <w:pPr>
+        <w:tabs>
+          <w:tab w:val="num" w:pos="2160"/>
+        </w:tabs>
+        <w:ind w:left="2160" w:hanging="360"/>
+      </w:pPr>
+      <w:rPr>
+        <w:rFonts w:ascii="Wingdings" w:hAnsi="Wingdings" w:hint="default"/>
+        <w:sz w:val="20"/>
+      </w:rPr>
+    </w:lvl>
+    <w:lvl w:ilvl="3" w:tentative="1">
+      <w:start w:val="1"/>
+      <w:numFmt w:val="bullet"/>
+      <w:lvlText w:val=""/>
+      <w:lvlJc w:val="left"/>
+      <w:pPr>
+        <w:tabs>
+          <w:tab w:val="num" w:pos="2880"/>
+        </w:tabs>
+        <w:ind w:left="2880" w:hanging="360"/>
+      </w:pPr>
+      <w:rPr>
+        <w:rFonts w:ascii="Wingdings" w:hAnsi="Wingdings" w:hint="default"/>
+        <w:sz w:val="20"/>
+      </w:rPr>
+    </w:lvl>
+    <w:lvl w:ilvl="4" w:tentative="1">
+      <w:start w:val="1"/>
+      <w:numFmt w:val="bullet"/>
+      <w:lvlText w:val=""/>
+      <w:lvlJc w:val="left"/>
+      <w:pPr>
+        <w:tabs>
+          <w:tab w:val="num" w:pos="3600"/>
+        </w:tabs>
+        <w:ind w:left="3600" w:hanging="360"/>
+      </w:pPr>
+      <w:rPr>
+        <w:rFonts w:ascii="Wingdings" w:hAnsi="Wingdings" w:hint="default"/>
+        <w:sz w:val="20"/>
+      </w:rPr>
+    </w:lvl>
+    <w:lvl w:ilvl="5" w:tentative="1">
+      <w:start w:val="1"/>
+      <w:numFmt w:val="bullet"/>
+      <w:lvlText w:val=""/>
+      <w:lvlJc w:val="left"/>
+      <w:pPr>
+        <w:tabs>
+          <w:tab w:val="num" w:pos="4320"/>
+        </w:tabs>
+        <w:ind w:left="4320" w:hanging="360"/>
+      </w:pPr>
+      <w:rPr>
+        <w:rFonts w:ascii="Wingdings" w:hAnsi="Wingdings" w:hint="default"/>
+        <w:sz w:val="20"/>
+      </w:rPr>
+    </w:lvl>
+    <w:lvl w:ilvl="6" w:tentative="1">
+      <w:start w:val="1"/>
+      <w:numFmt w:val="bullet"/>
+      <w:lvlText w:val=""/>
+      <w:lvlJc w:val="left"/>
+      <w:pPr>
+        <w:tabs>
+          <w:tab w:val="num" w:pos="5040"/>
+        </w:tabs>
+        <w:ind w:left="5040" w:hanging="360"/>
+      </w:pPr>
+      <w:rPr>
+        <w:rFonts w:ascii="Wingdings" w:hAnsi="Wingdings" w:hint="default"/>
+        <w:sz w:val="20"/>
+      </w:rPr>
+    </w:lvl>
+    <w:lvl w:ilvl="7" w:tentative="1">
+      <w:start w:val="1"/>
+      <w:numFmt w:val="bullet"/>
+      <w:lvlText w:val=""/>
+      <w:lvlJc w:val="left"/>
+      <w:pPr>
+        <w:tabs>
+          <w:tab w:val="num" w:pos="5760"/>
+        </w:tabs>
+        <w:ind w:left="5760" w:hanging="360"/>
+      </w:pPr>
+      <w:rPr>
+        <w:rFonts w:ascii="Wingdings" w:hAnsi="Wingdings" w:hint="default"/>
+        <w:sz w:val="20"/>
+      </w:rPr>
+    </w:lvl>
+    <w:lvl w:ilvl="8" w:tentative="1">
+      <w:start w:val="1"/>
+      <w:numFmt w:val="bullet"/>
+      <w:lvlText w:val=""/>
+      <w:lvlJc w:val="left"/>
+      <w:pPr>
+        <w:tabs>
+          <w:tab w:val="num" w:pos="6480"/>
+        </w:tabs>
+        <w:ind w:left="6480" w:hanging="360"/>
+      </w:pPr>
+      <w:rPr>
+        <w:rFonts w:ascii="Wingdings" w:hAnsi="Wingdings" w:hint="default"/>
+        <w:sz w:val="20"/>
+      </w:rPr>
+    </w:lvl>
+  </w:abstractNum>
+  <w:abstractNum w:abstractNumId="39" w15:restartNumberingAfterBreak="0">
+    <w:nsid w:val="6E8F280F"/>
+    <w:multiLevelType w:val="hybridMultilevel"/>
+    <w:tmpl w:val="ECB44DEE"/>
+    <w:lvl w:ilvl="0" w:tplc="025E25B4">
+      <w:start w:val="1"/>
+      <w:numFmt w:val="bullet"/>
+      <w:lvlText w:val=""/>
+      <w:lvlJc w:val="left"/>
+      <w:pPr>
+        <w:ind w:left="720" w:hanging="360"/>
+      </w:pPr>
+      <w:rPr>
+        <w:rFonts w:ascii="Symbol" w:hAnsi="Symbol" w:hint="default"/>
+      </w:rPr>
+    </w:lvl>
+    <w:lvl w:ilvl="1" w:tplc="04190003" w:tentative="1">
+      <w:start w:val="1"/>
+      <w:numFmt w:val="bullet"/>
+      <w:lvlText w:val="o"/>
+      <w:lvlJc w:val="left"/>
+      <w:pPr>
+        <w:ind w:left="1440" w:hanging="360"/>
+      </w:pPr>
+      <w:rPr>
+        <w:rFonts w:ascii="Courier New" w:hAnsi="Courier New" w:cs="Courier New" w:hint="default"/>
+      </w:rPr>
+    </w:lvl>
+    <w:lvl w:ilvl="2" w:tplc="04190005" w:tentative="1">
+      <w:start w:val="1"/>
+      <w:numFmt w:val="bullet"/>
+      <w:lvlText w:val=""/>
+      <w:lvlJc w:val="left"/>
+      <w:pPr>
+        <w:ind w:left="2160" w:hanging="360"/>
+      </w:pPr>
+      <w:rPr>
+        <w:rFonts w:ascii="Wingdings" w:hAnsi="Wingdings" w:hint="default"/>
+      </w:rPr>
+    </w:lvl>
+    <w:lvl w:ilvl="3" w:tplc="04190001" w:tentative="1">
+      <w:start w:val="1"/>
+      <w:numFmt w:val="bullet"/>
+      <w:lvlText w:val=""/>
+      <w:lvlJc w:val="left"/>
+      <w:pPr>
+        <w:ind w:left="2880" w:hanging="360"/>
+      </w:pPr>
+      <w:rPr>
+        <w:rFonts w:ascii="Symbol" w:hAnsi="Symbol" w:hint="default"/>
+      </w:rPr>
+    </w:lvl>
+    <w:lvl w:ilvl="4" w:tplc="04190003" w:tentative="1">
+      <w:start w:val="1"/>
+      <w:numFmt w:val="bullet"/>
+      <w:lvlText w:val="o"/>
+      <w:lvlJc w:val="left"/>
+      <w:pPr>
+        <w:ind w:left="3600" w:hanging="360"/>
+      </w:pPr>
+      <w:rPr>
+        <w:rFonts w:ascii="Courier New" w:hAnsi="Courier New" w:cs="Courier New" w:hint="default"/>
+      </w:rPr>
+    </w:lvl>
+    <w:lvl w:ilvl="5" w:tplc="04190005" w:tentative="1">
+      <w:start w:val="1"/>
+      <w:numFmt w:val="bullet"/>
+      <w:lvlText w:val=""/>
+      <w:lvlJc w:val="left"/>
+      <w:pPr>
+        <w:ind w:left="4320" w:hanging="360"/>
+      </w:pPr>
+      <w:rPr>
+        <w:rFonts w:ascii="Wingdings" w:hAnsi="Wingdings" w:hint="default"/>
+      </w:rPr>
+    </w:lvl>
+    <w:lvl w:ilvl="6" w:tplc="04190001" w:tentative="1">
+      <w:start w:val="1"/>
+      <w:numFmt w:val="bullet"/>
+      <w:lvlText w:val=""/>
+      <w:lvlJc w:val="left"/>
+      <w:pPr>
+        <w:ind w:left="5040" w:hanging="360"/>
+      </w:pPr>
+      <w:rPr>
+        <w:rFonts w:ascii="Symbol" w:hAnsi="Symbol" w:hint="default"/>
+      </w:rPr>
+    </w:lvl>
+    <w:lvl w:ilvl="7" w:tplc="04190003" w:tentative="1">
+      <w:start w:val="1"/>
+      <w:numFmt w:val="bullet"/>
+      <w:lvlText w:val="o"/>
+      <w:lvlJc w:val="left"/>
+      <w:pPr>
+        <w:ind w:left="5760" w:hanging="360"/>
+      </w:pPr>
+      <w:rPr>
+        <w:rFonts w:ascii="Courier New" w:hAnsi="Courier New" w:cs="Courier New" w:hint="default"/>
+      </w:rPr>
+    </w:lvl>
+    <w:lvl w:ilvl="8" w:tplc="04190005" w:tentative="1">
+      <w:start w:val="1"/>
+      <w:numFmt w:val="bullet"/>
+      <w:lvlText w:val=""/>
+      <w:lvlJc w:val="left"/>
+      <w:pPr>
+        <w:ind w:left="6480" w:hanging="360"/>
+      </w:pPr>
+      <w:rPr>
+        <w:rFonts w:ascii="Wingdings" w:hAnsi="Wingdings" w:hint="default"/>
+      </w:rPr>
+    </w:lvl>
+  </w:abstractNum>
+  <w:abstractNum w:abstractNumId="40" w15:restartNumberingAfterBreak="0">
+    <w:nsid w:val="718A0975"/>
+    <w:multiLevelType w:val="multilevel"/>
+    <w:tmpl w:val="8020DE18"/>
+    <w:lvl w:ilvl="0">
+      <w:start w:val="1"/>
+      <w:numFmt w:val="bullet"/>
+      <w:lvlText w:val=""/>
+      <w:lvlJc w:val="left"/>
+      <w:pPr>
+        <w:tabs>
+          <w:tab w:val="num" w:pos="720"/>
+        </w:tabs>
+        <w:ind w:left="720" w:hanging="360"/>
+      </w:pPr>
+      <w:rPr>
+        <w:rFonts w:ascii="Symbol" w:hAnsi="Symbol" w:hint="default"/>
+        <w:sz w:val="28"/>
+        <w:szCs w:val="30"/>
+      </w:rPr>
+    </w:lvl>
+    <w:lvl w:ilvl="1" w:tentative="1">
+      <w:start w:val="1"/>
+      <w:numFmt w:val="bullet"/>
+      <w:lvlText w:val="o"/>
+      <w:lvlJc w:val="left"/>
+      <w:pPr>
+        <w:tabs>
+          <w:tab w:val="num" w:pos="1440"/>
+        </w:tabs>
+        <w:ind w:left="1440" w:hanging="360"/>
+      </w:pPr>
+      <w:rPr>
+        <w:rFonts w:ascii="Courier New" w:hAnsi="Courier New" w:hint="default"/>
+        <w:sz w:val="20"/>
+      </w:rPr>
+    </w:lvl>
+    <w:lvl w:ilvl="2" w:tentative="1">
+      <w:start w:val="1"/>
+      <w:numFmt w:val="bullet"/>
+      <w:lvlText w:val=""/>
+      <w:lvlJc w:val="left"/>
+      <w:pPr>
+        <w:tabs>
+          <w:tab w:val="num" w:pos="2160"/>
+        </w:tabs>
+        <w:ind w:left="2160" w:hanging="360"/>
+      </w:pPr>
+      <w:rPr>
+        <w:rFonts w:ascii="Wingdings" w:hAnsi="Wingdings" w:hint="default"/>
+        <w:sz w:val="20"/>
+      </w:rPr>
+    </w:lvl>
+    <w:lvl w:ilvl="3" w:tentative="1">
+      <w:start w:val="1"/>
+      <w:numFmt w:val="bullet"/>
+      <w:lvlText w:val=""/>
+      <w:lvlJc w:val="left"/>
+      <w:pPr>
+        <w:tabs>
+          <w:tab w:val="num" w:pos="2880"/>
+        </w:tabs>
+        <w:ind w:left="2880" w:hanging="360"/>
+      </w:pPr>
+      <w:rPr>
+        <w:rFonts w:ascii="Wingdings" w:hAnsi="Wingdings" w:hint="default"/>
+        <w:sz w:val="20"/>
+      </w:rPr>
+    </w:lvl>
+    <w:lvl w:ilvl="4" w:tentative="1">
+      <w:start w:val="1"/>
+      <w:numFmt w:val="bullet"/>
+      <w:lvlText w:val=""/>
+      <w:lvlJc w:val="left"/>
+      <w:pPr>
+        <w:tabs>
+          <w:tab w:val="num" w:pos="3600"/>
+        </w:tabs>
+        <w:ind w:left="3600" w:hanging="360"/>
+      </w:pPr>
+      <w:rPr>
+        <w:rFonts w:ascii="Wingdings" w:hAnsi="Wingdings" w:hint="default"/>
+        <w:sz w:val="20"/>
+      </w:rPr>
+    </w:lvl>
+    <w:lvl w:ilvl="5" w:tentative="1">
+      <w:start w:val="1"/>
+      <w:numFmt w:val="bullet"/>
+      <w:lvlText w:val=""/>
+      <w:lvlJc w:val="left"/>
+      <w:pPr>
+        <w:tabs>
+          <w:tab w:val="num" w:pos="4320"/>
+        </w:tabs>
+        <w:ind w:left="4320" w:hanging="360"/>
+      </w:pPr>
+      <w:rPr>
+        <w:rFonts w:ascii="Wingdings" w:hAnsi="Wingdings" w:hint="default"/>
+        <w:sz w:val="20"/>
+      </w:rPr>
+    </w:lvl>
+    <w:lvl w:ilvl="6" w:tentative="1">
+      <w:start w:val="1"/>
+      <w:numFmt w:val="bullet"/>
+      <w:lvlText w:val=""/>
+      <w:lvlJc w:val="left"/>
+      <w:pPr>
+        <w:tabs>
+          <w:tab w:val="num" w:pos="5040"/>
+        </w:tabs>
+        <w:ind w:left="5040" w:hanging="360"/>
+      </w:pPr>
+      <w:rPr>
+        <w:rFonts w:ascii="Wingdings" w:hAnsi="Wingdings" w:hint="default"/>
+        <w:sz w:val="20"/>
+      </w:rPr>
+    </w:lvl>
+    <w:lvl w:ilvl="7" w:tentative="1">
+      <w:start w:val="1"/>
+      <w:numFmt w:val="bullet"/>
+      <w:lvlText w:val=""/>
+      <w:lvlJc w:val="left"/>
+      <w:pPr>
+        <w:tabs>
+          <w:tab w:val="num" w:pos="5760"/>
+        </w:tabs>
+        <w:ind w:left="5760" w:hanging="360"/>
+      </w:pPr>
+      <w:rPr>
+        <w:rFonts w:ascii="Wingdings" w:hAnsi="Wingdings" w:hint="default"/>
+        <w:sz w:val="20"/>
+      </w:rPr>
+    </w:lvl>
+    <w:lvl w:ilvl="8" w:tentative="1">
+      <w:start w:val="1"/>
+      <w:numFmt w:val="bullet"/>
+      <w:lvlText w:val=""/>
+      <w:lvlJc w:val="left"/>
+      <w:pPr>
+        <w:tabs>
+          <w:tab w:val="num" w:pos="6480"/>
+        </w:tabs>
+        <w:ind w:left="6480" w:hanging="360"/>
+      </w:pPr>
+      <w:rPr>
+        <w:rFonts w:ascii="Wingdings" w:hAnsi="Wingdings" w:hint="default"/>
+        <w:sz w:val="20"/>
+      </w:rPr>
+    </w:lvl>
+  </w:abstractNum>
+  <w:abstractNum w:abstractNumId="41" w15:restartNumberingAfterBreak="0">
+    <w:nsid w:val="752D0D66"/>
+    <w:multiLevelType w:val="hybridMultilevel"/>
+    <w:tmpl w:val="6A8CD404"/>
+    <w:lvl w:ilvl="0" w:tplc="025E25B4">
+      <w:start w:val="1"/>
+      <w:numFmt w:val="bullet"/>
+      <w:lvlText w:val=""/>
+      <w:lvlJc w:val="left"/>
+      <w:pPr>
+        <w:ind w:left="720" w:hanging="360"/>
+      </w:pPr>
+      <w:rPr>
+        <w:rFonts w:ascii="Symbol" w:hAnsi="Symbol" w:hint="default"/>
+      </w:rPr>
+    </w:lvl>
+    <w:lvl w:ilvl="1" w:tplc="04190003" w:tentative="1">
+      <w:start w:val="1"/>
+      <w:numFmt w:val="bullet"/>
+      <w:lvlText w:val="o"/>
+      <w:lvlJc w:val="left"/>
+      <w:pPr>
+        <w:ind w:left="1440" w:hanging="360"/>
+      </w:pPr>
+      <w:rPr>
+        <w:rFonts w:ascii="Courier New" w:hAnsi="Courier New" w:cs="Courier New" w:hint="default"/>
+      </w:rPr>
+    </w:lvl>
+    <w:lvl w:ilvl="2" w:tplc="04190005" w:tentative="1">
+      <w:start w:val="1"/>
+      <w:numFmt w:val="bullet"/>
+      <w:lvlText w:val=""/>
+      <w:lvlJc w:val="left"/>
+      <w:pPr>
+        <w:ind w:left="2160" w:hanging="360"/>
+      </w:pPr>
+      <w:rPr>
+        <w:rFonts w:ascii="Wingdings" w:hAnsi="Wingdings" w:hint="default"/>
+      </w:rPr>
+    </w:lvl>
+    <w:lvl w:ilvl="3" w:tplc="04190001" w:tentative="1">
+      <w:start w:val="1"/>
+      <w:numFmt w:val="bullet"/>
+      <w:lvlText w:val=""/>
+      <w:lvlJc w:val="left"/>
+      <w:pPr>
+        <w:ind w:left="2880" w:hanging="360"/>
+      </w:pPr>
+      <w:rPr>
+        <w:rFonts w:ascii="Symbol" w:hAnsi="Symbol" w:hint="default"/>
+      </w:rPr>
+    </w:lvl>
+    <w:lvl w:ilvl="4" w:tplc="04190003" w:tentative="1">
+      <w:start w:val="1"/>
+      <w:numFmt w:val="bullet"/>
+      <w:lvlText w:val="o"/>
+      <w:lvlJc w:val="left"/>
+      <w:pPr>
+        <w:ind w:left="3600" w:hanging="360"/>
+      </w:pPr>
+      <w:rPr>
+        <w:rFonts w:ascii="Courier New" w:hAnsi="Courier New" w:cs="Courier New" w:hint="default"/>
+      </w:rPr>
+    </w:lvl>
+    <w:lvl w:ilvl="5" w:tplc="04190005" w:tentative="1">
+      <w:start w:val="1"/>
+      <w:numFmt w:val="bullet"/>
+      <w:lvlText w:val=""/>
+      <w:lvlJc w:val="left"/>
+      <w:pPr>
+        <w:ind w:left="4320" w:hanging="360"/>
+      </w:pPr>
+      <w:rPr>
+        <w:rFonts w:ascii="Wingdings" w:hAnsi="Wingdings" w:hint="default"/>
+      </w:rPr>
+    </w:lvl>
+    <w:lvl w:ilvl="6" w:tplc="04190001" w:tentative="1">
+      <w:start w:val="1"/>
+      <w:numFmt w:val="bullet"/>
+      <w:lvlText w:val=""/>
+      <w:lvlJc w:val="left"/>
+      <w:pPr>
+        <w:ind w:left="5040" w:hanging="360"/>
+      </w:pPr>
+      <w:rPr>
+        <w:rFonts w:ascii="Symbol" w:hAnsi="Symbol" w:hint="default"/>
+      </w:rPr>
+    </w:lvl>
+    <w:lvl w:ilvl="7" w:tplc="04190003" w:tentative="1">
+      <w:start w:val="1"/>
+      <w:numFmt w:val="bullet"/>
+      <w:lvlText w:val="o"/>
+      <w:lvlJc w:val="left"/>
+      <w:pPr>
+        <w:ind w:left="5760" w:hanging="360"/>
+      </w:pPr>
+      <w:rPr>
+        <w:rFonts w:ascii="Courier New" w:hAnsi="Courier New" w:cs="Courier New" w:hint="default"/>
+      </w:rPr>
+    </w:lvl>
+    <w:lvl w:ilvl="8" w:tplc="04190005" w:tentative="1">
+      <w:start w:val="1"/>
+      <w:numFmt w:val="bullet"/>
+      <w:lvlText w:val=""/>
+      <w:lvlJc w:val="left"/>
+      <w:pPr>
+        <w:ind w:left="6480" w:hanging="360"/>
+      </w:pPr>
+      <w:rPr>
+        <w:rFonts w:ascii="Wingdings" w:hAnsi="Wingdings" w:hint="default"/>
+      </w:rPr>
+    </w:lvl>
+  </w:abstractNum>
+  <w:abstractNum w:abstractNumId="42" w15:restartNumberingAfterBreak="0">
+    <w:nsid w:val="76ED2B79"/>
+    <w:multiLevelType w:val="hybridMultilevel"/>
+    <w:tmpl w:val="F6B04A54"/>
+    <w:lvl w:ilvl="0" w:tplc="E3F6E87A">
+      <w:start w:val="1"/>
+      <w:numFmt w:val="bullet"/>
+      <w:lvlText w:val=""/>
+      <w:lvlJc w:val="left"/>
+      <w:pPr>
+        <w:ind w:left="720" w:hanging="360"/>
+      </w:pPr>
+      <w:rPr>
+        <w:rFonts w:ascii="Symbol" w:hAnsi="Symbol" w:hint="default"/>
+      </w:rPr>
+    </w:lvl>
+    <w:lvl w:ilvl="1" w:tplc="04190003" w:tentative="1">
+      <w:start w:val="1"/>
+      <w:numFmt w:val="bullet"/>
+      <w:lvlText w:val="o"/>
+      <w:lvlJc w:val="left"/>
+      <w:pPr>
+        <w:ind w:left="1440" w:hanging="360"/>
+      </w:pPr>
+      <w:rPr>
+        <w:rFonts w:ascii="Courier New" w:hAnsi="Courier New" w:cs="Courier New" w:hint="default"/>
+      </w:rPr>
+    </w:lvl>
+    <w:lvl w:ilvl="2" w:tplc="04190005" w:tentative="1">
+      <w:start w:val="1"/>
+      <w:numFmt w:val="bullet"/>
+      <w:lvlText w:val=""/>
+      <w:lvlJc w:val="left"/>
+      <w:pPr>
+        <w:ind w:left="2160" w:hanging="360"/>
+      </w:pPr>
+      <w:rPr>
+        <w:rFonts w:ascii="Wingdings" w:hAnsi="Wingdings" w:hint="default"/>
+      </w:rPr>
+    </w:lvl>
+    <w:lvl w:ilvl="3" w:tplc="04190001" w:tentative="1">
+      <w:start w:val="1"/>
+      <w:numFmt w:val="bullet"/>
+      <w:lvlText w:val=""/>
+      <w:lvlJc w:val="left"/>
+      <w:pPr>
+        <w:ind w:left="2880" w:hanging="360"/>
+      </w:pPr>
+      <w:rPr>
+        <w:rFonts w:ascii="Symbol" w:hAnsi="Symbol" w:hint="default"/>
+      </w:rPr>
+    </w:lvl>
+    <w:lvl w:ilvl="4" w:tplc="04190003" w:tentative="1">
+      <w:start w:val="1"/>
+      <w:numFmt w:val="bullet"/>
+      <w:lvlText w:val="o"/>
+      <w:lvlJc w:val="left"/>
+      <w:pPr>
+        <w:ind w:left="3600" w:hanging="360"/>
+      </w:pPr>
+      <w:rPr>
+        <w:rFonts w:ascii="Courier New" w:hAnsi="Courier New" w:cs="Courier New" w:hint="default"/>
+      </w:rPr>
+    </w:lvl>
+    <w:lvl w:ilvl="5" w:tplc="04190005" w:tentative="1">
+      <w:start w:val="1"/>
+      <w:numFmt w:val="bullet"/>
+      <w:lvlText w:val=""/>
+      <w:lvlJc w:val="left"/>
+      <w:pPr>
+        <w:ind w:left="4320" w:hanging="360"/>
+      </w:pPr>
+      <w:rPr>
+        <w:rFonts w:ascii="Wingdings" w:hAnsi="Wingdings" w:hint="default"/>
+      </w:rPr>
+    </w:lvl>
+    <w:lvl w:ilvl="6" w:tplc="04190001" w:tentative="1">
+      <w:start w:val="1"/>
+      <w:numFmt w:val="bullet"/>
+      <w:lvlText w:val=""/>
+      <w:lvlJc w:val="left"/>
+      <w:pPr>
+        <w:ind w:left="5040" w:hanging="360"/>
+      </w:pPr>
+      <w:rPr>
+        <w:rFonts w:ascii="Symbol" w:hAnsi="Symbol" w:hint="default"/>
+      </w:rPr>
+    </w:lvl>
+    <w:lvl w:ilvl="7" w:tplc="04190003" w:tentative="1">
+      <w:start w:val="1"/>
+      <w:numFmt w:val="bullet"/>
+      <w:lvlText w:val="o"/>
+      <w:lvlJc w:val="left"/>
+      <w:pPr>
+        <w:ind w:left="5760" w:hanging="360"/>
+      </w:pPr>
+      <w:rPr>
+        <w:rFonts w:ascii="Courier New" w:hAnsi="Courier New" w:cs="Courier New" w:hint="default"/>
+      </w:rPr>
+    </w:lvl>
+    <w:lvl w:ilvl="8" w:tplc="04190005" w:tentative="1">
+      <w:start w:val="1"/>
+      <w:numFmt w:val="bullet"/>
+      <w:lvlText w:val=""/>
+      <w:lvlJc w:val="left"/>
+      <w:pPr>
+        <w:ind w:left="6480" w:hanging="360"/>
+      </w:pPr>
+      <w:rPr>
+        <w:rFonts w:ascii="Wingdings" w:hAnsi="Wingdings" w:hint="default"/>
+      </w:rPr>
+    </w:lvl>
+  </w:abstractNum>
+  <w:abstractNum w:abstractNumId="43" w15:restartNumberingAfterBreak="0">
+    <w:nsid w:val="795D48D2"/>
+    <w:multiLevelType w:val="hybridMultilevel"/>
+    <w:tmpl w:val="C08C6092"/>
+    <w:lvl w:ilvl="0" w:tplc="E3F6E87A">
+      <w:start w:val="1"/>
+      <w:numFmt w:val="bullet"/>
+      <w:lvlText w:val=""/>
+      <w:lvlJc w:val="left"/>
+      <w:pPr>
+        <w:ind w:left="720" w:hanging="360"/>
+      </w:pPr>
+      <w:rPr>
+        <w:rFonts w:ascii="Symbol" w:hAnsi="Symbol" w:hint="default"/>
+      </w:rPr>
+    </w:lvl>
+    <w:lvl w:ilvl="1" w:tplc="04190003" w:tentative="1">
+      <w:start w:val="1"/>
+      <w:numFmt w:val="bullet"/>
+      <w:lvlText w:val="o"/>
+      <w:lvlJc w:val="left"/>
+      <w:pPr>
+        <w:ind w:left="1440" w:hanging="360"/>
+      </w:pPr>
+      <w:rPr>
+        <w:rFonts w:ascii="Courier New" w:hAnsi="Courier New" w:cs="Courier New" w:hint="default"/>
+      </w:rPr>
+    </w:lvl>
+    <w:lvl w:ilvl="2" w:tplc="04190005" w:tentative="1">
+      <w:start w:val="1"/>
+      <w:numFmt w:val="bullet"/>
+      <w:lvlText w:val=""/>
+      <w:lvlJc w:val="left"/>
+      <w:pPr>
+        <w:ind w:left="2160" w:hanging="360"/>
+      </w:pPr>
+      <w:rPr>
+        <w:rFonts w:ascii="Wingdings" w:hAnsi="Wingdings" w:hint="default"/>
+      </w:rPr>
+    </w:lvl>
+    <w:lvl w:ilvl="3" w:tplc="04190001" w:tentative="1">
+      <w:start w:val="1"/>
+      <w:numFmt w:val="bullet"/>
+      <w:lvlText w:val=""/>
+      <w:lvlJc w:val="left"/>
+      <w:pPr>
+        <w:ind w:left="2880" w:hanging="360"/>
+      </w:pPr>
+      <w:rPr>
+        <w:rFonts w:ascii="Symbol" w:hAnsi="Symbol" w:hint="default"/>
+      </w:rPr>
+    </w:lvl>
+    <w:lvl w:ilvl="4" w:tplc="04190003" w:tentative="1">
+      <w:start w:val="1"/>
+      <w:numFmt w:val="bullet"/>
+      <w:lvlText w:val="o"/>
+      <w:lvlJc w:val="left"/>
+      <w:pPr>
+        <w:ind w:left="3600" w:hanging="360"/>
+      </w:pPr>
+      <w:rPr>
+        <w:rFonts w:ascii="Courier New" w:hAnsi="Courier New" w:cs="Courier New" w:hint="default"/>
+      </w:rPr>
+    </w:lvl>
+    <w:lvl w:ilvl="5" w:tplc="04190005" w:tentative="1">
+      <w:start w:val="1"/>
+      <w:numFmt w:val="bullet"/>
+      <w:lvlText w:val=""/>
+      <w:lvlJc w:val="left"/>
+      <w:pPr>
+        <w:ind w:left="4320" w:hanging="360"/>
+      </w:pPr>
+      <w:rPr>
+        <w:rFonts w:ascii="Wingdings" w:hAnsi="Wingdings" w:hint="default"/>
+      </w:rPr>
+    </w:lvl>
+    <w:lvl w:ilvl="6" w:tplc="04190001" w:tentative="1">
+      <w:start w:val="1"/>
+      <w:numFmt w:val="bullet"/>
+      <w:lvlText w:val=""/>
+      <w:lvlJc w:val="left"/>
+      <w:pPr>
+        <w:ind w:left="5040" w:hanging="360"/>
+      </w:pPr>
+      <w:rPr>
+        <w:rFonts w:ascii="Symbol" w:hAnsi="Symbol" w:hint="default"/>
+      </w:rPr>
+    </w:lvl>
+    <w:lvl w:ilvl="7" w:tplc="04190003" w:tentative="1">
+      <w:start w:val="1"/>
+      <w:numFmt w:val="bullet"/>
+      <w:lvlText w:val="o"/>
+      <w:lvlJc w:val="left"/>
+      <w:pPr>
+        <w:ind w:left="5760" w:hanging="360"/>
+      </w:pPr>
+      <w:rPr>
+        <w:rFonts w:ascii="Courier New" w:hAnsi="Courier New" w:cs="Courier New" w:hint="default"/>
+      </w:rPr>
+    </w:lvl>
+    <w:lvl w:ilvl="8" w:tplc="04190005" w:tentative="1">
+      <w:start w:val="1"/>
+      <w:numFmt w:val="bullet"/>
+      <w:lvlText w:val=""/>
+      <w:lvlJc w:val="left"/>
+      <w:pPr>
+        <w:ind w:left="6480" w:hanging="360"/>
+      </w:pPr>
+      <w:rPr>
+        <w:rFonts w:ascii="Wingdings" w:hAnsi="Wingdings" w:hint="default"/>
+      </w:rPr>
+    </w:lvl>
+  </w:abstractNum>
+  <w:abstractNum w:abstractNumId="44" w15:restartNumberingAfterBreak="0">
+    <w:nsid w:val="79D3650C"/>
+    <w:multiLevelType w:val="multilevel"/>
+    <w:tmpl w:val="8020DE18"/>
+    <w:lvl w:ilvl="0">
+      <w:start w:val="1"/>
+      <w:numFmt w:val="bullet"/>
+      <w:lvlText w:val=""/>
+      <w:lvlJc w:val="left"/>
+      <w:pPr>
+        <w:tabs>
+          <w:tab w:val="num" w:pos="720"/>
+        </w:tabs>
+        <w:ind w:left="720" w:hanging="360"/>
+      </w:pPr>
+      <w:rPr>
+        <w:rFonts w:ascii="Symbol" w:hAnsi="Symbol" w:hint="default"/>
+        <w:sz w:val="28"/>
+        <w:szCs w:val="30"/>
+      </w:rPr>
+    </w:lvl>
+    <w:lvl w:ilvl="1" w:tentative="1">
+      <w:start w:val="1"/>
+      <w:numFmt w:val="bullet"/>
+      <w:lvlText w:val="o"/>
+      <w:lvlJc w:val="left"/>
+      <w:pPr>
+        <w:tabs>
+          <w:tab w:val="num" w:pos="1440"/>
+        </w:tabs>
+        <w:ind w:left="1440" w:hanging="360"/>
+      </w:pPr>
+      <w:rPr>
+        <w:rFonts w:ascii="Courier New" w:hAnsi="Courier New" w:hint="default"/>
+        <w:sz w:val="20"/>
+      </w:rPr>
+    </w:lvl>
+    <w:lvl w:ilvl="2" w:tentative="1">
+      <w:start w:val="1"/>
+      <w:numFmt w:val="bullet"/>
+      <w:lvlText w:val=""/>
+      <w:lvlJc w:val="left"/>
+      <w:pPr>
+        <w:tabs>
+          <w:tab w:val="num" w:pos="2160"/>
+        </w:tabs>
+        <w:ind w:left="2160" w:hanging="360"/>
+      </w:pPr>
+      <w:rPr>
+        <w:rFonts w:ascii="Wingdings" w:hAnsi="Wingdings" w:hint="default"/>
+        <w:sz w:val="20"/>
+      </w:rPr>
+    </w:lvl>
+    <w:lvl w:ilvl="3" w:tentative="1">
+      <w:start w:val="1"/>
+      <w:numFmt w:val="bullet"/>
+      <w:lvlText w:val=""/>
+      <w:lvlJc w:val="left"/>
+      <w:pPr>
+        <w:tabs>
+          <w:tab w:val="num" w:pos="2880"/>
+        </w:tabs>
+        <w:ind w:left="2880" w:hanging="360"/>
+      </w:pPr>
+      <w:rPr>
+        <w:rFonts w:ascii="Wingdings" w:hAnsi="Wingdings" w:hint="default"/>
+        <w:sz w:val="20"/>
+      </w:rPr>
+    </w:lvl>
+    <w:lvl w:ilvl="4" w:tentative="1">
+      <w:start w:val="1"/>
+      <w:numFmt w:val="bullet"/>
+      <w:lvlText w:val=""/>
+      <w:lvlJc w:val="left"/>
+      <w:pPr>
+        <w:tabs>
+          <w:tab w:val="num" w:pos="3600"/>
+        </w:tabs>
+        <w:ind w:left="3600" w:hanging="360"/>
+      </w:pPr>
+      <w:rPr>
+        <w:rFonts w:ascii="Wingdings" w:hAnsi="Wingdings" w:hint="default"/>
+        <w:sz w:val="20"/>
+      </w:rPr>
+    </w:lvl>
+    <w:lvl w:ilvl="5" w:tentative="1">
+      <w:start w:val="1"/>
+      <w:numFmt w:val="bullet"/>
+      <w:lvlText w:val=""/>
+      <w:lvlJc w:val="left"/>
+      <w:pPr>
+        <w:tabs>
+          <w:tab w:val="num" w:pos="4320"/>
+        </w:tabs>
+        <w:ind w:left="4320" w:hanging="360"/>
+      </w:pPr>
+      <w:rPr>
+        <w:rFonts w:ascii="Wingdings" w:hAnsi="Wingdings" w:hint="default"/>
+        <w:sz w:val="20"/>
+      </w:rPr>
+    </w:lvl>
+    <w:lvl w:ilvl="6" w:tentative="1">
+      <w:start w:val="1"/>
+      <w:numFmt w:val="bullet"/>
+      <w:lvlText w:val=""/>
+      <w:lvlJc w:val="left"/>
+      <w:pPr>
+        <w:tabs>
+          <w:tab w:val="num" w:pos="5040"/>
+        </w:tabs>
+        <w:ind w:left="5040" w:hanging="360"/>
+      </w:pPr>
+      <w:rPr>
+        <w:rFonts w:ascii="Wingdings" w:hAnsi="Wingdings" w:hint="default"/>
+        <w:sz w:val="20"/>
+      </w:rPr>
+    </w:lvl>
+    <w:lvl w:ilvl="7" w:tentative="1">
+      <w:start w:val="1"/>
+      <w:numFmt w:val="bullet"/>
+      <w:lvlText w:val=""/>
+      <w:lvlJc w:val="left"/>
+      <w:pPr>
+        <w:tabs>
+          <w:tab w:val="num" w:pos="5760"/>
+        </w:tabs>
+        <w:ind w:left="5760" w:hanging="360"/>
+      </w:pPr>
+      <w:rPr>
+        <w:rFonts w:ascii="Wingdings" w:hAnsi="Wingdings" w:hint="default"/>
+        <w:sz w:val="20"/>
+      </w:rPr>
+    </w:lvl>
+    <w:lvl w:ilvl="8" w:tentative="1">
+      <w:start w:val="1"/>
+      <w:numFmt w:val="bullet"/>
+      <w:lvlText w:val=""/>
+      <w:lvlJc w:val="left"/>
+      <w:pPr>
+        <w:tabs>
+          <w:tab w:val="num" w:pos="6480"/>
+        </w:tabs>
+        <w:ind w:left="6480" w:hanging="360"/>
+      </w:pPr>
+      <w:rPr>
+        <w:rFonts w:ascii="Wingdings" w:hAnsi="Wingdings" w:hint="default"/>
+        <w:sz w:val="20"/>
+      </w:rPr>
+    </w:lvl>
+  </w:abstractNum>
+  <w:abstractNum w:abstractNumId="45" w15:restartNumberingAfterBreak="0">
+    <w:nsid w:val="7E1250C0"/>
+    <w:multiLevelType w:val="hybridMultilevel"/>
+    <w:tmpl w:val="21F05132"/>
+    <w:lvl w:ilvl="0" w:tplc="025E25B4">
+      <w:start w:val="1"/>
+      <w:numFmt w:val="bullet"/>
+      <w:lvlText w:val=""/>
+      <w:lvlJc w:val="left"/>
+      <w:pPr>
+        <w:ind w:left="720" w:hanging="360"/>
+      </w:pPr>
+      <w:rPr>
+        <w:rFonts w:ascii="Symbol" w:hAnsi="Symbol" w:hint="default"/>
+      </w:rPr>
+    </w:lvl>
+    <w:lvl w:ilvl="1" w:tplc="04190003" w:tentative="1">
+      <w:start w:val="1"/>
+      <w:numFmt w:val="bullet"/>
+      <w:lvlText w:val="o"/>
+      <w:lvlJc w:val="left"/>
+      <w:pPr>
+        <w:ind w:left="1440" w:hanging="360"/>
+      </w:pPr>
+      <w:rPr>
+        <w:rFonts w:ascii="Courier New" w:hAnsi="Courier New" w:cs="Courier New" w:hint="default"/>
+      </w:rPr>
+    </w:lvl>
+    <w:lvl w:ilvl="2" w:tplc="04190005" w:tentative="1">
+      <w:start w:val="1"/>
+      <w:numFmt w:val="bullet"/>
+      <w:lvlText w:val=""/>
+      <w:lvlJc w:val="left"/>
+      <w:pPr>
+        <w:ind w:left="2160" w:hanging="360"/>
+      </w:pPr>
+      <w:rPr>
+        <w:rFonts w:ascii="Wingdings" w:hAnsi="Wingdings" w:hint="default"/>
+      </w:rPr>
+    </w:lvl>
+    <w:lvl w:ilvl="3" w:tplc="04190001" w:tentative="1">
+      <w:start w:val="1"/>
+      <w:numFmt w:val="bullet"/>
+      <w:lvlText w:val=""/>
+      <w:lvlJc w:val="left"/>
+      <w:pPr>
+        <w:ind w:left="2880" w:hanging="360"/>
+      </w:pPr>
+      <w:rPr>
+        <w:rFonts w:ascii="Symbol" w:hAnsi="Symbol" w:hint="default"/>
+      </w:rPr>
+    </w:lvl>
+    <w:lvl w:ilvl="4" w:tplc="04190003" w:tentative="1">
+      <w:start w:val="1"/>
+      <w:numFmt w:val="bullet"/>
+      <w:lvlText w:val="o"/>
+      <w:lvlJc w:val="left"/>
+      <w:pPr>
+        <w:ind w:left="3600" w:hanging="360"/>
+      </w:pPr>
+      <w:rPr>
+        <w:rFonts w:ascii="Courier New" w:hAnsi="Courier New" w:cs="Courier New" w:hint="default"/>
+      </w:rPr>
+    </w:lvl>
+    <w:lvl w:ilvl="5" w:tplc="04190005" w:tentative="1">
+      <w:start w:val="1"/>
+      <w:numFmt w:val="bullet"/>
+      <w:lvlText w:val=""/>
+      <w:lvlJc w:val="left"/>
+      <w:pPr>
+        <w:ind w:left="4320" w:hanging="360"/>
+      </w:pPr>
+      <w:rPr>
+        <w:rFonts w:ascii="Wingdings" w:hAnsi="Wingdings" w:hint="default"/>
+      </w:rPr>
+    </w:lvl>
+    <w:lvl w:ilvl="6" w:tplc="04190001" w:tentative="1">
+      <w:start w:val="1"/>
+      <w:numFmt w:val="bullet"/>
+      <w:lvlText w:val=""/>
+      <w:lvlJc w:val="left"/>
+      <w:pPr>
+        <w:ind w:left="5040" w:hanging="360"/>
+      </w:pPr>
+      <w:rPr>
+        <w:rFonts w:ascii="Symbol" w:hAnsi="Symbol" w:hint="default"/>
+      </w:rPr>
+    </w:lvl>
+    <w:lvl w:ilvl="7" w:tplc="04190003" w:tentative="1">
+      <w:start w:val="1"/>
+      <w:numFmt w:val="bullet"/>
+      <w:lvlText w:val="o"/>
+      <w:lvlJc w:val="left"/>
+      <w:pPr>
+        <w:ind w:left="5760" w:hanging="360"/>
+      </w:pPr>
+      <w:rPr>
+        <w:rFonts w:ascii="Courier New" w:hAnsi="Courier New" w:cs="Courier New" w:hint="default"/>
+      </w:rPr>
+    </w:lvl>
+    <w:lvl w:ilvl="8" w:tplc="04190005" w:tentative="1">
+      <w:start w:val="1"/>
+      <w:numFmt w:val="bullet"/>
+      <w:lvlText w:val=""/>
+      <w:lvlJc w:val="left"/>
+      <w:pPr>
+        <w:ind w:left="6480" w:hanging="360"/>
+      </w:pPr>
+      <w:rPr>
+        <w:rFonts w:ascii="Wingdings" w:hAnsi="Wingdings" w:hint="default"/>
+      </w:rPr>
+    </w:lvl>
+  </w:abstractNum>
+  <w:num w:numId="1" w16cid:durableId="581063725">
+    <w:abstractNumId w:val="9"/>
+  </w:num>
+  <w:num w:numId="2" w16cid:durableId="1174078528">
+    <w:abstractNumId w:val="18"/>
+  </w:num>
+  <w:num w:numId="3" w16cid:durableId="846360834">
+    <w:abstractNumId w:val="15"/>
+  </w:num>
+  <w:num w:numId="4" w16cid:durableId="1224216222">
+    <w:abstractNumId w:val="42"/>
+  </w:num>
+  <w:num w:numId="5" w16cid:durableId="904028460">
+    <w:abstractNumId w:val="7"/>
+  </w:num>
+  <w:num w:numId="6" w16cid:durableId="2023504403">
+    <w:abstractNumId w:val="19"/>
+  </w:num>
+  <w:num w:numId="7" w16cid:durableId="619919053">
+    <w:abstractNumId w:val="3"/>
+  </w:num>
+  <w:num w:numId="8" w16cid:durableId="1342930346">
+    <w:abstractNumId w:val="23"/>
+  </w:num>
+  <w:num w:numId="9" w16cid:durableId="1700549228">
+    <w:abstractNumId w:val="27"/>
+  </w:num>
+  <w:num w:numId="10" w16cid:durableId="1522892582">
+    <w:abstractNumId w:val="8"/>
+  </w:num>
+  <w:num w:numId="11" w16cid:durableId="359283382">
+    <w:abstractNumId w:val="4"/>
+  </w:num>
+  <w:num w:numId="12" w16cid:durableId="1773237711">
+    <w:abstractNumId w:val="34"/>
+  </w:num>
+  <w:num w:numId="13" w16cid:durableId="1525292368">
+    <w:abstractNumId w:val="22"/>
+  </w:num>
+  <w:num w:numId="14" w16cid:durableId="306714658">
+    <w:abstractNumId w:val="6"/>
+  </w:num>
+  <w:num w:numId="15" w16cid:durableId="1753623652">
+    <w:abstractNumId w:val="26"/>
+  </w:num>
+  <w:num w:numId="16" w16cid:durableId="1680236507">
+    <w:abstractNumId w:val="30"/>
+  </w:num>
+  <w:num w:numId="17" w16cid:durableId="448402142">
+    <w:abstractNumId w:val="43"/>
+  </w:num>
+  <w:num w:numId="18" w16cid:durableId="666590252">
+    <w:abstractNumId w:val="36"/>
+  </w:num>
+  <w:num w:numId="19" w16cid:durableId="1114519394">
+    <w:abstractNumId w:val="39"/>
+  </w:num>
+  <w:num w:numId="20" w16cid:durableId="1407797234">
+    <w:abstractNumId w:val="35"/>
+  </w:num>
+  <w:num w:numId="21" w16cid:durableId="205727447">
+    <w:abstractNumId w:val="20"/>
+  </w:num>
+  <w:num w:numId="22" w16cid:durableId="1150828174">
+    <w:abstractNumId w:val="10"/>
+  </w:num>
+  <w:num w:numId="23" w16cid:durableId="12852183">
+    <w:abstractNumId w:val="21"/>
+  </w:num>
+  <w:num w:numId="24" w16cid:durableId="2023580820">
+    <w:abstractNumId w:val="31"/>
+  </w:num>
+  <w:num w:numId="25" w16cid:durableId="3627394">
+    <w:abstractNumId w:val="13"/>
+  </w:num>
+  <w:num w:numId="26" w16cid:durableId="1393313828">
+    <w:abstractNumId w:val="25"/>
+  </w:num>
+  <w:num w:numId="27" w16cid:durableId="1792478929">
+    <w:abstractNumId w:val="11"/>
+  </w:num>
+  <w:num w:numId="28" w16cid:durableId="656223261">
+    <w:abstractNumId w:val="2"/>
+  </w:num>
+  <w:num w:numId="29" w16cid:durableId="980497039">
+    <w:abstractNumId w:val="12"/>
+  </w:num>
+  <w:num w:numId="30" w16cid:durableId="1715810566">
+    <w:abstractNumId w:val="38"/>
+  </w:num>
+  <w:num w:numId="31" w16cid:durableId="972370628">
+    <w:abstractNumId w:val="24"/>
+  </w:num>
+  <w:num w:numId="32" w16cid:durableId="303242814">
+    <w:abstractNumId w:val="37"/>
+  </w:num>
+  <w:num w:numId="33" w16cid:durableId="1715157812">
+    <w:abstractNumId w:val="44"/>
+  </w:num>
+  <w:num w:numId="34" w16cid:durableId="1788045344">
+    <w:abstractNumId w:val="40"/>
+  </w:num>
+  <w:num w:numId="35" w16cid:durableId="1811090710">
+    <w:abstractNumId w:val="14"/>
+  </w:num>
+  <w:num w:numId="36" w16cid:durableId="1909457799">
+    <w:abstractNumId w:val="0"/>
+  </w:num>
+  <w:num w:numId="37" w16cid:durableId="710497445">
+    <w:abstractNumId w:val="45"/>
+  </w:num>
+  <w:num w:numId="38" w16cid:durableId="685987488">
+    <w:abstractNumId w:val="41"/>
+  </w:num>
+  <w:num w:numId="39" w16cid:durableId="1184171745">
+    <w:abstractNumId w:val="1"/>
+  </w:num>
+  <w:num w:numId="40" w16cid:durableId="529878406">
+    <w:abstractNumId w:val="33"/>
+  </w:num>
+  <w:num w:numId="41" w16cid:durableId="1326084805">
+    <w:abstractNumId w:val="32"/>
+  </w:num>
+  <w:num w:numId="42" w16cid:durableId="1502312036">
+    <w:abstractNumId w:val="17"/>
+  </w:num>
+  <w:num w:numId="43" w16cid:durableId="1782728322">
+    <w:abstractNumId w:val="5"/>
+  </w:num>
+  <w:num w:numId="44" w16cid:durableId="2075883509">
+    <w:abstractNumId w:val="29"/>
+  </w:num>
+  <w:num w:numId="45" w16cid:durableId="1346403090">
+    <w:abstractNumId w:val="28"/>
+  </w:num>
+  <w:num w:numId="46" w16cid:durableId="1378890347">
+    <w:abstractNumId w:val="16"/>
+  </w:num>
+  <w:numIdMacAtCleanup w:val="44"/>
+</w:numbering>
 </file>
 
 <file path=word/styles.xml><?xml version="1.0" encoding="utf-8"?>
@@ -826,11 +7801,11 @@
     <w:pPrDefault/>
   </w:docDefaults>
   <w:latentStyles w:defLockedState="0" w:defUIPriority="99" w:defSemiHidden="0" w:defUnhideWhenUsed="0" w:defQFormat="0" w:count="376">
-    <w:lsdException w:name="Normal" w:uiPriority="0" w:qFormat="1"/>
+    <w:lsdException w:name="Normal" w:uiPriority="0"/>
     <w:lsdException w:name="heading 1" w:uiPriority="9" w:qFormat="1"/>
-    <w:lsdException w:name="heading 2" w:semiHidden="1" w:uiPriority="9" w:unhideWhenUsed="1" w:qFormat="1"/>
-    <w:lsdException w:name="heading 3" w:semiHidden="1" w:uiPriority="9" w:unhideWhenUsed="1" w:qFormat="1"/>
-    <w:lsdException w:name="heading 4" w:semiHidden="1" w:uiPriority="9" w:unhideWhenUsed="1" w:qFormat="1"/>
+    <w:lsdException w:name="heading 2" w:uiPriority="9" w:unhideWhenUsed="1" w:qFormat="1"/>
+    <w:lsdException w:name="heading 3" w:uiPriority="0" w:qFormat="1"/>
+    <w:lsdException w:name="heading 4" w:uiPriority="9" w:unhideWhenUsed="1" w:qFormat="1"/>
     <w:lsdException w:name="heading 5" w:semiHidden="1" w:uiPriority="9" w:unhideWhenUsed="1" w:qFormat="1"/>
     <w:lsdException w:name="heading 6" w:semiHidden="1" w:uiPriority="9" w:unhideWhenUsed="1" w:qFormat="1"/>
     <w:lsdException w:name="heading 7" w:semiHidden="1" w:uiPriority="9" w:unhideWhenUsed="1" w:qFormat="1"/>
@@ -845,10 +7820,10 @@
     <w:lsdException w:name="index 7" w:semiHidden="1" w:unhideWhenUsed="1"/>
     <w:lsdException w:name="index 8" w:semiHidden="1" w:unhideWhenUsed="1"/>
     <w:lsdException w:name="index 9" w:semiHidden="1" w:unhideWhenUsed="1"/>
-    <w:lsdException w:name="toc 1" w:semiHidden="1" w:uiPriority="39" w:unhideWhenUsed="1"/>
-    <w:lsdException w:name="toc 2" w:semiHidden="1" w:uiPriority="39" w:unhideWhenUsed="1"/>
-    <w:lsdException w:name="toc 3" w:semiHidden="1" w:uiPriority="39" w:unhideWhenUsed="1"/>
-    <w:lsdException w:name="toc 4" w:semiHidden="1" w:uiPriority="39" w:unhideWhenUsed="1"/>
+    <w:lsdException w:name="toc 1" w:uiPriority="39" w:unhideWhenUsed="1"/>
+    <w:lsdException w:name="toc 2" w:uiPriority="39" w:unhideWhenUsed="1"/>
+    <w:lsdException w:name="toc 3" w:uiPriority="39" w:unhideWhenUsed="1"/>
+    <w:lsdException w:name="toc 4" w:uiPriority="39" w:unhideWhenUsed="1"/>
     <w:lsdException w:name="toc 5" w:semiHidden="1" w:uiPriority="39" w:unhideWhenUsed="1"/>
     <w:lsdException w:name="toc 6" w:semiHidden="1" w:uiPriority="39" w:unhideWhenUsed="1"/>
     <w:lsdException w:name="toc 7" w:semiHidden="1" w:uiPriority="39" w:unhideWhenUsed="1"/>
@@ -857,10 +7832,10 @@
     <w:lsdException w:name="Normal Indent" w:semiHidden="1" w:unhideWhenUsed="1"/>
     <w:lsdException w:name="footnote text" w:semiHidden="1" w:unhideWhenUsed="1"/>
     <w:lsdException w:name="annotation text" w:semiHidden="1" w:unhideWhenUsed="1"/>
-    <w:lsdException w:name="header" w:unhideWhenUsed="1" w:qFormat="1"/>
-    <w:lsdException w:name="footer" w:unhideWhenUsed="1" w:qFormat="1"/>
-    <w:lsdException w:name="index heading" w:uiPriority="0" w:qFormat="1"/>
-    <w:lsdException w:name="caption" w:uiPriority="0" w:qFormat="1"/>
+    <w:lsdException w:name="header" w:unhideWhenUsed="1"/>
+    <w:lsdException w:name="footer" w:unhideWhenUsed="1"/>
+    <w:lsdException w:name="index heading" w:uiPriority="0"/>
+    <w:lsdException w:name="caption" w:uiPriority="0"/>
     <w:lsdException w:name="table of figures" w:semiHidden="1" w:unhideWhenUsed="1"/>
     <w:lsdException w:name="envelope address" w:semiHidden="1" w:unhideWhenUsed="1"/>
     <w:lsdException w:name="envelope return" w:semiHidden="1" w:unhideWhenUsed="1"/>
@@ -888,10 +7863,10 @@
     <w:lsdException w:name="List Number 3" w:semiHidden="1" w:unhideWhenUsed="1"/>
     <w:lsdException w:name="List Number 4" w:semiHidden="1" w:unhideWhenUsed="1"/>
     <w:lsdException w:name="List Number 5" w:semiHidden="1" w:unhideWhenUsed="1"/>
-    <w:lsdException w:name="Title" w:uiPriority="0" w:qFormat="1"/>
+    <w:lsdException w:name="Title" w:uiPriority="0"/>
     <w:lsdException w:name="Closing" w:semiHidden="1" w:unhideWhenUsed="1"/>
     <w:lsdException w:name="Signature" w:semiHidden="1" w:unhideWhenUsed="1"/>
-    <w:lsdException w:name="Default Paragraph Font" w:semiHidden="1" w:uiPriority="1" w:unhideWhenUsed="1" w:qFormat="1"/>
+    <w:lsdException w:name="Default Paragraph Font" w:semiHidden="1" w:uiPriority="1" w:unhideWhenUsed="1"/>
     <w:lsdException w:name="Body Text" w:uiPriority="0" w:qFormat="1"/>
     <w:lsdException w:name="Body Text Indent" w:semiHidden="1" w:unhideWhenUsed="1"/>
     <w:lsdException w:name="List Continue" w:semiHidden="1" w:unhideWhenUsed="1"/>
@@ -900,7 +7875,7 @@
     <w:lsdException w:name="List Continue 4" w:semiHidden="1" w:unhideWhenUsed="1"/>
     <w:lsdException w:name="List Continue 5" w:semiHidden="1" w:unhideWhenUsed="1"/>
     <w:lsdException w:name="Message Header" w:semiHidden="1" w:unhideWhenUsed="1"/>
-    <w:lsdException w:name="Subtitle" w:uiPriority="11" w:qFormat="1"/>
+    <w:lsdException w:name="Subtitle" w:uiPriority="11"/>
     <w:lsdException w:name="Salutation" w:semiHidden="1" w:unhideWhenUsed="1"/>
     <w:lsdException w:name="Date" w:semiHidden="1" w:unhideWhenUsed="1"/>
     <w:lsdException w:name="Body Text First Indent" w:semiHidden="1" w:unhideWhenUsed="1"/>
@@ -911,20 +7886,20 @@
     <w:lsdException w:name="Body Text Indent 2" w:semiHidden="1" w:unhideWhenUsed="1"/>
     <w:lsdException w:name="Body Text Indent 3" w:semiHidden="1" w:unhideWhenUsed="1"/>
     <w:lsdException w:name="Block Text" w:semiHidden="1" w:unhideWhenUsed="1"/>
-    <w:lsdException w:name="Hyperlink" w:semiHidden="1" w:unhideWhenUsed="1"/>
-    <w:lsdException w:name="FollowedHyperlink" w:semiHidden="1" w:unhideWhenUsed="1"/>
-    <w:lsdException w:name="Strong" w:uiPriority="22" w:qFormat="1"/>
-    <w:lsdException w:name="Emphasis" w:uiPriority="20" w:qFormat="1"/>
+    <w:lsdException w:name="Hyperlink" w:unhideWhenUsed="1"/>
+    <w:lsdException w:name="FollowedHyperlink" w:semiHidden="1" w:unhideWhenUsed="1" w:qFormat="1"/>
+    <w:lsdException w:name="Strong" w:uiPriority="22"/>
+    <w:lsdException w:name="Emphasis" w:uiPriority="20"/>
     <w:lsdException w:name="Document Map" w:semiHidden="1" w:unhideWhenUsed="1"/>
     <w:lsdException w:name="Plain Text" w:semiHidden="1" w:unhideWhenUsed="1"/>
     <w:lsdException w:name="E-mail Signature" w:semiHidden="1" w:unhideWhenUsed="1"/>
     <w:lsdException w:name="HTML Top of Form" w:semiHidden="1" w:unhideWhenUsed="1"/>
     <w:lsdException w:name="HTML Bottom of Form" w:semiHidden="1" w:unhideWhenUsed="1"/>
-    <w:lsdException w:name="Normal (Web)" w:semiHidden="1" w:unhideWhenUsed="1"/>
+    <w:lsdException w:name="Normal (Web)" w:unhideWhenUsed="1"/>
     <w:lsdException w:name="HTML Acronym" w:semiHidden="1" w:unhideWhenUsed="1"/>
     <w:lsdException w:name="HTML Address" w:semiHidden="1" w:unhideWhenUsed="1"/>
     <w:lsdException w:name="HTML Cite" w:semiHidden="1" w:unhideWhenUsed="1"/>
-    <w:lsdException w:name="HTML Code" w:semiHidden="1" w:unhideWhenUsed="1"/>
+    <w:lsdException w:name="HTML Code" w:semiHidden="1" w:unhideWhenUsed="1" w:qFormat="1"/>
     <w:lsdException w:name="HTML Definition" w:semiHidden="1" w:unhideWhenUsed="1"/>
     <w:lsdException w:name="HTML Keyboard" w:semiHidden="1" w:unhideWhenUsed="1"/>
     <w:lsdException w:name="HTML Preformatted" w:semiHidden="1" w:unhideWhenUsed="1"/>
@@ -979,10 +7954,11 @@
     <w:lsdException w:name="Table Web 1" w:semiHidden="1" w:unhideWhenUsed="1"/>
     <w:lsdException w:name="Table Web 2" w:semiHidden="1" w:unhideWhenUsed="1"/>
     <w:lsdException w:name="Table Web 3" w:semiHidden="1" w:unhideWhenUsed="1"/>
-    <w:lsdException w:name="Balloon Text" w:semiHidden="1" w:unhideWhenUsed="1"/>
+    <w:lsdException w:name="Balloon Text" w:semiHidden="1" w:unhideWhenUsed="1" w:qFormat="1"/>
     <w:lsdException w:name="Table Grid" w:uiPriority="39"/>
     <w:lsdException w:name="Table Theme" w:semiHidden="1" w:unhideWhenUsed="1"/>
-    <w:lsdException w:name="Placeholder Text" w:semiHidden="1"/>
+    <w:lsdException w:name="Placeholder Text" w:semiHidden="1" w:qFormat="1"/>
+    <w:lsdException w:name="No Spacing" w:uiPriority="1"/>
     <w:lsdException w:name="Light Shading"/>
     <w:lsdException w:name="Light List"/>
     <w:lsdException w:name="Light Grid"/>
@@ -1003,7 +7979,10 @@
     <w:lsdException w:name="Medium Shading 1 Accent 1"/>
     <w:lsdException w:name="Medium Shading 2 Accent 1"/>
     <w:lsdException w:name="Medium List 1 Accent 1"/>
-    <w:lsdException w:name="Revision" w:semiHidden="1"/>
+    <w:lsdException w:name="Revision" w:semiHidden="1" w:unhideWhenUsed="1"/>
+    <w:lsdException w:name="List Paragraph" w:uiPriority="34"/>
+    <w:lsdException w:name="Quote" w:semiHidden="1" w:unhideWhenUsed="1"/>
+    <w:lsdException w:name="Intense Quote" w:semiHidden="1" w:unhideWhenUsed="1"/>
     <w:lsdException w:name="Medium List 2 Accent 1"/>
     <w:lsdException w:name="Medium Grid 1 Accent 1"/>
     <w:lsdException w:name="Medium Grid 2 Accent 1"/>
@@ -1082,11 +8061,11 @@
     <w:lsdException w:name="Colorful Shading Accent 6"/>
     <w:lsdException w:name="Colorful List Accent 6"/>
     <w:lsdException w:name="Colorful Grid Accent 6"/>
-    <w:lsdException w:name="Subtle Emphasis" w:uiPriority="19" w:qFormat="1"/>
-    <w:lsdException w:name="Intense Emphasis" w:uiPriority="21" w:qFormat="1"/>
-    <w:lsdException w:name="Subtle Reference" w:uiPriority="31" w:qFormat="1"/>
-    <w:lsdException w:name="Intense Reference" w:uiPriority="32" w:qFormat="1"/>
-    <w:lsdException w:name="Book Title" w:uiPriority="33" w:qFormat="1"/>
+    <w:lsdException w:name="Subtle Emphasis" w:uiPriority="19"/>
+    <w:lsdException w:name="Intense Emphasis" w:uiPriority="21"/>
+    <w:lsdException w:name="Subtle Reference" w:uiPriority="31"/>
+    <w:lsdException w:name="Intense Reference" w:uiPriority="32"/>
+    <w:lsdException w:name="Book Title" w:uiPriority="33"/>
     <w:lsdException w:name="Bibliography" w:semiHidden="1" w:uiPriority="37" w:unhideWhenUsed="1"/>
     <w:lsdException w:name="TOC Heading" w:semiHidden="1" w:uiPriority="39" w:unhideWhenUsed="1" w:qFormat="1"/>
     <w:lsdException w:name="Plain Table 1" w:uiPriority="41"/>
@@ -1201,26 +8180,138 @@
   </w:latentStyles>
   <w:style w:type="paragraph" w:default="1" w:styleId="a">
     <w:name w:val="Normal"/>
-    <w:qFormat/>
-    <w:rsid w:val="00582DA3"/>
+    <w:rsid w:val="00EF775B"/>
     <w:pPr>
       <w:suppressAutoHyphens/>
       <w:spacing w:line="100" w:lineRule="atLeast"/>
     </w:pPr>
     <w:rPr>
       <w:rFonts w:eastAsia="Times New Roman"/>
-      <w:sz w:val="24"/>
+      <w:sz w:val="28"/>
       <w:szCs w:val="24"/>
       <w:lang w:eastAsia="ar-SA"/>
     </w:rPr>
   </w:style>
-  <w:style w:type="character" w:default="1" w:styleId="a0">
+  <w:style w:type="paragraph" w:styleId="1">
+    <w:name w:val="heading 1"/>
+    <w:basedOn w:val="a"/>
+    <w:next w:val="a"/>
+    <w:link w:val="10"/>
+    <w:uiPriority w:val="9"/>
+    <w:qFormat/>
+    <w:rsid w:val="00A90C0A"/>
+    <w:pPr>
+      <w:keepNext/>
+      <w:keepLines/>
+      <w:spacing w:before="480"/>
+      <w:jc w:val="center"/>
+      <w:outlineLvl w:val="0"/>
+    </w:pPr>
+    <w:rPr>
+      <w:rFonts w:eastAsiaTheme="majorEastAsia" w:cstheme="majorBidi"/>
+      <w:b/>
+      <w:bCs/>
+      <w:sz w:val="32"/>
+      <w:szCs w:val="28"/>
+    </w:rPr>
+  </w:style>
+  <w:style w:type="paragraph" w:styleId="2">
+    <w:name w:val="heading 2"/>
+    <w:basedOn w:val="a"/>
+    <w:next w:val="a"/>
+    <w:link w:val="20"/>
+    <w:uiPriority w:val="9"/>
+    <w:unhideWhenUsed/>
+    <w:qFormat/>
+    <w:rsid w:val="005B0642"/>
+    <w:pPr>
+      <w:keepNext/>
+      <w:keepLines/>
+      <w:spacing w:before="240" w:after="240"/>
+      <w:outlineLvl w:val="1"/>
+    </w:pPr>
+    <w:rPr>
+      <w:rFonts w:eastAsiaTheme="majorEastAsia" w:cstheme="majorBidi"/>
+      <w:b/>
+      <w:bCs/>
+      <w:szCs w:val="26"/>
+    </w:rPr>
+  </w:style>
+  <w:style w:type="paragraph" w:styleId="3">
+    <w:name w:val="heading 3"/>
+    <w:basedOn w:val="a"/>
+    <w:next w:val="a0"/>
+    <w:link w:val="30"/>
+    <w:qFormat/>
+    <w:rsid w:val="006F1A2A"/>
+    <w:pPr>
+      <w:keepNext/>
+      <w:widowControl w:val="0"/>
+      <w:tabs>
+        <w:tab w:val="left" w:pos="0"/>
+      </w:tabs>
+      <w:spacing w:before="240" w:after="120" w:line="360" w:lineRule="auto"/>
+      <w:outlineLvl w:val="2"/>
+    </w:pPr>
+    <w:rPr>
+      <w:rFonts w:eastAsia="Lucida Sans Unicode" w:cs="Tahoma"/>
+      <w:b/>
+      <w:bCs/>
+      <w:kern w:val="2"/>
+      <w:szCs w:val="28"/>
+    </w:rPr>
+  </w:style>
+  <w:style w:type="paragraph" w:styleId="4">
+    <w:name w:val="heading 4"/>
+    <w:basedOn w:val="a"/>
+    <w:next w:val="a"/>
+    <w:link w:val="40"/>
+    <w:uiPriority w:val="9"/>
+    <w:unhideWhenUsed/>
+    <w:qFormat/>
+    <w:rsid w:val="00A90C0A"/>
+    <w:pPr>
+      <w:keepNext/>
+      <w:keepLines/>
+      <w:spacing w:before="40" w:line="360" w:lineRule="auto"/>
+      <w:jc w:val="center"/>
+      <w:outlineLvl w:val="3"/>
+    </w:pPr>
+    <w:rPr>
+      <w:rFonts w:eastAsiaTheme="majorEastAsia" w:cstheme="majorBidi"/>
+      <w:b/>
+      <w:iCs/>
+    </w:rPr>
+  </w:style>
+  <w:style w:type="paragraph" w:styleId="5">
+    <w:name w:val="heading 5"/>
+    <w:basedOn w:val="a"/>
+    <w:next w:val="a"/>
+    <w:link w:val="50"/>
+    <w:uiPriority w:val="9"/>
+    <w:semiHidden/>
+    <w:unhideWhenUsed/>
+    <w:qFormat/>
+    <w:rsid w:val="00A90C0A"/>
+    <w:pPr>
+      <w:keepNext/>
+      <w:keepLines/>
+      <w:spacing w:before="40" w:line="360" w:lineRule="auto"/>
+      <w:jc w:val="center"/>
+      <w:outlineLvl w:val="4"/>
+    </w:pPr>
+    <w:rPr>
+      <w:rFonts w:eastAsiaTheme="majorEastAsia" w:cstheme="majorBidi"/>
+      <w:b/>
+    </w:rPr>
+  </w:style>
+  <w:style w:type="character" w:default="1" w:styleId="a1">
     <w:name w:val="Default Paragraph Font"/>
     <w:uiPriority w:val="1"/>
     <w:semiHidden/>
     <w:unhideWhenUsed/>
   </w:style>
-  <w:style w:type="table" w:default="1" w:styleId="a1">
+  <w:style w:type="table" w:default="1" w:styleId="a2">
     <w:name w:val="Normal Table"/>
     <w:uiPriority w:val="99"/>
     <w:semiHidden/>
@@ -1235,28 +8326,106 @@
       </w:tblCellMar>
     </w:tblPr>
   </w:style>
-  <w:style w:type="numbering" w:default="1" w:styleId="a2">
+  <w:style w:type="numbering" w:default="1" w:styleId="a3">
     <w:name w:val="No List"/>
     <w:uiPriority w:val="99"/>
     <w:semiHidden/>
     <w:unhideWhenUsed/>
   </w:style>
-  <w:style w:type="character" w:styleId="HTML">
-    <w:name w:val="HTML Code"/>
-    <w:basedOn w:val="a0"/>
+  <w:style w:type="paragraph" w:styleId="a0">
+    <w:name w:val="Body Text"/>
+    <w:basedOn w:val="a"/>
+    <w:qFormat/>
+    <w:rsid w:val="00A451E9"/>
+    <w:pPr>
+      <w:widowControl w:val="0"/>
+      <w:spacing w:after="120" w:line="360" w:lineRule="auto"/>
+      <w:jc w:val="both"/>
+    </w:pPr>
+    <w:rPr>
+      <w:rFonts w:eastAsia="Lucida Sans Unicode"/>
+      <w:kern w:val="2"/>
+    </w:rPr>
+  </w:style>
+  <w:style w:type="character" w:styleId="a4">
+    <w:name w:val="FollowedHyperlink"/>
+    <w:basedOn w:val="a1"/>
     <w:uiPriority w:val="99"/>
     <w:semiHidden/>
     <w:unhideWhenUsed/>
+    <w:qFormat/>
+    <w:rsid w:val="00A90C0A"/>
     <w:rPr>
-      <w:rFonts w:ascii="Courier New" w:hAnsi="Courier New" w:cs="Courier New"/>
+      <w:color w:val="954F72" w:themeColor="followedHyperlink"/>
+      <w:u w:val="single"/>
+    </w:rPr>
+  </w:style>
+  <w:style w:type="character" w:styleId="a5">
+    <w:name w:val="Emphasis"/>
+    <w:basedOn w:val="a1"/>
+    <w:uiPriority w:val="20"/>
+    <w:rsid w:val="00A90C0A"/>
+    <w:rPr>
+      <w:i/>
+      <w:iCs/>
+    </w:rPr>
+  </w:style>
+  <w:style w:type="character" w:styleId="a6">
+    <w:name w:val="Hyperlink"/>
+    <w:basedOn w:val="a1"/>
+    <w:uiPriority w:val="99"/>
+    <w:unhideWhenUsed/>
+    <w:rsid w:val="00A90C0A"/>
+    <w:rPr>
+      <w:color w:val="0563C1" w:themeColor="hyperlink"/>
+      <w:u w:val="single"/>
+    </w:rPr>
+  </w:style>
+  <w:style w:type="character" w:styleId="HTML">
+    <w:name w:val="HTML Code"/>
+    <w:basedOn w:val="a1"/>
+    <w:uiPriority w:val="99"/>
+    <w:semiHidden/>
+    <w:unhideWhenUsed/>
+    <w:qFormat/>
+    <w:rsid w:val="00A90C0A"/>
+    <w:rPr>
+      <w:rFonts w:ascii="Courier New" w:eastAsia="Times New Roman" w:hAnsi="Courier New" w:cs="Courier New"/>
       <w:sz w:val="20"/>
       <w:szCs w:val="20"/>
     </w:rPr>
   </w:style>
-  <w:style w:type="paragraph" w:styleId="a3">
+  <w:style w:type="character" w:styleId="a7">
+    <w:name w:val="Strong"/>
+    <w:basedOn w:val="a1"/>
+    <w:uiPriority w:val="22"/>
+    <w:rsid w:val="00A90C0A"/>
+    <w:rPr>
+      <w:b/>
+      <w:bCs/>
+    </w:rPr>
+  </w:style>
+  <w:style w:type="paragraph" w:styleId="a8">
+    <w:name w:val="Balloon Text"/>
+    <w:basedOn w:val="a"/>
+    <w:uiPriority w:val="99"/>
+    <w:semiHidden/>
+    <w:unhideWhenUsed/>
+    <w:qFormat/>
+    <w:rsid w:val="00A90C0A"/>
+    <w:pPr>
+      <w:spacing w:line="240" w:lineRule="auto"/>
+    </w:pPr>
+    <w:rPr>
+      <w:rFonts w:ascii="Tahoma" w:hAnsi="Tahoma" w:cs="Tahoma"/>
+      <w:sz w:val="16"/>
+      <w:szCs w:val="16"/>
+    </w:rPr>
+  </w:style>
+  <w:style w:type="paragraph" w:styleId="a9">
     <w:name w:val="caption"/>
     <w:basedOn w:val="a"/>
-    <w:qFormat/>
+    <w:rsid w:val="00A90C0A"/>
     <w:pPr>
       <w:suppressLineNumbers/>
       <w:spacing w:before="120" w:after="120"/>
@@ -1265,14 +8434,15 @@
       <w:rFonts w:cs="Lohit Devanagari"/>
       <w:i/>
       <w:iCs/>
+      <w:sz w:val="24"/>
     </w:rPr>
   </w:style>
-  <w:style w:type="paragraph" w:styleId="a4">
+  <w:style w:type="paragraph" w:styleId="aa">
     <w:name w:val="header"/>
     <w:basedOn w:val="a"/>
     <w:uiPriority w:val="99"/>
     <w:unhideWhenUsed/>
-    <w:qFormat/>
+    <w:rsid w:val="00A90C0A"/>
     <w:pPr>
       <w:tabs>
         <w:tab w:val="center" w:pos="4677"/>
@@ -1281,46 +8451,78 @@
       <w:spacing w:line="240" w:lineRule="auto"/>
     </w:pPr>
   </w:style>
-  <w:style w:type="paragraph" w:styleId="a5">
-    <w:name w:val="Body Text"/>
-    <w:basedOn w:val="a"/>
-    <w:qFormat/>
-    <w:pPr>
-      <w:spacing w:after="140" w:line="276" w:lineRule="auto"/>
-    </w:pPr>
+  <w:style w:type="paragraph" w:styleId="ab">
+    <w:name w:val="index heading"/>
+    <w:basedOn w:val="ac"/>
+    <w:rsid w:val="00A90C0A"/>
   </w:style>
-  <w:style w:type="paragraph" w:styleId="a6">
-    <w:name w:val="index heading"/>
-    <w:basedOn w:val="a"/>
-    <w:qFormat/>
-    <w:pPr>
-      <w:suppressLineNumbers/>
-    </w:pPr>
-    <w:rPr>
-      <w:rFonts w:cs="Lohit Devanagari"/>
-    </w:rPr>
-  </w:style>
-  <w:style w:type="paragraph" w:styleId="a7">
+  <w:style w:type="paragraph" w:styleId="ac">
     <w:name w:val="Title"/>
     <w:basedOn w:val="a"/>
-    <w:next w:val="a5"/>
-    <w:qFormat/>
+    <w:next w:val="a0"/>
+    <w:rsid w:val="00A90C0A"/>
     <w:pPr>
       <w:keepNext/>
       <w:spacing w:before="240" w:after="120"/>
     </w:pPr>
     <w:rPr>
       <w:rFonts w:ascii="Liberation Sans" w:eastAsia="Noto Sans CJK SC" w:hAnsi="Liberation Sans" w:cs="Lohit Devanagari"/>
-      <w:sz w:val="28"/>
       <w:szCs w:val="28"/>
     </w:rPr>
   </w:style>
-  <w:style w:type="paragraph" w:styleId="a8">
+  <w:style w:type="paragraph" w:styleId="11">
+    <w:name w:val="toc 1"/>
+    <w:basedOn w:val="a"/>
+    <w:next w:val="a"/>
+    <w:uiPriority w:val="39"/>
+    <w:unhideWhenUsed/>
+    <w:rsid w:val="00A90C0A"/>
+    <w:pPr>
+      <w:spacing w:after="100"/>
+    </w:pPr>
+  </w:style>
+  <w:style w:type="paragraph" w:styleId="31">
+    <w:name w:val="toc 3"/>
+    <w:basedOn w:val="a"/>
+    <w:next w:val="a"/>
+    <w:uiPriority w:val="39"/>
+    <w:unhideWhenUsed/>
+    <w:rsid w:val="00A90C0A"/>
+    <w:pPr>
+      <w:spacing w:after="100"/>
+      <w:ind w:left="560"/>
+    </w:pPr>
+  </w:style>
+  <w:style w:type="paragraph" w:styleId="21">
+    <w:name w:val="toc 2"/>
+    <w:basedOn w:val="a"/>
+    <w:next w:val="a"/>
+    <w:uiPriority w:val="39"/>
+    <w:unhideWhenUsed/>
+    <w:rsid w:val="00A90C0A"/>
+    <w:pPr>
+      <w:spacing w:after="100"/>
+      <w:ind w:left="240"/>
+    </w:pPr>
+  </w:style>
+  <w:style w:type="paragraph" w:styleId="41">
+    <w:name w:val="toc 4"/>
+    <w:basedOn w:val="a"/>
+    <w:next w:val="a"/>
+    <w:uiPriority w:val="39"/>
+    <w:unhideWhenUsed/>
+    <w:rsid w:val="00A90C0A"/>
+    <w:pPr>
+      <w:spacing w:after="100"/>
+      <w:ind w:left="840"/>
+    </w:pPr>
+  </w:style>
+  <w:style w:type="paragraph" w:styleId="ad">
     <w:name w:val="footer"/>
     <w:basedOn w:val="a"/>
     <w:uiPriority w:val="99"/>
     <w:unhideWhenUsed/>
-    <w:qFormat/>
+    <w:rsid w:val="00A90C0A"/>
     <w:pPr>
       <w:tabs>
         <w:tab w:val="center" w:pos="4677"/>
@@ -1329,19 +8531,90 @@
       <w:spacing w:line="240" w:lineRule="auto"/>
     </w:pPr>
   </w:style>
-  <w:style w:type="paragraph" w:styleId="a9">
+  <w:style w:type="paragraph" w:styleId="ae">
     <w:name w:val="List"/>
-    <w:basedOn w:val="a5"/>
+    <w:basedOn w:val="a0"/>
     <w:qFormat/>
+    <w:rsid w:val="00A65A38"/>
+    <w:pPr>
+      <w:contextualSpacing/>
+    </w:pPr>
     <w:rPr>
       <w:rFonts w:cs="Lohit Devanagari"/>
     </w:rPr>
   </w:style>
-  <w:style w:type="character" w:customStyle="1" w:styleId="aa">
+  <w:style w:type="paragraph" w:styleId="af">
+    <w:name w:val="Normal (Web)"/>
+    <w:basedOn w:val="a"/>
+    <w:uiPriority w:val="99"/>
+    <w:unhideWhenUsed/>
+    <w:rsid w:val="00A90C0A"/>
+    <w:pPr>
+      <w:suppressAutoHyphens w:val="0"/>
+      <w:spacing w:beforeAutospacing="1" w:afterAutospacing="1" w:line="240" w:lineRule="auto"/>
+    </w:pPr>
+    <w:rPr>
+      <w:lang w:eastAsia="ru-RU"/>
+    </w:rPr>
+  </w:style>
+  <w:style w:type="paragraph" w:styleId="HTML0">
+    <w:name w:val="HTML Preformatted"/>
+    <w:basedOn w:val="a"/>
+    <w:link w:val="HTML1"/>
+    <w:uiPriority w:val="99"/>
+    <w:semiHidden/>
+    <w:unhideWhenUsed/>
+    <w:rsid w:val="00A90C0A"/>
+    <w:pPr>
+      <w:tabs>
+        <w:tab w:val="left" w:pos="916"/>
+        <w:tab w:val="left" w:pos="1832"/>
+        <w:tab w:val="left" w:pos="2748"/>
+        <w:tab w:val="left" w:pos="3664"/>
+        <w:tab w:val="left" w:pos="4580"/>
+        <w:tab w:val="left" w:pos="5496"/>
+        <w:tab w:val="left" w:pos="6412"/>
+        <w:tab w:val="left" w:pos="7328"/>
+        <w:tab w:val="left" w:pos="8244"/>
+        <w:tab w:val="left" w:pos="9160"/>
+        <w:tab w:val="left" w:pos="10076"/>
+        <w:tab w:val="left" w:pos="10992"/>
+        <w:tab w:val="left" w:pos="11908"/>
+        <w:tab w:val="left" w:pos="12824"/>
+        <w:tab w:val="left" w:pos="13740"/>
+        <w:tab w:val="left" w:pos="14656"/>
+      </w:tabs>
+      <w:suppressAutoHyphens w:val="0"/>
+      <w:spacing w:line="240" w:lineRule="auto"/>
+    </w:pPr>
+    <w:rPr>
+      <w:rFonts w:ascii="Courier New" w:hAnsi="Courier New" w:cs="Courier New"/>
+      <w:sz w:val="20"/>
+      <w:szCs w:val="20"/>
+      <w:lang w:eastAsia="ru-RU"/>
+    </w:rPr>
+  </w:style>
+  <w:style w:type="table" w:styleId="af0">
+    <w:name w:val="Table Grid"/>
+    <w:basedOn w:val="a2"/>
+    <w:uiPriority w:val="39"/>
+    <w:rsid w:val="00A90C0A"/>
+    <w:tblPr>
+      <w:tblBorders>
+        <w:top w:val="single" w:sz="4" w:space="0" w:color="auto"/>
+        <w:left w:val="single" w:sz="4" w:space="0" w:color="auto"/>
+        <w:bottom w:val="single" w:sz="4" w:space="0" w:color="auto"/>
+        <w:right w:val="single" w:sz="4" w:space="0" w:color="auto"/>
+        <w:insideH w:val="single" w:sz="4" w:space="0" w:color="auto"/>
+        <w:insideV w:val="single" w:sz="4" w:space="0" w:color="auto"/>
+      </w:tblBorders>
+    </w:tblPr>
+  </w:style>
+  <w:style w:type="character" w:customStyle="1" w:styleId="af1">
     <w:name w:val="Верхний колонтитул Знак"/>
-    <w:basedOn w:val="a0"/>
+    <w:basedOn w:val="a1"/>
     <w:uiPriority w:val="99"/>
-    <w:qFormat/>
+    <w:rsid w:val="00A90C0A"/>
     <w:rPr>
       <w:rFonts w:ascii="Times New Roman" w:eastAsia="Times New Roman" w:hAnsi="Times New Roman" w:cs="Times New Roman"/>
       <w:sz w:val="24"/>
@@ -1349,11 +8622,11 @@
       <w:lang w:eastAsia="ar-SA"/>
     </w:rPr>
   </w:style>
-  <w:style w:type="character" w:customStyle="1" w:styleId="ab">
+  <w:style w:type="character" w:customStyle="1" w:styleId="af2">
     <w:name w:val="Нижний колонтитул Знак"/>
-    <w:basedOn w:val="a0"/>
+    <w:basedOn w:val="a1"/>
     <w:uiPriority w:val="99"/>
-    <w:qFormat/>
+    <w:rsid w:val="00A90C0A"/>
     <w:rPr>
       <w:rFonts w:ascii="Times New Roman" w:eastAsia="Times New Roman" w:hAnsi="Times New Roman" w:cs="Times New Roman"/>
       <w:sz w:val="24"/>
@@ -1361,32 +8634,349 @@
       <w:lang w:eastAsia="ar-SA"/>
     </w:rPr>
   </w:style>
-  <w:style w:type="paragraph" w:customStyle="1" w:styleId="ac">
+  <w:style w:type="character" w:customStyle="1" w:styleId="af3">
+    <w:name w:val="Основной текст Знак"/>
+    <w:basedOn w:val="a1"/>
+    <w:rsid w:val="00A90C0A"/>
+    <w:rPr>
+      <w:rFonts w:ascii="Times New Roman" w:eastAsia="Lucida Sans Unicode" w:hAnsi="Times New Roman" w:cs="Times New Roman"/>
+      <w:kern w:val="2"/>
+      <w:sz w:val="24"/>
+      <w:szCs w:val="24"/>
+    </w:rPr>
+  </w:style>
+  <w:style w:type="character" w:customStyle="1" w:styleId="30">
+    <w:name w:val="Заголовок 3 Знак"/>
+    <w:basedOn w:val="a1"/>
+    <w:link w:val="3"/>
+    <w:qFormat/>
+    <w:rsid w:val="006F1A2A"/>
+    <w:rPr>
+      <w:rFonts w:eastAsia="Lucida Sans Unicode" w:cs="Tahoma"/>
+      <w:b/>
+      <w:bCs/>
+      <w:kern w:val="2"/>
+      <w:sz w:val="28"/>
+      <w:szCs w:val="28"/>
+      <w:lang w:eastAsia="ar-SA"/>
+    </w:rPr>
+  </w:style>
+  <w:style w:type="character" w:styleId="af4">
+    <w:name w:val="Placeholder Text"/>
+    <w:basedOn w:val="a1"/>
+    <w:uiPriority w:val="99"/>
+    <w:semiHidden/>
+    <w:qFormat/>
+    <w:rsid w:val="00A90C0A"/>
+    <w:rPr>
+      <w:color w:val="808080"/>
+    </w:rPr>
+  </w:style>
+  <w:style w:type="character" w:customStyle="1" w:styleId="af5">
+    <w:name w:val="Текст выноски Знак"/>
+    <w:basedOn w:val="a1"/>
+    <w:uiPriority w:val="99"/>
+    <w:semiHidden/>
+    <w:qFormat/>
+    <w:rsid w:val="00A90C0A"/>
+    <w:rPr>
+      <w:rFonts w:ascii="Tahoma" w:eastAsia="Times New Roman" w:hAnsi="Tahoma" w:cs="Tahoma"/>
+      <w:sz w:val="16"/>
+      <w:szCs w:val="16"/>
+      <w:lang w:eastAsia="ar-SA"/>
+    </w:rPr>
+  </w:style>
+  <w:style w:type="character" w:customStyle="1" w:styleId="10">
+    <w:name w:val="Заголовок 1 Знак"/>
+    <w:basedOn w:val="a1"/>
+    <w:link w:val="1"/>
+    <w:uiPriority w:val="9"/>
+    <w:qFormat/>
+    <w:rsid w:val="00A90C0A"/>
+    <w:rPr>
+      <w:rFonts w:ascii="Times New Roman" w:eastAsiaTheme="majorEastAsia" w:hAnsi="Times New Roman" w:cstheme="majorBidi"/>
+      <w:b/>
+      <w:bCs/>
+      <w:sz w:val="32"/>
+      <w:szCs w:val="28"/>
+      <w:lang w:eastAsia="ar-SA"/>
+    </w:rPr>
+  </w:style>
+  <w:style w:type="character" w:customStyle="1" w:styleId="20">
+    <w:name w:val="Заголовок 2 Знак"/>
+    <w:basedOn w:val="a1"/>
+    <w:link w:val="2"/>
+    <w:uiPriority w:val="9"/>
+    <w:qFormat/>
+    <w:rsid w:val="005B0642"/>
+    <w:rPr>
+      <w:rFonts w:eastAsiaTheme="majorEastAsia" w:cstheme="majorBidi"/>
+      <w:b/>
+      <w:bCs/>
+      <w:sz w:val="28"/>
+      <w:szCs w:val="26"/>
+      <w:lang w:eastAsia="ar-SA"/>
+    </w:rPr>
+  </w:style>
+  <w:style w:type="character" w:customStyle="1" w:styleId="-">
+    <w:name w:val="Интернет-ссылка"/>
+    <w:basedOn w:val="a1"/>
+    <w:uiPriority w:val="99"/>
+    <w:unhideWhenUsed/>
+    <w:rsid w:val="00A90C0A"/>
+    <w:rPr>
+      <w:color w:val="0563C1" w:themeColor="hyperlink"/>
+      <w:u w:val="single"/>
+    </w:rPr>
+  </w:style>
+  <w:style w:type="character" w:customStyle="1" w:styleId="af6">
+    <w:name w:val="Ссылка указателя"/>
+    <w:rsid w:val="00A90C0A"/>
+  </w:style>
+  <w:style w:type="character" w:customStyle="1" w:styleId="40">
+    <w:name w:val="Заголовок 4 Знак"/>
+    <w:basedOn w:val="a1"/>
+    <w:link w:val="4"/>
+    <w:uiPriority w:val="9"/>
+    <w:qFormat/>
+    <w:rsid w:val="00A90C0A"/>
+    <w:rPr>
+      <w:rFonts w:ascii="Times New Roman" w:eastAsiaTheme="majorEastAsia" w:hAnsi="Times New Roman" w:cstheme="majorBidi"/>
+      <w:b/>
+      <w:iCs/>
+      <w:sz w:val="28"/>
+      <w:szCs w:val="24"/>
+      <w:lang w:eastAsia="ar-SA"/>
+    </w:rPr>
+  </w:style>
+  <w:style w:type="character" w:customStyle="1" w:styleId="12">
+    <w:name w:val="Неразрешенное упоминание1"/>
+    <w:basedOn w:val="a1"/>
+    <w:uiPriority w:val="99"/>
+    <w:semiHidden/>
+    <w:unhideWhenUsed/>
+    <w:qFormat/>
+    <w:rsid w:val="00A90C0A"/>
+    <w:rPr>
+      <w:color w:val="605E5C"/>
+      <w:shd w:val="clear" w:color="auto" w:fill="E1DFDD"/>
+    </w:rPr>
+  </w:style>
+  <w:style w:type="character" w:customStyle="1" w:styleId="50">
+    <w:name w:val="Заголовок 5 Знак"/>
+    <w:basedOn w:val="a1"/>
+    <w:link w:val="5"/>
+    <w:uiPriority w:val="9"/>
+    <w:semiHidden/>
+    <w:qFormat/>
+    <w:rsid w:val="00A90C0A"/>
+    <w:rPr>
+      <w:rFonts w:ascii="Times New Roman" w:eastAsiaTheme="majorEastAsia" w:hAnsi="Times New Roman" w:cstheme="majorBidi"/>
+      <w:b/>
+      <w:sz w:val="28"/>
+      <w:szCs w:val="24"/>
+      <w:lang w:eastAsia="ar-SA"/>
+    </w:rPr>
+  </w:style>
+  <w:style w:type="character" w:customStyle="1" w:styleId="af7">
+    <w:name w:val="Заголовок Знак"/>
+    <w:basedOn w:val="a1"/>
+    <w:rsid w:val="00A90C0A"/>
+    <w:rPr>
+      <w:rFonts w:ascii="Liberation Sans" w:eastAsia="Noto Sans CJK SC" w:hAnsi="Liberation Sans" w:cs="Lohit Devanagari"/>
+      <w:sz w:val="28"/>
+      <w:szCs w:val="28"/>
+      <w:lang w:eastAsia="ar-SA"/>
+    </w:rPr>
+  </w:style>
+  <w:style w:type="paragraph" w:customStyle="1" w:styleId="af8">
     <w:name w:val="Колонтитул"/>
     <w:basedOn w:val="a"/>
-    <w:qFormat/>
+    <w:rsid w:val="00A90C0A"/>
+  </w:style>
+  <w:style w:type="paragraph" w:customStyle="1" w:styleId="13">
+    <w:name w:val="Заголовок оглавления1"/>
+    <w:basedOn w:val="1"/>
+    <w:next w:val="a"/>
+    <w:uiPriority w:val="39"/>
+    <w:unhideWhenUsed/>
+    <w:rsid w:val="00A90C0A"/>
+    <w:pPr>
+      <w:suppressAutoHyphens w:val="0"/>
+      <w:spacing w:line="276" w:lineRule="auto"/>
+      <w:outlineLvl w:val="9"/>
+    </w:pPr>
+    <w:rPr>
+      <w:lang w:eastAsia="ru-RU"/>
+    </w:rPr>
+  </w:style>
+  <w:style w:type="paragraph" w:styleId="af9">
+    <w:name w:val="List Paragraph"/>
+    <w:basedOn w:val="a"/>
+    <w:uiPriority w:val="34"/>
+    <w:rsid w:val="00A90C0A"/>
+    <w:pPr>
+      <w:ind w:left="720"/>
+      <w:contextualSpacing/>
+    </w:pPr>
+  </w:style>
+  <w:style w:type="paragraph" w:styleId="afa">
+    <w:name w:val="No Spacing"/>
+    <w:uiPriority w:val="1"/>
+    <w:rsid w:val="00A90C0A"/>
+    <w:pPr>
+      <w:suppressAutoHyphens/>
+    </w:pPr>
+    <w:rPr>
+      <w:rFonts w:eastAsia="Times New Roman"/>
+      <w:sz w:val="24"/>
+      <w:szCs w:val="24"/>
+      <w:lang w:eastAsia="ar-SA"/>
+    </w:rPr>
+  </w:style>
+  <w:style w:type="character" w:customStyle="1" w:styleId="normaltextrun">
+    <w:name w:val="normaltextrun"/>
+    <w:basedOn w:val="a1"/>
+    <w:rsid w:val="00A90C0A"/>
+  </w:style>
+  <w:style w:type="character" w:customStyle="1" w:styleId="eop">
+    <w:name w:val="eop"/>
+    <w:basedOn w:val="a1"/>
+    <w:rsid w:val="00A90C0A"/>
   </w:style>
   <w:style w:type="paragraph" w:customStyle="1" w:styleId="paragraph">
     <w:name w:val="paragraph"/>
     <w:basedOn w:val="a"/>
-    <w:qFormat/>
+    <w:rsid w:val="00A90C0A"/>
     <w:pPr>
       <w:suppressAutoHyphens w:val="0"/>
       <w:spacing w:before="100" w:beforeAutospacing="1" w:after="100" w:afterAutospacing="1" w:line="240" w:lineRule="auto"/>
     </w:pPr>
     <w:rPr>
+      <w:sz w:val="24"/>
       <w:lang w:eastAsia="ru-RU"/>
     </w:rPr>
   </w:style>
-  <w:style w:type="character" w:customStyle="1" w:styleId="normaltextrun">
-    <w:name w:val="normaltextrun"/>
-    <w:basedOn w:val="a0"/>
+  <w:style w:type="character" w:customStyle="1" w:styleId="HTML1">
+    <w:name w:val="Стандартный HTML Знак"/>
+    <w:basedOn w:val="a1"/>
+    <w:link w:val="HTML0"/>
+    <w:uiPriority w:val="99"/>
+    <w:semiHidden/>
     <w:qFormat/>
+    <w:rsid w:val="00A90C0A"/>
+    <w:rPr>
+      <w:rFonts w:ascii="Courier New" w:eastAsia="Times New Roman" w:hAnsi="Courier New" w:cs="Courier New"/>
+      <w:sz w:val="20"/>
+      <w:szCs w:val="20"/>
+      <w:lang w:eastAsia="ru-RU"/>
+    </w:rPr>
   </w:style>
-  <w:style w:type="character" w:customStyle="1" w:styleId="eop">
-    <w:name w:val="eop"/>
-    <w:basedOn w:val="a0"/>
+  <w:style w:type="character" w:customStyle="1" w:styleId="mclose">
+    <w:name w:val="mclose"/>
+    <w:basedOn w:val="a1"/>
+    <w:rsid w:val="00F02DD1"/>
+    <w:rPr>
+      <w:rFonts w:cs="Times New Roman"/>
+    </w:rPr>
+  </w:style>
+  <w:style w:type="table" w:styleId="-2">
+    <w:name w:val="Grid Table 2"/>
+    <w:basedOn w:val="a2"/>
+    <w:uiPriority w:val="47"/>
+    <w:rsid w:val="002C27D6"/>
+    <w:tblPr>
+      <w:tblStyleRowBandSize w:val="1"/>
+      <w:tblStyleColBandSize w:val="1"/>
+      <w:tblBorders>
+        <w:top w:val="single" w:sz="2" w:space="0" w:color="666666" w:themeColor="text1" w:themeTint="99"/>
+        <w:bottom w:val="single" w:sz="2" w:space="0" w:color="666666" w:themeColor="text1" w:themeTint="99"/>
+        <w:insideH w:val="single" w:sz="2" w:space="0" w:color="666666" w:themeColor="text1" w:themeTint="99"/>
+        <w:insideV w:val="single" w:sz="2" w:space="0" w:color="666666" w:themeColor="text1" w:themeTint="99"/>
+      </w:tblBorders>
+    </w:tblPr>
+    <w:tblStylePr w:type="firstRow">
+      <w:rPr>
+        <w:b/>
+        <w:bCs/>
+      </w:rPr>
+      <w:tblPr/>
+      <w:tcPr>
+        <w:tcBorders>
+          <w:top w:val="nil"/>
+          <w:bottom w:val="single" w:sz="12" w:space="0" w:color="666666" w:themeColor="text1" w:themeTint="99"/>
+          <w:insideH w:val="nil"/>
+          <w:insideV w:val="nil"/>
+        </w:tcBorders>
+        <w:shd w:val="clear" w:color="auto" w:fill="FFFFFF" w:themeFill="background1"/>
+      </w:tcPr>
+    </w:tblStylePr>
+    <w:tblStylePr w:type="lastRow">
+      <w:rPr>
+        <w:b/>
+        <w:bCs/>
+      </w:rPr>
+      <w:tblPr/>
+      <w:tcPr>
+        <w:tcBorders>
+          <w:top w:val="double" w:sz="2" w:space="0" w:color="666666" w:themeColor="text1" w:themeTint="99"/>
+          <w:bottom w:val="nil"/>
+          <w:insideH w:val="nil"/>
+          <w:insideV w:val="nil"/>
+        </w:tcBorders>
+        <w:shd w:val="clear" w:color="auto" w:fill="FFFFFF" w:themeFill="background1"/>
+      </w:tcPr>
+    </w:tblStylePr>
+    <w:tblStylePr w:type="firstCol">
+      <w:rPr>
+        <w:b/>
+        <w:bCs/>
+      </w:rPr>
+    </w:tblStylePr>
+    <w:tblStylePr w:type="lastCol">
+      <w:rPr>
+        <w:b/>
+        <w:bCs/>
+      </w:rPr>
+    </w:tblStylePr>
+    <w:tblStylePr w:type="band1Vert">
+      <w:tblPr/>
+      <w:tcPr>
+        <w:shd w:val="clear" w:color="auto" w:fill="CCCCCC" w:themeFill="text1" w:themeFillTint="33"/>
+      </w:tcPr>
+    </w:tblStylePr>
+    <w:tblStylePr w:type="band1Horz">
+      <w:tblPr/>
+      <w:tcPr>
+        <w:shd w:val="clear" w:color="auto" w:fill="CCCCCC" w:themeFill="text1" w:themeFillTint="33"/>
+      </w:tcPr>
+    </w:tblStylePr>
+  </w:style>
+  <w:style w:type="paragraph" w:customStyle="1" w:styleId="afb">
+    <w:name w:val="Код"/>
+    <w:link w:val="afc"/>
     <w:qFormat/>
+    <w:rsid w:val="000F2741"/>
+    <w:rPr>
+      <w:rFonts w:ascii="Courier New" w:eastAsia="Lucida Sans Unicode" w:hAnsi="Courier New"/>
+      <w:kern w:val="2"/>
+      <w:sz w:val="24"/>
+      <w:szCs w:val="24"/>
+      <w:lang w:val="en-US" w:eastAsia="ar-SA"/>
+    </w:rPr>
+  </w:style>
+  <w:style w:type="character" w:customStyle="1" w:styleId="afc">
+    <w:name w:val="Код Знак"/>
+    <w:basedOn w:val="a1"/>
+    <w:link w:val="afb"/>
+    <w:rsid w:val="000F2741"/>
+    <w:rPr>
+      <w:rFonts w:ascii="Courier New" w:eastAsia="Lucida Sans Unicode" w:hAnsi="Courier New"/>
+      <w:kern w:val="2"/>
+      <w:sz w:val="24"/>
+      <w:szCs w:val="24"/>
+      <w:lang w:val="en-US" w:eastAsia="ar-SA"/>
+    </w:rPr>
   </w:style>
 </w:styles>
 </file>
@@ -1652,7 +9242,7 @@
 </file>
 
 <file path=customXml/itemProps1.xml><?xml version="1.0" encoding="utf-8"?>
-<ds:datastoreItem xmlns:ds="http://schemas.openxmlformats.org/officeDocument/2006/customXml" ds:itemID="{141460EB-6B62-4791-BF96-69946CDA3625}">
+<ds:datastoreItem xmlns:ds="http://schemas.openxmlformats.org/officeDocument/2006/customXml" ds:itemID="{588B0155-76EE-4995-A394-5B5C0853134E}">
   <ds:schemaRefs>
     <ds:schemaRef ds:uri="http://schemas.openxmlformats.org/officeDocument/2006/bibliography"/>
   </ds:schemaRefs>

--- a/ЕСПД_ДОКУМЕНТАЦИЯ/5. Спецификация.docx
+++ b/ЕСПД_ДОКУМЕНТАЦИЯ/5. Спецификация.docx
@@ -580,14 +580,14 @@
         <w:tblLook w:val="04A0" w:firstRow="1" w:lastRow="0" w:firstColumn="1" w:lastColumn="0" w:noHBand="0" w:noVBand="1"/>
       </w:tblPr>
       <w:tblGrid>
-        <w:gridCol w:w="4083"/>
-        <w:gridCol w:w="3700"/>
-        <w:gridCol w:w="1964"/>
+        <w:gridCol w:w="4253"/>
+        <w:gridCol w:w="3686"/>
+        <w:gridCol w:w="1701"/>
       </w:tblGrid>
       <w:tr>
         <w:tc>
           <w:tcPr>
-            <w:tcW w:w="4083" w:type="dxa"/>
+            <w:tcW w:w="4253" w:type="dxa"/>
           </w:tcPr>
           <w:p>
             <w:pPr>
@@ -609,7 +609,7 @@
         </w:tc>
         <w:tc>
           <w:tcPr>
-            <w:tcW w:w="3700" w:type="dxa"/>
+            <w:tcW w:w="3686" w:type="dxa"/>
           </w:tcPr>
           <w:p>
             <w:pPr>
@@ -630,7 +630,7 @@
         </w:tc>
         <w:tc>
           <w:tcPr>
-            <w:tcW w:w="1964" w:type="dxa"/>
+            <w:tcW w:w="1701" w:type="dxa"/>
           </w:tcPr>
           <w:p>
             <w:pPr>
@@ -653,7 +653,7 @@
       <w:tr>
         <w:tc>
           <w:tcPr>
-            <w:tcW w:w="4083" w:type="dxa"/>
+            <w:tcW w:w="4253" w:type="dxa"/>
           </w:tcPr>
           <w:p>
             <w:pPr>
@@ -668,7 +668,7 @@
         </w:tc>
         <w:tc>
           <w:tcPr>
-            <w:tcW w:w="3700" w:type="dxa"/>
+            <w:tcW w:w="3686" w:type="dxa"/>
           </w:tcPr>
           <w:p>
             <w:pPr>
@@ -691,7 +691,7 @@
         </w:tc>
         <w:tc>
           <w:tcPr>
-            <w:tcW w:w="1964" w:type="dxa"/>
+            <w:tcW w:w="1701" w:type="dxa"/>
           </w:tcPr>
           <w:p>
             <w:pPr>
@@ -708,7 +708,7 @@
       <w:tr>
         <w:tc>
           <w:tcPr>
-            <w:tcW w:w="4083" w:type="dxa"/>
+            <w:tcW w:w="4253" w:type="dxa"/>
           </w:tcPr>
           <w:p>
             <w:pPr>
@@ -728,7 +728,7 @@
         </w:tc>
         <w:tc>
           <w:tcPr>
-            <w:tcW w:w="3700" w:type="dxa"/>
+            <w:tcW w:w="3686" w:type="dxa"/>
           </w:tcPr>
           <w:p>
             <w:pPr>
@@ -750,7 +750,7 @@
         </w:tc>
         <w:tc>
           <w:tcPr>
-            <w:tcW w:w="1964" w:type="dxa"/>
+            <w:tcW w:w="1701" w:type="dxa"/>
           </w:tcPr>
           <w:p>
             <w:pPr>
@@ -766,21 +766,21 @@
       <w:tr>
         <w:tc>
           <w:tcPr>
-            <w:tcW w:w="4083" w:type="dxa"/>
-          </w:tcPr>
-          <w:p>
-            <w:pPr>
-              <w:pStyle w:val="a0"/>
-              <w:spacing w:line="240" w:lineRule="auto"/>
-              <w:rPr>
-                <w:sz w:val="24"/>
-              </w:rPr>
-            </w:pPr>
-          </w:p>
-        </w:tc>
-        <w:tc>
-          <w:tcPr>
-            <w:tcW w:w="3700" w:type="dxa"/>
+            <w:tcW w:w="4253" w:type="dxa"/>
+          </w:tcPr>
+          <w:p>
+            <w:pPr>
+              <w:pStyle w:val="a0"/>
+              <w:spacing w:line="240" w:lineRule="auto"/>
+              <w:rPr>
+                <w:sz w:val="24"/>
+              </w:rPr>
+            </w:pPr>
+          </w:p>
+        </w:tc>
+        <w:tc>
+          <w:tcPr>
+            <w:tcW w:w="3686" w:type="dxa"/>
           </w:tcPr>
           <w:p>
             <w:pPr>
@@ -796,21 +796,13 @@
                 <w:rFonts w:eastAsiaTheme="majorEastAsia"/>
                 <w:sz w:val="24"/>
               </w:rPr>
-              <w:t>библиотечного сервиса</w:t>
+              <w:t>библиотечного сервиса.</w:t>
             </w:r>
-            <w:r>
-              <w:rPr>
-                <w:rStyle w:val="normaltextrun"/>
-                <w:rFonts w:eastAsiaTheme="majorEastAsia"/>
-                <w:sz w:val="24"/>
-              </w:rPr>
-              <w:t>.</w:t>
-            </w:r>
-          </w:p>
-        </w:tc>
-        <w:tc>
-          <w:tcPr>
-            <w:tcW w:w="1964" w:type="dxa"/>
+          </w:p>
+        </w:tc>
+        <w:tc>
+          <w:tcPr>
+            <w:tcW w:w="1701" w:type="dxa"/>
           </w:tcPr>
           <w:p>
             <w:pPr>
@@ -826,21 +818,21 @@
       <w:tr>
         <w:tc>
           <w:tcPr>
-            <w:tcW w:w="4083" w:type="dxa"/>
-          </w:tcPr>
-          <w:p>
-            <w:pPr>
-              <w:pStyle w:val="a0"/>
-              <w:spacing w:line="240" w:lineRule="auto"/>
-              <w:rPr>
-                <w:sz w:val="24"/>
-              </w:rPr>
-            </w:pPr>
-          </w:p>
-        </w:tc>
-        <w:tc>
-          <w:tcPr>
-            <w:tcW w:w="3700" w:type="dxa"/>
+            <w:tcW w:w="4253" w:type="dxa"/>
+          </w:tcPr>
+          <w:p>
+            <w:pPr>
+              <w:pStyle w:val="a0"/>
+              <w:spacing w:line="240" w:lineRule="auto"/>
+              <w:rPr>
+                <w:sz w:val="24"/>
+              </w:rPr>
+            </w:pPr>
+          </w:p>
+        </w:tc>
+        <w:tc>
+          <w:tcPr>
+            <w:tcW w:w="3686" w:type="dxa"/>
           </w:tcPr>
           <w:p>
             <w:pPr>
@@ -860,7 +852,7 @@
         </w:tc>
         <w:tc>
           <w:tcPr>
-            <w:tcW w:w="1964" w:type="dxa"/>
+            <w:tcW w:w="1701" w:type="dxa"/>
           </w:tcPr>
           <w:p>
             <w:pPr>
@@ -876,7 +868,7 @@
       <w:tr>
         <w:tc>
           <w:tcPr>
-            <w:tcW w:w="4083" w:type="dxa"/>
+            <w:tcW w:w="4253" w:type="dxa"/>
           </w:tcPr>
           <w:p>
             <w:pPr>
@@ -904,7 +896,7 @@
         </w:tc>
         <w:tc>
           <w:tcPr>
-            <w:tcW w:w="3700" w:type="dxa"/>
+            <w:tcW w:w="3686" w:type="dxa"/>
           </w:tcPr>
           <w:p>
             <w:pPr>
@@ -924,7 +916,7 @@
         </w:tc>
         <w:tc>
           <w:tcPr>
-            <w:tcW w:w="1964" w:type="dxa"/>
+            <w:tcW w:w="1701" w:type="dxa"/>
           </w:tcPr>
           <w:p>
             <w:pPr>
@@ -940,21 +932,21 @@
       <w:tr>
         <w:tc>
           <w:tcPr>
-            <w:tcW w:w="4083" w:type="dxa"/>
-          </w:tcPr>
-          <w:p>
-            <w:pPr>
-              <w:pStyle w:val="a0"/>
-              <w:spacing w:line="240" w:lineRule="auto"/>
-              <w:rPr>
-                <w:sz w:val="24"/>
-              </w:rPr>
-            </w:pPr>
-          </w:p>
-        </w:tc>
-        <w:tc>
-          <w:tcPr>
-            <w:tcW w:w="3700" w:type="dxa"/>
+            <w:tcW w:w="4253" w:type="dxa"/>
+          </w:tcPr>
+          <w:p>
+            <w:pPr>
+              <w:pStyle w:val="a0"/>
+              <w:spacing w:line="240" w:lineRule="auto"/>
+              <w:rPr>
+                <w:sz w:val="24"/>
+              </w:rPr>
+            </w:pPr>
+          </w:p>
+        </w:tc>
+        <w:tc>
+          <w:tcPr>
+            <w:tcW w:w="3686" w:type="dxa"/>
           </w:tcPr>
           <w:p>
             <w:pPr>
@@ -974,7 +966,7 @@
         </w:tc>
         <w:tc>
           <w:tcPr>
-            <w:tcW w:w="1964" w:type="dxa"/>
+            <w:tcW w:w="1701" w:type="dxa"/>
           </w:tcPr>
           <w:p>
             <w:pPr>
@@ -990,21 +982,21 @@
       <w:tr>
         <w:tc>
           <w:tcPr>
-            <w:tcW w:w="4083" w:type="dxa"/>
-          </w:tcPr>
-          <w:p>
-            <w:pPr>
-              <w:pStyle w:val="a0"/>
-              <w:spacing w:line="240" w:lineRule="auto"/>
-              <w:rPr>
-                <w:sz w:val="24"/>
-              </w:rPr>
-            </w:pPr>
-          </w:p>
-        </w:tc>
-        <w:tc>
-          <w:tcPr>
-            <w:tcW w:w="3700" w:type="dxa"/>
+            <w:tcW w:w="4253" w:type="dxa"/>
+          </w:tcPr>
+          <w:p>
+            <w:pPr>
+              <w:pStyle w:val="a0"/>
+              <w:spacing w:line="240" w:lineRule="auto"/>
+              <w:rPr>
+                <w:sz w:val="24"/>
+              </w:rPr>
+            </w:pPr>
+          </w:p>
+        </w:tc>
+        <w:tc>
+          <w:tcPr>
+            <w:tcW w:w="3686" w:type="dxa"/>
           </w:tcPr>
           <w:p>
             <w:pPr>
@@ -1024,7 +1016,7 @@
         </w:tc>
         <w:tc>
           <w:tcPr>
-            <w:tcW w:w="1964" w:type="dxa"/>
+            <w:tcW w:w="1701" w:type="dxa"/>
           </w:tcPr>
           <w:p>
             <w:pPr>
@@ -1040,7 +1032,7 @@
       <w:tr>
         <w:tc>
           <w:tcPr>
-            <w:tcW w:w="4083" w:type="dxa"/>
+            <w:tcW w:w="4253" w:type="dxa"/>
           </w:tcPr>
           <w:p>
             <w:pPr>
@@ -1060,7 +1052,7 @@
         </w:tc>
         <w:tc>
           <w:tcPr>
-            <w:tcW w:w="3700" w:type="dxa"/>
+            <w:tcW w:w="3686" w:type="dxa"/>
           </w:tcPr>
           <w:p>
             <w:pPr>
@@ -1080,7 +1072,7 @@
         </w:tc>
         <w:tc>
           <w:tcPr>
-            <w:tcW w:w="1964" w:type="dxa"/>
+            <w:tcW w:w="1701" w:type="dxa"/>
           </w:tcPr>
           <w:p>
             <w:pPr>
@@ -1096,21 +1088,21 @@
       <w:tr>
         <w:tc>
           <w:tcPr>
-            <w:tcW w:w="4083" w:type="dxa"/>
-          </w:tcPr>
-          <w:p>
-            <w:pPr>
-              <w:pStyle w:val="a0"/>
-              <w:spacing w:line="240" w:lineRule="auto"/>
-              <w:rPr>
-                <w:sz w:val="24"/>
-              </w:rPr>
-            </w:pPr>
-          </w:p>
-        </w:tc>
-        <w:tc>
-          <w:tcPr>
-            <w:tcW w:w="3700" w:type="dxa"/>
+            <w:tcW w:w="4253" w:type="dxa"/>
+          </w:tcPr>
+          <w:p>
+            <w:pPr>
+              <w:pStyle w:val="a0"/>
+              <w:spacing w:line="240" w:lineRule="auto"/>
+              <w:rPr>
+                <w:sz w:val="24"/>
+              </w:rPr>
+            </w:pPr>
+          </w:p>
+        </w:tc>
+        <w:tc>
+          <w:tcPr>
+            <w:tcW w:w="3686" w:type="dxa"/>
           </w:tcPr>
           <w:p>
             <w:pPr>
@@ -1130,7 +1122,7 @@
         </w:tc>
         <w:tc>
           <w:tcPr>
-            <w:tcW w:w="1964" w:type="dxa"/>
+            <w:tcW w:w="1701" w:type="dxa"/>
           </w:tcPr>
           <w:p>
             <w:pPr>
@@ -1146,21 +1138,21 @@
       <w:tr>
         <w:tc>
           <w:tcPr>
-            <w:tcW w:w="4083" w:type="dxa"/>
-          </w:tcPr>
-          <w:p>
-            <w:pPr>
-              <w:pStyle w:val="a0"/>
-              <w:spacing w:line="240" w:lineRule="auto"/>
-              <w:rPr>
-                <w:sz w:val="24"/>
-              </w:rPr>
-            </w:pPr>
-          </w:p>
-        </w:tc>
-        <w:tc>
-          <w:tcPr>
-            <w:tcW w:w="3700" w:type="dxa"/>
+            <w:tcW w:w="4253" w:type="dxa"/>
+          </w:tcPr>
+          <w:p>
+            <w:pPr>
+              <w:pStyle w:val="a0"/>
+              <w:spacing w:line="240" w:lineRule="auto"/>
+              <w:rPr>
+                <w:sz w:val="24"/>
+              </w:rPr>
+            </w:pPr>
+          </w:p>
+        </w:tc>
+        <w:tc>
+          <w:tcPr>
+            <w:tcW w:w="3686" w:type="dxa"/>
           </w:tcPr>
           <w:p>
             <w:pPr>
@@ -1188,7 +1180,7 @@
         </w:tc>
         <w:tc>
           <w:tcPr>
-            <w:tcW w:w="1964" w:type="dxa"/>
+            <w:tcW w:w="1701" w:type="dxa"/>
           </w:tcPr>
           <w:p>
             <w:pPr>
@@ -1204,35 +1196,35 @@
       <w:tr>
         <w:tc>
           <w:tcPr>
-            <w:tcW w:w="4083" w:type="dxa"/>
-          </w:tcPr>
-          <w:p>
-            <w:pPr>
-              <w:pStyle w:val="a0"/>
-              <w:spacing w:line="240" w:lineRule="auto"/>
-              <w:rPr>
-                <w:sz w:val="24"/>
-              </w:rPr>
-            </w:pPr>
-          </w:p>
-        </w:tc>
-        <w:tc>
-          <w:tcPr>
-            <w:tcW w:w="3700" w:type="dxa"/>
-          </w:tcPr>
-          <w:p>
-            <w:pPr>
-              <w:pStyle w:val="a0"/>
-              <w:spacing w:line="240" w:lineRule="auto"/>
-              <w:rPr>
-                <w:sz w:val="24"/>
-              </w:rPr>
-            </w:pPr>
-          </w:p>
-        </w:tc>
-        <w:tc>
-          <w:tcPr>
-            <w:tcW w:w="1964" w:type="dxa"/>
+            <w:tcW w:w="4253" w:type="dxa"/>
+          </w:tcPr>
+          <w:p>
+            <w:pPr>
+              <w:pStyle w:val="a0"/>
+              <w:spacing w:line="240" w:lineRule="auto"/>
+              <w:rPr>
+                <w:sz w:val="24"/>
+              </w:rPr>
+            </w:pPr>
+          </w:p>
+        </w:tc>
+        <w:tc>
+          <w:tcPr>
+            <w:tcW w:w="3686" w:type="dxa"/>
+          </w:tcPr>
+          <w:p>
+            <w:pPr>
+              <w:pStyle w:val="a0"/>
+              <w:spacing w:line="240" w:lineRule="auto"/>
+              <w:rPr>
+                <w:sz w:val="24"/>
+              </w:rPr>
+            </w:pPr>
+          </w:p>
+        </w:tc>
+        <w:tc>
+          <w:tcPr>
+            <w:tcW w:w="1701" w:type="dxa"/>
           </w:tcPr>
           <w:p>
             <w:pPr>
@@ -1248,35 +1240,35 @@
       <w:tr>
         <w:tc>
           <w:tcPr>
-            <w:tcW w:w="4083" w:type="dxa"/>
-          </w:tcPr>
-          <w:p>
-            <w:pPr>
-              <w:pStyle w:val="a0"/>
-              <w:spacing w:line="240" w:lineRule="auto"/>
-              <w:rPr>
-                <w:sz w:val="24"/>
-              </w:rPr>
-            </w:pPr>
-          </w:p>
-        </w:tc>
-        <w:tc>
-          <w:tcPr>
-            <w:tcW w:w="3700" w:type="dxa"/>
-          </w:tcPr>
-          <w:p>
-            <w:pPr>
-              <w:pStyle w:val="a0"/>
-              <w:spacing w:line="240" w:lineRule="auto"/>
-              <w:rPr>
-                <w:sz w:val="24"/>
-              </w:rPr>
-            </w:pPr>
-          </w:p>
-        </w:tc>
-        <w:tc>
-          <w:tcPr>
-            <w:tcW w:w="1964" w:type="dxa"/>
+            <w:tcW w:w="4253" w:type="dxa"/>
+          </w:tcPr>
+          <w:p>
+            <w:pPr>
+              <w:pStyle w:val="a0"/>
+              <w:spacing w:line="240" w:lineRule="auto"/>
+              <w:rPr>
+                <w:sz w:val="24"/>
+              </w:rPr>
+            </w:pPr>
+          </w:p>
+        </w:tc>
+        <w:tc>
+          <w:tcPr>
+            <w:tcW w:w="3686" w:type="dxa"/>
+          </w:tcPr>
+          <w:p>
+            <w:pPr>
+              <w:pStyle w:val="a0"/>
+              <w:spacing w:line="240" w:lineRule="auto"/>
+              <w:rPr>
+                <w:sz w:val="24"/>
+              </w:rPr>
+            </w:pPr>
+          </w:p>
+        </w:tc>
+        <w:tc>
+          <w:tcPr>
+            <w:tcW w:w="1701" w:type="dxa"/>
           </w:tcPr>
           <w:p>
             <w:pPr>
@@ -1292,35 +1284,35 @@
       <w:tr>
         <w:tc>
           <w:tcPr>
-            <w:tcW w:w="4083" w:type="dxa"/>
-          </w:tcPr>
-          <w:p>
-            <w:pPr>
-              <w:pStyle w:val="a0"/>
-              <w:spacing w:line="240" w:lineRule="auto"/>
-              <w:rPr>
-                <w:sz w:val="24"/>
-              </w:rPr>
-            </w:pPr>
-          </w:p>
-        </w:tc>
-        <w:tc>
-          <w:tcPr>
-            <w:tcW w:w="3700" w:type="dxa"/>
-          </w:tcPr>
-          <w:p>
-            <w:pPr>
-              <w:pStyle w:val="a0"/>
-              <w:spacing w:line="240" w:lineRule="auto"/>
-              <w:rPr>
-                <w:sz w:val="24"/>
-              </w:rPr>
-            </w:pPr>
-          </w:p>
-        </w:tc>
-        <w:tc>
-          <w:tcPr>
-            <w:tcW w:w="1964" w:type="dxa"/>
+            <w:tcW w:w="4253" w:type="dxa"/>
+          </w:tcPr>
+          <w:p>
+            <w:pPr>
+              <w:pStyle w:val="a0"/>
+              <w:spacing w:line="240" w:lineRule="auto"/>
+              <w:rPr>
+                <w:sz w:val="24"/>
+              </w:rPr>
+            </w:pPr>
+          </w:p>
+        </w:tc>
+        <w:tc>
+          <w:tcPr>
+            <w:tcW w:w="3686" w:type="dxa"/>
+          </w:tcPr>
+          <w:p>
+            <w:pPr>
+              <w:pStyle w:val="a0"/>
+              <w:spacing w:line="240" w:lineRule="auto"/>
+              <w:rPr>
+                <w:sz w:val="24"/>
+              </w:rPr>
+            </w:pPr>
+          </w:p>
+        </w:tc>
+        <w:tc>
+          <w:tcPr>
+            <w:tcW w:w="1701" w:type="dxa"/>
           </w:tcPr>
           <w:p>
             <w:pPr>
@@ -1336,35 +1328,35 @@
       <w:tr>
         <w:tc>
           <w:tcPr>
-            <w:tcW w:w="4083" w:type="dxa"/>
-          </w:tcPr>
-          <w:p>
-            <w:pPr>
-              <w:pStyle w:val="a0"/>
-              <w:spacing w:line="240" w:lineRule="auto"/>
-              <w:rPr>
-                <w:sz w:val="24"/>
-              </w:rPr>
-            </w:pPr>
-          </w:p>
-        </w:tc>
-        <w:tc>
-          <w:tcPr>
-            <w:tcW w:w="3700" w:type="dxa"/>
-          </w:tcPr>
-          <w:p>
-            <w:pPr>
-              <w:pStyle w:val="a0"/>
-              <w:spacing w:line="240" w:lineRule="auto"/>
-              <w:rPr>
-                <w:sz w:val="24"/>
-              </w:rPr>
-            </w:pPr>
-          </w:p>
-        </w:tc>
-        <w:tc>
-          <w:tcPr>
-            <w:tcW w:w="1964" w:type="dxa"/>
+            <w:tcW w:w="4253" w:type="dxa"/>
+          </w:tcPr>
+          <w:p>
+            <w:pPr>
+              <w:pStyle w:val="a0"/>
+              <w:spacing w:line="240" w:lineRule="auto"/>
+              <w:rPr>
+                <w:sz w:val="24"/>
+              </w:rPr>
+            </w:pPr>
+          </w:p>
+        </w:tc>
+        <w:tc>
+          <w:tcPr>
+            <w:tcW w:w="3686" w:type="dxa"/>
+          </w:tcPr>
+          <w:p>
+            <w:pPr>
+              <w:pStyle w:val="a0"/>
+              <w:spacing w:line="240" w:lineRule="auto"/>
+              <w:rPr>
+                <w:sz w:val="24"/>
+              </w:rPr>
+            </w:pPr>
+          </w:p>
+        </w:tc>
+        <w:tc>
+          <w:tcPr>
+            <w:tcW w:w="1701" w:type="dxa"/>
           </w:tcPr>
           <w:p>
             <w:pPr>
@@ -1380,35 +1372,35 @@
       <w:tr>
         <w:tc>
           <w:tcPr>
-            <w:tcW w:w="4083" w:type="dxa"/>
-          </w:tcPr>
-          <w:p>
-            <w:pPr>
-              <w:pStyle w:val="a0"/>
-              <w:spacing w:line="240" w:lineRule="auto"/>
-              <w:rPr>
-                <w:sz w:val="24"/>
-              </w:rPr>
-            </w:pPr>
-          </w:p>
-        </w:tc>
-        <w:tc>
-          <w:tcPr>
-            <w:tcW w:w="3700" w:type="dxa"/>
-          </w:tcPr>
-          <w:p>
-            <w:pPr>
-              <w:pStyle w:val="a0"/>
-              <w:spacing w:line="240" w:lineRule="auto"/>
-              <w:rPr>
-                <w:sz w:val="24"/>
-              </w:rPr>
-            </w:pPr>
-          </w:p>
-        </w:tc>
-        <w:tc>
-          <w:tcPr>
-            <w:tcW w:w="1964" w:type="dxa"/>
+            <w:tcW w:w="4253" w:type="dxa"/>
+          </w:tcPr>
+          <w:p>
+            <w:pPr>
+              <w:pStyle w:val="a0"/>
+              <w:spacing w:line="240" w:lineRule="auto"/>
+              <w:rPr>
+                <w:sz w:val="24"/>
+              </w:rPr>
+            </w:pPr>
+          </w:p>
+        </w:tc>
+        <w:tc>
+          <w:tcPr>
+            <w:tcW w:w="3686" w:type="dxa"/>
+          </w:tcPr>
+          <w:p>
+            <w:pPr>
+              <w:pStyle w:val="a0"/>
+              <w:spacing w:line="240" w:lineRule="auto"/>
+              <w:rPr>
+                <w:sz w:val="24"/>
+              </w:rPr>
+            </w:pPr>
+          </w:p>
+        </w:tc>
+        <w:tc>
+          <w:tcPr>
+            <w:tcW w:w="1701" w:type="dxa"/>
           </w:tcPr>
           <w:p>
             <w:pPr>
@@ -1424,35 +1416,35 @@
       <w:tr>
         <w:tc>
           <w:tcPr>
-            <w:tcW w:w="4083" w:type="dxa"/>
-          </w:tcPr>
-          <w:p>
-            <w:pPr>
-              <w:pStyle w:val="a0"/>
-              <w:spacing w:line="240" w:lineRule="auto"/>
-              <w:rPr>
-                <w:sz w:val="24"/>
-              </w:rPr>
-            </w:pPr>
-          </w:p>
-        </w:tc>
-        <w:tc>
-          <w:tcPr>
-            <w:tcW w:w="3700" w:type="dxa"/>
-          </w:tcPr>
-          <w:p>
-            <w:pPr>
-              <w:pStyle w:val="a0"/>
-              <w:spacing w:line="240" w:lineRule="auto"/>
-              <w:rPr>
-                <w:sz w:val="24"/>
-              </w:rPr>
-            </w:pPr>
-          </w:p>
-        </w:tc>
-        <w:tc>
-          <w:tcPr>
-            <w:tcW w:w="1964" w:type="dxa"/>
+            <w:tcW w:w="4253" w:type="dxa"/>
+          </w:tcPr>
+          <w:p>
+            <w:pPr>
+              <w:pStyle w:val="a0"/>
+              <w:spacing w:line="240" w:lineRule="auto"/>
+              <w:rPr>
+                <w:sz w:val="24"/>
+              </w:rPr>
+            </w:pPr>
+          </w:p>
+        </w:tc>
+        <w:tc>
+          <w:tcPr>
+            <w:tcW w:w="3686" w:type="dxa"/>
+          </w:tcPr>
+          <w:p>
+            <w:pPr>
+              <w:pStyle w:val="a0"/>
+              <w:spacing w:line="240" w:lineRule="auto"/>
+              <w:rPr>
+                <w:sz w:val="24"/>
+              </w:rPr>
+            </w:pPr>
+          </w:p>
+        </w:tc>
+        <w:tc>
+          <w:tcPr>
+            <w:tcW w:w="1701" w:type="dxa"/>
           </w:tcPr>
           <w:p>
             <w:pPr>
@@ -1468,35 +1460,35 @@
       <w:tr>
         <w:tc>
           <w:tcPr>
-            <w:tcW w:w="4083" w:type="dxa"/>
-          </w:tcPr>
-          <w:p>
-            <w:pPr>
-              <w:pStyle w:val="a0"/>
-              <w:spacing w:line="240" w:lineRule="auto"/>
-              <w:rPr>
-                <w:sz w:val="24"/>
-              </w:rPr>
-            </w:pPr>
-          </w:p>
-        </w:tc>
-        <w:tc>
-          <w:tcPr>
-            <w:tcW w:w="3700" w:type="dxa"/>
-          </w:tcPr>
-          <w:p>
-            <w:pPr>
-              <w:pStyle w:val="a0"/>
-              <w:spacing w:line="240" w:lineRule="auto"/>
-              <w:rPr>
-                <w:sz w:val="24"/>
-              </w:rPr>
-            </w:pPr>
-          </w:p>
-        </w:tc>
-        <w:tc>
-          <w:tcPr>
-            <w:tcW w:w="1964" w:type="dxa"/>
+            <w:tcW w:w="4253" w:type="dxa"/>
+          </w:tcPr>
+          <w:p>
+            <w:pPr>
+              <w:pStyle w:val="a0"/>
+              <w:spacing w:line="240" w:lineRule="auto"/>
+              <w:rPr>
+                <w:sz w:val="24"/>
+              </w:rPr>
+            </w:pPr>
+          </w:p>
+        </w:tc>
+        <w:tc>
+          <w:tcPr>
+            <w:tcW w:w="3686" w:type="dxa"/>
+          </w:tcPr>
+          <w:p>
+            <w:pPr>
+              <w:pStyle w:val="a0"/>
+              <w:spacing w:line="240" w:lineRule="auto"/>
+              <w:rPr>
+                <w:sz w:val="24"/>
+              </w:rPr>
+            </w:pPr>
+          </w:p>
+        </w:tc>
+        <w:tc>
+          <w:tcPr>
+            <w:tcW w:w="1701" w:type="dxa"/>
           </w:tcPr>
           <w:p>
             <w:pPr>
@@ -1512,35 +1504,35 @@
       <w:tr>
         <w:tc>
           <w:tcPr>
-            <w:tcW w:w="4083" w:type="dxa"/>
-          </w:tcPr>
-          <w:p>
-            <w:pPr>
-              <w:pStyle w:val="a0"/>
-              <w:spacing w:line="240" w:lineRule="auto"/>
-              <w:rPr>
-                <w:sz w:val="24"/>
-              </w:rPr>
-            </w:pPr>
-          </w:p>
-        </w:tc>
-        <w:tc>
-          <w:tcPr>
-            <w:tcW w:w="3700" w:type="dxa"/>
-          </w:tcPr>
-          <w:p>
-            <w:pPr>
-              <w:pStyle w:val="a0"/>
-              <w:spacing w:line="240" w:lineRule="auto"/>
-              <w:rPr>
-                <w:sz w:val="24"/>
-              </w:rPr>
-            </w:pPr>
-          </w:p>
-        </w:tc>
-        <w:tc>
-          <w:tcPr>
-            <w:tcW w:w="1964" w:type="dxa"/>
+            <w:tcW w:w="4253" w:type="dxa"/>
+          </w:tcPr>
+          <w:p>
+            <w:pPr>
+              <w:pStyle w:val="a0"/>
+              <w:spacing w:line="240" w:lineRule="auto"/>
+              <w:rPr>
+                <w:sz w:val="24"/>
+              </w:rPr>
+            </w:pPr>
+          </w:p>
+        </w:tc>
+        <w:tc>
+          <w:tcPr>
+            <w:tcW w:w="3686" w:type="dxa"/>
+          </w:tcPr>
+          <w:p>
+            <w:pPr>
+              <w:pStyle w:val="a0"/>
+              <w:spacing w:line="240" w:lineRule="auto"/>
+              <w:rPr>
+                <w:sz w:val="24"/>
+              </w:rPr>
+            </w:pPr>
+          </w:p>
+        </w:tc>
+        <w:tc>
+          <w:tcPr>
+            <w:tcW w:w="1701" w:type="dxa"/>
           </w:tcPr>
           <w:p>
             <w:pPr>
@@ -1556,35 +1548,35 @@
       <w:tr>
         <w:tc>
           <w:tcPr>
-            <w:tcW w:w="4083" w:type="dxa"/>
-          </w:tcPr>
-          <w:p>
-            <w:pPr>
-              <w:pStyle w:val="a0"/>
-              <w:spacing w:line="240" w:lineRule="auto"/>
-              <w:rPr>
-                <w:sz w:val="24"/>
-              </w:rPr>
-            </w:pPr>
-          </w:p>
-        </w:tc>
-        <w:tc>
-          <w:tcPr>
-            <w:tcW w:w="3700" w:type="dxa"/>
-          </w:tcPr>
-          <w:p>
-            <w:pPr>
-              <w:pStyle w:val="a0"/>
-              <w:spacing w:line="240" w:lineRule="auto"/>
-              <w:rPr>
-                <w:sz w:val="24"/>
-              </w:rPr>
-            </w:pPr>
-          </w:p>
-        </w:tc>
-        <w:tc>
-          <w:tcPr>
-            <w:tcW w:w="1964" w:type="dxa"/>
+            <w:tcW w:w="4253" w:type="dxa"/>
+          </w:tcPr>
+          <w:p>
+            <w:pPr>
+              <w:pStyle w:val="a0"/>
+              <w:spacing w:line="240" w:lineRule="auto"/>
+              <w:rPr>
+                <w:sz w:val="24"/>
+              </w:rPr>
+            </w:pPr>
+          </w:p>
+        </w:tc>
+        <w:tc>
+          <w:tcPr>
+            <w:tcW w:w="3686" w:type="dxa"/>
+          </w:tcPr>
+          <w:p>
+            <w:pPr>
+              <w:pStyle w:val="a0"/>
+              <w:spacing w:line="240" w:lineRule="auto"/>
+              <w:rPr>
+                <w:sz w:val="24"/>
+              </w:rPr>
+            </w:pPr>
+          </w:p>
+        </w:tc>
+        <w:tc>
+          <w:tcPr>
+            <w:tcW w:w="1701" w:type="dxa"/>
           </w:tcPr>
           <w:p>
             <w:pPr>
@@ -1600,35 +1592,35 @@
       <w:tr>
         <w:tc>
           <w:tcPr>
-            <w:tcW w:w="4083" w:type="dxa"/>
-          </w:tcPr>
-          <w:p>
-            <w:pPr>
-              <w:pStyle w:val="a0"/>
-              <w:spacing w:line="240" w:lineRule="auto"/>
-              <w:rPr>
-                <w:sz w:val="24"/>
-              </w:rPr>
-            </w:pPr>
-          </w:p>
-        </w:tc>
-        <w:tc>
-          <w:tcPr>
-            <w:tcW w:w="3700" w:type="dxa"/>
-          </w:tcPr>
-          <w:p>
-            <w:pPr>
-              <w:pStyle w:val="a0"/>
-              <w:spacing w:line="240" w:lineRule="auto"/>
-              <w:rPr>
-                <w:sz w:val="24"/>
-              </w:rPr>
-            </w:pPr>
-          </w:p>
-        </w:tc>
-        <w:tc>
-          <w:tcPr>
-            <w:tcW w:w="1964" w:type="dxa"/>
+            <w:tcW w:w="4253" w:type="dxa"/>
+          </w:tcPr>
+          <w:p>
+            <w:pPr>
+              <w:pStyle w:val="a0"/>
+              <w:spacing w:line="240" w:lineRule="auto"/>
+              <w:rPr>
+                <w:sz w:val="24"/>
+              </w:rPr>
+            </w:pPr>
+          </w:p>
+        </w:tc>
+        <w:tc>
+          <w:tcPr>
+            <w:tcW w:w="3686" w:type="dxa"/>
+          </w:tcPr>
+          <w:p>
+            <w:pPr>
+              <w:pStyle w:val="a0"/>
+              <w:spacing w:line="240" w:lineRule="auto"/>
+              <w:rPr>
+                <w:sz w:val="24"/>
+              </w:rPr>
+            </w:pPr>
+          </w:p>
+        </w:tc>
+        <w:tc>
+          <w:tcPr>
+            <w:tcW w:w="1701" w:type="dxa"/>
           </w:tcPr>
           <w:p>
             <w:pPr>
@@ -1644,35 +1636,35 @@
       <w:tr>
         <w:tc>
           <w:tcPr>
-            <w:tcW w:w="4083" w:type="dxa"/>
-          </w:tcPr>
-          <w:p>
-            <w:pPr>
-              <w:pStyle w:val="a0"/>
-              <w:spacing w:line="240" w:lineRule="auto"/>
-              <w:rPr>
-                <w:sz w:val="24"/>
-              </w:rPr>
-            </w:pPr>
-          </w:p>
-        </w:tc>
-        <w:tc>
-          <w:tcPr>
-            <w:tcW w:w="3700" w:type="dxa"/>
-          </w:tcPr>
-          <w:p>
-            <w:pPr>
-              <w:pStyle w:val="a0"/>
-              <w:spacing w:line="240" w:lineRule="auto"/>
-              <w:rPr>
-                <w:sz w:val="24"/>
-              </w:rPr>
-            </w:pPr>
-          </w:p>
-        </w:tc>
-        <w:tc>
-          <w:tcPr>
-            <w:tcW w:w="1964" w:type="dxa"/>
+            <w:tcW w:w="4253" w:type="dxa"/>
+          </w:tcPr>
+          <w:p>
+            <w:pPr>
+              <w:pStyle w:val="a0"/>
+              <w:spacing w:line="240" w:lineRule="auto"/>
+              <w:rPr>
+                <w:sz w:val="24"/>
+              </w:rPr>
+            </w:pPr>
+          </w:p>
+        </w:tc>
+        <w:tc>
+          <w:tcPr>
+            <w:tcW w:w="3686" w:type="dxa"/>
+          </w:tcPr>
+          <w:p>
+            <w:pPr>
+              <w:pStyle w:val="a0"/>
+              <w:spacing w:line="240" w:lineRule="auto"/>
+              <w:rPr>
+                <w:sz w:val="24"/>
+              </w:rPr>
+            </w:pPr>
+          </w:p>
+        </w:tc>
+        <w:tc>
+          <w:tcPr>
+            <w:tcW w:w="1701" w:type="dxa"/>
           </w:tcPr>
           <w:p>
             <w:pPr>
@@ -1688,35 +1680,35 @@
       <w:tr>
         <w:tc>
           <w:tcPr>
-            <w:tcW w:w="4083" w:type="dxa"/>
-          </w:tcPr>
-          <w:p>
-            <w:pPr>
-              <w:pStyle w:val="a0"/>
-              <w:spacing w:line="240" w:lineRule="auto"/>
-              <w:rPr>
-                <w:sz w:val="24"/>
-              </w:rPr>
-            </w:pPr>
-          </w:p>
-        </w:tc>
-        <w:tc>
-          <w:tcPr>
-            <w:tcW w:w="3700" w:type="dxa"/>
-          </w:tcPr>
-          <w:p>
-            <w:pPr>
-              <w:pStyle w:val="a0"/>
-              <w:spacing w:line="240" w:lineRule="auto"/>
-              <w:rPr>
-                <w:sz w:val="24"/>
-              </w:rPr>
-            </w:pPr>
-          </w:p>
-        </w:tc>
-        <w:tc>
-          <w:tcPr>
-            <w:tcW w:w="1964" w:type="dxa"/>
+            <w:tcW w:w="4253" w:type="dxa"/>
+          </w:tcPr>
+          <w:p>
+            <w:pPr>
+              <w:pStyle w:val="a0"/>
+              <w:spacing w:line="240" w:lineRule="auto"/>
+              <w:rPr>
+                <w:sz w:val="24"/>
+              </w:rPr>
+            </w:pPr>
+          </w:p>
+        </w:tc>
+        <w:tc>
+          <w:tcPr>
+            <w:tcW w:w="3686" w:type="dxa"/>
+          </w:tcPr>
+          <w:p>
+            <w:pPr>
+              <w:pStyle w:val="a0"/>
+              <w:spacing w:line="240" w:lineRule="auto"/>
+              <w:rPr>
+                <w:sz w:val="24"/>
+              </w:rPr>
+            </w:pPr>
+          </w:p>
+        </w:tc>
+        <w:tc>
+          <w:tcPr>
+            <w:tcW w:w="1701" w:type="dxa"/>
           </w:tcPr>
           <w:p>
             <w:pPr>
@@ -1732,35 +1724,35 @@
       <w:tr>
         <w:tc>
           <w:tcPr>
-            <w:tcW w:w="4083" w:type="dxa"/>
-          </w:tcPr>
-          <w:p>
-            <w:pPr>
-              <w:pStyle w:val="a0"/>
-              <w:spacing w:line="240" w:lineRule="auto"/>
-              <w:rPr>
-                <w:sz w:val="24"/>
-              </w:rPr>
-            </w:pPr>
-          </w:p>
-        </w:tc>
-        <w:tc>
-          <w:tcPr>
-            <w:tcW w:w="3700" w:type="dxa"/>
-          </w:tcPr>
-          <w:p>
-            <w:pPr>
-              <w:pStyle w:val="a0"/>
-              <w:spacing w:line="240" w:lineRule="auto"/>
-              <w:rPr>
-                <w:sz w:val="24"/>
-              </w:rPr>
-            </w:pPr>
-          </w:p>
-        </w:tc>
-        <w:tc>
-          <w:tcPr>
-            <w:tcW w:w="1964" w:type="dxa"/>
+            <w:tcW w:w="4253" w:type="dxa"/>
+          </w:tcPr>
+          <w:p>
+            <w:pPr>
+              <w:pStyle w:val="a0"/>
+              <w:spacing w:line="240" w:lineRule="auto"/>
+              <w:rPr>
+                <w:sz w:val="24"/>
+              </w:rPr>
+            </w:pPr>
+          </w:p>
+        </w:tc>
+        <w:tc>
+          <w:tcPr>
+            <w:tcW w:w="3686" w:type="dxa"/>
+          </w:tcPr>
+          <w:p>
+            <w:pPr>
+              <w:pStyle w:val="a0"/>
+              <w:spacing w:line="240" w:lineRule="auto"/>
+              <w:rPr>
+                <w:sz w:val="24"/>
+              </w:rPr>
+            </w:pPr>
+          </w:p>
+        </w:tc>
+        <w:tc>
+          <w:tcPr>
+            <w:tcW w:w="1701" w:type="dxa"/>
           </w:tcPr>
           <w:p>
             <w:pPr>
@@ -1776,35 +1768,35 @@
       <w:tr>
         <w:tc>
           <w:tcPr>
-            <w:tcW w:w="4083" w:type="dxa"/>
-          </w:tcPr>
-          <w:p>
-            <w:pPr>
-              <w:pStyle w:val="a0"/>
-              <w:spacing w:line="240" w:lineRule="auto"/>
-              <w:rPr>
-                <w:sz w:val="24"/>
-              </w:rPr>
-            </w:pPr>
-          </w:p>
-        </w:tc>
-        <w:tc>
-          <w:tcPr>
-            <w:tcW w:w="3700" w:type="dxa"/>
-          </w:tcPr>
-          <w:p>
-            <w:pPr>
-              <w:pStyle w:val="a0"/>
-              <w:spacing w:line="240" w:lineRule="auto"/>
-              <w:rPr>
-                <w:sz w:val="24"/>
-              </w:rPr>
-            </w:pPr>
-          </w:p>
-        </w:tc>
-        <w:tc>
-          <w:tcPr>
-            <w:tcW w:w="1964" w:type="dxa"/>
+            <w:tcW w:w="4253" w:type="dxa"/>
+          </w:tcPr>
+          <w:p>
+            <w:pPr>
+              <w:pStyle w:val="a0"/>
+              <w:spacing w:line="240" w:lineRule="auto"/>
+              <w:rPr>
+                <w:sz w:val="24"/>
+              </w:rPr>
+            </w:pPr>
+          </w:p>
+        </w:tc>
+        <w:tc>
+          <w:tcPr>
+            <w:tcW w:w="3686" w:type="dxa"/>
+          </w:tcPr>
+          <w:p>
+            <w:pPr>
+              <w:pStyle w:val="a0"/>
+              <w:spacing w:line="240" w:lineRule="auto"/>
+              <w:rPr>
+                <w:sz w:val="24"/>
+              </w:rPr>
+            </w:pPr>
+          </w:p>
+        </w:tc>
+        <w:tc>
+          <w:tcPr>
+            <w:tcW w:w="1701" w:type="dxa"/>
           </w:tcPr>
           <w:p>
             <w:pPr>
@@ -1820,35 +1812,35 @@
       <w:tr>
         <w:tc>
           <w:tcPr>
-            <w:tcW w:w="4083" w:type="dxa"/>
-          </w:tcPr>
-          <w:p>
-            <w:pPr>
-              <w:pStyle w:val="a0"/>
-              <w:spacing w:line="240" w:lineRule="auto"/>
-              <w:rPr>
-                <w:sz w:val="24"/>
-              </w:rPr>
-            </w:pPr>
-          </w:p>
-        </w:tc>
-        <w:tc>
-          <w:tcPr>
-            <w:tcW w:w="3700" w:type="dxa"/>
-          </w:tcPr>
-          <w:p>
-            <w:pPr>
-              <w:pStyle w:val="a0"/>
-              <w:spacing w:line="240" w:lineRule="auto"/>
-              <w:rPr>
-                <w:sz w:val="24"/>
-              </w:rPr>
-            </w:pPr>
-          </w:p>
-        </w:tc>
-        <w:tc>
-          <w:tcPr>
-            <w:tcW w:w="1964" w:type="dxa"/>
+            <w:tcW w:w="4253" w:type="dxa"/>
+          </w:tcPr>
+          <w:p>
+            <w:pPr>
+              <w:pStyle w:val="a0"/>
+              <w:spacing w:line="240" w:lineRule="auto"/>
+              <w:rPr>
+                <w:sz w:val="24"/>
+              </w:rPr>
+            </w:pPr>
+          </w:p>
+        </w:tc>
+        <w:tc>
+          <w:tcPr>
+            <w:tcW w:w="3686" w:type="dxa"/>
+          </w:tcPr>
+          <w:p>
+            <w:pPr>
+              <w:pStyle w:val="a0"/>
+              <w:spacing w:line="240" w:lineRule="auto"/>
+              <w:rPr>
+                <w:sz w:val="24"/>
+              </w:rPr>
+            </w:pPr>
+          </w:p>
+        </w:tc>
+        <w:tc>
+          <w:tcPr>
+            <w:tcW w:w="1701" w:type="dxa"/>
           </w:tcPr>
           <w:p>
             <w:pPr>
@@ -1864,35 +1856,35 @@
       <w:tr>
         <w:tc>
           <w:tcPr>
-            <w:tcW w:w="4083" w:type="dxa"/>
-          </w:tcPr>
-          <w:p>
-            <w:pPr>
-              <w:pStyle w:val="a0"/>
-              <w:spacing w:line="240" w:lineRule="auto"/>
-              <w:rPr>
-                <w:sz w:val="24"/>
-              </w:rPr>
-            </w:pPr>
-          </w:p>
-        </w:tc>
-        <w:tc>
-          <w:tcPr>
-            <w:tcW w:w="3700" w:type="dxa"/>
-          </w:tcPr>
-          <w:p>
-            <w:pPr>
-              <w:pStyle w:val="a0"/>
-              <w:spacing w:line="240" w:lineRule="auto"/>
-              <w:rPr>
-                <w:sz w:val="24"/>
-              </w:rPr>
-            </w:pPr>
-          </w:p>
-        </w:tc>
-        <w:tc>
-          <w:tcPr>
-            <w:tcW w:w="1964" w:type="dxa"/>
+            <w:tcW w:w="4253" w:type="dxa"/>
+          </w:tcPr>
+          <w:p>
+            <w:pPr>
+              <w:pStyle w:val="a0"/>
+              <w:spacing w:line="240" w:lineRule="auto"/>
+              <w:rPr>
+                <w:sz w:val="24"/>
+              </w:rPr>
+            </w:pPr>
+          </w:p>
+        </w:tc>
+        <w:tc>
+          <w:tcPr>
+            <w:tcW w:w="3686" w:type="dxa"/>
+          </w:tcPr>
+          <w:p>
+            <w:pPr>
+              <w:pStyle w:val="a0"/>
+              <w:spacing w:line="240" w:lineRule="auto"/>
+              <w:rPr>
+                <w:sz w:val="24"/>
+              </w:rPr>
+            </w:pPr>
+          </w:p>
+        </w:tc>
+        <w:tc>
+          <w:tcPr>
+            <w:tcW w:w="1701" w:type="dxa"/>
           </w:tcPr>
           <w:p>
             <w:pPr>
@@ -1908,35 +1900,35 @@
       <w:tr>
         <w:tc>
           <w:tcPr>
-            <w:tcW w:w="4083" w:type="dxa"/>
-          </w:tcPr>
-          <w:p>
-            <w:pPr>
-              <w:pStyle w:val="a0"/>
-              <w:spacing w:line="240" w:lineRule="auto"/>
-              <w:rPr>
-                <w:sz w:val="24"/>
-              </w:rPr>
-            </w:pPr>
-          </w:p>
-        </w:tc>
-        <w:tc>
-          <w:tcPr>
-            <w:tcW w:w="3700" w:type="dxa"/>
-          </w:tcPr>
-          <w:p>
-            <w:pPr>
-              <w:pStyle w:val="a0"/>
-              <w:spacing w:line="240" w:lineRule="auto"/>
-              <w:rPr>
-                <w:sz w:val="24"/>
-              </w:rPr>
-            </w:pPr>
-          </w:p>
-        </w:tc>
-        <w:tc>
-          <w:tcPr>
-            <w:tcW w:w="1964" w:type="dxa"/>
+            <w:tcW w:w="4253" w:type="dxa"/>
+          </w:tcPr>
+          <w:p>
+            <w:pPr>
+              <w:pStyle w:val="a0"/>
+              <w:spacing w:line="240" w:lineRule="auto"/>
+              <w:rPr>
+                <w:sz w:val="24"/>
+              </w:rPr>
+            </w:pPr>
+          </w:p>
+        </w:tc>
+        <w:tc>
+          <w:tcPr>
+            <w:tcW w:w="3686" w:type="dxa"/>
+          </w:tcPr>
+          <w:p>
+            <w:pPr>
+              <w:pStyle w:val="a0"/>
+              <w:spacing w:line="240" w:lineRule="auto"/>
+              <w:rPr>
+                <w:sz w:val="24"/>
+              </w:rPr>
+            </w:pPr>
+          </w:p>
+        </w:tc>
+        <w:tc>
+          <w:tcPr>
+            <w:tcW w:w="1701" w:type="dxa"/>
           </w:tcPr>
           <w:p>
             <w:pPr>
@@ -1952,35 +1944,35 @@
       <w:tr>
         <w:tc>
           <w:tcPr>
-            <w:tcW w:w="4083" w:type="dxa"/>
-          </w:tcPr>
-          <w:p>
-            <w:pPr>
-              <w:pStyle w:val="a0"/>
-              <w:spacing w:line="240" w:lineRule="auto"/>
-              <w:rPr>
-                <w:sz w:val="24"/>
-              </w:rPr>
-            </w:pPr>
-          </w:p>
-        </w:tc>
-        <w:tc>
-          <w:tcPr>
-            <w:tcW w:w="3700" w:type="dxa"/>
-          </w:tcPr>
-          <w:p>
-            <w:pPr>
-              <w:pStyle w:val="a0"/>
-              <w:spacing w:line="240" w:lineRule="auto"/>
-              <w:rPr>
-                <w:sz w:val="24"/>
-              </w:rPr>
-            </w:pPr>
-          </w:p>
-        </w:tc>
-        <w:tc>
-          <w:tcPr>
-            <w:tcW w:w="1964" w:type="dxa"/>
+            <w:tcW w:w="4253" w:type="dxa"/>
+          </w:tcPr>
+          <w:p>
+            <w:pPr>
+              <w:pStyle w:val="a0"/>
+              <w:spacing w:line="240" w:lineRule="auto"/>
+              <w:rPr>
+                <w:sz w:val="24"/>
+              </w:rPr>
+            </w:pPr>
+          </w:p>
+        </w:tc>
+        <w:tc>
+          <w:tcPr>
+            <w:tcW w:w="3686" w:type="dxa"/>
+          </w:tcPr>
+          <w:p>
+            <w:pPr>
+              <w:pStyle w:val="a0"/>
+              <w:spacing w:line="240" w:lineRule="auto"/>
+              <w:rPr>
+                <w:sz w:val="24"/>
+              </w:rPr>
+            </w:pPr>
+          </w:p>
+        </w:tc>
+        <w:tc>
+          <w:tcPr>
+            <w:tcW w:w="1701" w:type="dxa"/>
           </w:tcPr>
           <w:p>
             <w:pPr>
@@ -1996,35 +1988,35 @@
       <w:tr>
         <w:tc>
           <w:tcPr>
-            <w:tcW w:w="4083" w:type="dxa"/>
-          </w:tcPr>
-          <w:p>
-            <w:pPr>
-              <w:pStyle w:val="a0"/>
-              <w:spacing w:line="240" w:lineRule="auto"/>
-              <w:rPr>
-                <w:sz w:val="24"/>
-              </w:rPr>
-            </w:pPr>
-          </w:p>
-        </w:tc>
-        <w:tc>
-          <w:tcPr>
-            <w:tcW w:w="3700" w:type="dxa"/>
-          </w:tcPr>
-          <w:p>
-            <w:pPr>
-              <w:pStyle w:val="a0"/>
-              <w:spacing w:line="240" w:lineRule="auto"/>
-              <w:rPr>
-                <w:sz w:val="24"/>
-              </w:rPr>
-            </w:pPr>
-          </w:p>
-        </w:tc>
-        <w:tc>
-          <w:tcPr>
-            <w:tcW w:w="1964" w:type="dxa"/>
+            <w:tcW w:w="4253" w:type="dxa"/>
+          </w:tcPr>
+          <w:p>
+            <w:pPr>
+              <w:pStyle w:val="a0"/>
+              <w:spacing w:line="240" w:lineRule="auto"/>
+              <w:rPr>
+                <w:sz w:val="24"/>
+              </w:rPr>
+            </w:pPr>
+          </w:p>
+        </w:tc>
+        <w:tc>
+          <w:tcPr>
+            <w:tcW w:w="3686" w:type="dxa"/>
+          </w:tcPr>
+          <w:p>
+            <w:pPr>
+              <w:pStyle w:val="a0"/>
+              <w:spacing w:line="240" w:lineRule="auto"/>
+              <w:rPr>
+                <w:sz w:val="24"/>
+              </w:rPr>
+            </w:pPr>
+          </w:p>
+        </w:tc>
+        <w:tc>
+          <w:tcPr>
+            <w:tcW w:w="1701" w:type="dxa"/>
           </w:tcPr>
           <w:p>
             <w:pPr>
@@ -2040,35 +2032,167 @@
       <w:tr>
         <w:tc>
           <w:tcPr>
-            <w:tcW w:w="4083" w:type="dxa"/>
-          </w:tcPr>
-          <w:p>
-            <w:pPr>
-              <w:pStyle w:val="a0"/>
-              <w:spacing w:line="240" w:lineRule="auto"/>
-              <w:rPr>
-                <w:sz w:val="24"/>
-              </w:rPr>
-            </w:pPr>
-          </w:p>
-        </w:tc>
-        <w:tc>
-          <w:tcPr>
-            <w:tcW w:w="3700" w:type="dxa"/>
-          </w:tcPr>
-          <w:p>
-            <w:pPr>
-              <w:pStyle w:val="a0"/>
-              <w:spacing w:line="240" w:lineRule="auto"/>
-              <w:rPr>
-                <w:sz w:val="24"/>
-              </w:rPr>
-            </w:pPr>
-          </w:p>
-        </w:tc>
-        <w:tc>
-          <w:tcPr>
-            <w:tcW w:w="1964" w:type="dxa"/>
+            <w:tcW w:w="4253" w:type="dxa"/>
+          </w:tcPr>
+          <w:p>
+            <w:pPr>
+              <w:pStyle w:val="a0"/>
+              <w:spacing w:line="240" w:lineRule="auto"/>
+              <w:rPr>
+                <w:sz w:val="24"/>
+              </w:rPr>
+            </w:pPr>
+          </w:p>
+        </w:tc>
+        <w:tc>
+          <w:tcPr>
+            <w:tcW w:w="3686" w:type="dxa"/>
+          </w:tcPr>
+          <w:p>
+            <w:pPr>
+              <w:pStyle w:val="a0"/>
+              <w:spacing w:line="240" w:lineRule="auto"/>
+              <w:rPr>
+                <w:sz w:val="24"/>
+              </w:rPr>
+            </w:pPr>
+          </w:p>
+        </w:tc>
+        <w:tc>
+          <w:tcPr>
+            <w:tcW w:w="1701" w:type="dxa"/>
+          </w:tcPr>
+          <w:p>
+            <w:pPr>
+              <w:pStyle w:val="a0"/>
+              <w:spacing w:line="240" w:lineRule="auto"/>
+              <w:rPr>
+                <w:sz w:val="24"/>
+              </w:rPr>
+            </w:pPr>
+          </w:p>
+        </w:tc>
+      </w:tr>
+      <w:tr>
+        <w:tc>
+          <w:tcPr>
+            <w:tcW w:w="4253" w:type="dxa"/>
+          </w:tcPr>
+          <w:p>
+            <w:pPr>
+              <w:pStyle w:val="a0"/>
+              <w:spacing w:line="240" w:lineRule="auto"/>
+              <w:rPr>
+                <w:sz w:val="24"/>
+              </w:rPr>
+            </w:pPr>
+          </w:p>
+        </w:tc>
+        <w:tc>
+          <w:tcPr>
+            <w:tcW w:w="3686" w:type="dxa"/>
+          </w:tcPr>
+          <w:p>
+            <w:pPr>
+              <w:pStyle w:val="a0"/>
+              <w:spacing w:line="240" w:lineRule="auto"/>
+              <w:rPr>
+                <w:sz w:val="24"/>
+              </w:rPr>
+            </w:pPr>
+          </w:p>
+        </w:tc>
+        <w:tc>
+          <w:tcPr>
+            <w:tcW w:w="1701" w:type="dxa"/>
+          </w:tcPr>
+          <w:p>
+            <w:pPr>
+              <w:pStyle w:val="a0"/>
+              <w:spacing w:line="240" w:lineRule="auto"/>
+              <w:rPr>
+                <w:sz w:val="24"/>
+              </w:rPr>
+            </w:pPr>
+          </w:p>
+        </w:tc>
+      </w:tr>
+      <w:tr>
+        <w:tc>
+          <w:tcPr>
+            <w:tcW w:w="4253" w:type="dxa"/>
+          </w:tcPr>
+          <w:p>
+            <w:pPr>
+              <w:pStyle w:val="a0"/>
+              <w:spacing w:line="240" w:lineRule="auto"/>
+              <w:rPr>
+                <w:sz w:val="24"/>
+              </w:rPr>
+            </w:pPr>
+          </w:p>
+        </w:tc>
+        <w:tc>
+          <w:tcPr>
+            <w:tcW w:w="3686" w:type="dxa"/>
+          </w:tcPr>
+          <w:p>
+            <w:pPr>
+              <w:pStyle w:val="a0"/>
+              <w:spacing w:line="240" w:lineRule="auto"/>
+              <w:rPr>
+                <w:sz w:val="24"/>
+              </w:rPr>
+            </w:pPr>
+          </w:p>
+        </w:tc>
+        <w:tc>
+          <w:tcPr>
+            <w:tcW w:w="1701" w:type="dxa"/>
+          </w:tcPr>
+          <w:p>
+            <w:pPr>
+              <w:pStyle w:val="a0"/>
+              <w:spacing w:line="240" w:lineRule="auto"/>
+              <w:rPr>
+                <w:sz w:val="24"/>
+              </w:rPr>
+            </w:pPr>
+          </w:p>
+        </w:tc>
+      </w:tr>
+      <w:tr>
+        <w:tc>
+          <w:tcPr>
+            <w:tcW w:w="4253" w:type="dxa"/>
+          </w:tcPr>
+          <w:p>
+            <w:pPr>
+              <w:pStyle w:val="a0"/>
+              <w:spacing w:line="240" w:lineRule="auto"/>
+              <w:rPr>
+                <w:sz w:val="24"/>
+              </w:rPr>
+            </w:pPr>
+          </w:p>
+        </w:tc>
+        <w:tc>
+          <w:tcPr>
+            <w:tcW w:w="3686" w:type="dxa"/>
+          </w:tcPr>
+          <w:p>
+            <w:pPr>
+              <w:pStyle w:val="a0"/>
+              <w:spacing w:line="240" w:lineRule="auto"/>
+              <w:rPr>
+                <w:sz w:val="24"/>
+              </w:rPr>
+            </w:pPr>
+          </w:p>
+        </w:tc>
+        <w:tc>
+          <w:tcPr>
+            <w:tcW w:w="1701" w:type="dxa"/>
           </w:tcPr>
           <w:p>
             <w:pPr>
@@ -2089,7 +2213,8 @@
         <w:jc w:val="both"/>
         <w:rPr>
           <w:b/>
-          <w:szCs w:val="28"/>
+          <w:sz w:val="2"/>
+          <w:szCs w:val="2"/>
         </w:rPr>
       </w:pPr>
     </w:p>
@@ -2097,11 +2222,11 @@
       <w:footerReference w:type="default" r:id="rId8"/>
       <w:footerReference w:type="first" r:id="rId9"/>
       <w:pgSz w:w="11906" w:h="16838"/>
-      <w:pgMar w:top="1134" w:right="850" w:bottom="1134" w:left="1701" w:header="708" w:footer="708" w:gutter="0"/>
+      <w:pgMar w:top="1418" w:right="567" w:bottom="851" w:left="1418" w:header="708" w:footer="708" w:gutter="0"/>
       <w:cols w:space="720"/>
       <w:formProt w:val="0"/>
       <w:titlePg/>
-      <w:docGrid w:linePitch="360"/>
+      <w:docGrid w:linePitch="381"/>
     </w:sectPr>
   </w:body>
 </w:document>
